--- a/07运维服务能力管理内审和管理评审的制度、计划和报告及内审检查表/CYYH-ITSS-07-01 运维服务能力管理内审制度.docx
+++ b/07运维服务能力管理内审和管理评审的制度、计划和报告及内审检查表/CYYH-ITSS-07-01 运维服务能力管理内审制度.docx
@@ -1,7 +1,6 @@
 
 <file path=word/document.xml><?xml version="1.0" encoding="utf-8"?>
-<w:document xmlns:wpc="http://schemas.microsoft.com/office/word/2010/wordprocessingCanvas" xmlns:mc="http://schemas.openxmlformats.org/markup-compatibility/2006" xmlns:o="urn:schemas-microsoft-com:office:office" xmlns:r="http://schemas.openxmlformats.org/officeDocument/2006/relationships" xmlns:m="http://schemas.openxmlformats.org/officeDocument/2006/math" xmlns:v="urn:schemas-microsoft-com:vml" xmlns:wp14="http://schemas.microsoft.com/office/word/2010/wordprocessingDrawing" xmlns:wp="http://schemas.openxmlformats.org/drawingml/2006/wordprocessingDrawing" xmlns:w10="urn:schemas-microsoft-com:office:word" xmlns:w="http://schemas.openxmlformats.org/wordprocessingml/2006/main" xmlns:w14="http://schemas.microsoft.com/office/word/2010/wordml" xmlns:w15="http://schemas.microsoft.com/office/word/2012/wordml" xmlns:wne="http://schemas.microsoft.com/office/word/2006/wordml" xmlns:wpg="http://schemas.microsoft.com/office/word/2010/wordprocessingGroup" xmlns:wpi="http://schemas.microsoft.com/office/word/2010/wordprocessingInk" xmlns:wps="http://schemas.microsoft.com/office/word/2010/wordprocessingShape" mc:Ignorable="w14 w15 wp14">
-  <!-- Generated by Aspose.Words for .NET 13.3.0.1 -->
+<w:document xmlns:wpc="http://schemas.microsoft.com/office/word/2010/wordprocessingCanvas" xmlns:mc="http://schemas.openxmlformats.org/markup-compatibility/2006" xmlns:o="urn:schemas-microsoft-com:office:office" xmlns:r="http://schemas.openxmlformats.org/officeDocument/2006/relationships" xmlns:m="http://schemas.openxmlformats.org/officeDocument/2006/math" xmlns:v="urn:schemas-microsoft-com:vml" xmlns:wp14="http://schemas.microsoft.com/office/word/2010/wordprocessingDrawing" xmlns:wp="http://schemas.openxmlformats.org/drawingml/2006/wordprocessingDrawing" xmlns:w="http://schemas.openxmlformats.org/wordprocessingml/2006/main" xmlns:w14="http://schemas.microsoft.com/office/word/2010/wordml" xmlns:w10="urn:schemas-microsoft-com:office:word" xmlns:w15="http://schemas.microsoft.com/office/word/2012/wordml" xmlns:wpg="http://schemas.microsoft.com/office/word/2010/wordprocessingGroup" xmlns:wpi="http://schemas.microsoft.com/office/word/2010/wordprocessingInk" xmlns:wne="http://schemas.microsoft.com/office/word/2006/wordml" xmlns:wps="http://schemas.microsoft.com/office/word/2010/wordprocessingShape" xmlns:wpsCustomData="http://www.wps.cn/officeDocument/2013/wpsCustomData" mc:Ignorable="w14 w15 wp14">
   <w:body>
     <w:p>
       <w:pPr>
@@ -14,7 +13,7 @@
         </w:rPr>
         <w:drawing>
           <wp:inline distT="0" distB="0" distL="0" distR="0">
-            <wp:extent cx="766952" cy="281020"/>
+            <wp:extent cx="766445" cy="280670"/>
             <wp:effectExtent l="0" t="0" r="0" b="0"/>
             <wp:docPr id="2" name="IM 2"/>
             <wp:cNvGraphicFramePr/>
@@ -26,13 +25,13 @@
                     <pic:cNvPicPr/>
                   </pic:nvPicPr>
                   <pic:blipFill>
-                    <a:blip xmlns:r="http://schemas.openxmlformats.org/officeDocument/2006/relationships" r:embed="rId4"/>
+                    <a:blip r:embed="rId10"/>
                     <a:stretch>
                       <a:fillRect/>
                     </a:stretch>
                   </pic:blipFill>
                   <pic:spPr>
-                    <a:xfrm rot="0">
+                    <a:xfrm>
                       <a:off x="0" y="0"/>
                       <a:ext cx="766952" cy="281020"/>
                     </a:xfrm>
@@ -49,31 +48,31 @@
     </w:p>
     <w:p>
       <w:pPr>
-        <w:pStyle w:val="BodyText"/>
+        <w:pStyle w:val="2"/>
         <w:spacing w:line="258" w:lineRule="auto"/>
       </w:pPr>
     </w:p>
     <w:p>
       <w:pPr>
-        <w:pStyle w:val="BodyText"/>
+        <w:pStyle w:val="2"/>
         <w:spacing w:line="258" w:lineRule="auto"/>
       </w:pPr>
     </w:p>
     <w:p>
       <w:pPr>
-        <w:pStyle w:val="BodyText"/>
+        <w:pStyle w:val="2"/>
         <w:spacing w:line="259" w:lineRule="auto"/>
       </w:pPr>
     </w:p>
     <w:p>
       <w:pPr>
-        <w:pStyle w:val="BodyText"/>
+        <w:pStyle w:val="2"/>
         <w:spacing w:line="259" w:lineRule="auto"/>
       </w:pPr>
     </w:p>
     <w:p>
       <w:pPr>
-        <w:pStyle w:val="BodyText"/>
+        <w:pStyle w:val="2"/>
         <w:spacing w:line="259" w:lineRule="auto"/>
       </w:pPr>
     </w:p>
@@ -82,14 +81,14 @@
         <w:spacing w:before="140" w:line="225" w:lineRule="auto"/>
         <w:ind w:left="1092"/>
         <w:rPr>
-          <w:rFonts w:ascii="SimHei" w:eastAsia="SimHei" w:hAnsi="SimHei" w:cs="SimHei"/>
+          <w:rFonts w:ascii="黑体" w:hAnsi="黑体" w:eastAsia="黑体" w:cs="黑体"/>
           <w:sz w:val="43"/>
           <w:szCs w:val="43"/>
         </w:rPr>
       </w:pPr>
       <w:r>
         <w:rPr>
-          <w:rFonts w:ascii="SimHei" w:eastAsia="SimHei" w:hAnsi="SimHei" w:cs="SimHei"/>
+          <w:rFonts w:ascii="黑体" w:hAnsi="黑体" w:eastAsia="黑体" w:cs="黑体"/>
           <w:b/>
           <w:bCs/>
           <w:spacing w:val="6"/>
@@ -101,13 +100,13 @@
     </w:p>
     <w:p>
       <w:pPr>
-        <w:pStyle w:val="BodyText"/>
+        <w:pStyle w:val="2"/>
         <w:spacing w:line="313" w:lineRule="auto"/>
       </w:pPr>
     </w:p>
     <w:p>
       <w:pPr>
-        <w:pStyle w:val="BodyText"/>
+        <w:pStyle w:val="2"/>
         <w:spacing w:line="313" w:lineRule="auto"/>
       </w:pPr>
     </w:p>
@@ -116,14 +115,14 @@
         <w:spacing w:before="140" w:line="225" w:lineRule="auto"/>
         <w:ind w:left="1543"/>
         <w:rPr>
-          <w:rFonts w:ascii="SimHei" w:eastAsia="SimHei" w:hAnsi="SimHei" w:cs="SimHei"/>
+          <w:rFonts w:ascii="黑体" w:hAnsi="黑体" w:eastAsia="黑体" w:cs="黑体"/>
           <w:sz w:val="43"/>
           <w:szCs w:val="43"/>
         </w:rPr>
       </w:pPr>
       <w:r>
         <w:rPr>
-          <w:rFonts w:ascii="SimHei" w:eastAsia="SimHei" w:hAnsi="SimHei" w:cs="SimHei"/>
+          <w:rFonts w:ascii="黑体" w:hAnsi="黑体" w:eastAsia="黑体" w:cs="黑体"/>
           <w:b/>
           <w:bCs/>
           <w:spacing w:val="5"/>
@@ -135,140 +134,56 @@
     </w:p>
     <w:p>
       <w:pPr>
-        <w:pStyle w:val="BodyText"/>
+        <w:pStyle w:val="2"/>
         <w:spacing w:line="249" w:lineRule="auto"/>
       </w:pPr>
     </w:p>
     <w:p>
       <w:pPr>
-        <w:pStyle w:val="BodyText"/>
+        <w:pStyle w:val="2"/>
         <w:spacing w:line="249" w:lineRule="auto"/>
       </w:pPr>
     </w:p>
     <w:p>
       <w:pPr>
-        <w:pStyle w:val="BodyText"/>
+        <w:pStyle w:val="2"/>
         <w:spacing w:line="249" w:lineRule="auto"/>
       </w:pPr>
     </w:p>
     <w:p>
       <w:pPr>
-        <w:pStyle w:val="BodyText"/>
+        <w:pStyle w:val="2"/>
         <w:spacing w:line="249" w:lineRule="auto"/>
       </w:pPr>
     </w:p>
     <w:p>
       <w:pPr>
-        <w:pStyle w:val="BodyText"/>
+        <w:pStyle w:val="2"/>
         <w:spacing w:line="249" w:lineRule="auto"/>
       </w:pPr>
     </w:p>
     <w:p>
       <w:pPr>
-        <w:pStyle w:val="BodyText"/>
+        <w:pStyle w:val="2"/>
         <w:spacing w:line="249" w:lineRule="auto"/>
       </w:pPr>
     </w:p>
     <w:p>
       <w:pPr>
-        <w:pStyle w:val="BodyText"/>
+        <w:pStyle w:val="2"/>
         <w:spacing w:line="249" w:lineRule="auto"/>
       </w:pPr>
     </w:p>
     <w:p>
       <w:pPr>
-        <w:pStyle w:val="BodyText"/>
+        <w:pStyle w:val="2"/>
         <w:spacing w:line="249" w:lineRule="auto"/>
       </w:pPr>
     </w:p>
     <w:p>
       <w:pPr>
-        <w:pStyle w:val="BodyText"/>
+        <w:pStyle w:val="2"/>
         <w:spacing w:line="249" w:lineRule="auto"/>
-      </w:pPr>
-    </w:p>
-    <w:p>
-      <w:pPr>
-        <w:pStyle w:val="BodyText"/>
-        <w:spacing w:line="249" w:lineRule="auto"/>
-      </w:pPr>
-    </w:p>
-    <w:p>
-      <w:pPr>
-        <w:pStyle w:val="BodyText"/>
-        <w:spacing w:line="249" w:lineRule="auto"/>
-      </w:pPr>
-    </w:p>
-    <w:p>
-      <w:pPr>
-        <w:pStyle w:val="BodyText"/>
-        <w:spacing w:line="249" w:lineRule="auto"/>
-      </w:pPr>
-    </w:p>
-    <w:p>
-      <w:pPr>
-        <w:pStyle w:val="BodyText"/>
-        <w:spacing w:line="249" w:lineRule="auto"/>
-      </w:pPr>
-    </w:p>
-    <w:p>
-      <w:pPr>
-        <w:pStyle w:val="BodyText"/>
-        <w:spacing w:line="249" w:lineRule="auto"/>
-      </w:pPr>
-    </w:p>
-    <w:p>
-      <w:pPr>
-        <w:pStyle w:val="BodyText"/>
-        <w:spacing w:line="249" w:lineRule="auto"/>
-      </w:pPr>
-    </w:p>
-    <w:p>
-      <w:pPr>
-        <w:pStyle w:val="BodyText"/>
-        <w:spacing w:line="249" w:lineRule="auto"/>
-      </w:pPr>
-    </w:p>
-    <w:p>
-      <w:pPr>
-        <w:pStyle w:val="BodyText"/>
-        <w:spacing w:line="249" w:lineRule="auto"/>
-      </w:pPr>
-    </w:p>
-    <w:p>
-      <w:pPr>
-        <w:pStyle w:val="BodyText"/>
-        <w:spacing w:line="249" w:lineRule="auto"/>
-      </w:pPr>
-    </w:p>
-    <w:p>
-      <w:pPr>
-        <w:pStyle w:val="BodyText"/>
-        <w:spacing w:line="249" w:lineRule="auto"/>
-      </w:pPr>
-    </w:p>
-    <w:p>
-      <w:pPr>
-        <w:pStyle w:val="BodyText"/>
-        <w:spacing w:line="250" w:lineRule="auto"/>
-      </w:pPr>
-    </w:p>
-    <w:p>
-      <w:pPr>
-        <w:pStyle w:val="BodyText"/>
-        <w:spacing w:line="250" w:lineRule="auto"/>
-      </w:pPr>
-    </w:p>
-    <w:p>
-      <w:pPr>
-        <w:pStyle w:val="BodyText"/>
-        <w:spacing w:line="250" w:lineRule="auto"/>
-      </w:pPr>
-    </w:p>
-    <w:p>
-      <w:pPr>
-        <w:pStyle w:val="BodyText"/>
-        <w:spacing w:line="250" w:lineRule="auto"/>
       </w:pPr>
     </w:p>
     <w:p>
@@ -276,14 +191,16 @@
         <w:spacing w:before="98" w:line="221" w:lineRule="auto"/>
         <w:ind w:left="2881"/>
         <w:rPr>
-          <w:rFonts w:ascii="SimHei" w:eastAsia="SimHei" w:hAnsi="SimHei" w:cs="SimHei"/>
-          <w:sz w:val="30"/>
-          <w:szCs w:val="30"/>
-        </w:rPr>
-      </w:pPr>
-      <w:r>
-        <w:rPr>
-          <w:rFonts w:ascii="SimHei" w:eastAsia="SimHei" w:hAnsi="SimHei" w:cs="SimHei"/>
+          <w:rFonts w:ascii="黑体" w:hAnsi="黑体" w:eastAsia="黑体" w:cs="黑体"/>
+          <w:sz w:val="30"/>
+          <w:szCs w:val="30"/>
+        </w:rPr>
+      </w:pPr>
+      <w:bookmarkStart w:id="14" w:name="_GoBack"/>
+      <w:bookmarkEnd w:id="14"/>
+      <w:r>
+        <w:rPr>
+          <w:rFonts w:ascii="黑体" w:hAnsi="黑体" w:eastAsia="黑体" w:cs="黑体"/>
           <w:b/>
           <w:bCs/>
           <w:spacing w:val="-3"/>
@@ -294,7 +211,7 @@
       </w:r>
       <w:r>
         <w:rPr>
-          <w:rFonts w:ascii="SimHei" w:eastAsia="SimHei" w:hAnsi="SimHei" w:cs="SimHei"/>
+          <w:rFonts w:ascii="黑体" w:hAnsi="黑体" w:eastAsia="黑体" w:cs="黑体"/>
           <w:spacing w:val="-3"/>
           <w:sz w:val="30"/>
           <w:szCs w:val="30"/>
@@ -303,7 +220,7 @@
       </w:r>
       <w:r>
         <w:rPr>
-          <w:rFonts w:ascii="SimHei" w:eastAsia="SimHei" w:hAnsi="SimHei" w:cs="SimHei"/>
+          <w:rFonts w:ascii="黑体" w:hAnsi="黑体" w:eastAsia="黑体" w:cs="黑体"/>
           <w:b/>
           <w:bCs/>
           <w:spacing w:val="-3"/>
@@ -318,14 +235,14 @@
         <w:spacing w:before="269" w:line="221" w:lineRule="auto"/>
         <w:ind w:left="2871"/>
         <w:rPr>
-          <w:rFonts w:ascii="SimHei" w:eastAsia="SimHei" w:hAnsi="SimHei" w:cs="SimHei"/>
-          <w:sz w:val="30"/>
-          <w:szCs w:val="30"/>
-        </w:rPr>
-      </w:pPr>
-      <w:r>
-        <w:rPr>
-          <w:rFonts w:ascii="SimHei" w:eastAsia="SimHei" w:hAnsi="SimHei" w:cs="SimHei"/>
+          <w:rFonts w:ascii="黑体" w:hAnsi="黑体" w:eastAsia="黑体" w:cs="黑体"/>
+          <w:sz w:val="30"/>
+          <w:szCs w:val="30"/>
+        </w:rPr>
+      </w:pPr>
+      <w:r>
+        <w:rPr>
+          <w:rFonts w:ascii="黑体" w:hAnsi="黑体" w:eastAsia="黑体" w:cs="黑体"/>
           <w:b/>
           <w:bCs/>
           <w:spacing w:val="-5"/>
@@ -336,7 +253,7 @@
       </w:r>
       <w:r>
         <w:rPr>
-          <w:rFonts w:ascii="SimHei" w:eastAsia="SimHei" w:hAnsi="SimHei" w:cs="SimHei"/>
+          <w:rFonts w:ascii="黑体" w:hAnsi="黑体" w:eastAsia="黑体" w:cs="黑体"/>
           <w:spacing w:val="-5"/>
           <w:sz w:val="30"/>
           <w:szCs w:val="30"/>
@@ -345,7 +262,7 @@
       </w:r>
       <w:r>
         <w:rPr>
-          <w:rFonts w:ascii="Calibri" w:eastAsia="Calibri" w:hAnsi="Calibri" w:cs="Calibri"/>
+          <w:rFonts w:ascii="Calibri" w:hAnsi="Calibri" w:eastAsia="Calibri" w:cs="Calibri"/>
           <w:b/>
           <w:bCs/>
           <w:spacing w:val="-5"/>
@@ -356,7 +273,7 @@
       </w:r>
       <w:r>
         <w:rPr>
-          <w:rFonts w:ascii="Calibri" w:eastAsia="Calibri" w:hAnsi="Calibri" w:cs="Calibri"/>
+          <w:rFonts w:ascii="Calibri" w:hAnsi="Calibri" w:eastAsia="Calibri" w:cs="Calibri"/>
           <w:b/>
           <w:bCs/>
           <w:spacing w:val="20"/>
@@ -367,7 +284,7 @@
       </w:r>
       <w:r>
         <w:rPr>
-          <w:rFonts w:ascii="SimHei" w:eastAsia="SimHei" w:hAnsi="SimHei" w:cs="SimHei"/>
+          <w:rFonts w:ascii="黑体" w:hAnsi="黑体" w:eastAsia="黑体" w:cs="黑体"/>
           <w:b/>
           <w:bCs/>
           <w:spacing w:val="-5"/>
@@ -378,7 +295,7 @@
       </w:r>
       <w:r>
         <w:rPr>
-          <w:rFonts w:ascii="SimHei" w:eastAsia="SimHei" w:hAnsi="SimHei" w:cs="SimHei"/>
+          <w:rFonts w:ascii="黑体" w:hAnsi="黑体" w:eastAsia="黑体" w:cs="黑体"/>
           <w:spacing w:val="12"/>
           <w:sz w:val="30"/>
           <w:szCs w:val="30"/>
@@ -387,7 +304,7 @@
       </w:r>
       <w:r>
         <w:rPr>
-          <w:rFonts w:ascii="Calibri" w:eastAsia="Calibri" w:hAnsi="Calibri" w:cs="Calibri"/>
+          <w:rFonts w:ascii="Calibri" w:hAnsi="Calibri" w:eastAsia="Calibri" w:cs="Calibri"/>
           <w:b/>
           <w:bCs/>
           <w:spacing w:val="-5"/>
@@ -398,7 +315,7 @@
       </w:r>
       <w:r>
         <w:rPr>
-          <w:rFonts w:ascii="Calibri" w:eastAsia="Calibri" w:hAnsi="Calibri" w:cs="Calibri"/>
+          <w:rFonts w:ascii="Calibri" w:hAnsi="Calibri" w:eastAsia="Calibri" w:cs="Calibri"/>
           <w:b/>
           <w:bCs/>
           <w:spacing w:val="20"/>
@@ -409,7 +326,7 @@
       </w:r>
       <w:r>
         <w:rPr>
-          <w:rFonts w:ascii="SimHei" w:eastAsia="SimHei" w:hAnsi="SimHei" w:cs="SimHei"/>
+          <w:rFonts w:ascii="黑体" w:hAnsi="黑体" w:eastAsia="黑体" w:cs="黑体"/>
           <w:b/>
           <w:bCs/>
           <w:spacing w:val="-5"/>
@@ -420,7 +337,7 @@
       </w:r>
       <w:r>
         <w:rPr>
-          <w:rFonts w:ascii="Calibri" w:eastAsia="Calibri" w:hAnsi="Calibri" w:cs="Calibri"/>
+          <w:rFonts w:ascii="Calibri" w:hAnsi="Calibri" w:eastAsia="Calibri" w:cs="Calibri"/>
           <w:b/>
           <w:bCs/>
           <w:spacing w:val="-5"/>
@@ -431,7 +348,7 @@
       </w:r>
       <w:r>
         <w:rPr>
-          <w:rFonts w:ascii="SimHei" w:eastAsia="SimHei" w:hAnsi="SimHei" w:cs="SimHei"/>
+          <w:rFonts w:ascii="黑体" w:hAnsi="黑体" w:eastAsia="黑体" w:cs="黑体"/>
           <w:b/>
           <w:bCs/>
           <w:spacing w:val="-5"/>
@@ -446,14 +363,14 @@
         <w:spacing w:before="269" w:line="222" w:lineRule="auto"/>
         <w:ind w:left="2876"/>
         <w:rPr>
-          <w:rFonts w:ascii="Calibri" w:eastAsia="Calibri" w:hAnsi="Calibri" w:cs="Calibri"/>
-          <w:sz w:val="30"/>
-          <w:szCs w:val="30"/>
-        </w:rPr>
-      </w:pPr>
-      <w:r>
-        <w:rPr>
-          <w:rFonts w:ascii="SimHei" w:eastAsia="SimHei" w:hAnsi="SimHei" w:cs="SimHei"/>
+          <w:rFonts w:ascii="Calibri" w:hAnsi="Calibri" w:eastAsia="Calibri" w:cs="Calibri"/>
+          <w:sz w:val="30"/>
+          <w:szCs w:val="30"/>
+        </w:rPr>
+      </w:pPr>
+      <w:r>
+        <w:rPr>
+          <w:rFonts w:ascii="黑体" w:hAnsi="黑体" w:eastAsia="黑体" w:cs="黑体"/>
           <w:b/>
           <w:bCs/>
           <w:spacing w:val="-2"/>
@@ -464,7 +381,7 @@
       </w:r>
       <w:r>
         <w:rPr>
-          <w:rFonts w:ascii="Calibri" w:eastAsia="Calibri" w:hAnsi="Calibri" w:cs="Calibri"/>
+          <w:rFonts w:ascii="Calibri" w:hAnsi="Calibri" w:eastAsia="Calibri" w:cs="Calibri"/>
           <w:b/>
           <w:bCs/>
           <w:spacing w:val="-2"/>
@@ -479,14 +396,14 @@
         <w:spacing w:before="270" w:line="222" w:lineRule="auto"/>
         <w:ind w:left="2877"/>
         <w:rPr>
-          <w:rFonts w:ascii="SimHei" w:eastAsia="SimHei" w:hAnsi="SimHei" w:cs="SimHei"/>
-          <w:sz w:val="30"/>
-          <w:szCs w:val="30"/>
-        </w:rPr>
-      </w:pPr>
-      <w:r>
-        <w:rPr>
-          <w:rFonts w:ascii="SimHei" w:eastAsia="SimHei" w:hAnsi="SimHei" w:cs="SimHei"/>
+          <w:rFonts w:ascii="黑体" w:hAnsi="黑体" w:eastAsia="黑体" w:cs="黑体"/>
+          <w:sz w:val="30"/>
+          <w:szCs w:val="30"/>
+        </w:rPr>
+      </w:pPr>
+      <w:r>
+        <w:rPr>
+          <w:rFonts w:ascii="黑体" w:hAnsi="黑体" w:eastAsia="黑体" w:cs="黑体"/>
           <w:b/>
           <w:bCs/>
           <w:spacing w:val="-6"/>
@@ -501,14 +418,14 @@
         <w:spacing w:before="268" w:line="222" w:lineRule="auto"/>
         <w:ind w:left="2877"/>
         <w:rPr>
-          <w:rFonts w:ascii="SimHei" w:eastAsia="SimHei" w:hAnsi="SimHei" w:cs="SimHei"/>
-          <w:sz w:val="30"/>
-          <w:szCs w:val="30"/>
-        </w:rPr>
-      </w:pPr>
-      <w:r>
-        <w:rPr>
-          <w:rFonts w:ascii="SimHei" w:eastAsia="SimHei" w:hAnsi="SimHei" w:cs="SimHei"/>
+          <w:rFonts w:ascii="黑体" w:hAnsi="黑体" w:eastAsia="黑体" w:cs="黑体"/>
+          <w:sz w:val="30"/>
+          <w:szCs w:val="30"/>
+        </w:rPr>
+      </w:pPr>
+      <w:r>
+        <w:rPr>
+          <w:rFonts w:ascii="黑体" w:hAnsi="黑体" w:eastAsia="黑体" w:cs="黑体"/>
           <w:b/>
           <w:bCs/>
           <w:spacing w:val="-4"/>
@@ -523,14 +440,14 @@
         <w:spacing w:before="268" w:line="221" w:lineRule="auto"/>
         <w:ind w:left="2877"/>
         <w:rPr>
-          <w:rFonts w:ascii="SimHei" w:eastAsia="SimHei" w:hAnsi="SimHei" w:cs="SimHei"/>
-          <w:sz w:val="30"/>
-          <w:szCs w:val="30"/>
-        </w:rPr>
-      </w:pPr>
-      <w:r>
-        <w:rPr>
-          <w:rFonts w:ascii="SimHei" w:eastAsia="SimHei" w:hAnsi="SimHei" w:cs="SimHei"/>
+          <w:rFonts w:ascii="黑体" w:hAnsi="黑体" w:eastAsia="黑体" w:cs="黑体"/>
+          <w:sz w:val="30"/>
+          <w:szCs w:val="30"/>
+        </w:rPr>
+      </w:pPr>
+      <w:r>
+        <w:rPr>
+          <w:rFonts w:ascii="黑体" w:hAnsi="黑体" w:eastAsia="黑体" w:cs="黑体"/>
           <w:b/>
           <w:bCs/>
           <w:spacing w:val="-6"/>
@@ -545,14 +462,14 @@
         <w:spacing w:before="275" w:line="221" w:lineRule="auto"/>
         <w:ind w:left="2871"/>
         <w:rPr>
-          <w:rFonts w:ascii="SimHei" w:eastAsia="SimHei" w:hAnsi="SimHei" w:cs="SimHei"/>
-          <w:sz w:val="30"/>
-          <w:szCs w:val="30"/>
-        </w:rPr>
-      </w:pPr>
-      <w:r>
-        <w:rPr>
-          <w:rFonts w:ascii="SimHei" w:eastAsia="SimHei" w:hAnsi="SimHei" w:cs="SimHei"/>
+          <w:rFonts w:ascii="黑体" w:hAnsi="黑体" w:eastAsia="黑体" w:cs="黑体"/>
+          <w:sz w:val="30"/>
+          <w:szCs w:val="30"/>
+        </w:rPr>
+      </w:pPr>
+      <w:r>
+        <w:rPr>
+          <w:rFonts w:ascii="黑体" w:hAnsi="黑体" w:eastAsia="黑体" w:cs="黑体"/>
           <w:b/>
           <w:bCs/>
           <w:spacing w:val="-5"/>
@@ -563,7 +480,7 @@
       </w:r>
       <w:r>
         <w:rPr>
-          <w:rFonts w:ascii="Calibri" w:eastAsia="Calibri" w:hAnsi="Calibri" w:cs="Calibri"/>
+          <w:rFonts w:ascii="Calibri" w:hAnsi="Calibri" w:eastAsia="Calibri" w:cs="Calibri"/>
           <w:b/>
           <w:bCs/>
           <w:spacing w:val="-5"/>
@@ -575,7 +492,7 @@
       </w:r>
       <w:r>
         <w:rPr>
-          <w:rFonts w:ascii="Calibri" w:eastAsia="Calibri" w:hAnsi="Calibri" w:cs="Calibri"/>
+          <w:rFonts w:ascii="Calibri" w:hAnsi="Calibri" w:eastAsia="Calibri" w:cs="Calibri"/>
           <w:b/>
           <w:bCs/>
           <w:spacing w:val="8"/>
@@ -587,7 +504,7 @@
       </w:r>
       <w:r>
         <w:rPr>
-          <w:rFonts w:ascii="Calibri" w:eastAsia="Calibri" w:hAnsi="Calibri" w:cs="Calibri"/>
+          <w:rFonts w:ascii="Calibri" w:hAnsi="Calibri" w:eastAsia="Calibri" w:cs="Calibri"/>
           <w:b/>
           <w:bCs/>
           <w:spacing w:val="-55"/>
@@ -598,7 +515,7 @@
       </w:r>
       <w:r>
         <w:rPr>
-          <w:rFonts w:ascii="SimHei" w:eastAsia="SimHei" w:hAnsi="SimHei" w:cs="SimHei"/>
+          <w:rFonts w:ascii="黑体" w:hAnsi="黑体" w:eastAsia="黑体" w:cs="黑体"/>
           <w:b/>
           <w:bCs/>
           <w:spacing w:val="-5"/>
@@ -609,7 +526,7 @@
       </w:r>
       <w:r>
         <w:rPr>
-          <w:rFonts w:ascii="Calibri" w:eastAsia="Calibri" w:hAnsi="Calibri" w:cs="Calibri"/>
+          <w:rFonts w:ascii="Calibri" w:hAnsi="Calibri" w:eastAsia="Calibri" w:cs="Calibri"/>
           <w:b/>
           <w:bCs/>
           <w:spacing w:val="-5"/>
@@ -621,7 +538,7 @@
       </w:r>
       <w:r>
         <w:rPr>
-          <w:rFonts w:ascii="Calibri" w:eastAsia="Calibri" w:hAnsi="Calibri" w:cs="Calibri"/>
+          <w:rFonts w:ascii="Calibri" w:hAnsi="Calibri" w:eastAsia="Calibri" w:cs="Calibri"/>
           <w:b/>
           <w:bCs/>
           <w:spacing w:val="18"/>
@@ -633,7 +550,7 @@
       </w:r>
       <w:r>
         <w:rPr>
-          <w:rFonts w:ascii="SimHei" w:eastAsia="SimHei" w:hAnsi="SimHei" w:cs="SimHei"/>
+          <w:rFonts w:ascii="黑体" w:hAnsi="黑体" w:eastAsia="黑体" w:cs="黑体"/>
           <w:b/>
           <w:bCs/>
           <w:spacing w:val="-5"/>
@@ -644,7 +561,7 @@
       </w:r>
       <w:r>
         <w:rPr>
-          <w:rFonts w:ascii="Calibri" w:eastAsia="Calibri" w:hAnsi="Calibri" w:cs="Calibri"/>
+          <w:rFonts w:ascii="Calibri" w:hAnsi="Calibri" w:eastAsia="Calibri" w:cs="Calibri"/>
           <w:b/>
           <w:bCs/>
           <w:spacing w:val="17"/>
@@ -656,7 +573,7 @@
       </w:r>
       <w:r>
         <w:rPr>
-          <w:rFonts w:ascii="Calibri" w:eastAsia="Calibri" w:hAnsi="Calibri" w:cs="Calibri"/>
+          <w:rFonts w:ascii="Calibri" w:hAnsi="Calibri" w:eastAsia="Calibri" w:cs="Calibri"/>
           <w:b/>
           <w:bCs/>
           <w:spacing w:val="-5"/>
@@ -668,7 +585,7 @@
       </w:r>
       <w:r>
         <w:rPr>
-          <w:rFonts w:ascii="Calibri" w:eastAsia="Calibri" w:hAnsi="Calibri" w:cs="Calibri"/>
+          <w:rFonts w:ascii="Calibri" w:hAnsi="Calibri" w:eastAsia="Calibri" w:cs="Calibri"/>
           <w:b/>
           <w:bCs/>
           <w:spacing w:val="-5"/>
@@ -679,7 +596,7 @@
       </w:r>
       <w:r>
         <w:rPr>
-          <w:rFonts w:ascii="SimHei" w:eastAsia="SimHei" w:hAnsi="SimHei" w:cs="SimHei"/>
+          <w:rFonts w:ascii="黑体" w:hAnsi="黑体" w:eastAsia="黑体" w:cs="黑体"/>
           <w:b/>
           <w:bCs/>
           <w:spacing w:val="-5"/>
@@ -693,15 +610,15 @@
       <w:pPr>
         <w:spacing w:line="221" w:lineRule="auto"/>
         <w:rPr>
-          <w:rFonts w:ascii="SimHei" w:eastAsia="SimHei" w:hAnsi="SimHei" w:cs="SimHei"/>
+          <w:rFonts w:ascii="黑体" w:hAnsi="黑体" w:eastAsia="黑体" w:cs="黑体"/>
           <w:sz w:val="30"/>
           <w:szCs w:val="30"/>
         </w:rPr>
         <w:sectPr>
-          <w:footerReference w:type="default" r:id="rId5"/>
+          <w:footerReference r:id="rId5" w:type="default"/>
           <w:pgSz w:w="11910" w:h="16840"/>
           <w:pgMar w:top="897" w:right="1786" w:bottom="1110" w:left="1786" w:header="0" w:footer="875" w:gutter="0"/>
-          <w:cols w:space="720"/>
+          <w:cols w:space="720" w:num="1"/>
         </w:sectPr>
       </w:pPr>
     </w:p>
@@ -716,7 +633,7 @@
         </w:rPr>
         <w:drawing>
           <wp:inline distT="0" distB="0" distL="0" distR="0">
-            <wp:extent cx="766952" cy="281020"/>
+            <wp:extent cx="766445" cy="280670"/>
             <wp:effectExtent l="0" t="0" r="0" b="0"/>
             <wp:docPr id="4" name="IM 4"/>
             <wp:cNvGraphicFramePr/>
@@ -728,13 +645,13 @@
                     <pic:cNvPicPr/>
                   </pic:nvPicPr>
                   <pic:blipFill>
-                    <a:blip xmlns:r="http://schemas.openxmlformats.org/officeDocument/2006/relationships" r:embed="rId4"/>
+                    <a:blip r:embed="rId10"/>
                     <a:stretch>
                       <a:fillRect/>
                     </a:stretch>
                   </pic:blipFill>
                   <pic:spPr>
-                    <a:xfrm rot="0">
+                    <a:xfrm>
                       <a:off x="0" y="0"/>
                       <a:ext cx="766952" cy="281020"/>
                     </a:xfrm>
@@ -754,14 +671,14 @@
         <w:spacing w:before="260" w:line="222" w:lineRule="auto"/>
         <w:ind w:left="3340"/>
         <w:rPr>
-          <w:rFonts w:ascii="SimHei" w:eastAsia="SimHei" w:hAnsi="SimHei" w:cs="SimHei"/>
-          <w:sz w:val="30"/>
-          <w:szCs w:val="30"/>
-        </w:rPr>
-      </w:pPr>
-      <w:r>
-        <w:rPr>
-          <w:rFonts w:ascii="SimHei" w:eastAsia="SimHei" w:hAnsi="SimHei" w:cs="SimHei"/>
+          <w:rFonts w:ascii="黑体" w:hAnsi="黑体" w:eastAsia="黑体" w:cs="黑体"/>
+          <w:sz w:val="30"/>
+          <w:szCs w:val="30"/>
+        </w:rPr>
+      </w:pPr>
+      <w:r>
+        <w:rPr>
+          <w:rFonts w:ascii="黑体" w:hAnsi="黑体" w:eastAsia="黑体" w:cs="黑体"/>
           <w:b/>
           <w:bCs/>
           <w:spacing w:val="-5"/>
@@ -778,18 +695,24 @@
     </w:p>
     <w:tbl>
       <w:tblPr>
-        <w:tblStyle w:val="TableNormal"/>
+        <w:tblStyle w:val="5"/>
         <w:tblW w:w="8508" w:type="dxa"/>
         <w:tblInd w:w="155" w:type="dxa"/>
         <w:tblBorders>
-          <w:top w:val="single" w:sz="2" w:space="0" w:color="000000"/>
-          <w:left w:val="single" w:sz="2" w:space="0" w:color="000000"/>
-          <w:bottom w:val="single" w:sz="2" w:space="0" w:color="000000"/>
-          <w:right w:val="single" w:sz="2" w:space="0" w:color="000000"/>
-          <w:insideH w:val="single" w:sz="2" w:space="0" w:color="000000"/>
-          <w:insideV w:val="single" w:sz="2" w:space="0" w:color="000000"/>
+          <w:top w:val="single" w:color="000000" w:sz="2" w:space="0"/>
+          <w:left w:val="single" w:color="000000" w:sz="2" w:space="0"/>
+          <w:bottom w:val="single" w:color="000000" w:sz="2" w:space="0"/>
+          <w:right w:val="single" w:color="000000" w:sz="2" w:space="0"/>
+          <w:insideH w:val="single" w:color="000000" w:sz="2" w:space="0"/>
+          <w:insideV w:val="single" w:color="000000" w:sz="2" w:space="0"/>
         </w:tblBorders>
         <w:tblLayout w:type="fixed"/>
+        <w:tblCellMar>
+          <w:top w:w="0" w:type="dxa"/>
+          <w:left w:w="0" w:type="dxa"/>
+          <w:bottom w:w="0" w:type="dxa"/>
+          <w:right w:w="0" w:type="dxa"/>
+        </w:tblCellMar>
       </w:tblPr>
       <w:tblGrid>
         <w:gridCol w:w="1582"/>
@@ -800,20 +723,23 @@
       </w:tblGrid>
       <w:tr>
         <w:tblPrEx>
-          <w:tblW w:w="8508" w:type="dxa"/>
-          <w:tblInd w:w="155" w:type="dxa"/>
           <w:tblBorders>
-            <w:top w:val="single" w:sz="2" w:space="0" w:color="000000"/>
-            <w:left w:val="single" w:sz="2" w:space="0" w:color="000000"/>
-            <w:bottom w:val="single" w:sz="2" w:space="0" w:color="000000"/>
-            <w:right w:val="single" w:sz="2" w:space="0" w:color="000000"/>
-            <w:insideH w:val="single" w:sz="2" w:space="0" w:color="000000"/>
-            <w:insideV w:val="single" w:sz="2" w:space="0" w:color="000000"/>
+            <w:top w:val="single" w:color="000000" w:sz="2" w:space="0"/>
+            <w:left w:val="single" w:color="000000" w:sz="2" w:space="0"/>
+            <w:bottom w:val="single" w:color="000000" w:sz="2" w:space="0"/>
+            <w:right w:val="single" w:color="000000" w:sz="2" w:space="0"/>
+            <w:insideH w:val="single" w:color="000000" w:sz="2" w:space="0"/>
+            <w:insideV w:val="single" w:color="000000" w:sz="2" w:space="0"/>
           </w:tblBorders>
-          <w:tblLayout w:type="fixed"/>
+          <w:tblCellMar>
+            <w:top w:w="0" w:type="dxa"/>
+            <w:left w:w="0" w:type="dxa"/>
+            <w:bottom w:w="0" w:type="dxa"/>
+            <w:right w:w="0" w:type="dxa"/>
+          </w:tblCellMar>
         </w:tblPrEx>
         <w:trPr>
-          <w:trHeight w:val="632"/>
+          <w:trHeight w:val="632" w:hRule="atLeast"/>
         </w:trPr>
         <w:tc>
           <w:tcPr>
@@ -824,14 +750,14 @@
               <w:spacing w:before="178" w:line="222" w:lineRule="auto"/>
               <w:ind w:left="230"/>
               <w:rPr>
-                <w:rFonts w:ascii="SimHei" w:eastAsia="SimHei" w:hAnsi="SimHei" w:cs="SimHei"/>
+                <w:rFonts w:ascii="黑体" w:hAnsi="黑体" w:eastAsia="黑体" w:cs="黑体"/>
                 <w:sz w:val="28"/>
                 <w:szCs w:val="28"/>
               </w:rPr>
             </w:pPr>
             <w:r>
               <w:rPr>
-                <w:rFonts w:ascii="SimHei" w:eastAsia="SimHei" w:hAnsi="SimHei" w:cs="SimHei"/>
+                <w:rFonts w:ascii="黑体" w:hAnsi="黑体" w:eastAsia="黑体" w:cs="黑体"/>
                 <w:spacing w:val="-4"/>
                 <w:sz w:val="28"/>
                 <w:szCs w:val="28"/>
@@ -849,14 +775,14 @@
               <w:spacing w:before="178" w:line="222" w:lineRule="auto"/>
               <w:ind w:left="366"/>
               <w:rPr>
-                <w:rFonts w:ascii="SimHei" w:eastAsia="SimHei" w:hAnsi="SimHei" w:cs="SimHei"/>
+                <w:rFonts w:ascii="黑体" w:hAnsi="黑体" w:eastAsia="黑体" w:cs="黑体"/>
                 <w:sz w:val="28"/>
                 <w:szCs w:val="28"/>
               </w:rPr>
             </w:pPr>
             <w:r>
               <w:rPr>
-                <w:rFonts w:ascii="SimHei" w:eastAsia="SimHei" w:hAnsi="SimHei" w:cs="SimHei"/>
+                <w:rFonts w:ascii="黑体" w:hAnsi="黑体" w:eastAsia="黑体" w:cs="黑体"/>
                 <w:spacing w:val="-3"/>
                 <w:sz w:val="28"/>
                 <w:szCs w:val="28"/>
@@ -874,14 +800,14 @@
               <w:spacing w:before="178" w:line="222" w:lineRule="auto"/>
               <w:ind w:left="434"/>
               <w:rPr>
-                <w:rFonts w:ascii="SimHei" w:eastAsia="SimHei" w:hAnsi="SimHei" w:cs="SimHei"/>
+                <w:rFonts w:ascii="黑体" w:hAnsi="黑体" w:eastAsia="黑体" w:cs="黑体"/>
                 <w:sz w:val="28"/>
                 <w:szCs w:val="28"/>
               </w:rPr>
             </w:pPr>
             <w:r>
               <w:rPr>
-                <w:rFonts w:ascii="SimHei" w:eastAsia="SimHei" w:hAnsi="SimHei" w:cs="SimHei"/>
+                <w:rFonts w:ascii="黑体" w:hAnsi="黑体" w:eastAsia="黑体" w:cs="黑体"/>
                 <w:spacing w:val="-3"/>
                 <w:sz w:val="28"/>
                 <w:szCs w:val="28"/>
@@ -899,14 +825,14 @@
               <w:spacing w:before="177" w:line="223" w:lineRule="auto"/>
               <w:ind w:left="444"/>
               <w:rPr>
-                <w:rFonts w:ascii="SimHei" w:eastAsia="SimHei" w:hAnsi="SimHei" w:cs="SimHei"/>
+                <w:rFonts w:ascii="黑体" w:hAnsi="黑体" w:eastAsia="黑体" w:cs="黑体"/>
                 <w:sz w:val="28"/>
                 <w:szCs w:val="28"/>
               </w:rPr>
             </w:pPr>
             <w:r>
               <w:rPr>
-                <w:rFonts w:ascii="SimHei" w:eastAsia="SimHei" w:hAnsi="SimHei" w:cs="SimHei"/>
+                <w:rFonts w:ascii="黑体" w:hAnsi="黑体" w:eastAsia="黑体" w:cs="黑体"/>
                 <w:spacing w:val="-6"/>
                 <w:sz w:val="28"/>
                 <w:szCs w:val="28"/>
@@ -924,14 +850,14 @@
               <w:spacing w:before="177" w:line="222" w:lineRule="auto"/>
               <w:ind w:left="332"/>
               <w:rPr>
-                <w:rFonts w:ascii="SimHei" w:eastAsia="SimHei" w:hAnsi="SimHei" w:cs="SimHei"/>
+                <w:rFonts w:ascii="黑体" w:hAnsi="黑体" w:eastAsia="黑体" w:cs="黑体"/>
                 <w:sz w:val="28"/>
                 <w:szCs w:val="28"/>
               </w:rPr>
             </w:pPr>
             <w:r>
               <w:rPr>
-                <w:rFonts w:ascii="SimHei" w:eastAsia="SimHei" w:hAnsi="SimHei" w:cs="SimHei"/>
+                <w:rFonts w:ascii="黑体" w:hAnsi="黑体" w:eastAsia="黑体" w:cs="黑体"/>
                 <w:spacing w:val="-2"/>
                 <w:sz w:val="28"/>
                 <w:szCs w:val="28"/>
@@ -943,12 +869,23 @@
       </w:tr>
       <w:tr>
         <w:tblPrEx>
-          <w:tblW w:w="8508" w:type="dxa"/>
-          <w:tblInd w:w="155" w:type="dxa"/>
-          <w:tblLayout w:type="fixed"/>
+          <w:tblBorders>
+            <w:top w:val="single" w:color="000000" w:sz="2" w:space="0"/>
+            <w:left w:val="single" w:color="000000" w:sz="2" w:space="0"/>
+            <w:bottom w:val="single" w:color="000000" w:sz="2" w:space="0"/>
+            <w:right w:val="single" w:color="000000" w:sz="2" w:space="0"/>
+            <w:insideH w:val="single" w:color="000000" w:sz="2" w:space="0"/>
+            <w:insideV w:val="single" w:color="000000" w:sz="2" w:space="0"/>
+          </w:tblBorders>
+          <w:tblCellMar>
+            <w:top w:w="0" w:type="dxa"/>
+            <w:left w:w="0" w:type="dxa"/>
+            <w:bottom w:w="0" w:type="dxa"/>
+            <w:right w:w="0" w:type="dxa"/>
+          </w:tblCellMar>
         </w:tblPrEx>
         <w:trPr>
-          <w:trHeight w:val="865"/>
+          <w:trHeight w:val="865" w:hRule="atLeast"/>
         </w:trPr>
         <w:tc>
           <w:tcPr>
@@ -959,14 +896,14 @@
               <w:spacing w:before="176" w:line="241" w:lineRule="auto"/>
               <w:ind w:left="311"/>
               <w:rPr>
-                <w:rFonts w:ascii="SimHei" w:eastAsia="SimHei" w:hAnsi="SimHei" w:cs="SimHei"/>
+                <w:rFonts w:ascii="黑体" w:hAnsi="黑体" w:eastAsia="黑体" w:cs="黑体"/>
                 <w:sz w:val="28"/>
                 <w:szCs w:val="28"/>
               </w:rPr>
             </w:pPr>
             <w:r>
               <w:rPr>
-                <w:rFonts w:ascii="SimHei" w:eastAsia="SimHei" w:hAnsi="SimHei" w:cs="SimHei"/>
+                <w:rFonts w:ascii="黑体" w:hAnsi="黑体" w:eastAsia="黑体" w:cs="黑体"/>
                 <w:spacing w:val="-1"/>
                 <w:sz w:val="28"/>
                 <w:szCs w:val="28"/>
@@ -984,14 +921,14 @@
               <w:spacing w:before="175" w:line="224" w:lineRule="auto"/>
               <w:ind w:left="560" w:right="26" w:hanging="420"/>
               <w:rPr>
-                <w:rFonts w:ascii="SimHei" w:eastAsia="SimHei" w:hAnsi="SimHei" w:cs="SimHei"/>
+                <w:rFonts w:ascii="黑体" w:hAnsi="黑体" w:eastAsia="黑体" w:cs="黑体"/>
                 <w:sz w:val="28"/>
                 <w:szCs w:val="28"/>
               </w:rPr>
             </w:pPr>
             <w:r>
               <w:rPr>
-                <w:rFonts w:ascii="SimHei" w:eastAsia="SimHei" w:hAnsi="SimHei" w:cs="SimHei"/>
+                <w:rFonts w:ascii="黑体" w:hAnsi="黑体" w:eastAsia="黑体" w:cs="黑体"/>
                 <w:spacing w:val="-2"/>
                 <w:sz w:val="28"/>
                 <w:szCs w:val="28"/>
@@ -1000,7 +937,7 @@
             </w:r>
             <w:r>
               <w:rPr>
-                <w:rFonts w:ascii="SimHei" w:eastAsia="SimHei" w:hAnsi="SimHei" w:cs="SimHei"/>
+                <w:rFonts w:ascii="黑体" w:hAnsi="黑体" w:eastAsia="黑体" w:cs="黑体"/>
                 <w:spacing w:val="-3"/>
                 <w:sz w:val="28"/>
                 <w:szCs w:val="28"/>
@@ -1018,14 +955,14 @@
               <w:spacing w:before="177" w:line="222" w:lineRule="auto"/>
               <w:ind w:left="440"/>
               <w:rPr>
-                <w:rFonts w:ascii="SimHei" w:eastAsia="SimHei" w:hAnsi="SimHei" w:cs="SimHei"/>
+                <w:rFonts w:ascii="黑体" w:hAnsi="黑体" w:eastAsia="黑体" w:cs="黑体"/>
                 <w:sz w:val="28"/>
                 <w:szCs w:val="28"/>
               </w:rPr>
             </w:pPr>
             <w:r>
               <w:rPr>
-                <w:rFonts w:ascii="SimHei" w:eastAsia="SimHei" w:hAnsi="SimHei" w:cs="SimHei"/>
+                <w:rFonts w:ascii="黑体" w:hAnsi="黑体" w:eastAsia="黑体" w:cs="黑体"/>
                 <w:spacing w:val="-5"/>
                 <w:sz w:val="28"/>
                 <w:szCs w:val="28"/>
@@ -1043,14 +980,14 @@
               <w:spacing w:before="177" w:line="222" w:lineRule="auto"/>
               <w:ind w:left="495"/>
               <w:rPr>
-                <w:rFonts w:ascii="SimHei" w:eastAsia="SimHei" w:hAnsi="SimHei" w:cs="SimHei"/>
+                <w:rFonts w:ascii="黑体" w:hAnsi="黑体" w:eastAsia="黑体" w:cs="黑体"/>
                 <w:sz w:val="28"/>
                 <w:szCs w:val="28"/>
               </w:rPr>
             </w:pPr>
             <w:r>
               <w:rPr>
-                <w:rFonts w:ascii="SimHei" w:eastAsia="SimHei" w:hAnsi="SimHei" w:cs="SimHei"/>
+                <w:rFonts w:ascii="黑体" w:hAnsi="黑体" w:eastAsia="黑体" w:cs="黑体"/>
                 <w:spacing w:val="-5"/>
                 <w:sz w:val="28"/>
                 <w:szCs w:val="28"/>
@@ -1068,14 +1005,14 @@
               <w:spacing w:before="176" w:line="241" w:lineRule="auto"/>
               <w:ind w:left="332"/>
               <w:rPr>
-                <w:rFonts w:ascii="SimHei" w:eastAsia="SimHei" w:hAnsi="SimHei" w:cs="SimHei"/>
+                <w:rFonts w:ascii="黑体" w:hAnsi="黑体" w:eastAsia="黑体" w:cs="黑体"/>
                 <w:sz w:val="28"/>
                 <w:szCs w:val="28"/>
               </w:rPr>
             </w:pPr>
             <w:r>
               <w:rPr>
-                <w:rFonts w:ascii="SimHei" w:eastAsia="SimHei" w:hAnsi="SimHei" w:cs="SimHei"/>
+                <w:rFonts w:ascii="黑体" w:hAnsi="黑体" w:eastAsia="黑体" w:cs="黑体"/>
                 <w:spacing w:val="-2"/>
                 <w:sz w:val="28"/>
                 <w:szCs w:val="28"/>
@@ -1087,12 +1024,23 @@
       </w:tr>
       <w:tr>
         <w:tblPrEx>
-          <w:tblW w:w="8508" w:type="dxa"/>
-          <w:tblInd w:w="155" w:type="dxa"/>
-          <w:tblLayout w:type="fixed"/>
+          <w:tblBorders>
+            <w:top w:val="single" w:color="000000" w:sz="2" w:space="0"/>
+            <w:left w:val="single" w:color="000000" w:sz="2" w:space="0"/>
+            <w:bottom w:val="single" w:color="000000" w:sz="2" w:space="0"/>
+            <w:right w:val="single" w:color="000000" w:sz="2" w:space="0"/>
+            <w:insideH w:val="single" w:color="000000" w:sz="2" w:space="0"/>
+            <w:insideV w:val="single" w:color="000000" w:sz="2" w:space="0"/>
+          </w:tblBorders>
+          <w:tblCellMar>
+            <w:top w:w="0" w:type="dxa"/>
+            <w:left w:w="0" w:type="dxa"/>
+            <w:bottom w:w="0" w:type="dxa"/>
+            <w:right w:w="0" w:type="dxa"/>
+          </w:tblCellMar>
         </w:tblPrEx>
         <w:trPr>
-          <w:trHeight w:val="627"/>
+          <w:trHeight w:val="627" w:hRule="atLeast"/>
         </w:trPr>
         <w:tc>
           <w:tcPr>
@@ -1100,7 +1048,7 @@
           </w:tcPr>
           <w:p>
             <w:pPr>
-              <w:pStyle w:val="TableText"/>
+              <w:pStyle w:val="6"/>
             </w:pPr>
           </w:p>
         </w:tc>
@@ -1110,7 +1058,7 @@
           </w:tcPr>
           <w:p>
             <w:pPr>
-              <w:pStyle w:val="TableText"/>
+              <w:pStyle w:val="6"/>
             </w:pPr>
           </w:p>
         </w:tc>
@@ -1120,7 +1068,7 @@
           </w:tcPr>
           <w:p>
             <w:pPr>
-              <w:pStyle w:val="TableText"/>
+              <w:pStyle w:val="6"/>
             </w:pPr>
           </w:p>
         </w:tc>
@@ -1130,7 +1078,7 @@
           </w:tcPr>
           <w:p>
             <w:pPr>
-              <w:pStyle w:val="TableText"/>
+              <w:pStyle w:val="6"/>
             </w:pPr>
           </w:p>
         </w:tc>
@@ -1140,19 +1088,30 @@
           </w:tcPr>
           <w:p>
             <w:pPr>
-              <w:pStyle w:val="TableText"/>
+              <w:pStyle w:val="6"/>
             </w:pPr>
           </w:p>
         </w:tc>
       </w:tr>
       <w:tr>
         <w:tblPrEx>
-          <w:tblW w:w="8508" w:type="dxa"/>
-          <w:tblInd w:w="155" w:type="dxa"/>
-          <w:tblLayout w:type="fixed"/>
+          <w:tblBorders>
+            <w:top w:val="single" w:color="000000" w:sz="2" w:space="0"/>
+            <w:left w:val="single" w:color="000000" w:sz="2" w:space="0"/>
+            <w:bottom w:val="single" w:color="000000" w:sz="2" w:space="0"/>
+            <w:right w:val="single" w:color="000000" w:sz="2" w:space="0"/>
+            <w:insideH w:val="single" w:color="000000" w:sz="2" w:space="0"/>
+            <w:insideV w:val="single" w:color="000000" w:sz="2" w:space="0"/>
+          </w:tblBorders>
+          <w:tblCellMar>
+            <w:top w:w="0" w:type="dxa"/>
+            <w:left w:w="0" w:type="dxa"/>
+            <w:bottom w:w="0" w:type="dxa"/>
+            <w:right w:w="0" w:type="dxa"/>
+          </w:tblCellMar>
         </w:tblPrEx>
         <w:trPr>
-          <w:trHeight w:val="627"/>
+          <w:trHeight w:val="627" w:hRule="atLeast"/>
         </w:trPr>
         <w:tc>
           <w:tcPr>
@@ -1160,7 +1119,7 @@
           </w:tcPr>
           <w:p>
             <w:pPr>
-              <w:pStyle w:val="TableText"/>
+              <w:pStyle w:val="6"/>
             </w:pPr>
           </w:p>
         </w:tc>
@@ -1170,7 +1129,7 @@
           </w:tcPr>
           <w:p>
             <w:pPr>
-              <w:pStyle w:val="TableText"/>
+              <w:pStyle w:val="6"/>
             </w:pPr>
           </w:p>
         </w:tc>
@@ -1180,7 +1139,7 @@
           </w:tcPr>
           <w:p>
             <w:pPr>
-              <w:pStyle w:val="TableText"/>
+              <w:pStyle w:val="6"/>
             </w:pPr>
           </w:p>
         </w:tc>
@@ -1190,7 +1149,7 @@
           </w:tcPr>
           <w:p>
             <w:pPr>
-              <w:pStyle w:val="TableText"/>
+              <w:pStyle w:val="6"/>
             </w:pPr>
           </w:p>
         </w:tc>
@@ -1200,19 +1159,30 @@
           </w:tcPr>
           <w:p>
             <w:pPr>
-              <w:pStyle w:val="TableText"/>
+              <w:pStyle w:val="6"/>
             </w:pPr>
           </w:p>
         </w:tc>
       </w:tr>
       <w:tr>
         <w:tblPrEx>
-          <w:tblW w:w="8508" w:type="dxa"/>
-          <w:tblInd w:w="155" w:type="dxa"/>
-          <w:tblLayout w:type="fixed"/>
+          <w:tblBorders>
+            <w:top w:val="single" w:color="000000" w:sz="2" w:space="0"/>
+            <w:left w:val="single" w:color="000000" w:sz="2" w:space="0"/>
+            <w:bottom w:val="single" w:color="000000" w:sz="2" w:space="0"/>
+            <w:right w:val="single" w:color="000000" w:sz="2" w:space="0"/>
+            <w:insideH w:val="single" w:color="000000" w:sz="2" w:space="0"/>
+            <w:insideV w:val="single" w:color="000000" w:sz="2" w:space="0"/>
+          </w:tblBorders>
+          <w:tblCellMar>
+            <w:top w:w="0" w:type="dxa"/>
+            <w:left w:w="0" w:type="dxa"/>
+            <w:bottom w:w="0" w:type="dxa"/>
+            <w:right w:w="0" w:type="dxa"/>
+          </w:tblCellMar>
         </w:tblPrEx>
         <w:trPr>
-          <w:trHeight w:val="629"/>
+          <w:trHeight w:val="629" w:hRule="atLeast"/>
         </w:trPr>
         <w:tc>
           <w:tcPr>
@@ -1220,7 +1190,7 @@
           </w:tcPr>
           <w:p>
             <w:pPr>
-              <w:pStyle w:val="TableText"/>
+              <w:pStyle w:val="6"/>
             </w:pPr>
           </w:p>
         </w:tc>
@@ -1230,7 +1200,7 @@
           </w:tcPr>
           <w:p>
             <w:pPr>
-              <w:pStyle w:val="TableText"/>
+              <w:pStyle w:val="6"/>
             </w:pPr>
           </w:p>
         </w:tc>
@@ -1240,7 +1210,7 @@
           </w:tcPr>
           <w:p>
             <w:pPr>
-              <w:pStyle w:val="TableText"/>
+              <w:pStyle w:val="6"/>
             </w:pPr>
           </w:p>
         </w:tc>
@@ -1250,7 +1220,7 @@
           </w:tcPr>
           <w:p>
             <w:pPr>
-              <w:pStyle w:val="TableText"/>
+              <w:pStyle w:val="6"/>
             </w:pPr>
           </w:p>
         </w:tc>
@@ -1260,19 +1230,30 @@
           </w:tcPr>
           <w:p>
             <w:pPr>
-              <w:pStyle w:val="TableText"/>
+              <w:pStyle w:val="6"/>
             </w:pPr>
           </w:p>
         </w:tc>
       </w:tr>
       <w:tr>
         <w:tblPrEx>
-          <w:tblW w:w="8508" w:type="dxa"/>
-          <w:tblInd w:w="155" w:type="dxa"/>
-          <w:tblLayout w:type="fixed"/>
+          <w:tblBorders>
+            <w:top w:val="single" w:color="000000" w:sz="2" w:space="0"/>
+            <w:left w:val="single" w:color="000000" w:sz="2" w:space="0"/>
+            <w:bottom w:val="single" w:color="000000" w:sz="2" w:space="0"/>
+            <w:right w:val="single" w:color="000000" w:sz="2" w:space="0"/>
+            <w:insideH w:val="single" w:color="000000" w:sz="2" w:space="0"/>
+            <w:insideV w:val="single" w:color="000000" w:sz="2" w:space="0"/>
+          </w:tblBorders>
+          <w:tblCellMar>
+            <w:top w:w="0" w:type="dxa"/>
+            <w:left w:w="0" w:type="dxa"/>
+            <w:bottom w:w="0" w:type="dxa"/>
+            <w:right w:w="0" w:type="dxa"/>
+          </w:tblCellMar>
         </w:tblPrEx>
         <w:trPr>
-          <w:trHeight w:val="628"/>
+          <w:trHeight w:val="628" w:hRule="atLeast"/>
         </w:trPr>
         <w:tc>
           <w:tcPr>
@@ -1280,7 +1261,7 @@
           </w:tcPr>
           <w:p>
             <w:pPr>
-              <w:pStyle w:val="TableText"/>
+              <w:pStyle w:val="6"/>
             </w:pPr>
           </w:p>
         </w:tc>
@@ -1290,7 +1271,7 @@
           </w:tcPr>
           <w:p>
             <w:pPr>
-              <w:pStyle w:val="TableText"/>
+              <w:pStyle w:val="6"/>
             </w:pPr>
           </w:p>
         </w:tc>
@@ -1300,7 +1281,7 @@
           </w:tcPr>
           <w:p>
             <w:pPr>
-              <w:pStyle w:val="TableText"/>
+              <w:pStyle w:val="6"/>
             </w:pPr>
           </w:p>
         </w:tc>
@@ -1310,7 +1291,7 @@
           </w:tcPr>
           <w:p>
             <w:pPr>
-              <w:pStyle w:val="TableText"/>
+              <w:pStyle w:val="6"/>
             </w:pPr>
           </w:p>
         </w:tc>
@@ -1320,19 +1301,30 @@
           </w:tcPr>
           <w:p>
             <w:pPr>
-              <w:pStyle w:val="TableText"/>
+              <w:pStyle w:val="6"/>
             </w:pPr>
           </w:p>
         </w:tc>
       </w:tr>
       <w:tr>
         <w:tblPrEx>
-          <w:tblW w:w="8508" w:type="dxa"/>
-          <w:tblInd w:w="155" w:type="dxa"/>
-          <w:tblLayout w:type="fixed"/>
+          <w:tblBorders>
+            <w:top w:val="single" w:color="000000" w:sz="2" w:space="0"/>
+            <w:left w:val="single" w:color="000000" w:sz="2" w:space="0"/>
+            <w:bottom w:val="single" w:color="000000" w:sz="2" w:space="0"/>
+            <w:right w:val="single" w:color="000000" w:sz="2" w:space="0"/>
+            <w:insideH w:val="single" w:color="000000" w:sz="2" w:space="0"/>
+            <w:insideV w:val="single" w:color="000000" w:sz="2" w:space="0"/>
+          </w:tblBorders>
+          <w:tblCellMar>
+            <w:top w:w="0" w:type="dxa"/>
+            <w:left w:w="0" w:type="dxa"/>
+            <w:bottom w:w="0" w:type="dxa"/>
+            <w:right w:w="0" w:type="dxa"/>
+          </w:tblCellMar>
         </w:tblPrEx>
         <w:trPr>
-          <w:trHeight w:val="632"/>
+          <w:trHeight w:val="632" w:hRule="atLeast"/>
         </w:trPr>
         <w:tc>
           <w:tcPr>
@@ -1340,7 +1332,7 @@
           </w:tcPr>
           <w:p>
             <w:pPr>
-              <w:pStyle w:val="TableText"/>
+              <w:pStyle w:val="6"/>
             </w:pPr>
           </w:p>
         </w:tc>
@@ -1350,7 +1342,7 @@
           </w:tcPr>
           <w:p>
             <w:pPr>
-              <w:pStyle w:val="TableText"/>
+              <w:pStyle w:val="6"/>
             </w:pPr>
           </w:p>
         </w:tc>
@@ -1360,7 +1352,7 @@
           </w:tcPr>
           <w:p>
             <w:pPr>
-              <w:pStyle w:val="TableText"/>
+              <w:pStyle w:val="6"/>
             </w:pPr>
           </w:p>
         </w:tc>
@@ -1370,7 +1362,7 @@
           </w:tcPr>
           <w:p>
             <w:pPr>
-              <w:pStyle w:val="TableText"/>
+              <w:pStyle w:val="6"/>
             </w:pPr>
           </w:p>
         </w:tc>
@@ -1380,7 +1372,7 @@
           </w:tcPr>
           <w:p>
             <w:pPr>
-              <w:pStyle w:val="TableText"/>
+              <w:pStyle w:val="6"/>
             </w:pPr>
           </w:p>
         </w:tc>
@@ -1388,16 +1380,16 @@
     </w:tbl>
     <w:p>
       <w:pPr>
-        <w:pStyle w:val="BodyText"/>
+        <w:pStyle w:val="2"/>
       </w:pPr>
     </w:p>
     <w:p>
       <w:pPr>
         <w:sectPr>
-          <w:footerReference w:type="default" r:id="rId6"/>
+          <w:footerReference r:id="rId6" w:type="default"/>
           <w:pgSz w:w="11910" w:h="16840"/>
           <w:pgMar w:top="897" w:right="1457" w:bottom="1110" w:left="1786" w:header="0" w:footer="875" w:gutter="0"/>
-          <w:cols w:space="720"/>
+          <w:cols w:space="720" w:num="1"/>
         </w:sectPr>
       </w:pPr>
     </w:p>
@@ -1412,7 +1404,7 @@
         </w:rPr>
         <w:drawing>
           <wp:inline distT="0" distB="0" distL="0" distR="0">
-            <wp:extent cx="766952" cy="291056"/>
+            <wp:extent cx="766445" cy="290830"/>
             <wp:effectExtent l="0" t="0" r="0" b="0"/>
             <wp:docPr id="6" name="IM 6"/>
             <wp:cNvGraphicFramePr/>
@@ -1424,13 +1416,13 @@
                     <pic:cNvPicPr/>
                   </pic:nvPicPr>
                   <pic:blipFill>
-                    <a:blip xmlns:r="http://schemas.openxmlformats.org/officeDocument/2006/relationships" r:embed="rId7"/>
+                    <a:blip r:embed="rId11"/>
                     <a:stretch>
                       <a:fillRect/>
                     </a:stretch>
                   </pic:blipFill>
                   <pic:spPr>
-                    <a:xfrm rot="0">
+                    <a:xfrm>
                       <a:off x="0" y="0"/>
                       <a:ext cx="766952" cy="291056"/>
                     </a:xfrm>
@@ -1448,7 +1440,7 @@
     <w:sdt>
       <w:sdtPr>
         <w:rPr>
-          <w:rFonts w:ascii="Arial" w:eastAsia="Arial" w:hAnsi="Arial" w:cs="Arial"/>
+          <w:rFonts w:ascii="Arial" w:hAnsi="Arial" w:eastAsia="Arial" w:cs="Arial"/>
           <w:sz w:val="21"/>
           <w:szCs w:val="21"/>
         </w:rPr>
@@ -1460,7 +1452,7 @@
       </w:sdtPr>
       <w:sdtEndPr>
         <w:rPr>
-          <w:rFonts w:ascii="SimSun" w:eastAsia="SimSun" w:hAnsi="SimSun" w:cs="SimSun"/>
+          <w:rFonts w:ascii="宋体" w:hAnsi="宋体" w:eastAsia="宋体" w:cs="宋体"/>
           <w:sz w:val="24"/>
           <w:szCs w:val="24"/>
         </w:rPr>
@@ -1471,14 +1463,14 @@
             <w:spacing w:before="282" w:line="221" w:lineRule="auto"/>
             <w:ind w:left="4043"/>
             <w:rPr>
-              <w:rFonts w:ascii="SimSun" w:eastAsia="SimSun" w:hAnsi="SimSun" w:cs="SimSun"/>
+              <w:rFonts w:ascii="宋体" w:hAnsi="宋体" w:eastAsia="宋体" w:cs="宋体"/>
               <w:sz w:val="24"/>
               <w:szCs w:val="24"/>
             </w:rPr>
           </w:pPr>
           <w:r>
             <w:rPr>
-              <w:rFonts w:ascii="SimSun" w:eastAsia="SimSun" w:hAnsi="SimSun" w:cs="SimSun"/>
+              <w:rFonts w:ascii="宋体" w:hAnsi="宋体" w:eastAsia="宋体" w:cs="宋体"/>
               <w:spacing w:val="-28"/>
               <w:sz w:val="24"/>
               <w:szCs w:val="24"/>
@@ -1494,7 +1486,7 @@
             <w:spacing w:before="177" w:line="185" w:lineRule="auto"/>
             <w:ind w:left="359"/>
             <w:rPr>
-              <w:rFonts w:ascii="SimSun" w:eastAsia="SimSun" w:hAnsi="SimSun" w:cs="SimSun"/>
+              <w:rFonts w:ascii="宋体" w:hAnsi="宋体" w:eastAsia="宋体" w:cs="宋体"/>
               <w:sz w:val="24"/>
               <w:szCs w:val="24"/>
             </w:rPr>
@@ -1510,7 +1502,7 @@
           </w:r>
           <w:r>
             <w:rPr>
-              <w:rFonts w:ascii="SimSun" w:eastAsia="SimSun" w:hAnsi="SimSun" w:cs="SimSun"/>
+              <w:rFonts w:ascii="宋体" w:hAnsi="宋体" w:eastAsia="宋体" w:cs="宋体"/>
               <w:spacing w:val="-29"/>
               <w:sz w:val="24"/>
               <w:szCs w:val="24"/>
@@ -1519,7 +1511,7 @@
           </w:r>
           <w:r>
             <w:rPr>
-              <w:rFonts w:ascii="SimSun" w:eastAsia="SimSun" w:hAnsi="SimSun" w:cs="SimSun"/>
+              <w:rFonts w:ascii="宋体" w:hAnsi="宋体" w:eastAsia="宋体" w:cs="宋体"/>
               <w:spacing w:val="54"/>
               <w:sz w:val="24"/>
               <w:szCs w:val="24"/>
@@ -1528,7 +1520,7 @@
           </w:r>
           <w:r>
             <w:rPr>
-              <w:rFonts w:ascii="SimSun" w:eastAsia="SimSun" w:hAnsi="SimSun" w:cs="SimSun"/>
+              <w:rFonts w:ascii="宋体" w:hAnsi="宋体" w:eastAsia="宋体" w:cs="宋体"/>
               <w:spacing w:val="-29"/>
               <w:sz w:val="24"/>
               <w:szCs w:val="24"/>
@@ -1537,7 +1529,7 @@
           </w:r>
           <w:r>
             <w:rPr>
-              <w:rFonts w:ascii="SimSun" w:eastAsia="SimSun" w:hAnsi="SimSun" w:cs="SimSun"/>
+              <w:rFonts w:ascii="宋体" w:hAnsi="宋体" w:eastAsia="宋体" w:cs="宋体"/>
               <w:sz w:val="24"/>
               <w:szCs w:val="24"/>
             </w:rPr>
@@ -1545,7 +1537,7 @@
           </w:r>
           <w:r>
             <w:rPr>
-              <w:rFonts w:ascii="SimSun" w:eastAsia="SimSun" w:hAnsi="SimSun" w:cs="SimSun"/>
+              <w:rFonts w:ascii="宋体" w:hAnsi="宋体" w:eastAsia="宋体" w:cs="宋体"/>
               <w:spacing w:val="-97"/>
               <w:sz w:val="24"/>
               <w:szCs w:val="24"/>
@@ -1554,7 +1546,7 @@
           </w:r>
           <w:r>
             <w:rPr>
-              <w:rFonts w:ascii="SimSun" w:eastAsia="SimSun" w:hAnsi="SimSun" w:cs="SimSun"/>
+              <w:rFonts w:ascii="宋体" w:hAnsi="宋体" w:eastAsia="宋体" w:cs="宋体"/>
               <w:spacing w:val="-9"/>
               <w:sz w:val="24"/>
               <w:szCs w:val="24"/>
@@ -1573,7 +1565,7 @@
             <w:spacing w:before="227" w:line="185" w:lineRule="auto"/>
             <w:ind w:left="344"/>
             <w:rPr>
-              <w:rFonts w:ascii="SimSun" w:eastAsia="SimSun" w:hAnsi="SimSun" w:cs="SimSun"/>
+              <w:rFonts w:ascii="宋体" w:hAnsi="宋体" w:eastAsia="宋体" w:cs="宋体"/>
               <w:sz w:val="24"/>
               <w:szCs w:val="24"/>
             </w:rPr>
@@ -1589,7 +1581,7 @@
           </w:r>
           <w:r>
             <w:rPr>
-              <w:rFonts w:ascii="SimSun" w:eastAsia="SimSun" w:hAnsi="SimSun" w:cs="SimSun"/>
+              <w:rFonts w:ascii="宋体" w:hAnsi="宋体" w:eastAsia="宋体" w:cs="宋体"/>
               <w:spacing w:val="-3"/>
               <w:sz w:val="24"/>
               <w:szCs w:val="24"/>
@@ -1598,7 +1590,7 @@
           </w:r>
           <w:r>
             <w:rPr>
-              <w:rFonts w:ascii="SimSun" w:eastAsia="SimSun" w:hAnsi="SimSun" w:cs="SimSun"/>
+              <w:rFonts w:ascii="宋体" w:hAnsi="宋体" w:eastAsia="宋体" w:cs="宋体"/>
               <w:sz w:val="24"/>
               <w:szCs w:val="24"/>
             </w:rPr>
@@ -1606,7 +1598,7 @@
           </w:r>
           <w:r>
             <w:rPr>
-              <w:rFonts w:ascii="SimSun" w:eastAsia="SimSun" w:hAnsi="SimSun" w:cs="SimSun"/>
+              <w:rFonts w:ascii="宋体" w:hAnsi="宋体" w:eastAsia="宋体" w:cs="宋体"/>
               <w:spacing w:val="-97"/>
               <w:sz w:val="24"/>
               <w:szCs w:val="24"/>
@@ -1615,7 +1607,7 @@
           </w:r>
           <w:r>
             <w:rPr>
-              <w:rFonts w:ascii="SimSun" w:eastAsia="SimSun" w:hAnsi="SimSun" w:cs="SimSun"/>
+              <w:rFonts w:ascii="宋体" w:hAnsi="宋体" w:eastAsia="宋体" w:cs="宋体"/>
               <w:spacing w:val="-9"/>
               <w:sz w:val="24"/>
               <w:szCs w:val="24"/>
@@ -1634,7 +1626,7 @@
             <w:spacing w:before="225" w:line="185" w:lineRule="auto"/>
             <w:ind w:left="346"/>
             <w:rPr>
-              <w:rFonts w:ascii="SimSun" w:eastAsia="SimSun" w:hAnsi="SimSun" w:cs="SimSun"/>
+              <w:rFonts w:ascii="宋体" w:hAnsi="宋体" w:eastAsia="宋体" w:cs="宋体"/>
               <w:sz w:val="24"/>
               <w:szCs w:val="24"/>
             </w:rPr>
@@ -1650,7 +1642,7 @@
           </w:r>
           <w:r>
             <w:rPr>
-              <w:rFonts w:ascii="SimSun" w:eastAsia="SimSun" w:hAnsi="SimSun" w:cs="SimSun"/>
+              <w:rFonts w:ascii="宋体" w:hAnsi="宋体" w:eastAsia="宋体" w:cs="宋体"/>
               <w:spacing w:val="-9"/>
               <w:sz w:val="24"/>
               <w:szCs w:val="24"/>
@@ -1659,7 +1651,7 @@
           </w:r>
           <w:r>
             <w:rPr>
-              <w:rFonts w:ascii="SimSun" w:eastAsia="SimSun" w:hAnsi="SimSun" w:cs="SimSun"/>
+              <w:rFonts w:ascii="宋体" w:hAnsi="宋体" w:eastAsia="宋体" w:cs="宋体"/>
               <w:spacing w:val="7"/>
               <w:sz w:val="24"/>
               <w:szCs w:val="24"/>
@@ -1668,7 +1660,7 @@
           </w:r>
           <w:r>
             <w:rPr>
-              <w:rFonts w:ascii="SimSun" w:eastAsia="SimSun" w:hAnsi="SimSun" w:cs="SimSun"/>
+              <w:rFonts w:ascii="宋体" w:hAnsi="宋体" w:eastAsia="宋体" w:cs="宋体"/>
               <w:spacing w:val="-9"/>
               <w:sz w:val="24"/>
               <w:szCs w:val="24"/>
@@ -1677,7 +1669,7 @@
           </w:r>
           <w:r>
             <w:rPr>
-              <w:rFonts w:ascii="SimSun" w:eastAsia="SimSun" w:hAnsi="SimSun" w:cs="SimSun"/>
+              <w:rFonts w:ascii="宋体" w:hAnsi="宋体" w:eastAsia="宋体" w:cs="宋体"/>
               <w:sz w:val="24"/>
               <w:szCs w:val="24"/>
             </w:rPr>
@@ -1685,7 +1677,7 @@
           </w:r>
           <w:r>
             <w:rPr>
-              <w:rFonts w:ascii="SimSun" w:eastAsia="SimSun" w:hAnsi="SimSun" w:cs="SimSun"/>
+              <w:rFonts w:ascii="宋体" w:hAnsi="宋体" w:eastAsia="宋体" w:cs="宋体"/>
               <w:spacing w:val="-97"/>
               <w:sz w:val="24"/>
               <w:szCs w:val="24"/>
@@ -1694,7 +1686,7 @@
           </w:r>
           <w:r>
             <w:rPr>
-              <w:rFonts w:ascii="SimSun" w:eastAsia="SimSun" w:hAnsi="SimSun" w:cs="SimSun"/>
+              <w:rFonts w:ascii="宋体" w:hAnsi="宋体" w:eastAsia="宋体" w:cs="宋体"/>
               <w:spacing w:val="-9"/>
               <w:sz w:val="24"/>
               <w:szCs w:val="24"/>
@@ -1713,7 +1705,7 @@
             <w:spacing w:before="227" w:line="185" w:lineRule="auto"/>
             <w:ind w:left="785"/>
             <w:rPr>
-              <w:rFonts w:ascii="SimSun" w:eastAsia="SimSun" w:hAnsi="SimSun" w:cs="SimSun"/>
+              <w:rFonts w:ascii="宋体" w:hAnsi="宋体" w:eastAsia="宋体" w:cs="宋体"/>
               <w:sz w:val="24"/>
               <w:szCs w:val="24"/>
             </w:rPr>
@@ -1729,7 +1721,7 @@
           </w:r>
           <w:r>
             <w:rPr>
-              <w:rFonts w:ascii="SimSun" w:eastAsia="SimSun" w:hAnsi="SimSun" w:cs="SimSun"/>
+              <w:rFonts w:ascii="宋体" w:hAnsi="宋体" w:eastAsia="宋体" w:cs="宋体"/>
               <w:spacing w:val="-5"/>
               <w:sz w:val="24"/>
               <w:szCs w:val="24"/>
@@ -1738,7 +1730,7 @@
           </w:r>
           <w:r>
             <w:rPr>
-              <w:rFonts w:ascii="SimSun" w:eastAsia="SimSun" w:hAnsi="SimSun" w:cs="SimSun"/>
+              <w:rFonts w:ascii="宋体" w:hAnsi="宋体" w:eastAsia="宋体" w:cs="宋体"/>
               <w:spacing w:val="20"/>
               <w:sz w:val="24"/>
               <w:szCs w:val="24"/>
@@ -1747,7 +1739,7 @@
           </w:r>
           <w:r>
             <w:rPr>
-              <w:rFonts w:ascii="SimSun" w:eastAsia="SimSun" w:hAnsi="SimSun" w:cs="SimSun"/>
+              <w:rFonts w:ascii="宋体" w:hAnsi="宋体" w:eastAsia="宋体" w:cs="宋体"/>
               <w:spacing w:val="-5"/>
               <w:sz w:val="24"/>
               <w:szCs w:val="24"/>
@@ -1756,7 +1748,7 @@
           </w:r>
           <w:r>
             <w:rPr>
-              <w:rFonts w:ascii="SimSun" w:eastAsia="SimSun" w:hAnsi="SimSun" w:cs="SimSun"/>
+              <w:rFonts w:ascii="宋体" w:hAnsi="宋体" w:eastAsia="宋体" w:cs="宋体"/>
               <w:sz w:val="24"/>
               <w:szCs w:val="24"/>
             </w:rPr>
@@ -1764,7 +1756,7 @@
           </w:r>
           <w:r>
             <w:rPr>
-              <w:rFonts w:ascii="SimSun" w:eastAsia="SimSun" w:hAnsi="SimSun" w:cs="SimSun"/>
+              <w:rFonts w:ascii="宋体" w:hAnsi="宋体" w:eastAsia="宋体" w:cs="宋体"/>
               <w:spacing w:val="-57"/>
               <w:sz w:val="24"/>
               <w:szCs w:val="24"/>
@@ -1773,7 +1765,7 @@
           </w:r>
           <w:r>
             <w:rPr>
-              <w:rFonts w:ascii="SimSun" w:eastAsia="SimSun" w:hAnsi="SimSun" w:cs="SimSun"/>
+              <w:rFonts w:ascii="宋体" w:hAnsi="宋体" w:eastAsia="宋体" w:cs="宋体"/>
               <w:spacing w:val="-9"/>
               <w:sz w:val="24"/>
               <w:szCs w:val="24"/>
@@ -1792,7 +1784,7 @@
             <w:spacing w:before="227" w:line="185" w:lineRule="auto"/>
             <w:ind w:left="785"/>
             <w:rPr>
-              <w:rFonts w:ascii="SimSun" w:eastAsia="SimSun" w:hAnsi="SimSun" w:cs="SimSun"/>
+              <w:rFonts w:ascii="宋体" w:hAnsi="宋体" w:eastAsia="宋体" w:cs="宋体"/>
               <w:sz w:val="24"/>
               <w:szCs w:val="24"/>
             </w:rPr>
@@ -1808,7 +1800,7 @@
           </w:r>
           <w:r>
             <w:rPr>
-              <w:rFonts w:ascii="SimSun" w:eastAsia="SimSun" w:hAnsi="SimSun" w:cs="SimSun"/>
+              <w:rFonts w:ascii="宋体" w:hAnsi="宋体" w:eastAsia="宋体" w:cs="宋体"/>
               <w:spacing w:val="-9"/>
               <w:sz w:val="24"/>
               <w:szCs w:val="24"/>
@@ -1817,7 +1809,7 @@
           </w:r>
           <w:r>
             <w:rPr>
-              <w:rFonts w:ascii="SimSun" w:eastAsia="SimSun" w:hAnsi="SimSun" w:cs="SimSun"/>
+              <w:rFonts w:ascii="宋体" w:hAnsi="宋体" w:eastAsia="宋体" w:cs="宋体"/>
               <w:spacing w:val="43"/>
               <w:sz w:val="24"/>
               <w:szCs w:val="24"/>
@@ -1826,7 +1818,7 @@
           </w:r>
           <w:r>
             <w:rPr>
-              <w:rFonts w:ascii="SimSun" w:eastAsia="SimSun" w:hAnsi="SimSun" w:cs="SimSun"/>
+              <w:rFonts w:ascii="宋体" w:hAnsi="宋体" w:eastAsia="宋体" w:cs="宋体"/>
               <w:spacing w:val="-9"/>
               <w:sz w:val="24"/>
               <w:szCs w:val="24"/>
@@ -1835,7 +1827,7 @@
           </w:r>
           <w:r>
             <w:rPr>
-              <w:rFonts w:ascii="SimSun" w:eastAsia="SimSun" w:hAnsi="SimSun" w:cs="SimSun"/>
+              <w:rFonts w:ascii="宋体" w:hAnsi="宋体" w:eastAsia="宋体" w:cs="宋体"/>
               <w:sz w:val="24"/>
               <w:szCs w:val="24"/>
             </w:rPr>
@@ -1843,7 +1835,7 @@
           </w:r>
           <w:r>
             <w:rPr>
-              <w:rFonts w:ascii="SimSun" w:eastAsia="SimSun" w:hAnsi="SimSun" w:cs="SimSun"/>
+              <w:rFonts w:ascii="宋体" w:hAnsi="宋体" w:eastAsia="宋体" w:cs="宋体"/>
               <w:spacing w:val="-57"/>
               <w:sz w:val="24"/>
               <w:szCs w:val="24"/>
@@ -1852,7 +1844,7 @@
           </w:r>
           <w:r>
             <w:rPr>
-              <w:rFonts w:ascii="SimSun" w:eastAsia="SimSun" w:hAnsi="SimSun" w:cs="SimSun"/>
+              <w:rFonts w:ascii="宋体" w:hAnsi="宋体" w:eastAsia="宋体" w:cs="宋体"/>
               <w:spacing w:val="-9"/>
               <w:sz w:val="24"/>
               <w:szCs w:val="24"/>
@@ -1871,7 +1863,7 @@
             <w:spacing w:before="225" w:line="185" w:lineRule="auto"/>
             <w:ind w:left="785"/>
             <w:rPr>
-              <w:rFonts w:ascii="SimSun" w:eastAsia="SimSun" w:hAnsi="SimSun" w:cs="SimSun"/>
+              <w:rFonts w:ascii="宋体" w:hAnsi="宋体" w:eastAsia="宋体" w:cs="宋体"/>
               <w:sz w:val="24"/>
               <w:szCs w:val="24"/>
             </w:rPr>
@@ -1887,7 +1879,7 @@
           </w:r>
           <w:r>
             <w:rPr>
-              <w:rFonts w:ascii="SimSun" w:eastAsia="SimSun" w:hAnsi="SimSun" w:cs="SimSun"/>
+              <w:rFonts w:ascii="宋体" w:hAnsi="宋体" w:eastAsia="宋体" w:cs="宋体"/>
               <w:spacing w:val="-5"/>
               <w:sz w:val="24"/>
               <w:szCs w:val="24"/>
@@ -1896,7 +1888,7 @@
           </w:r>
           <w:r>
             <w:rPr>
-              <w:rFonts w:ascii="SimSun" w:eastAsia="SimSun" w:hAnsi="SimSun" w:cs="SimSun"/>
+              <w:rFonts w:ascii="宋体" w:hAnsi="宋体" w:eastAsia="宋体" w:cs="宋体"/>
               <w:spacing w:val="15"/>
               <w:sz w:val="24"/>
               <w:szCs w:val="24"/>
@@ -1905,7 +1897,7 @@
           </w:r>
           <w:r>
             <w:rPr>
-              <w:rFonts w:ascii="SimSun" w:eastAsia="SimSun" w:hAnsi="SimSun" w:cs="SimSun"/>
+              <w:rFonts w:ascii="宋体" w:hAnsi="宋体" w:eastAsia="宋体" w:cs="宋体"/>
               <w:spacing w:val="-5"/>
               <w:sz w:val="24"/>
               <w:szCs w:val="24"/>
@@ -1914,7 +1906,7 @@
           </w:r>
           <w:r>
             <w:rPr>
-              <w:rFonts w:ascii="SimSun" w:eastAsia="SimSun" w:hAnsi="SimSun" w:cs="SimSun"/>
+              <w:rFonts w:ascii="宋体" w:hAnsi="宋体" w:eastAsia="宋体" w:cs="宋体"/>
               <w:sz w:val="24"/>
               <w:szCs w:val="24"/>
             </w:rPr>
@@ -1922,7 +1914,7 @@
           </w:r>
           <w:r>
             <w:rPr>
-              <w:rFonts w:ascii="SimSun" w:eastAsia="SimSun" w:hAnsi="SimSun" w:cs="SimSun"/>
+              <w:rFonts w:ascii="宋体" w:hAnsi="宋体" w:eastAsia="宋体" w:cs="宋体"/>
               <w:spacing w:val="-51"/>
               <w:sz w:val="24"/>
               <w:szCs w:val="24"/>
@@ -1931,7 +1923,7 @@
           </w:r>
           <w:r>
             <w:rPr>
-              <w:rFonts w:ascii="SimSun" w:eastAsia="SimSun" w:hAnsi="SimSun" w:cs="SimSun"/>
+              <w:rFonts w:ascii="宋体" w:hAnsi="宋体" w:eastAsia="宋体" w:cs="宋体"/>
               <w:spacing w:val="-15"/>
               <w:sz w:val="24"/>
               <w:szCs w:val="24"/>
@@ -1950,7 +1942,7 @@
             <w:spacing w:before="228" w:line="185" w:lineRule="auto"/>
             <w:ind w:left="340"/>
             <w:rPr>
-              <w:rFonts w:ascii="SimSun" w:eastAsia="SimSun" w:hAnsi="SimSun" w:cs="SimSun"/>
+              <w:rFonts w:ascii="宋体" w:hAnsi="宋体" w:eastAsia="宋体" w:cs="宋体"/>
               <w:sz w:val="24"/>
               <w:szCs w:val="24"/>
             </w:rPr>
@@ -1966,7 +1958,7 @@
           </w:r>
           <w:r>
             <w:rPr>
-              <w:rFonts w:ascii="SimSun" w:eastAsia="SimSun" w:hAnsi="SimSun" w:cs="SimSun"/>
+              <w:rFonts w:ascii="宋体" w:hAnsi="宋体" w:eastAsia="宋体" w:cs="宋体"/>
               <w:spacing w:val="-7"/>
               <w:sz w:val="24"/>
               <w:szCs w:val="24"/>
@@ -1975,7 +1967,7 @@
           </w:r>
           <w:r>
             <w:rPr>
-              <w:rFonts w:ascii="SimSun" w:eastAsia="SimSun" w:hAnsi="SimSun" w:cs="SimSun"/>
+              <w:rFonts w:ascii="宋体" w:hAnsi="宋体" w:eastAsia="宋体" w:cs="宋体"/>
               <w:spacing w:val="6"/>
               <w:sz w:val="24"/>
               <w:szCs w:val="24"/>
@@ -1984,7 +1976,7 @@
           </w:r>
           <w:r>
             <w:rPr>
-              <w:rFonts w:ascii="SimSun" w:eastAsia="SimSun" w:hAnsi="SimSun" w:cs="SimSun"/>
+              <w:rFonts w:ascii="宋体" w:hAnsi="宋体" w:eastAsia="宋体" w:cs="宋体"/>
               <w:spacing w:val="-7"/>
               <w:sz w:val="24"/>
               <w:szCs w:val="24"/>
@@ -1993,7 +1985,7 @@
           </w:r>
           <w:r>
             <w:rPr>
-              <w:rFonts w:ascii="SimSun" w:eastAsia="SimSun" w:hAnsi="SimSun" w:cs="SimSun"/>
+              <w:rFonts w:ascii="宋体" w:hAnsi="宋体" w:eastAsia="宋体" w:cs="宋体"/>
               <w:sz w:val="24"/>
               <w:szCs w:val="24"/>
             </w:rPr>
@@ -2001,7 +1993,7 @@
           </w:r>
           <w:r>
             <w:rPr>
-              <w:rFonts w:ascii="SimSun" w:eastAsia="SimSun" w:hAnsi="SimSun" w:cs="SimSun"/>
+              <w:rFonts w:ascii="宋体" w:hAnsi="宋体" w:eastAsia="宋体" w:cs="宋体"/>
               <w:spacing w:val="-91"/>
               <w:sz w:val="24"/>
               <w:szCs w:val="24"/>
@@ -2010,7 +2002,7 @@
           </w:r>
           <w:r>
             <w:rPr>
-              <w:rFonts w:ascii="SimSun" w:eastAsia="SimSun" w:hAnsi="SimSun" w:cs="SimSun"/>
+              <w:rFonts w:ascii="宋体" w:hAnsi="宋体" w:eastAsia="宋体" w:cs="宋体"/>
               <w:spacing w:val="-15"/>
               <w:sz w:val="24"/>
               <w:szCs w:val="24"/>
@@ -2029,7 +2021,7 @@
             <w:spacing w:before="225" w:line="184" w:lineRule="auto"/>
             <w:ind w:left="782"/>
             <w:rPr>
-              <w:rFonts w:ascii="SimSun" w:eastAsia="SimSun" w:hAnsi="SimSun" w:cs="SimSun"/>
+              <w:rFonts w:ascii="宋体" w:hAnsi="宋体" w:eastAsia="宋体" w:cs="宋体"/>
               <w:sz w:val="24"/>
               <w:szCs w:val="24"/>
             </w:rPr>
@@ -2045,7 +2037,7 @@
           </w:r>
           <w:r>
             <w:rPr>
-              <w:rFonts w:ascii="SimSun" w:eastAsia="SimSun" w:hAnsi="SimSun" w:cs="SimSun"/>
+              <w:rFonts w:ascii="宋体" w:hAnsi="宋体" w:eastAsia="宋体" w:cs="宋体"/>
               <w:spacing w:val="-5"/>
               <w:sz w:val="24"/>
               <w:szCs w:val="24"/>
@@ -2054,7 +2046,7 @@
           </w:r>
           <w:r>
             <w:rPr>
-              <w:rFonts w:ascii="SimSun" w:eastAsia="SimSun" w:hAnsi="SimSun" w:cs="SimSun"/>
+              <w:rFonts w:ascii="宋体" w:hAnsi="宋体" w:eastAsia="宋体" w:cs="宋体"/>
               <w:spacing w:val="15"/>
               <w:sz w:val="24"/>
               <w:szCs w:val="24"/>
@@ -2063,7 +2055,7 @@
           </w:r>
           <w:r>
             <w:rPr>
-              <w:rFonts w:ascii="SimSun" w:eastAsia="SimSun" w:hAnsi="SimSun" w:cs="SimSun"/>
+              <w:rFonts w:ascii="宋体" w:hAnsi="宋体" w:eastAsia="宋体" w:cs="宋体"/>
               <w:spacing w:val="-5"/>
               <w:sz w:val="24"/>
               <w:szCs w:val="24"/>
@@ -2072,7 +2064,7 @@
           </w:r>
           <w:r>
             <w:rPr>
-              <w:rFonts w:ascii="SimSun" w:eastAsia="SimSun" w:hAnsi="SimSun" w:cs="SimSun"/>
+              <w:rFonts w:ascii="宋体" w:hAnsi="宋体" w:eastAsia="宋体" w:cs="宋体"/>
               <w:sz w:val="24"/>
               <w:szCs w:val="24"/>
             </w:rPr>
@@ -2080,7 +2072,7 @@
           </w:r>
           <w:r>
             <w:rPr>
-              <w:rFonts w:ascii="SimSun" w:eastAsia="SimSun" w:hAnsi="SimSun" w:cs="SimSun"/>
+              <w:rFonts w:ascii="宋体" w:hAnsi="宋体" w:eastAsia="宋体" w:cs="宋体"/>
               <w:spacing w:val="-53"/>
               <w:sz w:val="24"/>
               <w:szCs w:val="24"/>
@@ -2089,7 +2081,7 @@
           </w:r>
           <w:r>
             <w:rPr>
-              <w:rFonts w:ascii="SimSun" w:eastAsia="SimSun" w:hAnsi="SimSun" w:cs="SimSun"/>
+              <w:rFonts w:ascii="宋体" w:hAnsi="宋体" w:eastAsia="宋体" w:cs="宋体"/>
               <w:spacing w:val="-15"/>
               <w:sz w:val="24"/>
               <w:szCs w:val="24"/>
@@ -2108,7 +2100,7 @@
             <w:spacing w:before="226" w:line="185" w:lineRule="auto"/>
             <w:ind w:left="782"/>
             <w:rPr>
-              <w:rFonts w:ascii="SimSun" w:eastAsia="SimSun" w:hAnsi="SimSun" w:cs="SimSun"/>
+              <w:rFonts w:ascii="宋体" w:hAnsi="宋体" w:eastAsia="宋体" w:cs="宋体"/>
               <w:sz w:val="24"/>
               <w:szCs w:val="24"/>
             </w:rPr>
@@ -2124,7 +2116,7 @@
           </w:r>
           <w:r>
             <w:rPr>
-              <w:rFonts w:ascii="SimSun" w:eastAsia="SimSun" w:hAnsi="SimSun" w:cs="SimSun"/>
+              <w:rFonts w:ascii="宋体" w:hAnsi="宋体" w:eastAsia="宋体" w:cs="宋体"/>
               <w:spacing w:val="-2"/>
               <w:sz w:val="24"/>
               <w:szCs w:val="24"/>
@@ -2133,7 +2125,7 @@
           </w:r>
           <w:r>
             <w:rPr>
-              <w:rFonts w:ascii="SimSun" w:eastAsia="SimSun" w:hAnsi="SimSun" w:cs="SimSun"/>
+              <w:rFonts w:ascii="宋体" w:hAnsi="宋体" w:eastAsia="宋体" w:cs="宋体"/>
               <w:sz w:val="24"/>
               <w:szCs w:val="24"/>
             </w:rPr>
@@ -2141,7 +2133,7 @@
           </w:r>
           <w:r>
             <w:rPr>
-              <w:rFonts w:ascii="SimSun" w:eastAsia="SimSun" w:hAnsi="SimSun" w:cs="SimSun"/>
+              <w:rFonts w:ascii="宋体" w:hAnsi="宋体" w:eastAsia="宋体" w:cs="宋体"/>
               <w:spacing w:val="-53"/>
               <w:sz w:val="24"/>
               <w:szCs w:val="24"/>
@@ -2150,7 +2142,7 @@
           </w:r>
           <w:r>
             <w:rPr>
-              <w:rFonts w:ascii="SimSun" w:eastAsia="SimSun" w:hAnsi="SimSun" w:cs="SimSun"/>
+              <w:rFonts w:ascii="宋体" w:hAnsi="宋体" w:eastAsia="宋体" w:cs="宋体"/>
               <w:spacing w:val="-15"/>
               <w:sz w:val="24"/>
               <w:szCs w:val="24"/>
@@ -2169,7 +2161,7 @@
             <w:spacing w:before="228" w:line="185" w:lineRule="auto"/>
             <w:ind w:left="782"/>
             <w:rPr>
-              <w:rFonts w:ascii="SimSun" w:eastAsia="SimSun" w:hAnsi="SimSun" w:cs="SimSun"/>
+              <w:rFonts w:ascii="宋体" w:hAnsi="宋体" w:eastAsia="宋体" w:cs="宋体"/>
               <w:sz w:val="24"/>
               <w:szCs w:val="24"/>
             </w:rPr>
@@ -2185,7 +2177,7 @@
           </w:r>
           <w:r>
             <w:rPr>
-              <w:rFonts w:ascii="SimSun" w:eastAsia="SimSun" w:hAnsi="SimSun" w:cs="SimSun"/>
+              <w:rFonts w:ascii="宋体" w:hAnsi="宋体" w:eastAsia="宋体" w:cs="宋体"/>
               <w:spacing w:val="-7"/>
               <w:sz w:val="24"/>
               <w:szCs w:val="24"/>
@@ -2194,7 +2186,7 @@
           </w:r>
           <w:r>
             <w:rPr>
-              <w:rFonts w:ascii="SimSun" w:eastAsia="SimSun" w:hAnsi="SimSun" w:cs="SimSun"/>
+              <w:rFonts w:ascii="宋体" w:hAnsi="宋体" w:eastAsia="宋体" w:cs="宋体"/>
               <w:spacing w:val="41"/>
               <w:sz w:val="24"/>
               <w:szCs w:val="24"/>
@@ -2203,7 +2195,7 @@
           </w:r>
           <w:r>
             <w:rPr>
-              <w:rFonts w:ascii="SimSun" w:eastAsia="SimSun" w:hAnsi="SimSun" w:cs="SimSun"/>
+              <w:rFonts w:ascii="宋体" w:hAnsi="宋体" w:eastAsia="宋体" w:cs="宋体"/>
               <w:spacing w:val="-7"/>
               <w:sz w:val="24"/>
               <w:szCs w:val="24"/>
@@ -2212,7 +2204,7 @@
           </w:r>
           <w:r>
             <w:rPr>
-              <w:rFonts w:ascii="SimSun" w:eastAsia="SimSun" w:hAnsi="SimSun" w:cs="SimSun"/>
+              <w:rFonts w:ascii="宋体" w:hAnsi="宋体" w:eastAsia="宋体" w:cs="宋体"/>
               <w:sz w:val="24"/>
               <w:szCs w:val="24"/>
             </w:rPr>
@@ -2220,7 +2212,7 @@
           </w:r>
           <w:r>
             <w:rPr>
-              <w:rFonts w:ascii="SimSun" w:eastAsia="SimSun" w:hAnsi="SimSun" w:cs="SimSun"/>
+              <w:rFonts w:ascii="宋体" w:hAnsi="宋体" w:eastAsia="宋体" w:cs="宋体"/>
               <w:spacing w:val="-56"/>
               <w:sz w:val="24"/>
               <w:szCs w:val="24"/>
@@ -2229,7 +2221,7 @@
           </w:r>
           <w:r>
             <w:rPr>
-              <w:rFonts w:ascii="SimSun" w:eastAsia="SimSun" w:hAnsi="SimSun" w:cs="SimSun"/>
+              <w:rFonts w:ascii="宋体" w:hAnsi="宋体" w:eastAsia="宋体" w:cs="宋体"/>
               <w:spacing w:val="-12"/>
               <w:sz w:val="24"/>
               <w:szCs w:val="24"/>
@@ -2248,7 +2240,7 @@
             <w:spacing w:before="227" w:line="185" w:lineRule="auto"/>
             <w:ind w:left="782"/>
             <w:rPr>
-              <w:rFonts w:ascii="SimSun" w:eastAsia="SimSun" w:hAnsi="SimSun" w:cs="SimSun"/>
+              <w:rFonts w:ascii="宋体" w:hAnsi="宋体" w:eastAsia="宋体" w:cs="宋体"/>
               <w:sz w:val="24"/>
               <w:szCs w:val="24"/>
             </w:rPr>
@@ -2264,7 +2256,7 @@
           </w:r>
           <w:r>
             <w:rPr>
-              <w:rFonts w:ascii="SimSun" w:eastAsia="SimSun" w:hAnsi="SimSun" w:cs="SimSun"/>
+              <w:rFonts w:ascii="宋体" w:hAnsi="宋体" w:eastAsia="宋体" w:cs="宋体"/>
               <w:spacing w:val="-7"/>
               <w:sz w:val="24"/>
               <w:szCs w:val="24"/>
@@ -2273,7 +2265,7 @@
           </w:r>
           <w:r>
             <w:rPr>
-              <w:rFonts w:ascii="SimSun" w:eastAsia="SimSun" w:hAnsi="SimSun" w:cs="SimSun"/>
+              <w:rFonts w:ascii="宋体" w:hAnsi="宋体" w:eastAsia="宋体" w:cs="宋体"/>
               <w:spacing w:val="41"/>
               <w:sz w:val="24"/>
               <w:szCs w:val="24"/>
@@ -2282,7 +2274,7 @@
           </w:r>
           <w:r>
             <w:rPr>
-              <w:rFonts w:ascii="SimSun" w:eastAsia="SimSun" w:hAnsi="SimSun" w:cs="SimSun"/>
+              <w:rFonts w:ascii="宋体" w:hAnsi="宋体" w:eastAsia="宋体" w:cs="宋体"/>
               <w:spacing w:val="-7"/>
               <w:sz w:val="24"/>
               <w:szCs w:val="24"/>
@@ -2291,7 +2283,7 @@
           </w:r>
           <w:r>
             <w:rPr>
-              <w:rFonts w:ascii="SimSun" w:eastAsia="SimSun" w:hAnsi="SimSun" w:cs="SimSun"/>
+              <w:rFonts w:ascii="宋体" w:hAnsi="宋体" w:eastAsia="宋体" w:cs="宋体"/>
               <w:sz w:val="24"/>
               <w:szCs w:val="24"/>
             </w:rPr>
@@ -2299,7 +2291,7 @@
           </w:r>
           <w:r>
             <w:rPr>
-              <w:rFonts w:ascii="SimSun" w:eastAsia="SimSun" w:hAnsi="SimSun" w:cs="SimSun"/>
+              <w:rFonts w:ascii="宋体" w:hAnsi="宋体" w:eastAsia="宋体" w:cs="宋体"/>
               <w:spacing w:val="-52"/>
               <w:sz w:val="24"/>
               <w:szCs w:val="24"/>
@@ -2308,7 +2300,7 @@
           </w:r>
           <w:r>
             <w:rPr>
-              <w:rFonts w:ascii="SimSun" w:eastAsia="SimSun" w:hAnsi="SimSun" w:cs="SimSun"/>
+              <w:rFonts w:ascii="宋体" w:hAnsi="宋体" w:eastAsia="宋体" w:cs="宋体"/>
               <w:spacing w:val="-16"/>
               <w:sz w:val="24"/>
               <w:szCs w:val="24"/>
@@ -2327,7 +2319,7 @@
             <w:spacing w:before="226" w:line="185" w:lineRule="auto"/>
             <w:ind w:left="782"/>
             <w:rPr>
-              <w:rFonts w:ascii="SimSun" w:eastAsia="SimSun" w:hAnsi="SimSun" w:cs="SimSun"/>
+              <w:rFonts w:ascii="宋体" w:hAnsi="宋体" w:eastAsia="宋体" w:cs="宋体"/>
               <w:sz w:val="24"/>
               <w:szCs w:val="24"/>
             </w:rPr>
@@ -2343,7 +2335,7 @@
           </w:r>
           <w:r>
             <w:rPr>
-              <w:rFonts w:ascii="SimSun" w:eastAsia="SimSun" w:hAnsi="SimSun" w:cs="SimSun"/>
+              <w:rFonts w:ascii="宋体" w:hAnsi="宋体" w:eastAsia="宋体" w:cs="宋体"/>
               <w:spacing w:val="-6"/>
               <w:sz w:val="24"/>
               <w:szCs w:val="24"/>
@@ -2352,7 +2344,7 @@
           </w:r>
           <w:r>
             <w:rPr>
-              <w:rFonts w:ascii="SimSun" w:eastAsia="SimSun" w:hAnsi="SimSun" w:cs="SimSun"/>
+              <w:rFonts w:ascii="宋体" w:hAnsi="宋体" w:eastAsia="宋体" w:cs="宋体"/>
               <w:spacing w:val="45"/>
               <w:sz w:val="24"/>
               <w:szCs w:val="24"/>
@@ -2361,7 +2353,7 @@
           </w:r>
           <w:r>
             <w:rPr>
-              <w:rFonts w:ascii="SimSun" w:eastAsia="SimSun" w:hAnsi="SimSun" w:cs="SimSun"/>
+              <w:rFonts w:ascii="宋体" w:hAnsi="宋体" w:eastAsia="宋体" w:cs="宋体"/>
               <w:spacing w:val="-6"/>
               <w:sz w:val="24"/>
               <w:szCs w:val="24"/>
@@ -2370,7 +2362,7 @@
           </w:r>
           <w:r>
             <w:rPr>
-              <w:rFonts w:ascii="SimSun" w:eastAsia="SimSun" w:hAnsi="SimSun" w:cs="SimSun"/>
+              <w:rFonts w:ascii="宋体" w:hAnsi="宋体" w:eastAsia="宋体" w:cs="宋体"/>
               <w:sz w:val="24"/>
               <w:szCs w:val="24"/>
             </w:rPr>
@@ -2378,7 +2370,7 @@
           </w:r>
           <w:r>
             <w:rPr>
-              <w:rFonts w:ascii="SimSun" w:eastAsia="SimSun" w:hAnsi="SimSun" w:cs="SimSun"/>
+              <w:rFonts w:ascii="宋体" w:hAnsi="宋体" w:eastAsia="宋体" w:cs="宋体"/>
               <w:spacing w:val="-57"/>
               <w:sz w:val="24"/>
               <w:szCs w:val="24"/>
@@ -2387,7 +2379,7 @@
           </w:r>
           <w:r>
             <w:rPr>
-              <w:rFonts w:ascii="SimSun" w:eastAsia="SimSun" w:hAnsi="SimSun" w:cs="SimSun"/>
+              <w:rFonts w:ascii="宋体" w:hAnsi="宋体" w:eastAsia="宋体" w:cs="宋体"/>
               <w:spacing w:val="-11"/>
               <w:sz w:val="24"/>
               <w:szCs w:val="24"/>
@@ -2406,7 +2398,7 @@
             <w:spacing w:before="227" w:line="185" w:lineRule="auto"/>
             <w:ind w:left="782"/>
             <w:rPr>
-              <w:rFonts w:ascii="SimSun" w:eastAsia="SimSun" w:hAnsi="SimSun" w:cs="SimSun"/>
+              <w:rFonts w:ascii="宋体" w:hAnsi="宋体" w:eastAsia="宋体" w:cs="宋体"/>
               <w:sz w:val="24"/>
               <w:szCs w:val="24"/>
             </w:rPr>
@@ -2422,7 +2414,7 @@
           </w:r>
           <w:r>
             <w:rPr>
-              <w:rFonts w:ascii="SimSun" w:eastAsia="SimSun" w:hAnsi="SimSun" w:cs="SimSun"/>
+              <w:rFonts w:ascii="宋体" w:hAnsi="宋体" w:eastAsia="宋体" w:cs="宋体"/>
               <w:spacing w:val="-7"/>
               <w:sz w:val="24"/>
               <w:szCs w:val="24"/>
@@ -2431,7 +2423,7 @@
           </w:r>
           <w:r>
             <w:rPr>
-              <w:rFonts w:ascii="SimSun" w:eastAsia="SimSun" w:hAnsi="SimSun" w:cs="SimSun"/>
+              <w:rFonts w:ascii="宋体" w:hAnsi="宋体" w:eastAsia="宋体" w:cs="宋体"/>
               <w:spacing w:val="41"/>
               <w:sz w:val="24"/>
               <w:szCs w:val="24"/>
@@ -2440,7 +2432,7 @@
           </w:r>
           <w:r>
             <w:rPr>
-              <w:rFonts w:ascii="SimSun" w:eastAsia="SimSun" w:hAnsi="SimSun" w:cs="SimSun"/>
+              <w:rFonts w:ascii="宋体" w:hAnsi="宋体" w:eastAsia="宋体" w:cs="宋体"/>
               <w:spacing w:val="-7"/>
               <w:sz w:val="24"/>
               <w:szCs w:val="24"/>
@@ -2449,7 +2441,7 @@
           </w:r>
           <w:r>
             <w:rPr>
-              <w:rFonts w:ascii="SimSun" w:eastAsia="SimSun" w:hAnsi="SimSun" w:cs="SimSun"/>
+              <w:rFonts w:ascii="宋体" w:hAnsi="宋体" w:eastAsia="宋体" w:cs="宋体"/>
               <w:sz w:val="24"/>
               <w:szCs w:val="24"/>
             </w:rPr>
@@ -2457,7 +2449,7 @@
           </w:r>
           <w:r>
             <w:rPr>
-              <w:rFonts w:ascii="SimSun" w:eastAsia="SimSun" w:hAnsi="SimSun" w:cs="SimSun"/>
+              <w:rFonts w:ascii="宋体" w:hAnsi="宋体" w:eastAsia="宋体" w:cs="宋体"/>
               <w:spacing w:val="-57"/>
               <w:sz w:val="24"/>
               <w:szCs w:val="24"/>
@@ -2466,7 +2458,7 @@
           </w:r>
           <w:r>
             <w:rPr>
-              <w:rFonts w:ascii="SimSun" w:eastAsia="SimSun" w:hAnsi="SimSun" w:cs="SimSun"/>
+              <w:rFonts w:ascii="宋体" w:hAnsi="宋体" w:eastAsia="宋体" w:cs="宋体"/>
               <w:spacing w:val="-11"/>
               <w:sz w:val="24"/>
               <w:szCs w:val="24"/>
@@ -2485,7 +2477,7 @@
             <w:spacing w:before="225" w:line="219" w:lineRule="auto"/>
             <w:ind w:left="346"/>
             <w:rPr>
-              <w:rFonts w:ascii="SimSun" w:eastAsia="SimSun" w:hAnsi="SimSun" w:cs="SimSun"/>
+              <w:rFonts w:ascii="宋体" w:hAnsi="宋体" w:eastAsia="宋体" w:cs="宋体"/>
               <w:sz w:val="24"/>
               <w:szCs w:val="24"/>
             </w:rPr>
@@ -2501,7 +2493,7 @@
           </w:r>
           <w:r>
             <w:rPr>
-              <w:rFonts w:ascii="SimSun" w:eastAsia="SimSun" w:hAnsi="SimSun" w:cs="SimSun"/>
+              <w:rFonts w:ascii="宋体" w:hAnsi="宋体" w:eastAsia="宋体" w:cs="宋体"/>
               <w:spacing w:val="-4"/>
               <w:sz w:val="24"/>
               <w:szCs w:val="24"/>
@@ -2510,7 +2502,7 @@
           </w:r>
           <w:r>
             <w:rPr>
-              <w:rFonts w:ascii="SimSun" w:eastAsia="SimSun" w:hAnsi="SimSun" w:cs="SimSun"/>
+              <w:rFonts w:ascii="宋体" w:hAnsi="宋体" w:eastAsia="宋体" w:cs="宋体"/>
               <w:sz w:val="24"/>
               <w:szCs w:val="24"/>
             </w:rPr>
@@ -2518,7 +2510,7 @@
           </w:r>
           <w:r>
             <w:rPr>
-              <w:rFonts w:ascii="SimSun" w:eastAsia="SimSun" w:hAnsi="SimSun" w:cs="SimSun"/>
+              <w:rFonts w:ascii="宋体" w:hAnsi="宋体" w:eastAsia="宋体" w:cs="宋体"/>
               <w:spacing w:val="-95"/>
               <w:sz w:val="24"/>
               <w:szCs w:val="24"/>
@@ -2527,7 +2519,7 @@
           </w:r>
           <w:r>
             <w:rPr>
-              <w:rFonts w:ascii="SimSun" w:eastAsia="SimSun" w:hAnsi="SimSun" w:cs="SimSun"/>
+              <w:rFonts w:ascii="宋体" w:hAnsi="宋体" w:eastAsia="宋体" w:cs="宋体"/>
               <w:spacing w:val="-11"/>
               <w:sz w:val="24"/>
               <w:szCs w:val="24"/>
@@ -2544,15 +2536,15 @@
       <w:pPr>
         <w:spacing w:line="219" w:lineRule="auto"/>
         <w:rPr>
-          <w:rFonts w:ascii="SimSun" w:eastAsia="SimSun" w:hAnsi="SimSun" w:cs="SimSun"/>
+          <w:rFonts w:ascii="宋体" w:hAnsi="宋体" w:eastAsia="宋体" w:cs="宋体"/>
           <w:sz w:val="24"/>
           <w:szCs w:val="24"/>
         </w:rPr>
         <w:sectPr>
-          <w:footerReference w:type="default" r:id="rId8"/>
+          <w:footerReference r:id="rId7" w:type="default"/>
           <w:pgSz w:w="11910" w:h="16840"/>
           <w:pgMar w:top="739" w:right="1561" w:bottom="709" w:left="1786" w:header="0" w:footer="476" w:gutter="0"/>
-          <w:cols w:space="720"/>
+          <w:cols w:space="720" w:num="1"/>
         </w:sectPr>
       </w:pPr>
     </w:p>
@@ -2567,7 +2559,7 @@
         </w:rPr>
         <w:drawing>
           <wp:inline distT="0" distB="0" distL="0" distR="0">
-            <wp:extent cx="766952" cy="281020"/>
+            <wp:extent cx="766445" cy="280670"/>
             <wp:effectExtent l="0" t="0" r="0" b="0"/>
             <wp:docPr id="8" name="IM 8"/>
             <wp:cNvGraphicFramePr/>
@@ -2579,13 +2571,13 @@
                     <pic:cNvPicPr/>
                   </pic:nvPicPr>
                   <pic:blipFill>
-                    <a:blip xmlns:r="http://schemas.openxmlformats.org/officeDocument/2006/relationships" r:embed="rId4"/>
+                    <a:blip r:embed="rId10"/>
                     <a:stretch>
                       <a:fillRect/>
                     </a:stretch>
                   </pic:blipFill>
                   <pic:spPr>
-                    <a:xfrm rot="0">
+                    <a:xfrm>
                       <a:off x="0" y="0"/>
                       <a:ext cx="766952" cy="281020"/>
                     </a:xfrm>
@@ -2606,7 +2598,7 @@
         <w:ind w:left="41"/>
         <w:outlineLvl w:val="0"/>
         <w:rPr>
-          <w:rFonts w:ascii="SimHei" w:eastAsia="SimHei" w:hAnsi="SimHei" w:cs="SimHei"/>
+          <w:rFonts w:ascii="黑体" w:hAnsi="黑体" w:eastAsia="黑体" w:cs="黑体"/>
           <w:sz w:val="31"/>
           <w:szCs w:val="31"/>
         </w:rPr>
@@ -2615,7 +2607,7 @@
       <w:bookmarkEnd w:id="0"/>
       <w:r>
         <w:rPr>
-          <w:rFonts w:ascii="SimHei" w:eastAsia="SimHei" w:hAnsi="SimHei" w:cs="SimHei"/>
+          <w:rFonts w:ascii="黑体" w:hAnsi="黑体" w:eastAsia="黑体" w:cs="黑体"/>
           <w:b/>
           <w:bCs/>
           <w:spacing w:val="-23"/>
@@ -2626,7 +2618,7 @@
       </w:r>
       <w:r>
         <w:rPr>
-          <w:rFonts w:ascii="SimHei" w:eastAsia="SimHei" w:hAnsi="SimHei" w:cs="SimHei"/>
+          <w:rFonts w:ascii="黑体" w:hAnsi="黑体" w:eastAsia="黑体" w:cs="黑体"/>
           <w:spacing w:val="62"/>
           <w:sz w:val="31"/>
           <w:szCs w:val="31"/>
@@ -2635,7 +2627,7 @@
       </w:r>
       <w:r>
         <w:rPr>
-          <w:rFonts w:ascii="SimHei" w:eastAsia="SimHei" w:hAnsi="SimHei" w:cs="SimHei"/>
+          <w:rFonts w:ascii="黑体" w:hAnsi="黑体" w:eastAsia="黑体" w:cs="黑体"/>
           <w:b/>
           <w:bCs/>
           <w:spacing w:val="-23"/>
@@ -2647,29 +2639,17 @@
     </w:p>
     <w:p>
       <w:pPr>
-        <w:pStyle w:val="BodyText"/>
-        <w:spacing w:line="263" w:lineRule="auto"/>
-      </w:pPr>
-    </w:p>
-    <w:p>
-      <w:pPr>
-        <w:pStyle w:val="BodyText"/>
-        <w:spacing w:line="263" w:lineRule="auto"/>
-      </w:pPr>
-    </w:p>
-    <w:p>
-      <w:pPr>
         <w:spacing w:before="78" w:line="364" w:lineRule="auto"/>
         <w:ind w:left="22" w:firstLine="480"/>
         <w:rPr>
-          <w:rFonts w:ascii="SimSun" w:eastAsia="SimSun" w:hAnsi="SimSun" w:cs="SimSun"/>
-          <w:sz w:val="24"/>
-          <w:szCs w:val="24"/>
-        </w:rPr>
-      </w:pPr>
-      <w:r>
-        <w:rPr>
-          <w:rFonts w:ascii="SimSun" w:eastAsia="SimSun" w:hAnsi="SimSun" w:cs="SimSun"/>
+          <w:rFonts w:ascii="宋体" w:hAnsi="宋体" w:eastAsia="宋体" w:cs="宋体"/>
+          <w:sz w:val="24"/>
+          <w:szCs w:val="24"/>
+        </w:rPr>
+      </w:pPr>
+      <w:r>
+        <w:rPr>
+          <w:rFonts w:ascii="宋体" w:hAnsi="宋体" w:eastAsia="宋体" w:cs="宋体"/>
           <w:sz w:val="24"/>
           <w:szCs w:val="24"/>
         </w:rPr>
@@ -2677,7 +2657,7 @@
       </w:r>
       <w:r>
         <w:rPr>
-          <w:rFonts w:ascii="Calibri" w:eastAsia="Calibri" w:hAnsi="Calibri" w:cs="Calibri"/>
+          <w:rFonts w:ascii="Calibri" w:hAnsi="Calibri" w:eastAsia="Calibri" w:cs="Calibri"/>
           <w:sz w:val="24"/>
           <w:szCs w:val="24"/>
         </w:rPr>
@@ -2685,7 +2665,7 @@
       </w:r>
       <w:r>
         <w:rPr>
-          <w:rFonts w:ascii="SimSun" w:eastAsia="SimSun" w:hAnsi="SimSun" w:cs="SimSun"/>
+          <w:rFonts w:ascii="宋体" w:hAnsi="宋体" w:eastAsia="宋体" w:cs="宋体"/>
           <w:sz w:val="24"/>
           <w:szCs w:val="24"/>
         </w:rPr>
@@ -2693,7 +2673,7 @@
       </w:r>
       <w:r>
         <w:rPr>
-          <w:rFonts w:ascii="SimSun" w:eastAsia="SimSun" w:hAnsi="SimSun" w:cs="SimSun"/>
+          <w:rFonts w:ascii="宋体" w:hAnsi="宋体" w:eastAsia="宋体" w:cs="宋体"/>
           <w:spacing w:val="-1"/>
           <w:sz w:val="24"/>
           <w:szCs w:val="24"/>
@@ -2702,7 +2682,7 @@
       </w:r>
       <w:r>
         <w:rPr>
-          <w:rFonts w:ascii="SimSun" w:eastAsia="SimSun" w:hAnsi="SimSun" w:cs="SimSun"/>
+          <w:rFonts w:ascii="宋体" w:hAnsi="宋体" w:eastAsia="宋体" w:cs="宋体"/>
           <w:sz w:val="24"/>
           <w:szCs w:val="24"/>
         </w:rPr>
@@ -2710,7 +2690,7 @@
       </w:r>
       <w:r>
         <w:rPr>
-          <w:rFonts w:ascii="Calibri" w:eastAsia="Calibri" w:hAnsi="Calibri" w:cs="Calibri"/>
+          <w:rFonts w:ascii="Calibri" w:hAnsi="Calibri" w:eastAsia="Calibri" w:cs="Calibri"/>
           <w:sz w:val="24"/>
           <w:szCs w:val="24"/>
         </w:rPr>
@@ -2718,7 +2698,7 @@
       </w:r>
       <w:r>
         <w:rPr>
-          <w:rFonts w:ascii="SimSun" w:eastAsia="SimSun" w:hAnsi="SimSun" w:cs="SimSun"/>
+          <w:rFonts w:ascii="宋体" w:hAnsi="宋体" w:eastAsia="宋体" w:cs="宋体"/>
           <w:sz w:val="24"/>
           <w:szCs w:val="24"/>
         </w:rPr>
@@ -2726,79 +2706,70 @@
       </w:r>
       <w:r>
         <w:rPr>
-          <w:rFonts w:ascii="SimSun" w:eastAsia="SimSun" w:hAnsi="SimSun" w:cs="SimSun"/>
+          <w:rFonts w:ascii="宋体" w:hAnsi="宋体" w:eastAsia="宋体" w:cs="宋体"/>
           <w:spacing w:val="-1"/>
           <w:sz w:val="24"/>
           <w:szCs w:val="24"/>
         </w:rPr>
-        <w:t>的符合性和持续有效性，验</w:t>
-      </w:r>
-      <w:r>
-        <w:rPr>
-          <w:rFonts w:ascii="SimSun" w:eastAsia="SimSun" w:hAnsi="SimSun" w:cs="SimSun"/>
+        <w:t xml:space="preserve">的符合性和持续有效性，验证各项运维服务活动与相关结果是否符合运维服务计划安排进度和 </w:t>
+      </w:r>
+      <w:r>
+        <w:rPr>
+          <w:rFonts w:ascii="Calibri" w:hAnsi="Calibri" w:eastAsia="Calibri" w:cs="Calibri"/>
           <w:spacing w:val="-1"/>
           <w:sz w:val="24"/>
           <w:szCs w:val="24"/>
         </w:rPr>
-        <w:t xml:space="preserve">证各项运维服务活动与相关结果是否符合运维服务计划安排进度和 </w:t>
-      </w:r>
-      <w:r>
-        <w:rPr>
-          <w:rFonts w:ascii="Calibri" w:eastAsia="Calibri" w:hAnsi="Calibri" w:cs="Calibri"/>
+        <w:t>SLA</w:t>
+      </w:r>
+      <w:r>
+        <w:rPr>
+          <w:rFonts w:ascii="Calibri" w:hAnsi="Calibri" w:eastAsia="Calibri" w:cs="Calibri"/>
+          <w:spacing w:val="-25"/>
+          <w:sz w:val="24"/>
+          <w:szCs w:val="24"/>
+        </w:rPr>
+        <w:t xml:space="preserve"> </w:t>
+      </w:r>
+      <w:r>
+        <w:rPr>
+          <w:rFonts w:ascii="宋体" w:hAnsi="宋体" w:eastAsia="宋体" w:cs="宋体"/>
           <w:spacing w:val="-1"/>
           <w:sz w:val="24"/>
           <w:szCs w:val="24"/>
         </w:rPr>
+        <w:t>，</w:t>
+      </w:r>
+      <w:r>
+        <w:rPr>
+          <w:rFonts w:ascii="宋体" w:hAnsi="宋体" w:eastAsia="宋体" w:cs="宋体"/>
+          <w:spacing w:val="-2"/>
+          <w:sz w:val="24"/>
+          <w:szCs w:val="24"/>
+        </w:rPr>
+        <w:t>从而判</w:t>
+      </w:r>
+      <w:r>
+        <w:rPr>
+          <w:rFonts w:ascii="宋体" w:hAnsi="宋体" w:eastAsia="宋体" w:cs="宋体"/>
+          <w:spacing w:val="-1"/>
+          <w:sz w:val="24"/>
+          <w:szCs w:val="24"/>
+        </w:rPr>
+        <w:t xml:space="preserve">断运维体系和 </w:t>
+      </w:r>
+      <w:r>
+        <w:rPr>
+          <w:rFonts w:ascii="Calibri" w:hAnsi="Calibri" w:eastAsia="Calibri" w:cs="Calibri"/>
+          <w:spacing w:val="-1"/>
+          <w:sz w:val="24"/>
+          <w:szCs w:val="24"/>
+        </w:rPr>
         <w:t>SLA</w:t>
       </w:r>
       <w:r>
         <w:rPr>
-          <w:rFonts w:ascii="Calibri" w:eastAsia="Calibri" w:hAnsi="Calibri" w:cs="Calibri"/>
-          <w:spacing w:val="-25"/>
-          <w:sz w:val="24"/>
-          <w:szCs w:val="24"/>
-        </w:rPr>
-        <w:t xml:space="preserve"> </w:t>
-      </w:r>
-      <w:r>
-        <w:rPr>
-          <w:rFonts w:ascii="SimSun" w:eastAsia="SimSun" w:hAnsi="SimSun" w:cs="SimSun"/>
-          <w:spacing w:val="-1"/>
-          <w:sz w:val="24"/>
-          <w:szCs w:val="24"/>
-        </w:rPr>
-        <w:t>，</w:t>
-      </w:r>
-      <w:r>
-        <w:rPr>
-          <w:rFonts w:ascii="SimSun" w:eastAsia="SimSun" w:hAnsi="SimSun" w:cs="SimSun"/>
-          <w:spacing w:val="-2"/>
-          <w:sz w:val="24"/>
-          <w:szCs w:val="24"/>
-        </w:rPr>
-        <w:t>从而判</w:t>
-      </w:r>
-      <w:r>
-        <w:rPr>
-          <w:rFonts w:ascii="SimSun" w:eastAsia="SimSun" w:hAnsi="SimSun" w:cs="SimSun"/>
-          <w:spacing w:val="-1"/>
-          <w:sz w:val="24"/>
-          <w:szCs w:val="24"/>
-        </w:rPr>
-        <w:t xml:space="preserve">断运维体系和 </w:t>
-      </w:r>
-      <w:r>
-        <w:rPr>
-          <w:rFonts w:ascii="Calibri" w:eastAsia="Calibri" w:hAnsi="Calibri" w:cs="Calibri"/>
-          <w:spacing w:val="-1"/>
-          <w:sz w:val="24"/>
-          <w:szCs w:val="24"/>
-        </w:rPr>
-        <w:t>SLA</w:t>
-      </w:r>
-      <w:r>
-        <w:rPr>
-          <w:rFonts w:ascii="Calibri" w:eastAsia="Calibri" w:hAnsi="Calibri" w:cs="Calibri"/>
+          <w:rFonts w:ascii="Calibri" w:hAnsi="Calibri" w:eastAsia="Calibri" w:cs="Calibri"/>
           <w:spacing w:val="29"/>
           <w:w w:val="101"/>
           <w:sz w:val="24"/>
@@ -2808,7 +2779,7 @@
       </w:r>
       <w:r>
         <w:rPr>
-          <w:rFonts w:ascii="SimSun" w:eastAsia="SimSun" w:hAnsi="SimSun" w:cs="SimSun"/>
+          <w:rFonts w:ascii="宋体" w:hAnsi="宋体" w:eastAsia="宋体" w:cs="宋体"/>
           <w:spacing w:val="-1"/>
           <w:sz w:val="24"/>
           <w:szCs w:val="24"/>
@@ -2817,7 +2788,7 @@
       </w:r>
       <w:r>
         <w:rPr>
-          <w:rFonts w:ascii="Calibri" w:eastAsia="Calibri" w:hAnsi="Calibri" w:cs="Calibri"/>
+          <w:rFonts w:ascii="Calibri" w:hAnsi="Calibri" w:eastAsia="Calibri" w:cs="Calibri"/>
           <w:spacing w:val="-1"/>
           <w:sz w:val="24"/>
           <w:szCs w:val="24"/>
@@ -2826,28 +2797,13 @@
       </w:r>
       <w:r>
         <w:rPr>
-          <w:rFonts w:ascii="SimSun" w:eastAsia="SimSun" w:hAnsi="SimSun" w:cs="SimSun"/>
+          <w:rFonts w:ascii="宋体" w:hAnsi="宋体" w:eastAsia="宋体" w:cs="宋体"/>
           <w:spacing w:val="-1"/>
           <w:sz w:val="24"/>
           <w:szCs w:val="24"/>
         </w:rPr>
-        <w:t>运维服务能力管理体系的改进和管理评</w:t>
-      </w:r>
-      <w:r>
-        <w:rPr>
-          <w:rFonts w:ascii="SimSun" w:eastAsia="SimSun" w:hAnsi="SimSun" w:cs="SimSun"/>
-          <w:spacing w:val="-1"/>
-          <w:sz w:val="24"/>
-          <w:szCs w:val="24"/>
-        </w:rPr>
-        <w:t>审提供依据，确保体系的正常运行，特制定本程序。</w:t>
-      </w:r>
-    </w:p>
-    <w:p>
-      <w:pPr>
-        <w:pStyle w:val="BodyText"/>
-        <w:spacing w:line="342" w:lineRule="auto"/>
-      </w:pPr>
+        <w:t>运维服务能力管理体系的改进和管理评审提供依据，确保体系的正常运行，特制定本程序。</w:t>
+      </w:r>
     </w:p>
     <w:p>
       <w:pPr>
@@ -2855,7 +2811,7 @@
         <w:ind w:left="23"/>
         <w:outlineLvl w:val="0"/>
         <w:rPr>
-          <w:rFonts w:ascii="SimHei" w:eastAsia="SimHei" w:hAnsi="SimHei" w:cs="SimHei"/>
+          <w:rFonts w:ascii="黑体" w:hAnsi="黑体" w:eastAsia="黑体" w:cs="黑体"/>
           <w:sz w:val="31"/>
           <w:szCs w:val="31"/>
         </w:rPr>
@@ -2864,7 +2820,7 @@
       <w:bookmarkEnd w:id="1"/>
       <w:r>
         <w:rPr>
-          <w:rFonts w:ascii="SimHei" w:eastAsia="SimHei" w:hAnsi="SimHei" w:cs="SimHei"/>
+          <w:rFonts w:ascii="黑体" w:hAnsi="黑体" w:eastAsia="黑体" w:cs="黑体"/>
           <w:b/>
           <w:bCs/>
           <w:sz w:val="31"/>
@@ -2874,7 +2830,7 @@
       </w:r>
       <w:r>
         <w:rPr>
-          <w:rFonts w:ascii="SimHei" w:eastAsia="SimHei" w:hAnsi="SimHei" w:cs="SimHei"/>
+          <w:rFonts w:ascii="黑体" w:hAnsi="黑体" w:eastAsia="黑体" w:cs="黑体"/>
           <w:spacing w:val="28"/>
           <w:sz w:val="31"/>
           <w:szCs w:val="31"/>
@@ -2883,7 +2839,7 @@
       </w:r>
       <w:r>
         <w:rPr>
-          <w:rFonts w:ascii="SimHei" w:eastAsia="SimHei" w:hAnsi="SimHei" w:cs="SimHei"/>
+          <w:rFonts w:ascii="黑体" w:hAnsi="黑体" w:eastAsia="黑体" w:cs="黑体"/>
           <w:b/>
           <w:bCs/>
           <w:sz w:val="31"/>
@@ -2894,29 +2850,17 @@
     </w:p>
     <w:p>
       <w:pPr>
-        <w:pStyle w:val="BodyText"/>
-        <w:spacing w:line="263" w:lineRule="auto"/>
-      </w:pPr>
-    </w:p>
-    <w:p>
-      <w:pPr>
-        <w:pStyle w:val="BodyText"/>
-        <w:spacing w:line="263" w:lineRule="auto"/>
-      </w:pPr>
-    </w:p>
-    <w:p>
-      <w:pPr>
         <w:spacing w:before="79" w:line="366" w:lineRule="auto"/>
         <w:ind w:left="25" w:right="211" w:firstLine="478"/>
         <w:rPr>
-          <w:rFonts w:ascii="SimSun" w:eastAsia="SimSun" w:hAnsi="SimSun" w:cs="SimSun"/>
-          <w:sz w:val="24"/>
-          <w:szCs w:val="24"/>
-        </w:rPr>
-      </w:pPr>
-      <w:r>
-        <w:rPr>
-          <w:rFonts w:ascii="SimSun" w:eastAsia="SimSun" w:hAnsi="SimSun" w:cs="SimSun"/>
+          <w:rFonts w:ascii="宋体" w:hAnsi="宋体" w:eastAsia="宋体" w:cs="宋体"/>
+          <w:sz w:val="24"/>
+          <w:szCs w:val="24"/>
+        </w:rPr>
+      </w:pPr>
+      <w:r>
+        <w:rPr>
+          <w:rFonts w:ascii="宋体" w:hAnsi="宋体" w:eastAsia="宋体" w:cs="宋体"/>
           <w:spacing w:val="-4"/>
           <w:sz w:val="24"/>
           <w:szCs w:val="24"/>
@@ -2925,7 +2869,7 @@
       </w:r>
       <w:r>
         <w:rPr>
-          <w:rFonts w:ascii="Calibri" w:eastAsia="Calibri" w:hAnsi="Calibri" w:cs="Calibri"/>
+          <w:rFonts w:ascii="Calibri" w:hAnsi="Calibri" w:eastAsia="Calibri" w:cs="Calibri"/>
           <w:spacing w:val="-4"/>
           <w:sz w:val="24"/>
           <w:szCs w:val="24"/>
@@ -2934,7 +2878,7 @@
       </w:r>
       <w:r>
         <w:rPr>
-          <w:rFonts w:ascii="SimSun" w:eastAsia="SimSun" w:hAnsi="SimSun" w:cs="SimSun"/>
+          <w:rFonts w:ascii="宋体" w:hAnsi="宋体" w:eastAsia="宋体" w:cs="宋体"/>
           <w:spacing w:val="-4"/>
           <w:sz w:val="24"/>
           <w:szCs w:val="24"/>
@@ -2943,7 +2887,7 @@
       </w:r>
       <w:r>
         <w:rPr>
-          <w:rFonts w:ascii="SimSun" w:eastAsia="SimSun" w:hAnsi="SimSun" w:cs="SimSun"/>
+          <w:rFonts w:ascii="宋体" w:hAnsi="宋体" w:eastAsia="宋体" w:cs="宋体"/>
           <w:spacing w:val="-5"/>
           <w:sz w:val="24"/>
           <w:szCs w:val="24"/>
@@ -2952,7 +2896,7 @@
       </w:r>
       <w:r>
         <w:rPr>
-          <w:rFonts w:ascii="Calibri" w:eastAsia="Calibri" w:hAnsi="Calibri" w:cs="Calibri"/>
+          <w:rFonts w:ascii="Calibri" w:hAnsi="Calibri" w:eastAsia="Calibri" w:cs="Calibri"/>
           <w:spacing w:val="-5"/>
           <w:sz w:val="24"/>
           <w:szCs w:val="24"/>
@@ -2961,7 +2905,7 @@
       </w:r>
       <w:r>
         <w:rPr>
-          <w:rFonts w:ascii="SimSun" w:eastAsia="SimSun" w:hAnsi="SimSun" w:cs="SimSun"/>
+          <w:rFonts w:ascii="宋体" w:hAnsi="宋体" w:eastAsia="宋体" w:cs="宋体"/>
           <w:spacing w:val="-5"/>
           <w:sz w:val="24"/>
           <w:szCs w:val="24"/>
@@ -2970,19 +2914,13 @@
       </w:r>
       <w:r>
         <w:rPr>
-          <w:rFonts w:ascii="SimSun" w:eastAsia="SimSun" w:hAnsi="SimSun" w:cs="SimSun"/>
+          <w:rFonts w:ascii="宋体" w:hAnsi="宋体" w:eastAsia="宋体" w:cs="宋体"/>
           <w:spacing w:val="-1"/>
           <w:sz w:val="24"/>
           <w:szCs w:val="24"/>
         </w:rPr>
         <w:t>理体系运行相关的所有工作、场所、部门和岗位等。</w:t>
       </w:r>
-    </w:p>
-    <w:p>
-      <w:pPr>
-        <w:pStyle w:val="BodyText"/>
-        <w:spacing w:line="337" w:lineRule="auto"/>
-      </w:pPr>
     </w:p>
     <w:p>
       <w:pPr>
@@ -2990,7 +2928,7 @@
         <w:ind w:left="25"/>
         <w:outlineLvl w:val="0"/>
         <w:rPr>
-          <w:rFonts w:ascii="SimHei" w:eastAsia="SimHei" w:hAnsi="SimHei" w:cs="SimHei"/>
+          <w:rFonts w:ascii="黑体" w:hAnsi="黑体" w:eastAsia="黑体" w:cs="黑体"/>
           <w:sz w:val="31"/>
           <w:szCs w:val="31"/>
         </w:rPr>
@@ -2999,7 +2937,7 @@
       <w:bookmarkEnd w:id="2"/>
       <w:r>
         <w:rPr>
-          <w:rFonts w:ascii="SimHei" w:eastAsia="SimHei" w:hAnsi="SimHei" w:cs="SimHei"/>
+          <w:rFonts w:ascii="黑体" w:hAnsi="黑体" w:eastAsia="黑体" w:cs="黑体"/>
           <w:b/>
           <w:bCs/>
           <w:spacing w:val="-5"/>
@@ -3010,7 +2948,7 @@
       </w:r>
       <w:r>
         <w:rPr>
-          <w:rFonts w:ascii="SimHei" w:eastAsia="SimHei" w:hAnsi="SimHei" w:cs="SimHei"/>
+          <w:rFonts w:ascii="黑体" w:hAnsi="黑体" w:eastAsia="黑体" w:cs="黑体"/>
           <w:spacing w:val="62"/>
           <w:sz w:val="31"/>
           <w:szCs w:val="31"/>
@@ -3019,7 +2957,7 @@
       </w:r>
       <w:r>
         <w:rPr>
-          <w:rFonts w:ascii="SimHei" w:eastAsia="SimHei" w:hAnsi="SimHei" w:cs="SimHei"/>
+          <w:rFonts w:ascii="黑体" w:hAnsi="黑体" w:eastAsia="黑体" w:cs="黑体"/>
           <w:b/>
           <w:bCs/>
           <w:spacing w:val="-5"/>
@@ -3031,23 +2969,11 @@
     </w:p>
     <w:p>
       <w:pPr>
-        <w:pStyle w:val="BodyText"/>
-        <w:spacing w:line="302" w:lineRule="auto"/>
-      </w:pPr>
-    </w:p>
-    <w:p>
-      <w:pPr>
-        <w:pStyle w:val="BodyText"/>
-        <w:spacing w:line="303" w:lineRule="auto"/>
-      </w:pPr>
-    </w:p>
-    <w:p>
-      <w:pPr>
         <w:spacing w:before="98" w:line="222" w:lineRule="auto"/>
         <w:ind w:left="25"/>
         <w:outlineLvl w:val="1"/>
         <w:rPr>
-          <w:rFonts w:ascii="SimHei" w:eastAsia="SimHei" w:hAnsi="SimHei" w:cs="SimHei"/>
+          <w:rFonts w:ascii="黑体" w:hAnsi="黑体" w:eastAsia="黑体" w:cs="黑体"/>
           <w:sz w:val="30"/>
           <w:szCs w:val="30"/>
         </w:rPr>
@@ -3056,7 +2982,7 @@
       <w:bookmarkEnd w:id="3"/>
       <w:r>
         <w:rPr>
-          <w:rFonts w:ascii="SimHei" w:eastAsia="SimHei" w:hAnsi="SimHei" w:cs="SimHei"/>
+          <w:rFonts w:ascii="黑体" w:hAnsi="黑体" w:eastAsia="黑体" w:cs="黑体"/>
           <w:b/>
           <w:bCs/>
           <w:spacing w:val="-4"/>
@@ -3067,7 +2993,7 @@
       </w:r>
       <w:r>
         <w:rPr>
-          <w:rFonts w:ascii="SimHei" w:eastAsia="SimHei" w:hAnsi="SimHei" w:cs="SimHei"/>
+          <w:rFonts w:ascii="黑体" w:hAnsi="黑体" w:eastAsia="黑体" w:cs="黑体"/>
           <w:spacing w:val="-4"/>
           <w:sz w:val="30"/>
           <w:szCs w:val="30"/>
@@ -3076,7 +3002,7 @@
       </w:r>
       <w:r>
         <w:rPr>
-          <w:rFonts w:ascii="SimHei" w:eastAsia="SimHei" w:hAnsi="SimHei" w:cs="SimHei"/>
+          <w:rFonts w:ascii="黑体" w:hAnsi="黑体" w:eastAsia="黑体" w:cs="黑体"/>
           <w:b/>
           <w:bCs/>
           <w:spacing w:val="-4"/>
@@ -3091,14 +3017,14 @@
         <w:spacing w:before="270" w:line="239" w:lineRule="auto"/>
         <w:ind w:left="513"/>
         <w:rPr>
-          <w:rFonts w:ascii="SimSun" w:eastAsia="SimSun" w:hAnsi="SimSun" w:cs="SimSun"/>
-          <w:sz w:val="24"/>
-          <w:szCs w:val="24"/>
-        </w:rPr>
-      </w:pPr>
-      <w:r>
-        <w:rPr>
-          <w:rFonts w:ascii="Wingdings" w:eastAsia="Wingdings" w:hAnsi="Wingdings" w:cs="Wingdings"/>
+          <w:rFonts w:ascii="宋体" w:hAnsi="宋体" w:eastAsia="宋体" w:cs="宋体"/>
+          <w:sz w:val="24"/>
+          <w:szCs w:val="24"/>
+        </w:rPr>
+      </w:pPr>
+      <w:r>
+        <w:rPr>
+          <w:rFonts w:ascii="Wingdings" w:hAnsi="Wingdings" w:eastAsia="Wingdings" w:cs="Wingdings"/>
           <w:spacing w:val="-4"/>
           <w:sz w:val="24"/>
           <w:szCs w:val="24"/>
@@ -3107,7 +3033,7 @@
       </w:r>
       <w:r>
         <w:rPr>
-          <w:rFonts w:ascii="Wingdings" w:eastAsia="Wingdings" w:hAnsi="Wingdings" w:cs="Wingdings"/>
+          <w:rFonts w:ascii="Wingdings" w:hAnsi="Wingdings" w:eastAsia="Wingdings" w:cs="Wingdings"/>
           <w:spacing w:val="-49"/>
           <w:sz w:val="24"/>
           <w:szCs w:val="24"/>
@@ -3116,7 +3042,7 @@
       </w:r>
       <w:r>
         <w:rPr>
-          <w:rFonts w:ascii="SimSun" w:eastAsia="SimSun" w:hAnsi="SimSun" w:cs="SimSun"/>
+          <w:rFonts w:ascii="宋体" w:hAnsi="宋体" w:eastAsia="宋体" w:cs="宋体"/>
           <w:spacing w:val="-4"/>
           <w:sz w:val="24"/>
           <w:szCs w:val="24"/>
@@ -3129,14 +3055,14 @@
         <w:spacing w:before="159" w:line="239" w:lineRule="auto"/>
         <w:ind w:left="513"/>
         <w:rPr>
-          <w:rFonts w:ascii="SimSun" w:eastAsia="SimSun" w:hAnsi="SimSun" w:cs="SimSun"/>
-          <w:sz w:val="24"/>
-          <w:szCs w:val="24"/>
-        </w:rPr>
-      </w:pPr>
-      <w:r>
-        <w:rPr>
-          <w:rFonts w:ascii="Wingdings" w:eastAsia="Wingdings" w:hAnsi="Wingdings" w:cs="Wingdings"/>
+          <w:rFonts w:ascii="宋体" w:hAnsi="宋体" w:eastAsia="宋体" w:cs="宋体"/>
+          <w:sz w:val="24"/>
+          <w:szCs w:val="24"/>
+        </w:rPr>
+      </w:pPr>
+      <w:r>
+        <w:rPr>
+          <w:rFonts w:ascii="Wingdings" w:hAnsi="Wingdings" w:eastAsia="Wingdings" w:cs="Wingdings"/>
           <w:spacing w:val="-4"/>
           <w:sz w:val="24"/>
           <w:szCs w:val="24"/>
@@ -3145,7 +3071,7 @@
       </w:r>
       <w:r>
         <w:rPr>
-          <w:rFonts w:ascii="Wingdings" w:eastAsia="Wingdings" w:hAnsi="Wingdings" w:cs="Wingdings"/>
+          <w:rFonts w:ascii="Wingdings" w:hAnsi="Wingdings" w:eastAsia="Wingdings" w:cs="Wingdings"/>
           <w:spacing w:val="-49"/>
           <w:sz w:val="24"/>
           <w:szCs w:val="24"/>
@@ -3154,7 +3080,7 @@
       </w:r>
       <w:r>
         <w:rPr>
-          <w:rFonts w:ascii="SimSun" w:eastAsia="SimSun" w:hAnsi="SimSun" w:cs="SimSun"/>
+          <w:rFonts w:ascii="宋体" w:hAnsi="宋体" w:eastAsia="宋体" w:cs="宋体"/>
           <w:spacing w:val="-4"/>
           <w:sz w:val="24"/>
           <w:szCs w:val="24"/>
@@ -3167,14 +3093,14 @@
         <w:spacing w:before="162" w:line="239" w:lineRule="auto"/>
         <w:ind w:left="513"/>
         <w:rPr>
-          <w:rFonts w:ascii="SimSun" w:eastAsia="SimSun" w:hAnsi="SimSun" w:cs="SimSun"/>
-          <w:sz w:val="24"/>
-          <w:szCs w:val="24"/>
-        </w:rPr>
-      </w:pPr>
-      <w:r>
-        <w:rPr>
-          <w:rFonts w:ascii="Wingdings" w:eastAsia="Wingdings" w:hAnsi="Wingdings" w:cs="Wingdings"/>
+          <w:rFonts w:ascii="宋体" w:hAnsi="宋体" w:eastAsia="宋体" w:cs="宋体"/>
+          <w:sz w:val="24"/>
+          <w:szCs w:val="24"/>
+        </w:rPr>
+      </w:pPr>
+      <w:r>
+        <w:rPr>
+          <w:rFonts w:ascii="Wingdings" w:hAnsi="Wingdings" w:eastAsia="Wingdings" w:cs="Wingdings"/>
           <w:spacing w:val="-3"/>
           <w:sz w:val="24"/>
           <w:szCs w:val="24"/>
@@ -3183,7 +3109,7 @@
       </w:r>
       <w:r>
         <w:rPr>
-          <w:rFonts w:ascii="Wingdings" w:eastAsia="Wingdings" w:hAnsi="Wingdings" w:cs="Wingdings"/>
+          <w:rFonts w:ascii="Wingdings" w:hAnsi="Wingdings" w:eastAsia="Wingdings" w:cs="Wingdings"/>
           <w:spacing w:val="-51"/>
           <w:sz w:val="24"/>
           <w:szCs w:val="24"/>
@@ -3192,7 +3118,7 @@
       </w:r>
       <w:r>
         <w:rPr>
-          <w:rFonts w:ascii="SimSun" w:eastAsia="SimSun" w:hAnsi="SimSun" w:cs="SimSun"/>
+          <w:rFonts w:ascii="宋体" w:hAnsi="宋体" w:eastAsia="宋体" w:cs="宋体"/>
           <w:spacing w:val="-3"/>
           <w:sz w:val="24"/>
           <w:szCs w:val="24"/>
@@ -3205,14 +3131,14 @@
         <w:spacing w:before="162" w:line="238" w:lineRule="auto"/>
         <w:ind w:left="513"/>
         <w:rPr>
-          <w:rFonts w:ascii="SimSun" w:eastAsia="SimSun" w:hAnsi="SimSun" w:cs="SimSun"/>
-          <w:sz w:val="24"/>
-          <w:szCs w:val="24"/>
-        </w:rPr>
-      </w:pPr>
-      <w:r>
-        <w:rPr>
-          <w:rFonts w:ascii="Wingdings" w:eastAsia="Wingdings" w:hAnsi="Wingdings" w:cs="Wingdings"/>
+          <w:rFonts w:ascii="宋体" w:hAnsi="宋体" w:eastAsia="宋体" w:cs="宋体"/>
+          <w:sz w:val="24"/>
+          <w:szCs w:val="24"/>
+        </w:rPr>
+      </w:pPr>
+      <w:r>
+        <w:rPr>
+          <w:rFonts w:ascii="Wingdings" w:hAnsi="Wingdings" w:eastAsia="Wingdings" w:cs="Wingdings"/>
           <w:spacing w:val="-4"/>
           <w:sz w:val="24"/>
           <w:szCs w:val="24"/>
@@ -3221,7 +3147,7 @@
       </w:r>
       <w:r>
         <w:rPr>
-          <w:rFonts w:ascii="Wingdings" w:eastAsia="Wingdings" w:hAnsi="Wingdings" w:cs="Wingdings"/>
+          <w:rFonts w:ascii="Wingdings" w:hAnsi="Wingdings" w:eastAsia="Wingdings" w:cs="Wingdings"/>
           <w:spacing w:val="-49"/>
           <w:sz w:val="24"/>
           <w:szCs w:val="24"/>
@@ -3230,25 +3156,13 @@
       </w:r>
       <w:r>
         <w:rPr>
-          <w:rFonts w:ascii="SimSun" w:eastAsia="SimSun" w:hAnsi="SimSun" w:cs="SimSun"/>
+          <w:rFonts w:ascii="宋体" w:hAnsi="宋体" w:eastAsia="宋体" w:cs="宋体"/>
           <w:spacing w:val="-4"/>
           <w:sz w:val="24"/>
           <w:szCs w:val="24"/>
         </w:rPr>
         <w:t>批准内审报告。</w:t>
       </w:r>
-    </w:p>
-    <w:p>
-      <w:pPr>
-        <w:pStyle w:val="BodyText"/>
-        <w:spacing w:line="323" w:lineRule="auto"/>
-      </w:pPr>
-    </w:p>
-    <w:p>
-      <w:pPr>
-        <w:pStyle w:val="BodyText"/>
-        <w:spacing w:line="323" w:lineRule="auto"/>
-      </w:pPr>
     </w:p>
     <w:p>
       <w:pPr>
@@ -3256,7 +3170,7 @@
         <w:ind w:left="25"/>
         <w:outlineLvl w:val="1"/>
         <w:rPr>
-          <w:rFonts w:ascii="SimHei" w:eastAsia="SimHei" w:hAnsi="SimHei" w:cs="SimHei"/>
+          <w:rFonts w:ascii="黑体" w:hAnsi="黑体" w:eastAsia="黑体" w:cs="黑体"/>
           <w:sz w:val="30"/>
           <w:szCs w:val="30"/>
         </w:rPr>
@@ -3265,7 +3179,7 @@
       <w:bookmarkEnd w:id="4"/>
       <w:r>
         <w:rPr>
-          <w:rFonts w:ascii="SimHei" w:eastAsia="SimHei" w:hAnsi="SimHei" w:cs="SimHei"/>
+          <w:rFonts w:ascii="黑体" w:hAnsi="黑体" w:eastAsia="黑体" w:cs="黑体"/>
           <w:b/>
           <w:bCs/>
           <w:spacing w:val="-9"/>
@@ -3276,7 +3190,7 @@
       </w:r>
       <w:r>
         <w:rPr>
-          <w:rFonts w:ascii="SimHei" w:eastAsia="SimHei" w:hAnsi="SimHei" w:cs="SimHei"/>
+          <w:rFonts w:ascii="黑体" w:hAnsi="黑体" w:eastAsia="黑体" w:cs="黑体"/>
           <w:spacing w:val="35"/>
           <w:sz w:val="30"/>
           <w:szCs w:val="30"/>
@@ -3285,7 +3199,7 @@
       </w:r>
       <w:r>
         <w:rPr>
-          <w:rFonts w:ascii="SimHei" w:eastAsia="SimHei" w:hAnsi="SimHei" w:cs="SimHei"/>
+          <w:rFonts w:ascii="黑体" w:hAnsi="黑体" w:eastAsia="黑体" w:cs="黑体"/>
           <w:b/>
           <w:bCs/>
           <w:spacing w:val="-9"/>
@@ -3300,14 +3214,14 @@
         <w:spacing w:before="267" w:line="239" w:lineRule="auto"/>
         <w:ind w:left="513"/>
         <w:rPr>
-          <w:rFonts w:ascii="SimSun" w:eastAsia="SimSun" w:hAnsi="SimSun" w:cs="SimSun"/>
-          <w:sz w:val="24"/>
-          <w:szCs w:val="24"/>
-        </w:rPr>
-      </w:pPr>
-      <w:r>
-        <w:rPr>
-          <w:rFonts w:ascii="Wingdings" w:eastAsia="Wingdings" w:hAnsi="Wingdings" w:cs="Wingdings"/>
+          <w:rFonts w:ascii="宋体" w:hAnsi="宋体" w:eastAsia="宋体" w:cs="宋体"/>
+          <w:sz w:val="24"/>
+          <w:szCs w:val="24"/>
+        </w:rPr>
+      </w:pPr>
+      <w:r>
+        <w:rPr>
+          <w:rFonts w:ascii="Wingdings" w:hAnsi="Wingdings" w:eastAsia="Wingdings" w:cs="Wingdings"/>
           <w:spacing w:val="-4"/>
           <w:sz w:val="24"/>
           <w:szCs w:val="24"/>
@@ -3316,7 +3230,7 @@
       </w:r>
       <w:r>
         <w:rPr>
-          <w:rFonts w:ascii="Wingdings" w:eastAsia="Wingdings" w:hAnsi="Wingdings" w:cs="Wingdings"/>
+          <w:rFonts w:ascii="Wingdings" w:hAnsi="Wingdings" w:eastAsia="Wingdings" w:cs="Wingdings"/>
           <w:spacing w:val="-41"/>
           <w:sz w:val="24"/>
           <w:szCs w:val="24"/>
@@ -3325,7 +3239,7 @@
       </w:r>
       <w:r>
         <w:rPr>
-          <w:rFonts w:ascii="SimSun" w:eastAsia="SimSun" w:hAnsi="SimSun" w:cs="SimSun"/>
+          <w:rFonts w:ascii="宋体" w:hAnsi="宋体" w:eastAsia="宋体" w:cs="宋体"/>
           <w:spacing w:val="-4"/>
           <w:sz w:val="24"/>
           <w:szCs w:val="24"/>
@@ -3338,14 +3252,14 @@
         <w:spacing w:before="162" w:line="239" w:lineRule="auto"/>
         <w:ind w:left="513"/>
         <w:rPr>
-          <w:rFonts w:ascii="SimSun" w:eastAsia="SimSun" w:hAnsi="SimSun" w:cs="SimSun"/>
-          <w:sz w:val="24"/>
-          <w:szCs w:val="24"/>
-        </w:rPr>
-      </w:pPr>
-      <w:r>
-        <w:rPr>
-          <w:rFonts w:ascii="Wingdings" w:eastAsia="Wingdings" w:hAnsi="Wingdings" w:cs="Wingdings"/>
+          <w:rFonts w:ascii="宋体" w:hAnsi="宋体" w:eastAsia="宋体" w:cs="宋体"/>
+          <w:sz w:val="24"/>
+          <w:szCs w:val="24"/>
+        </w:rPr>
+      </w:pPr>
+      <w:r>
+        <w:rPr>
+          <w:rFonts w:ascii="Wingdings" w:hAnsi="Wingdings" w:eastAsia="Wingdings" w:cs="Wingdings"/>
           <w:spacing w:val="-3"/>
           <w:sz w:val="24"/>
           <w:szCs w:val="24"/>
@@ -3354,7 +3268,7 @@
       </w:r>
       <w:r>
         <w:rPr>
-          <w:rFonts w:ascii="Wingdings" w:eastAsia="Wingdings" w:hAnsi="Wingdings" w:cs="Wingdings"/>
+          <w:rFonts w:ascii="Wingdings" w:hAnsi="Wingdings" w:eastAsia="Wingdings" w:cs="Wingdings"/>
           <w:spacing w:val="-47"/>
           <w:sz w:val="24"/>
           <w:szCs w:val="24"/>
@@ -3363,7 +3277,7 @@
       </w:r>
       <w:r>
         <w:rPr>
-          <w:rFonts w:ascii="SimSun" w:eastAsia="SimSun" w:hAnsi="SimSun" w:cs="SimSun"/>
+          <w:rFonts w:ascii="宋体" w:hAnsi="宋体" w:eastAsia="宋体" w:cs="宋体"/>
           <w:spacing w:val="-3"/>
           <w:sz w:val="24"/>
           <w:szCs w:val="24"/>
@@ -3376,14 +3290,14 @@
         <w:spacing w:before="162" w:line="238" w:lineRule="auto"/>
         <w:ind w:left="513"/>
         <w:rPr>
-          <w:rFonts w:ascii="SimSun" w:eastAsia="SimSun" w:hAnsi="SimSun" w:cs="SimSun"/>
-          <w:sz w:val="24"/>
-          <w:szCs w:val="24"/>
-        </w:rPr>
-      </w:pPr>
-      <w:r>
-        <w:rPr>
-          <w:rFonts w:ascii="Wingdings" w:eastAsia="Wingdings" w:hAnsi="Wingdings" w:cs="Wingdings"/>
+          <w:rFonts w:ascii="宋体" w:hAnsi="宋体" w:eastAsia="宋体" w:cs="宋体"/>
+          <w:sz w:val="24"/>
+          <w:szCs w:val="24"/>
+        </w:rPr>
+      </w:pPr>
+      <w:r>
+        <w:rPr>
+          <w:rFonts w:ascii="Wingdings" w:hAnsi="Wingdings" w:eastAsia="Wingdings" w:cs="Wingdings"/>
           <w:spacing w:val="-4"/>
           <w:sz w:val="24"/>
           <w:szCs w:val="24"/>
@@ -3392,7 +3306,7 @@
       </w:r>
       <w:r>
         <w:rPr>
-          <w:rFonts w:ascii="Wingdings" w:eastAsia="Wingdings" w:hAnsi="Wingdings" w:cs="Wingdings"/>
+          <w:rFonts w:ascii="Wingdings" w:hAnsi="Wingdings" w:eastAsia="Wingdings" w:cs="Wingdings"/>
           <w:spacing w:val="-49"/>
           <w:sz w:val="24"/>
           <w:szCs w:val="24"/>
@@ -3401,7 +3315,7 @@
       </w:r>
       <w:r>
         <w:rPr>
-          <w:rFonts w:ascii="SimSun" w:eastAsia="SimSun" w:hAnsi="SimSun" w:cs="SimSun"/>
+          <w:rFonts w:ascii="宋体" w:hAnsi="宋体" w:eastAsia="宋体" w:cs="宋体"/>
           <w:spacing w:val="-4"/>
           <w:sz w:val="24"/>
           <w:szCs w:val="24"/>
@@ -3414,14 +3328,14 @@
         <w:spacing w:before="161" w:line="239" w:lineRule="auto"/>
         <w:ind w:left="513"/>
         <w:rPr>
-          <w:rFonts w:ascii="SimSun" w:eastAsia="SimSun" w:hAnsi="SimSun" w:cs="SimSun"/>
-          <w:sz w:val="24"/>
-          <w:szCs w:val="24"/>
-        </w:rPr>
-      </w:pPr>
-      <w:r>
-        <w:rPr>
-          <w:rFonts w:ascii="Wingdings" w:eastAsia="Wingdings" w:hAnsi="Wingdings" w:cs="Wingdings"/>
+          <w:rFonts w:ascii="宋体" w:hAnsi="宋体" w:eastAsia="宋体" w:cs="宋体"/>
+          <w:sz w:val="24"/>
+          <w:szCs w:val="24"/>
+        </w:rPr>
+      </w:pPr>
+      <w:r>
+        <w:rPr>
+          <w:rFonts w:ascii="Wingdings" w:hAnsi="Wingdings" w:eastAsia="Wingdings" w:cs="Wingdings"/>
           <w:spacing w:val="-5"/>
           <w:sz w:val="24"/>
           <w:szCs w:val="24"/>
@@ -3430,7 +3344,7 @@
       </w:r>
       <w:r>
         <w:rPr>
-          <w:rFonts w:ascii="SimSun" w:eastAsia="SimSun" w:hAnsi="SimSun" w:cs="SimSun"/>
+          <w:rFonts w:ascii="宋体" w:hAnsi="宋体" w:eastAsia="宋体" w:cs="宋体"/>
           <w:spacing w:val="-5"/>
           <w:sz w:val="24"/>
           <w:szCs w:val="24"/>
@@ -3440,56 +3354,231 @@
     </w:p>
     <w:p>
       <w:pPr>
-        <w:spacing w:line="239" w:lineRule="auto"/>
-        <w:rPr>
-          <w:rFonts w:ascii="SimSun" w:eastAsia="SimSun" w:hAnsi="SimSun" w:cs="SimSun"/>
-          <w:sz w:val="24"/>
-          <w:szCs w:val="24"/>
-        </w:rPr>
-        <w:sectPr>
-          <w:footerReference w:type="default" r:id="rId9"/>
-          <w:pgSz w:w="11910" w:h="16840"/>
-          <w:pgMar w:top="897" w:right="1719" w:bottom="1110" w:left="1786" w:header="0" w:footer="875" w:gutter="0"/>
-          <w:cols w:space="720"/>
-        </w:sectPr>
-      </w:pPr>
-    </w:p>
-    <w:p>
-      <w:pPr>
-        <w:spacing w:line="442" w:lineRule="exact"/>
-        <w:ind w:firstLine="12"/>
-      </w:pPr>
-      <w:r>
-        <w:rPr>
-          <w:position w:val="-8"/>
-        </w:rPr>
+        <w:spacing w:before="98" w:line="223" w:lineRule="auto"/>
+        <w:ind w:left="25"/>
+        <w:outlineLvl w:val="1"/>
+        <w:rPr>
+          <w:rFonts w:ascii="黑体" w:hAnsi="黑体" w:eastAsia="黑体" w:cs="黑体"/>
+          <w:sz w:val="30"/>
+          <w:szCs w:val="30"/>
+        </w:rPr>
+      </w:pPr>
+      <w:bookmarkStart w:id="5" w:name="bookmark6"/>
+      <w:bookmarkEnd w:id="5"/>
+      <w:r>
+        <w:rPr>
+          <w:rFonts w:ascii="黑体" w:hAnsi="黑体" w:eastAsia="黑体" w:cs="黑体"/>
+          <w:b/>
+          <w:bCs/>
+          <w:spacing w:val="-7"/>
+          <w:sz w:val="30"/>
+          <w:szCs w:val="30"/>
+        </w:rPr>
+        <w:t>3.3</w:t>
+      </w:r>
+      <w:r>
+        <w:rPr>
+          <w:rFonts w:ascii="黑体" w:hAnsi="黑体" w:eastAsia="黑体" w:cs="黑体"/>
+          <w:spacing w:val="21"/>
+          <w:sz w:val="30"/>
+          <w:szCs w:val="30"/>
+        </w:rPr>
+        <w:t xml:space="preserve"> </w:t>
+      </w:r>
+      <w:r>
+        <w:rPr>
+          <w:rFonts w:ascii="黑体" w:hAnsi="黑体" w:eastAsia="黑体" w:cs="黑体"/>
+          <w:b/>
+          <w:bCs/>
+          <w:spacing w:val="-7"/>
+          <w:sz w:val="30"/>
+          <w:szCs w:val="30"/>
+        </w:rPr>
+        <w:t>相关部门</w:t>
+      </w:r>
+    </w:p>
+    <w:p>
+      <w:pPr>
+        <w:spacing w:before="276" w:line="366" w:lineRule="auto"/>
+        <w:ind w:left="28" w:right="183" w:firstLine="474"/>
+        <w:rPr>
+          <w:rFonts w:ascii="宋体" w:hAnsi="宋体" w:eastAsia="宋体" w:cs="宋体"/>
+          <w:sz w:val="24"/>
+          <w:szCs w:val="24"/>
+        </w:rPr>
+      </w:pPr>
+      <w:r>
+        <w:rPr>
+          <w:rFonts w:ascii="宋体" w:hAnsi="宋体" w:eastAsia="宋体" w:cs="宋体"/>
+          <w:spacing w:val="-7"/>
+          <w:sz w:val="24"/>
+          <w:szCs w:val="24"/>
+        </w:rPr>
+        <w:t>配合审核组实施内审工作，组织对本单位的不合格项分析原因，制定</w:t>
+      </w:r>
+      <w:r>
+        <w:rPr>
+          <w:rFonts w:ascii="宋体" w:hAnsi="宋体" w:eastAsia="宋体" w:cs="宋体"/>
+          <w:spacing w:val="-8"/>
+          <w:sz w:val="24"/>
+          <w:szCs w:val="24"/>
+        </w:rPr>
+        <w:t>和实施</w:t>
+      </w:r>
+      <w:r>
+        <w:rPr>
+          <w:rFonts w:ascii="宋体" w:hAnsi="宋体" w:eastAsia="宋体" w:cs="宋体"/>
+          <w:spacing w:val="-1"/>
+          <w:sz w:val="24"/>
+          <w:szCs w:val="24"/>
+        </w:rPr>
+        <w:t>纠正措施，对不合格项的纠正措施有效性进行跟踪验证。</w:t>
+      </w:r>
+    </w:p>
+    <w:p>
+      <w:pPr>
+        <w:spacing w:before="101" w:line="227" w:lineRule="auto"/>
+        <w:ind w:left="17"/>
+        <w:outlineLvl w:val="0"/>
+        <w:rPr>
+          <w:rFonts w:ascii="黑体" w:hAnsi="黑体" w:eastAsia="黑体" w:cs="黑体"/>
+          <w:sz w:val="31"/>
+          <w:szCs w:val="31"/>
+        </w:rPr>
+      </w:pPr>
+      <w:bookmarkStart w:id="6" w:name="bookmark7"/>
+      <w:bookmarkEnd w:id="6"/>
+      <w:r>
+        <w:rPr>
+          <w:rFonts w:ascii="黑体" w:hAnsi="黑体" w:eastAsia="黑体" w:cs="黑体"/>
+          <w:b/>
+          <w:bCs/>
+          <w:spacing w:val="-1"/>
+          <w:sz w:val="31"/>
+          <w:szCs w:val="31"/>
+        </w:rPr>
+        <w:t>4</w:t>
+      </w:r>
+      <w:r>
+        <w:rPr>
+          <w:rFonts w:ascii="黑体" w:hAnsi="黑体" w:eastAsia="黑体" w:cs="黑体"/>
+          <w:spacing w:val="21"/>
+          <w:sz w:val="31"/>
+          <w:szCs w:val="31"/>
+        </w:rPr>
+        <w:t xml:space="preserve"> </w:t>
+      </w:r>
+      <w:r>
+        <w:rPr>
+          <w:rFonts w:ascii="黑体" w:hAnsi="黑体" w:eastAsia="黑体" w:cs="黑体"/>
+          <w:b/>
+          <w:bCs/>
+          <w:spacing w:val="-1"/>
+          <w:sz w:val="31"/>
+          <w:szCs w:val="31"/>
+        </w:rPr>
+        <w:t>程序</w:t>
+      </w:r>
+    </w:p>
+    <w:p>
+      <w:pPr>
+        <w:pStyle w:val="2"/>
+        <w:spacing w:line="302" w:lineRule="auto"/>
+      </w:pPr>
+    </w:p>
+    <w:p>
+      <w:pPr>
+        <w:pStyle w:val="2"/>
+        <w:spacing w:line="302" w:lineRule="auto"/>
+      </w:pPr>
+    </w:p>
+    <w:p>
+      <w:pPr>
+        <w:spacing w:before="97" w:line="221" w:lineRule="auto"/>
+        <w:ind w:left="17"/>
+        <w:outlineLvl w:val="1"/>
+        <w:rPr>
+          <w:rFonts w:ascii="黑体" w:hAnsi="黑体" w:eastAsia="黑体" w:cs="黑体"/>
+          <w:sz w:val="30"/>
+          <w:szCs w:val="30"/>
+        </w:rPr>
+      </w:pPr>
+      <w:bookmarkStart w:id="7" w:name="bookmark8"/>
+      <w:bookmarkEnd w:id="7"/>
+      <w:r>
+        <w:rPr>
+          <w:rFonts w:ascii="黑体" w:hAnsi="黑体" w:eastAsia="黑体" w:cs="黑体"/>
+          <w:b/>
+          <w:bCs/>
+          <w:spacing w:val="-6"/>
+          <w:sz w:val="30"/>
+          <w:szCs w:val="30"/>
+        </w:rPr>
+        <w:t>4.1</w:t>
+      </w:r>
+      <w:r>
+        <w:rPr>
+          <w:rFonts w:ascii="黑体" w:hAnsi="黑体" w:eastAsia="黑体" w:cs="黑体"/>
+          <w:spacing w:val="19"/>
+          <w:sz w:val="30"/>
+          <w:szCs w:val="30"/>
+        </w:rPr>
+        <w:t xml:space="preserve"> </w:t>
+      </w:r>
+      <w:r>
+        <w:rPr>
+          <w:rFonts w:ascii="黑体" w:hAnsi="黑体" w:eastAsia="黑体" w:cs="黑体"/>
+          <w:b/>
+          <w:bCs/>
+          <w:spacing w:val="-6"/>
+          <w:sz w:val="30"/>
+          <w:szCs w:val="30"/>
+        </w:rPr>
+        <w:t>流程图</w:t>
+      </w:r>
+    </w:p>
+    <w:p>
+      <w:pPr>
+        <w:spacing w:before="114"/>
+        <w:ind w:left="0" w:leftChars="0" w:right="0" w:rightChars="0" w:firstLine="0" w:firstLineChars="0"/>
+        <w:jc w:val="center"/>
+      </w:pPr>
+      <w:r>
         <w:drawing>
-          <wp:inline distT="0" distB="0" distL="0" distR="0">
-            <wp:extent cx="766952" cy="281020"/>
-            <wp:effectExtent l="0" t="0" r="0" b="0"/>
-            <wp:docPr id="10" name="IM 10"/>
-            <wp:cNvGraphicFramePr/>
+          <wp:inline distT="0" distB="0" distL="114300" distR="114300">
+            <wp:extent cx="5316220" cy="5450205"/>
+            <wp:effectExtent l="0" t="0" r="2540" b="5715"/>
+            <wp:docPr id="1" name="图片 1"/>
+            <wp:cNvGraphicFramePr>
+              <a:graphicFrameLocks xmlns:a="http://schemas.openxmlformats.org/drawingml/2006/main" noChangeAspect="1"/>
+            </wp:cNvGraphicFramePr>
             <a:graphic xmlns:a="http://schemas.openxmlformats.org/drawingml/2006/main">
               <a:graphicData uri="http://schemas.openxmlformats.org/drawingml/2006/picture">
                 <pic:pic xmlns:pic="http://schemas.openxmlformats.org/drawingml/2006/picture">
                   <pic:nvPicPr>
-                    <pic:cNvPr id="10" name="IM 10"/>
-                    <pic:cNvPicPr/>
+                    <pic:cNvPr id="1" name="图片 1"/>
+                    <pic:cNvPicPr>
+                      <a:picLocks noChangeAspect="1"/>
+                    </pic:cNvPicPr>
                   </pic:nvPicPr>
                   <pic:blipFill>
-                    <a:blip xmlns:r="http://schemas.openxmlformats.org/officeDocument/2006/relationships" r:embed="rId4"/>
+                    <a:blip r:embed="rId12"/>
                     <a:stretch>
                       <a:fillRect/>
                     </a:stretch>
                   </pic:blipFill>
                   <pic:spPr>
-                    <a:xfrm rot="0">
+                    <a:xfrm>
                       <a:off x="0" y="0"/>
-                      <a:ext cx="766952" cy="281020"/>
+                      <a:ext cx="5316220" cy="5450205"/>
                     </a:xfrm>
                     <a:prstGeom prst="rect">
                       <a:avLst/>
                     </a:prstGeom>
+                    <a:noFill/>
+                    <a:ln>
+                      <a:noFill/>
+                    </a:ln>
                   </pic:spPr>
                 </pic:pic>
               </a:graphicData>
@@ -3500,1047 +3589,11 @@
     </w:p>
     <w:p>
       <w:pPr>
-        <w:pStyle w:val="BodyText"/>
-        <w:spacing w:line="305" w:lineRule="auto"/>
-      </w:pPr>
-    </w:p>
-    <w:p>
-      <w:pPr>
-        <w:spacing w:before="98" w:line="223" w:lineRule="auto"/>
-        <w:ind w:left="25"/>
-        <w:outlineLvl w:val="1"/>
-        <w:rPr>
-          <w:rFonts w:ascii="SimHei" w:eastAsia="SimHei" w:hAnsi="SimHei" w:cs="SimHei"/>
-          <w:sz w:val="30"/>
-          <w:szCs w:val="30"/>
-        </w:rPr>
-      </w:pPr>
-      <w:bookmarkStart w:id="5" w:name="bookmark6"/>
-      <w:bookmarkEnd w:id="5"/>
-      <w:r>
-        <w:rPr>
-          <w:rFonts w:ascii="SimHei" w:eastAsia="SimHei" w:hAnsi="SimHei" w:cs="SimHei"/>
-          <w:b/>
-          <w:bCs/>
-          <w:spacing w:val="-7"/>
-          <w:sz w:val="30"/>
-          <w:szCs w:val="30"/>
-        </w:rPr>
-        <w:t>3.3</w:t>
-      </w:r>
-      <w:r>
-        <w:rPr>
-          <w:rFonts w:ascii="SimHei" w:eastAsia="SimHei" w:hAnsi="SimHei" w:cs="SimHei"/>
-          <w:spacing w:val="21"/>
-          <w:sz w:val="30"/>
-          <w:szCs w:val="30"/>
-        </w:rPr>
-        <w:t xml:space="preserve"> </w:t>
-      </w:r>
-      <w:r>
-        <w:rPr>
-          <w:rFonts w:ascii="SimHei" w:eastAsia="SimHei" w:hAnsi="SimHei" w:cs="SimHei"/>
-          <w:b/>
-          <w:bCs/>
-          <w:spacing w:val="-7"/>
-          <w:sz w:val="30"/>
-          <w:szCs w:val="30"/>
-        </w:rPr>
-        <w:t>相关部门</w:t>
-      </w:r>
-    </w:p>
-    <w:p>
-      <w:pPr>
-        <w:spacing w:before="276" w:line="366" w:lineRule="auto"/>
-        <w:ind w:left="28" w:right="183" w:firstLine="474"/>
-        <w:rPr>
-          <w:rFonts w:ascii="SimSun" w:eastAsia="SimSun" w:hAnsi="SimSun" w:cs="SimSun"/>
-          <w:sz w:val="24"/>
-          <w:szCs w:val="24"/>
-        </w:rPr>
-      </w:pPr>
-      <w:r>
-        <w:rPr>
-          <w:rFonts w:ascii="SimSun" w:eastAsia="SimSun" w:hAnsi="SimSun" w:cs="SimSun"/>
-          <w:spacing w:val="-7"/>
-          <w:sz w:val="24"/>
-          <w:szCs w:val="24"/>
-        </w:rPr>
-        <w:t>配合审核组实施内审工作，组织对本单位的不合格项分析原因，制定</w:t>
-      </w:r>
-      <w:r>
-        <w:rPr>
-          <w:rFonts w:ascii="SimSun" w:eastAsia="SimSun" w:hAnsi="SimSun" w:cs="SimSun"/>
-          <w:spacing w:val="-8"/>
-          <w:sz w:val="24"/>
-          <w:szCs w:val="24"/>
-        </w:rPr>
-        <w:t>和实施</w:t>
-      </w:r>
-      <w:r>
-        <w:rPr>
-          <w:rFonts w:ascii="SimSun" w:eastAsia="SimSun" w:hAnsi="SimSun" w:cs="SimSun"/>
-          <w:spacing w:val="-1"/>
-          <w:sz w:val="24"/>
-          <w:szCs w:val="24"/>
-        </w:rPr>
-        <w:t>纠正措施，对不合格项的纠正措施有效性进行跟踪验证。</w:t>
-      </w:r>
-    </w:p>
-    <w:p>
-      <w:pPr>
-        <w:pStyle w:val="BodyText"/>
-        <w:spacing w:line="337" w:lineRule="auto"/>
-      </w:pPr>
-    </w:p>
-    <w:p>
-      <w:pPr>
-        <w:spacing w:before="101" w:line="227" w:lineRule="auto"/>
-        <w:ind w:left="17"/>
-        <w:outlineLvl w:val="0"/>
-        <w:rPr>
-          <w:rFonts w:ascii="SimHei" w:eastAsia="SimHei" w:hAnsi="SimHei" w:cs="SimHei"/>
-          <w:sz w:val="31"/>
-          <w:szCs w:val="31"/>
-        </w:rPr>
-      </w:pPr>
-      <w:bookmarkStart w:id="6" w:name="bookmark7"/>
-      <w:bookmarkEnd w:id="6"/>
-      <w:r>
-        <w:rPr>
-          <w:rFonts w:ascii="SimHei" w:eastAsia="SimHei" w:hAnsi="SimHei" w:cs="SimHei"/>
-          <w:b/>
-          <w:bCs/>
-          <w:spacing w:val="-1"/>
-          <w:sz w:val="31"/>
-          <w:szCs w:val="31"/>
-        </w:rPr>
-        <w:t>4</w:t>
-      </w:r>
-      <w:r>
-        <w:rPr>
-          <w:rFonts w:ascii="SimHei" w:eastAsia="SimHei" w:hAnsi="SimHei" w:cs="SimHei"/>
-          <w:spacing w:val="21"/>
-          <w:sz w:val="31"/>
-          <w:szCs w:val="31"/>
-        </w:rPr>
-        <w:t xml:space="preserve"> </w:t>
-      </w:r>
-      <w:r>
-        <w:rPr>
-          <w:rFonts w:ascii="SimHei" w:eastAsia="SimHei" w:hAnsi="SimHei" w:cs="SimHei"/>
-          <w:b/>
-          <w:bCs/>
-          <w:spacing w:val="-1"/>
-          <w:sz w:val="31"/>
-          <w:szCs w:val="31"/>
-        </w:rPr>
-        <w:t>程序</w:t>
-      </w:r>
-    </w:p>
-    <w:p>
-      <w:pPr>
-        <w:pStyle w:val="BodyText"/>
-        <w:spacing w:line="302" w:lineRule="auto"/>
-      </w:pPr>
-    </w:p>
-    <w:p>
-      <w:pPr>
-        <w:pStyle w:val="BodyText"/>
-        <w:spacing w:line="302" w:lineRule="auto"/>
-      </w:pPr>
-    </w:p>
-    <w:p>
-      <w:pPr>
-        <w:spacing w:before="97" w:line="221" w:lineRule="auto"/>
-        <w:ind w:left="17"/>
-        <w:outlineLvl w:val="1"/>
-        <w:rPr>
-          <w:rFonts w:ascii="SimHei" w:eastAsia="SimHei" w:hAnsi="SimHei" w:cs="SimHei"/>
-          <w:sz w:val="30"/>
-          <w:szCs w:val="30"/>
-        </w:rPr>
-      </w:pPr>
-      <w:bookmarkStart w:id="7" w:name="bookmark8"/>
-      <w:bookmarkEnd w:id="7"/>
-      <w:r>
-        <w:rPr>
-          <w:rFonts w:ascii="SimHei" w:eastAsia="SimHei" w:hAnsi="SimHei" w:cs="SimHei"/>
-          <w:b/>
-          <w:bCs/>
-          <w:spacing w:val="-6"/>
-          <w:sz w:val="30"/>
-          <w:szCs w:val="30"/>
-        </w:rPr>
-        <w:t>4.1</w:t>
-      </w:r>
-      <w:r>
-        <w:rPr>
-          <w:rFonts w:ascii="SimHei" w:eastAsia="SimHei" w:hAnsi="SimHei" w:cs="SimHei"/>
-          <w:spacing w:val="19"/>
-          <w:sz w:val="30"/>
-          <w:szCs w:val="30"/>
-        </w:rPr>
-        <w:t xml:space="preserve"> </w:t>
-      </w:r>
-      <w:r>
-        <w:rPr>
-          <w:rFonts w:ascii="SimHei" w:eastAsia="SimHei" w:hAnsi="SimHei" w:cs="SimHei"/>
-          <w:b/>
-          <w:bCs/>
-          <w:spacing w:val="-6"/>
-          <w:sz w:val="30"/>
-          <w:szCs w:val="30"/>
-        </w:rPr>
-        <w:t>流程图</w:t>
-      </w:r>
-    </w:p>
-    <w:p>
-      <w:pPr>
-        <w:spacing w:before="114"/>
-      </w:pPr>
-    </w:p>
-    <w:p>
-      <w:pPr>
-        <w:spacing w:before="113"/>
-      </w:pPr>
-    </w:p>
-    <w:tbl>
-      <w:tblPr>
-        <w:tblStyle w:val="TableNormal"/>
-        <w:tblW w:w="6145" w:type="dxa"/>
-        <w:tblInd w:w="1092" w:type="dxa"/>
-        <w:tblBorders>
-          <w:top w:val="single" w:sz="2" w:space="0" w:color="000000"/>
-          <w:left w:val="single" w:sz="2" w:space="0" w:color="000000"/>
-          <w:bottom w:val="single" w:sz="2" w:space="0" w:color="000000"/>
-          <w:right w:val="single" w:sz="2" w:space="0" w:color="000000"/>
-          <w:insideH w:val="single" w:sz="2" w:space="0" w:color="000000"/>
-          <w:insideV w:val="single" w:sz="2" w:space="0" w:color="000000"/>
-        </w:tblBorders>
-        <w:tblLayout w:type="fixed"/>
-      </w:tblPr>
-      <w:tblGrid>
-        <w:gridCol w:w="362"/>
-        <w:gridCol w:w="1378"/>
-        <w:gridCol w:w="1610"/>
-        <w:gridCol w:w="1431"/>
-        <w:gridCol w:w="1364"/>
-      </w:tblGrid>
-      <w:tr>
-        <w:tblPrEx>
-          <w:tblW w:w="6145" w:type="dxa"/>
-          <w:tblInd w:w="1092" w:type="dxa"/>
-          <w:tblBorders>
-            <w:top w:val="single" w:sz="2" w:space="0" w:color="000000"/>
-            <w:left w:val="single" w:sz="2" w:space="0" w:color="000000"/>
-            <w:bottom w:val="single" w:sz="2" w:space="0" w:color="000000"/>
-            <w:right w:val="single" w:sz="2" w:space="0" w:color="000000"/>
-            <w:insideH w:val="single" w:sz="2" w:space="0" w:color="000000"/>
-            <w:insideV w:val="single" w:sz="2" w:space="0" w:color="000000"/>
-          </w:tblBorders>
-          <w:tblLayout w:type="fixed"/>
-        </w:tblPrEx>
-        <w:trPr>
-          <w:trHeight w:val="321"/>
-        </w:trPr>
-        <w:tc>
-          <w:tcPr>
-            <w:tcW w:w="6145" w:type="dxa"/>
-            <w:gridSpan w:val="5"/>
-          </w:tcPr>
-          <w:p>
-            <w:pPr>
-              <w:spacing w:before="74" w:line="220" w:lineRule="auto"/>
-              <w:ind w:left="55"/>
-              <w:rPr>
-                <w:rFonts w:ascii="SimSun" w:eastAsia="SimSun" w:hAnsi="SimSun" w:cs="SimSun"/>
-                <w:sz w:val="16"/>
-                <w:szCs w:val="16"/>
-              </w:rPr>
-            </w:pPr>
-            <w:r>
-              <w:drawing>
-                <wp:anchor distT="0" distB="0" distL="0" distR="0" simplePos="0" relativeHeight="251658240" behindDoc="1" locked="0" layoutInCell="1" allowOverlap="1">
-                  <wp:simplePos x="0" y="0"/>
-                  <wp:positionH relativeFrom="column">
-                    <wp:posOffset>1777</wp:posOffset>
-                  </wp:positionH>
-                  <wp:positionV relativeFrom="paragraph">
-                    <wp:posOffset>2174</wp:posOffset>
-                  </wp:positionV>
-                  <wp:extent cx="3896359" cy="4634864"/>
-                  <wp:effectExtent l="0" t="0" r="0" b="0"/>
-                  <wp:wrapNone/>
-                  <wp:docPr id="12" name="IM 12"/>
-                  <wp:cNvGraphicFramePr/>
-                  <a:graphic xmlns:a="http://schemas.openxmlformats.org/drawingml/2006/main">
-                    <a:graphicData uri="http://schemas.openxmlformats.org/drawingml/2006/picture">
-                      <pic:pic xmlns:pic="http://schemas.openxmlformats.org/drawingml/2006/picture">
-                        <pic:nvPicPr>
-                          <pic:cNvPr id="12" name="IM 12"/>
-                          <pic:cNvPicPr/>
-                        </pic:nvPicPr>
-                        <pic:blipFill>
-                          <a:blip xmlns:r="http://schemas.openxmlformats.org/officeDocument/2006/relationships" r:embed="rId10"/>
-                          <a:stretch>
-                            <a:fillRect/>
-                          </a:stretch>
-                        </pic:blipFill>
-                        <pic:spPr>
-                          <a:xfrm rot="0">
-                            <a:off x="0" y="0"/>
-                            <a:ext cx="3896359" cy="4634864"/>
-                          </a:xfrm>
-                          <a:prstGeom prst="rect">
-                            <a:avLst/>
-                          </a:prstGeom>
-                        </pic:spPr>
-                      </pic:pic>
-                    </a:graphicData>
-                  </a:graphic>
-                </wp:anchor>
-              </w:drawing>
-            </w:r>
-            <w:r>
-              <w:rPr>
-                <w:rFonts w:ascii="SimSun" w:eastAsia="SimSun" w:hAnsi="SimSun" w:cs="SimSun"/>
-                <w:spacing w:val="8"/>
-                <w:sz w:val="16"/>
-                <w:szCs w:val="16"/>
-              </w:rPr>
-              <w:t>内审流程</w:t>
-            </w:r>
-          </w:p>
-        </w:tc>
-      </w:tr>
-      <w:tr>
-        <w:tblPrEx>
-          <w:tblW w:w="6145" w:type="dxa"/>
-          <w:tblInd w:w="1092" w:type="dxa"/>
-          <w:tblLayout w:type="fixed"/>
-        </w:tblPrEx>
-        <w:trPr>
-          <w:trHeight w:val="394"/>
-        </w:trPr>
-        <w:tc>
-          <w:tcPr>
-            <w:tcW w:w="362" w:type="dxa"/>
-            <w:vMerge w:val="restart"/>
-            <w:tcBorders>
-              <w:bottom w:val="nil"/>
-            </w:tcBorders>
-          </w:tcPr>
-          <w:p>
-            <w:pPr>
-              <w:pStyle w:val="TableText"/>
-            </w:pPr>
-          </w:p>
-        </w:tc>
-        <w:tc>
-          <w:tcPr>
-            <w:tcW w:w="1378" w:type="dxa"/>
-          </w:tcPr>
-          <w:p>
-            <w:pPr>
-              <w:spacing w:before="130" w:line="235" w:lineRule="auto"/>
-              <w:ind w:left="546"/>
-              <w:rPr>
-                <w:rFonts w:ascii="SimSun" w:eastAsia="SimSun" w:hAnsi="SimSun" w:cs="SimSun"/>
-                <w:sz w:val="12"/>
-                <w:szCs w:val="12"/>
-              </w:rPr>
-            </w:pPr>
-            <w:r>
-              <w:rPr>
-                <w:rFonts w:ascii="SimSun" w:eastAsia="SimSun" w:hAnsi="SimSun" w:cs="SimSun"/>
-                <w:spacing w:val="25"/>
-                <w:sz w:val="12"/>
-                <w:szCs w:val="12"/>
-              </w:rPr>
-              <w:t>输入</w:t>
-            </w:r>
-          </w:p>
-        </w:tc>
-        <w:tc>
-          <w:tcPr>
-            <w:tcW w:w="1610" w:type="dxa"/>
-          </w:tcPr>
-          <w:p>
-            <w:pPr>
-              <w:spacing w:before="130" w:line="235" w:lineRule="auto"/>
-              <w:ind w:left="511"/>
-              <w:rPr>
-                <w:rFonts w:ascii="SimSun" w:eastAsia="SimSun" w:hAnsi="SimSun" w:cs="SimSun"/>
-                <w:sz w:val="12"/>
-                <w:szCs w:val="12"/>
-              </w:rPr>
-            </w:pPr>
-            <w:r>
-              <w:rPr>
-                <w:rFonts w:ascii="SimSun" w:eastAsia="SimSun" w:hAnsi="SimSun" w:cs="SimSun"/>
-                <w:spacing w:val="27"/>
-                <w:sz w:val="12"/>
-                <w:szCs w:val="12"/>
-              </w:rPr>
-              <w:t>过程步骤</w:t>
-            </w:r>
-          </w:p>
-        </w:tc>
-        <w:tc>
-          <w:tcPr>
-            <w:tcW w:w="1431" w:type="dxa"/>
-          </w:tcPr>
-          <w:p>
-            <w:pPr>
-              <w:spacing w:before="130" w:line="235" w:lineRule="auto"/>
-              <w:ind w:left="577"/>
-              <w:rPr>
-                <w:rFonts w:ascii="SimSun" w:eastAsia="SimSun" w:hAnsi="SimSun" w:cs="SimSun"/>
-                <w:sz w:val="12"/>
-                <w:szCs w:val="12"/>
-              </w:rPr>
-            </w:pPr>
-            <w:r>
-              <w:rPr>
-                <w:rFonts w:ascii="SimSun" w:eastAsia="SimSun" w:hAnsi="SimSun" w:cs="SimSun"/>
-                <w:spacing w:val="25"/>
-                <w:sz w:val="12"/>
-                <w:szCs w:val="12"/>
-              </w:rPr>
-              <w:t>输出</w:t>
-            </w:r>
-          </w:p>
-        </w:tc>
-        <w:tc>
-          <w:tcPr>
-            <w:tcW w:w="1364" w:type="dxa"/>
-          </w:tcPr>
-          <w:p>
-            <w:pPr>
-              <w:spacing w:before="130" w:line="235" w:lineRule="auto"/>
-              <w:ind w:left="298"/>
-              <w:rPr>
-                <w:rFonts w:ascii="SimSun" w:eastAsia="SimSun" w:hAnsi="SimSun" w:cs="SimSun"/>
-                <w:sz w:val="12"/>
-                <w:szCs w:val="12"/>
-              </w:rPr>
-            </w:pPr>
-            <w:r>
-              <w:rPr>
-                <w:rFonts w:ascii="SimSun" w:eastAsia="SimSun" w:hAnsi="SimSun" w:cs="SimSun"/>
-                <w:spacing w:val="23"/>
-                <w:sz w:val="12"/>
-                <w:szCs w:val="12"/>
-              </w:rPr>
-              <w:t>负责人</w:t>
-            </w:r>
-            <w:r>
-              <w:rPr>
-                <w:rFonts w:ascii="Times New Roman" w:eastAsia="Times New Roman" w:hAnsi="Times New Roman" w:cs="Times New Roman"/>
-                <w:spacing w:val="23"/>
-                <w:sz w:val="12"/>
-                <w:szCs w:val="12"/>
-              </w:rPr>
-              <w:t>/</w:t>
-            </w:r>
-            <w:r>
-              <w:rPr>
-                <w:rFonts w:ascii="SimSun" w:eastAsia="SimSun" w:hAnsi="SimSun" w:cs="SimSun"/>
-                <w:spacing w:val="23"/>
-                <w:sz w:val="12"/>
-                <w:szCs w:val="12"/>
-              </w:rPr>
-              <w:t>部门</w:t>
-            </w:r>
-          </w:p>
-        </w:tc>
-      </w:tr>
-      <w:tr>
-        <w:tblPrEx>
-          <w:tblW w:w="6145" w:type="dxa"/>
-          <w:tblInd w:w="1092" w:type="dxa"/>
-          <w:tblLayout w:type="fixed"/>
-        </w:tblPrEx>
-        <w:trPr>
-          <w:trHeight w:val="6578"/>
-        </w:trPr>
-        <w:tc>
-          <w:tcPr>
-            <w:tcW w:w="362" w:type="dxa"/>
-            <w:vMerge/>
-            <w:tcBorders>
-              <w:top w:val="nil"/>
-            </w:tcBorders>
-          </w:tcPr>
-          <w:p>
-            <w:pPr>
-              <w:pStyle w:val="TableText"/>
-            </w:pPr>
-          </w:p>
-        </w:tc>
-        <w:tc>
-          <w:tcPr>
-            <w:tcW w:w="1378" w:type="dxa"/>
-          </w:tcPr>
-          <w:p>
-            <w:pPr>
-              <w:pStyle w:val="TableText"/>
-            </w:pPr>
-          </w:p>
-        </w:tc>
-        <w:tc>
-          <w:tcPr>
-            <w:tcW w:w="1610" w:type="dxa"/>
-          </w:tcPr>
-          <w:p>
-            <w:pPr>
-              <w:pStyle w:val="TableText"/>
-              <w:spacing w:line="312" w:lineRule="auto"/>
-            </w:pPr>
-          </w:p>
-          <w:p>
-            <w:pPr>
-              <w:spacing w:before="26"/>
-              <w:ind w:left="406"/>
-              <w:rPr>
-                <w:rFonts w:ascii="SimSun" w:eastAsia="SimSun" w:hAnsi="SimSun" w:cs="SimSun"/>
-                <w:sz w:val="8"/>
-                <w:szCs w:val="8"/>
-              </w:rPr>
-            </w:pPr>
-            <w:r>
-              <w:rPr>
-                <w:rFonts w:ascii="SimSun" w:eastAsia="SimSun" w:hAnsi="SimSun" w:cs="SimSun"/>
-                <w:spacing w:val="17"/>
-                <w:sz w:val="8"/>
-                <w:szCs w:val="8"/>
-              </w:rPr>
-              <w:t>制定年度内审计划</w:t>
-            </w:r>
-          </w:p>
-          <w:p>
-            <w:pPr>
-              <w:pStyle w:val="TableText"/>
-              <w:spacing w:line="334" w:lineRule="auto"/>
-            </w:pPr>
-          </w:p>
-          <w:p>
-            <w:pPr>
-              <w:pStyle w:val="TableText"/>
-              <w:spacing w:line="335" w:lineRule="auto"/>
-            </w:pPr>
-          </w:p>
-          <w:p>
-            <w:pPr>
-              <w:spacing w:before="26"/>
-              <w:ind w:left="406"/>
-              <w:rPr>
-                <w:rFonts w:ascii="SimSun" w:eastAsia="SimSun" w:hAnsi="SimSun" w:cs="SimSun"/>
-                <w:sz w:val="8"/>
-                <w:szCs w:val="8"/>
-              </w:rPr>
-            </w:pPr>
-            <w:r>
-              <w:rPr>
-                <w:rFonts w:ascii="SimSun" w:eastAsia="SimSun" w:hAnsi="SimSun" w:cs="SimSun"/>
-                <w:spacing w:val="17"/>
-                <w:sz w:val="8"/>
-                <w:szCs w:val="8"/>
-              </w:rPr>
-              <w:t>制定内审实施计划</w:t>
-            </w:r>
-          </w:p>
-          <w:p>
-            <w:pPr>
-              <w:pStyle w:val="TableText"/>
-              <w:spacing w:line="334" w:lineRule="auto"/>
-            </w:pPr>
-          </w:p>
-          <w:p>
-            <w:pPr>
-              <w:pStyle w:val="TableText"/>
-              <w:spacing w:line="335" w:lineRule="auto"/>
-            </w:pPr>
-          </w:p>
-          <w:p>
-            <w:pPr>
-              <w:spacing w:before="26"/>
-              <w:ind w:left="458"/>
-              <w:rPr>
-                <w:rFonts w:ascii="SimSun" w:eastAsia="SimSun" w:hAnsi="SimSun" w:cs="SimSun"/>
-                <w:sz w:val="8"/>
-                <w:szCs w:val="8"/>
-              </w:rPr>
-            </w:pPr>
-            <w:r>
-              <w:rPr>
-                <w:rFonts w:ascii="SimSun" w:eastAsia="SimSun" w:hAnsi="SimSun" w:cs="SimSun"/>
-                <w:spacing w:val="17"/>
-                <w:sz w:val="8"/>
-                <w:szCs w:val="8"/>
-              </w:rPr>
-              <w:t>制定内审检查表</w:t>
-            </w:r>
-          </w:p>
-          <w:p>
-            <w:pPr>
-              <w:pStyle w:val="TableText"/>
-              <w:spacing w:line="334" w:lineRule="auto"/>
-            </w:pPr>
-          </w:p>
-          <w:p>
-            <w:pPr>
-              <w:pStyle w:val="TableText"/>
-              <w:spacing w:line="335" w:lineRule="auto"/>
-            </w:pPr>
-          </w:p>
-          <w:p>
-            <w:pPr>
-              <w:spacing w:before="27" w:line="239" w:lineRule="auto"/>
-              <w:ind w:left="611"/>
-              <w:rPr>
-                <w:rFonts w:ascii="SimSun" w:eastAsia="SimSun" w:hAnsi="SimSun" w:cs="SimSun"/>
-                <w:sz w:val="8"/>
-                <w:szCs w:val="8"/>
-              </w:rPr>
-            </w:pPr>
-            <w:r>
-              <w:rPr>
-                <w:rFonts w:ascii="SimSun" w:eastAsia="SimSun" w:hAnsi="SimSun" w:cs="SimSun"/>
-                <w:spacing w:val="16"/>
-                <w:sz w:val="8"/>
-                <w:szCs w:val="8"/>
-              </w:rPr>
-              <w:t>首次会议</w:t>
-            </w:r>
-          </w:p>
-          <w:p>
-            <w:pPr>
-              <w:pStyle w:val="TableText"/>
-              <w:spacing w:line="336" w:lineRule="auto"/>
-            </w:pPr>
-          </w:p>
-          <w:p>
-            <w:pPr>
-              <w:pStyle w:val="TableText"/>
-              <w:spacing w:line="336" w:lineRule="auto"/>
-            </w:pPr>
-          </w:p>
-          <w:p>
-            <w:pPr>
-              <w:spacing w:before="26" w:line="241" w:lineRule="auto"/>
-              <w:ind w:left="610"/>
-              <w:rPr>
-                <w:rFonts w:ascii="SimSun" w:eastAsia="SimSun" w:hAnsi="SimSun" w:cs="SimSun"/>
-                <w:sz w:val="8"/>
-                <w:szCs w:val="8"/>
-              </w:rPr>
-            </w:pPr>
-            <w:r>
-              <w:rPr>
-                <w:rFonts w:ascii="SimSun" w:eastAsia="SimSun" w:hAnsi="SimSun" w:cs="SimSun"/>
-                <w:spacing w:val="16"/>
-                <w:sz w:val="8"/>
-                <w:szCs w:val="8"/>
-              </w:rPr>
-              <w:t>现场审核</w:t>
-            </w:r>
-          </w:p>
-          <w:p>
-            <w:pPr>
-              <w:pStyle w:val="TableText"/>
-              <w:spacing w:line="334" w:lineRule="auto"/>
-            </w:pPr>
-          </w:p>
-          <w:p>
-            <w:pPr>
-              <w:pStyle w:val="TableText"/>
-              <w:spacing w:line="335" w:lineRule="auto"/>
-            </w:pPr>
-          </w:p>
-          <w:p>
-            <w:pPr>
-              <w:spacing w:before="27" w:line="239" w:lineRule="auto"/>
-              <w:ind w:left="609"/>
-              <w:rPr>
-                <w:rFonts w:ascii="SimSun" w:eastAsia="SimSun" w:hAnsi="SimSun" w:cs="SimSun"/>
-                <w:sz w:val="8"/>
-                <w:szCs w:val="8"/>
-              </w:rPr>
-            </w:pPr>
-            <w:r>
-              <w:rPr>
-                <w:rFonts w:ascii="SimSun" w:eastAsia="SimSun" w:hAnsi="SimSun" w:cs="SimSun"/>
-                <w:spacing w:val="16"/>
-                <w:sz w:val="8"/>
-                <w:szCs w:val="8"/>
-              </w:rPr>
-              <w:t>末次会议</w:t>
-            </w:r>
-          </w:p>
-          <w:p>
-            <w:pPr>
-              <w:pStyle w:val="TableText"/>
-              <w:spacing w:line="335" w:lineRule="auto"/>
-            </w:pPr>
-          </w:p>
-          <w:p>
-            <w:pPr>
-              <w:pStyle w:val="TableText"/>
-              <w:spacing w:line="335" w:lineRule="auto"/>
-            </w:pPr>
-          </w:p>
-          <w:p>
-            <w:pPr>
-              <w:spacing w:before="26"/>
-              <w:ind w:left="520"/>
-              <w:rPr>
-                <w:rFonts w:ascii="SimSun" w:eastAsia="SimSun" w:hAnsi="SimSun" w:cs="SimSun"/>
-                <w:sz w:val="8"/>
-                <w:szCs w:val="8"/>
-              </w:rPr>
-            </w:pPr>
-            <w:r>
-              <w:rPr>
-                <w:rFonts w:ascii="SimSun" w:eastAsia="SimSun" w:hAnsi="SimSun" w:cs="SimSun"/>
-                <w:spacing w:val="15"/>
-                <w:sz w:val="8"/>
-                <w:szCs w:val="8"/>
-              </w:rPr>
-              <w:t>内审不合格项</w:t>
-            </w:r>
-          </w:p>
-          <w:p>
-            <w:pPr>
-              <w:pStyle w:val="TableText"/>
-              <w:spacing w:line="334" w:lineRule="auto"/>
-            </w:pPr>
-          </w:p>
-          <w:p>
-            <w:pPr>
-              <w:pStyle w:val="TableText"/>
-              <w:spacing w:line="335" w:lineRule="auto"/>
-            </w:pPr>
-          </w:p>
-          <w:p>
-            <w:pPr>
-              <w:spacing w:before="27" w:line="239" w:lineRule="auto"/>
-              <w:ind w:left="621"/>
-              <w:rPr>
-                <w:rFonts w:ascii="SimSun" w:eastAsia="SimSun" w:hAnsi="SimSun" w:cs="SimSun"/>
-                <w:sz w:val="8"/>
-                <w:szCs w:val="8"/>
-              </w:rPr>
-            </w:pPr>
-            <w:r>
-              <w:rPr>
-                <w:rFonts w:ascii="SimSun" w:eastAsia="SimSun" w:hAnsi="SimSun" w:cs="SimSun"/>
-                <w:spacing w:val="13"/>
-                <w:sz w:val="8"/>
-                <w:szCs w:val="8"/>
-              </w:rPr>
-              <w:t>内审报告</w:t>
-            </w:r>
-          </w:p>
-        </w:tc>
-        <w:tc>
-          <w:tcPr>
-            <w:tcW w:w="1431" w:type="dxa"/>
-          </w:tcPr>
-          <w:p>
-            <w:pPr>
-              <w:pStyle w:val="TableText"/>
-              <w:spacing w:line="250" w:lineRule="auto"/>
-            </w:pPr>
-          </w:p>
-          <w:p>
-            <w:pPr>
-              <w:spacing w:before="26"/>
-              <w:ind w:left="432"/>
-              <w:rPr>
-                <w:rFonts w:ascii="SimSun" w:eastAsia="SimSun" w:hAnsi="SimSun" w:cs="SimSun"/>
-                <w:sz w:val="8"/>
-                <w:szCs w:val="8"/>
-              </w:rPr>
-            </w:pPr>
-            <w:r>
-              <w:rPr>
-                <w:rFonts w:ascii="SimSun" w:eastAsia="SimSun" w:hAnsi="SimSun" w:cs="SimSun"/>
-                <w:spacing w:val="15"/>
-                <w:sz w:val="8"/>
-                <w:szCs w:val="8"/>
-              </w:rPr>
-              <w:t>内审年度计划</w:t>
-            </w:r>
-          </w:p>
-          <w:p>
-            <w:pPr>
-              <w:pStyle w:val="TableText"/>
-              <w:spacing w:line="334" w:lineRule="auto"/>
-            </w:pPr>
-          </w:p>
-          <w:p>
-            <w:pPr>
-              <w:pStyle w:val="TableText"/>
-              <w:spacing w:line="335" w:lineRule="auto"/>
-            </w:pPr>
-          </w:p>
-          <w:p>
-            <w:pPr>
-              <w:spacing w:before="26"/>
-              <w:ind w:left="432"/>
-              <w:rPr>
-                <w:rFonts w:ascii="SimSun" w:eastAsia="SimSun" w:hAnsi="SimSun" w:cs="SimSun"/>
-                <w:sz w:val="8"/>
-                <w:szCs w:val="8"/>
-              </w:rPr>
-            </w:pPr>
-            <w:r>
-              <w:rPr>
-                <w:rFonts w:ascii="SimSun" w:eastAsia="SimSun" w:hAnsi="SimSun" w:cs="SimSun"/>
-                <w:spacing w:val="15"/>
-                <w:sz w:val="8"/>
-                <w:szCs w:val="8"/>
-              </w:rPr>
-              <w:t>内审实施计划</w:t>
-            </w:r>
-          </w:p>
-          <w:p>
-            <w:pPr>
-              <w:pStyle w:val="TableText"/>
-              <w:spacing w:line="336" w:lineRule="auto"/>
-            </w:pPr>
-          </w:p>
-          <w:p>
-            <w:pPr>
-              <w:pStyle w:val="TableText"/>
-              <w:spacing w:line="336" w:lineRule="auto"/>
-            </w:pPr>
-          </w:p>
-          <w:p>
-            <w:pPr>
-              <w:spacing w:before="26"/>
-              <w:ind w:left="484"/>
-              <w:rPr>
-                <w:rFonts w:ascii="SimSun" w:eastAsia="SimSun" w:hAnsi="SimSun" w:cs="SimSun"/>
-                <w:sz w:val="8"/>
-                <w:szCs w:val="8"/>
-              </w:rPr>
-            </w:pPr>
-            <w:r>
-              <w:rPr>
-                <w:rFonts w:ascii="SimSun" w:eastAsia="SimSun" w:hAnsi="SimSun" w:cs="SimSun"/>
-                <w:spacing w:val="14"/>
-                <w:sz w:val="8"/>
-                <w:szCs w:val="8"/>
-              </w:rPr>
-              <w:t>内审检查表</w:t>
-            </w:r>
-          </w:p>
-          <w:p>
-            <w:pPr>
-              <w:pStyle w:val="TableText"/>
-              <w:spacing w:line="255" w:lineRule="auto"/>
-            </w:pPr>
-          </w:p>
-          <w:p>
-            <w:pPr>
-              <w:pStyle w:val="TableText"/>
-              <w:spacing w:line="255" w:lineRule="auto"/>
-            </w:pPr>
-          </w:p>
-          <w:p>
-            <w:pPr>
-              <w:pStyle w:val="TableText"/>
-              <w:spacing w:line="255" w:lineRule="auto"/>
-            </w:pPr>
-          </w:p>
-          <w:p>
-            <w:pPr>
-              <w:pStyle w:val="TableText"/>
-              <w:spacing w:line="256" w:lineRule="auto"/>
-            </w:pPr>
-          </w:p>
-          <w:p>
-            <w:pPr>
-              <w:pStyle w:val="TableText"/>
-              <w:spacing w:line="256" w:lineRule="auto"/>
-            </w:pPr>
-          </w:p>
-          <w:p>
-            <w:pPr>
-              <w:pStyle w:val="TableText"/>
-              <w:spacing w:line="256" w:lineRule="auto"/>
-            </w:pPr>
-          </w:p>
-          <w:p>
-            <w:pPr>
-              <w:pStyle w:val="TableText"/>
-              <w:spacing w:line="256" w:lineRule="auto"/>
-            </w:pPr>
-          </w:p>
-          <w:p>
-            <w:pPr>
-              <w:pStyle w:val="TableText"/>
-              <w:spacing w:line="256" w:lineRule="auto"/>
-            </w:pPr>
-          </w:p>
-          <w:p>
-            <w:pPr>
-              <w:pStyle w:val="TableText"/>
-              <w:spacing w:line="256" w:lineRule="auto"/>
-            </w:pPr>
-          </w:p>
-          <w:p>
-            <w:pPr>
-              <w:pStyle w:val="TableText"/>
-              <w:spacing w:line="256" w:lineRule="auto"/>
-            </w:pPr>
-          </w:p>
-          <w:p>
-            <w:pPr>
-              <w:pStyle w:val="TableText"/>
-              <w:spacing w:line="256" w:lineRule="auto"/>
-            </w:pPr>
-          </w:p>
-          <w:p>
-            <w:pPr>
-              <w:pStyle w:val="TableText"/>
-              <w:spacing w:line="256" w:lineRule="auto"/>
-            </w:pPr>
-          </w:p>
-          <w:p>
-            <w:pPr>
-              <w:spacing w:before="26" w:line="239" w:lineRule="auto"/>
-              <w:ind w:left="384"/>
-              <w:rPr>
-                <w:rFonts w:ascii="SimSun" w:eastAsia="SimSun" w:hAnsi="SimSun" w:cs="SimSun"/>
-                <w:sz w:val="8"/>
-                <w:szCs w:val="8"/>
-              </w:rPr>
-            </w:pPr>
-            <w:r>
-              <w:rPr>
-                <w:rFonts w:ascii="SimSun" w:eastAsia="SimSun" w:hAnsi="SimSun" w:cs="SimSun"/>
-                <w:spacing w:val="15"/>
-                <w:sz w:val="8"/>
-                <w:szCs w:val="8"/>
-              </w:rPr>
-              <w:t>内审不合格报告</w:t>
-            </w:r>
-          </w:p>
-          <w:p>
-            <w:pPr>
-              <w:pStyle w:val="TableText"/>
-              <w:spacing w:line="335" w:lineRule="auto"/>
-            </w:pPr>
-          </w:p>
-          <w:p>
-            <w:pPr>
-              <w:pStyle w:val="TableText"/>
-              <w:spacing w:line="335" w:lineRule="auto"/>
-            </w:pPr>
-          </w:p>
-          <w:p>
-            <w:pPr>
-              <w:spacing w:before="26" w:line="239" w:lineRule="auto"/>
-              <w:ind w:left="532"/>
-              <w:rPr>
-                <w:rFonts w:ascii="SimSun" w:eastAsia="SimSun" w:hAnsi="SimSun" w:cs="SimSun"/>
-                <w:sz w:val="8"/>
-                <w:szCs w:val="8"/>
-              </w:rPr>
-            </w:pPr>
-            <w:r>
-              <w:rPr>
-                <w:rFonts w:ascii="SimSun" w:eastAsia="SimSun" w:hAnsi="SimSun" w:cs="SimSun"/>
-                <w:spacing w:val="13"/>
-                <w:sz w:val="8"/>
-                <w:szCs w:val="8"/>
-              </w:rPr>
-              <w:t>内审报告</w:t>
-            </w:r>
-          </w:p>
-        </w:tc>
-        <w:tc>
-          <w:tcPr>
-            <w:tcW w:w="1364" w:type="dxa"/>
-          </w:tcPr>
-          <w:p>
-            <w:pPr>
-              <w:pStyle w:val="TableText"/>
-              <w:spacing w:line="312" w:lineRule="auto"/>
-            </w:pPr>
-          </w:p>
-          <w:p>
-            <w:pPr>
-              <w:spacing w:before="26"/>
-              <w:ind w:left="549"/>
-              <w:rPr>
-                <w:rFonts w:ascii="SimSun" w:eastAsia="SimSun" w:hAnsi="SimSun" w:cs="SimSun"/>
-                <w:sz w:val="8"/>
-                <w:szCs w:val="8"/>
-              </w:rPr>
-            </w:pPr>
-            <w:r>
-              <w:rPr>
-                <w:rFonts w:ascii="SimSun" w:eastAsia="SimSun" w:hAnsi="SimSun" w:cs="SimSun"/>
-                <w:spacing w:val="16"/>
-                <w:sz w:val="8"/>
-                <w:szCs w:val="8"/>
-              </w:rPr>
-              <w:t>质量部</w:t>
-            </w:r>
-          </w:p>
-          <w:p>
-            <w:pPr>
-              <w:pStyle w:val="TableText"/>
-              <w:spacing w:line="334" w:lineRule="auto"/>
-            </w:pPr>
-          </w:p>
-          <w:p>
-            <w:pPr>
-              <w:pStyle w:val="TableText"/>
-              <w:spacing w:line="335" w:lineRule="auto"/>
-            </w:pPr>
-          </w:p>
-          <w:p>
-            <w:pPr>
-              <w:spacing w:before="26"/>
-              <w:ind w:left="517"/>
-              <w:rPr>
-                <w:rFonts w:ascii="SimSun" w:eastAsia="SimSun" w:hAnsi="SimSun" w:cs="SimSun"/>
-                <w:sz w:val="8"/>
-                <w:szCs w:val="8"/>
-              </w:rPr>
-            </w:pPr>
-            <w:r>
-              <w:rPr>
-                <w:rFonts w:ascii="SimSun" w:eastAsia="SimSun" w:hAnsi="SimSun" w:cs="SimSun"/>
-                <w:spacing w:val="13"/>
-                <w:sz w:val="8"/>
-                <w:szCs w:val="8"/>
-              </w:rPr>
-              <w:t>内审小组</w:t>
-            </w:r>
-          </w:p>
-        </w:tc>
-      </w:tr>
-    </w:tbl>
-    <w:p>
-      <w:pPr>
-        <w:pStyle w:val="BodyText"/>
-        <w:spacing w:line="463" w:lineRule="auto"/>
-      </w:pPr>
-    </w:p>
-    <w:p>
-      <w:pPr>
         <w:spacing w:before="98" w:line="222" w:lineRule="auto"/>
         <w:ind w:left="17"/>
         <w:outlineLvl w:val="1"/>
         <w:rPr>
-          <w:rFonts w:ascii="SimHei" w:eastAsia="SimHei" w:hAnsi="SimHei" w:cs="SimHei"/>
+          <w:rFonts w:ascii="黑体" w:hAnsi="黑体" w:eastAsia="黑体" w:cs="黑体"/>
           <w:sz w:val="30"/>
           <w:szCs w:val="30"/>
         </w:rPr>
@@ -4549,7 +3602,7 @@
       <w:bookmarkEnd w:id="8"/>
       <w:r>
         <w:rPr>
-          <w:rFonts w:ascii="SimHei" w:eastAsia="SimHei" w:hAnsi="SimHei" w:cs="SimHei"/>
+          <w:rFonts w:ascii="黑体" w:hAnsi="黑体" w:eastAsia="黑体" w:cs="黑体"/>
           <w:b/>
           <w:bCs/>
           <w:spacing w:val="-3"/>
@@ -4560,7 +3613,7 @@
       </w:r>
       <w:r>
         <w:rPr>
-          <w:rFonts w:ascii="SimHei" w:eastAsia="SimHei" w:hAnsi="SimHei" w:cs="SimHei"/>
+          <w:rFonts w:ascii="黑体" w:hAnsi="黑体" w:eastAsia="黑体" w:cs="黑体"/>
           <w:spacing w:val="-3"/>
           <w:sz w:val="30"/>
           <w:szCs w:val="30"/>
@@ -4569,7 +3622,7 @@
       </w:r>
       <w:r>
         <w:rPr>
-          <w:rFonts w:ascii="SimHei" w:eastAsia="SimHei" w:hAnsi="SimHei" w:cs="SimHei"/>
+          <w:rFonts w:ascii="黑体" w:hAnsi="黑体" w:eastAsia="黑体" w:cs="黑体"/>
           <w:b/>
           <w:bCs/>
           <w:spacing w:val="-3"/>
@@ -4584,88 +3637,19 @@
         <w:spacing w:before="279" w:line="366" w:lineRule="auto"/>
         <w:ind w:left="35" w:firstLine="467"/>
         <w:rPr>
-          <w:rFonts w:ascii="SimSun" w:eastAsia="SimSun" w:hAnsi="SimSun" w:cs="SimSun"/>
-          <w:sz w:val="24"/>
-          <w:szCs w:val="24"/>
-        </w:rPr>
-      </w:pPr>
-      <w:r>
-        <w:rPr>
-          <w:rFonts w:ascii="SimSun" w:eastAsia="SimSun" w:hAnsi="SimSun" w:cs="SimSun"/>
+          <w:rFonts w:ascii="宋体" w:hAnsi="宋体" w:eastAsia="宋体" w:cs="宋体"/>
+          <w:sz w:val="24"/>
+          <w:szCs w:val="24"/>
+        </w:rPr>
+      </w:pPr>
+      <w:r>
+        <w:rPr>
+          <w:rFonts w:ascii="宋体" w:hAnsi="宋体" w:eastAsia="宋体" w:cs="宋体"/>
           <w:spacing w:val="-2"/>
           <w:sz w:val="24"/>
           <w:szCs w:val="24"/>
         </w:rPr>
-        <w:t>根据运维质量管理计划中的内审计划时间，质量部负责制定年度内审计划。</w:t>
-      </w:r>
-      <w:r>
-        <w:rPr>
-          <w:rFonts w:ascii="SimSun" w:eastAsia="SimSun" w:hAnsi="SimSun" w:cs="SimSun"/>
-          <w:spacing w:val="-2"/>
-          <w:sz w:val="24"/>
-          <w:szCs w:val="24"/>
-        </w:rPr>
-        <w:t>审核计划由管理者代表审批后方可生效。</w:t>
-      </w:r>
-    </w:p>
-    <w:p>
-      <w:pPr>
-        <w:spacing w:line="366" w:lineRule="auto"/>
-        <w:rPr>
-          <w:rFonts w:ascii="SimSun" w:eastAsia="SimSun" w:hAnsi="SimSun" w:cs="SimSun"/>
-          <w:sz w:val="24"/>
-          <w:szCs w:val="24"/>
-        </w:rPr>
-        <w:sectPr>
-          <w:footerReference w:type="default" r:id="rId11"/>
-          <w:pgSz w:w="11910" w:h="16840"/>
-          <w:pgMar w:top="897" w:right="1749" w:bottom="1110" w:left="1786" w:header="0" w:footer="876" w:gutter="0"/>
-          <w:cols w:space="720"/>
-        </w:sectPr>
-      </w:pPr>
-    </w:p>
-    <w:p>
-      <w:pPr>
-        <w:spacing w:line="442" w:lineRule="exact"/>
-        <w:ind w:firstLine="12"/>
-      </w:pPr>
-      <w:r>
-        <w:rPr>
-          <w:position w:val="-8"/>
-        </w:rPr>
-        <w:drawing>
-          <wp:inline distT="0" distB="0" distL="0" distR="0">
-            <wp:extent cx="766952" cy="281020"/>
-            <wp:effectExtent l="0" t="0" r="0" b="0"/>
-            <wp:docPr id="14" name="IM 14"/>
-            <wp:cNvGraphicFramePr/>
-            <a:graphic xmlns:a="http://schemas.openxmlformats.org/drawingml/2006/main">
-              <a:graphicData uri="http://schemas.openxmlformats.org/drawingml/2006/picture">
-                <pic:pic xmlns:pic="http://schemas.openxmlformats.org/drawingml/2006/picture">
-                  <pic:nvPicPr>
-                    <pic:cNvPr id="14" name="IM 14"/>
-                    <pic:cNvPicPr/>
-                  </pic:nvPicPr>
-                  <pic:blipFill>
-                    <a:blip xmlns:r="http://schemas.openxmlformats.org/officeDocument/2006/relationships" r:embed="rId4"/>
-                    <a:stretch>
-                      <a:fillRect/>
-                    </a:stretch>
-                  </pic:blipFill>
-                  <pic:spPr>
-                    <a:xfrm rot="0">
-                      <a:off x="0" y="0"/>
-                      <a:ext cx="766952" cy="281020"/>
-                    </a:xfrm>
-                    <a:prstGeom prst="rect">
-                      <a:avLst/>
-                    </a:prstGeom>
-                  </pic:spPr>
-                </pic:pic>
-              </a:graphicData>
-            </a:graphic>
-          </wp:inline>
-        </w:drawing>
+        <w:t>根据运维质量管理计划中的内审计划时间，质量部负责制定年度内审计划。审核计划由管理者代表审批后方可生效。</w:t>
       </w:r>
     </w:p>
     <w:p>
@@ -4673,40 +3657,34 @@
         <w:spacing w:before="212" w:line="219" w:lineRule="auto"/>
         <w:ind w:left="503"/>
         <w:rPr>
-          <w:rFonts w:ascii="SimSun" w:eastAsia="SimSun" w:hAnsi="SimSun" w:cs="SimSun"/>
-          <w:sz w:val="24"/>
-          <w:szCs w:val="24"/>
-        </w:rPr>
-      </w:pPr>
-      <w:r>
-        <w:rPr>
-          <w:rFonts w:ascii="SimSun" w:eastAsia="SimSun" w:hAnsi="SimSun" w:cs="SimSun"/>
+          <w:rFonts w:ascii="宋体" w:hAnsi="宋体" w:eastAsia="宋体" w:cs="宋体"/>
+          <w:sz w:val="24"/>
+          <w:szCs w:val="24"/>
+        </w:rPr>
+      </w:pPr>
+      <w:r>
+        <w:rPr>
+          <w:rFonts w:ascii="宋体" w:hAnsi="宋体" w:eastAsia="宋体" w:cs="宋体"/>
           <w:spacing w:val="-1"/>
           <w:sz w:val="24"/>
           <w:szCs w:val="24"/>
         </w:rPr>
         <w:t>年度内部审核计划应包括如下内容：</w:t>
       </w:r>
-    </w:p>
-    <w:p>
-      <w:pPr>
-        <w:pStyle w:val="BodyText"/>
-        <w:spacing w:line="256" w:lineRule="auto"/>
-      </w:pPr>
     </w:p>
     <w:p>
       <w:pPr>
         <w:spacing w:before="78" w:line="241" w:lineRule="auto"/>
         <w:ind w:left="513"/>
         <w:rPr>
-          <w:rFonts w:ascii="SimSun" w:eastAsia="SimSun" w:hAnsi="SimSun" w:cs="SimSun"/>
-          <w:sz w:val="24"/>
-          <w:szCs w:val="24"/>
-        </w:rPr>
-      </w:pPr>
-      <w:r>
-        <w:rPr>
-          <w:rFonts w:ascii="Wingdings" w:eastAsia="Wingdings" w:hAnsi="Wingdings" w:cs="Wingdings"/>
+          <w:rFonts w:ascii="宋体" w:hAnsi="宋体" w:eastAsia="宋体" w:cs="宋体"/>
+          <w:sz w:val="24"/>
+          <w:szCs w:val="24"/>
+        </w:rPr>
+      </w:pPr>
+      <w:r>
+        <w:rPr>
+          <w:rFonts w:ascii="Wingdings" w:hAnsi="Wingdings" w:eastAsia="Wingdings" w:cs="Wingdings"/>
           <w:spacing w:val="-5"/>
           <w:sz w:val="24"/>
           <w:szCs w:val="24"/>
@@ -4715,7 +3693,7 @@
       </w:r>
       <w:r>
         <w:rPr>
-          <w:rFonts w:ascii="Wingdings" w:eastAsia="Wingdings" w:hAnsi="Wingdings" w:cs="Wingdings"/>
+          <w:rFonts w:ascii="Wingdings" w:hAnsi="Wingdings" w:eastAsia="Wingdings" w:cs="Wingdings"/>
           <w:spacing w:val="-50"/>
           <w:sz w:val="24"/>
           <w:szCs w:val="24"/>
@@ -4724,7 +3702,7 @@
       </w:r>
       <w:r>
         <w:rPr>
-          <w:rFonts w:ascii="SimSun" w:eastAsia="SimSun" w:hAnsi="SimSun" w:cs="SimSun"/>
+          <w:rFonts w:ascii="宋体" w:hAnsi="宋体" w:eastAsia="宋体" w:cs="宋体"/>
           <w:spacing w:val="-5"/>
           <w:sz w:val="24"/>
           <w:szCs w:val="24"/>
@@ -4737,14 +3715,14 @@
         <w:spacing w:before="157"/>
         <w:ind w:left="513"/>
         <w:rPr>
-          <w:rFonts w:ascii="SimSun" w:eastAsia="SimSun" w:hAnsi="SimSun" w:cs="SimSun"/>
-          <w:sz w:val="24"/>
-          <w:szCs w:val="24"/>
-        </w:rPr>
-      </w:pPr>
-      <w:r>
-        <w:rPr>
-          <w:rFonts w:ascii="Wingdings" w:eastAsia="Wingdings" w:hAnsi="Wingdings" w:cs="Wingdings"/>
+          <w:rFonts w:ascii="宋体" w:hAnsi="宋体" w:eastAsia="宋体" w:cs="宋体"/>
+          <w:sz w:val="24"/>
+          <w:szCs w:val="24"/>
+        </w:rPr>
+      </w:pPr>
+      <w:r>
+        <w:rPr>
+          <w:rFonts w:ascii="Wingdings" w:hAnsi="Wingdings" w:eastAsia="Wingdings" w:cs="Wingdings"/>
           <w:spacing w:val="-7"/>
           <w:sz w:val="24"/>
           <w:szCs w:val="24"/>
@@ -4753,7 +3731,7 @@
       </w:r>
       <w:r>
         <w:rPr>
-          <w:rFonts w:ascii="Wingdings" w:eastAsia="Wingdings" w:hAnsi="Wingdings" w:cs="Wingdings"/>
+          <w:rFonts w:ascii="Wingdings" w:hAnsi="Wingdings" w:eastAsia="Wingdings" w:cs="Wingdings"/>
           <w:spacing w:val="-38"/>
           <w:sz w:val="24"/>
           <w:szCs w:val="24"/>
@@ -4762,7 +3740,7 @@
       </w:r>
       <w:r>
         <w:rPr>
-          <w:rFonts w:ascii="SimSun" w:eastAsia="SimSun" w:hAnsi="SimSun" w:cs="SimSun"/>
+          <w:rFonts w:ascii="宋体" w:hAnsi="宋体" w:eastAsia="宋体" w:cs="宋体"/>
           <w:spacing w:val="-7"/>
           <w:sz w:val="24"/>
           <w:szCs w:val="24"/>
@@ -4775,14 +3753,14 @@
         <w:spacing w:before="161" w:line="239" w:lineRule="auto"/>
         <w:ind w:left="513"/>
         <w:rPr>
-          <w:rFonts w:ascii="SimSun" w:eastAsia="SimSun" w:hAnsi="SimSun" w:cs="SimSun"/>
-          <w:sz w:val="24"/>
-          <w:szCs w:val="24"/>
-        </w:rPr>
-      </w:pPr>
-      <w:r>
-        <w:rPr>
-          <w:rFonts w:ascii="Wingdings" w:eastAsia="Wingdings" w:hAnsi="Wingdings" w:cs="Wingdings"/>
+          <w:rFonts w:ascii="宋体" w:hAnsi="宋体" w:eastAsia="宋体" w:cs="宋体"/>
+          <w:sz w:val="24"/>
+          <w:szCs w:val="24"/>
+        </w:rPr>
+      </w:pPr>
+      <w:r>
+        <w:rPr>
+          <w:rFonts w:ascii="Wingdings" w:hAnsi="Wingdings" w:eastAsia="Wingdings" w:cs="Wingdings"/>
           <w:spacing w:val="-7"/>
           <w:sz w:val="24"/>
           <w:szCs w:val="24"/>
@@ -4791,7 +3769,7 @@
       </w:r>
       <w:r>
         <w:rPr>
-          <w:rFonts w:ascii="Wingdings" w:eastAsia="Wingdings" w:hAnsi="Wingdings" w:cs="Wingdings"/>
+          <w:rFonts w:ascii="Wingdings" w:hAnsi="Wingdings" w:eastAsia="Wingdings" w:cs="Wingdings"/>
           <w:spacing w:val="-38"/>
           <w:sz w:val="24"/>
           <w:szCs w:val="24"/>
@@ -4800,7 +3778,7 @@
       </w:r>
       <w:r>
         <w:rPr>
-          <w:rFonts w:ascii="SimSun" w:eastAsia="SimSun" w:hAnsi="SimSun" w:cs="SimSun"/>
+          <w:rFonts w:ascii="宋体" w:hAnsi="宋体" w:eastAsia="宋体" w:cs="宋体"/>
           <w:spacing w:val="-7"/>
           <w:sz w:val="24"/>
           <w:szCs w:val="24"/>
@@ -4813,14 +3791,14 @@
         <w:spacing w:before="161"/>
         <w:ind w:left="513"/>
         <w:rPr>
-          <w:rFonts w:ascii="SimSun" w:eastAsia="SimSun" w:hAnsi="SimSun" w:cs="SimSun"/>
-          <w:sz w:val="24"/>
-          <w:szCs w:val="24"/>
-        </w:rPr>
-      </w:pPr>
-      <w:r>
-        <w:rPr>
-          <w:rFonts w:ascii="Wingdings" w:eastAsia="Wingdings" w:hAnsi="Wingdings" w:cs="Wingdings"/>
+          <w:rFonts w:ascii="宋体" w:hAnsi="宋体" w:eastAsia="宋体" w:cs="宋体"/>
+          <w:sz w:val="24"/>
+          <w:szCs w:val="24"/>
+        </w:rPr>
+      </w:pPr>
+      <w:r>
+        <w:rPr>
+          <w:rFonts w:ascii="Wingdings" w:hAnsi="Wingdings" w:eastAsia="Wingdings" w:cs="Wingdings"/>
           <w:spacing w:val="-3"/>
           <w:sz w:val="24"/>
           <w:szCs w:val="24"/>
@@ -4829,7 +3807,7 @@
       </w:r>
       <w:r>
         <w:rPr>
-          <w:rFonts w:ascii="Wingdings" w:eastAsia="Wingdings" w:hAnsi="Wingdings" w:cs="Wingdings"/>
+          <w:rFonts w:ascii="Wingdings" w:hAnsi="Wingdings" w:eastAsia="Wingdings" w:cs="Wingdings"/>
           <w:spacing w:val="-48"/>
           <w:sz w:val="24"/>
           <w:szCs w:val="24"/>
@@ -4838,7 +3816,7 @@
       </w:r>
       <w:r>
         <w:rPr>
-          <w:rFonts w:ascii="SimSun" w:eastAsia="SimSun" w:hAnsi="SimSun" w:cs="SimSun"/>
+          <w:rFonts w:ascii="宋体" w:hAnsi="宋体" w:eastAsia="宋体" w:cs="宋体"/>
           <w:spacing w:val="-3"/>
           <w:sz w:val="24"/>
           <w:szCs w:val="24"/>
@@ -4848,14 +3826,8 @@
     </w:p>
     <w:p>
       <w:pPr>
-        <w:pStyle w:val="BodyText"/>
+        <w:pStyle w:val="2"/>
         <w:spacing w:line="320" w:lineRule="auto"/>
-      </w:pPr>
-    </w:p>
-    <w:p>
-      <w:pPr>
-        <w:pStyle w:val="BodyText"/>
-        <w:spacing w:line="321" w:lineRule="auto"/>
       </w:pPr>
     </w:p>
     <w:p>
@@ -4864,7 +3836,7 @@
         <w:ind w:left="17"/>
         <w:outlineLvl w:val="1"/>
         <w:rPr>
-          <w:rFonts w:ascii="SimHei" w:eastAsia="SimHei" w:hAnsi="SimHei" w:cs="SimHei"/>
+          <w:rFonts w:ascii="黑体" w:hAnsi="黑体" w:eastAsia="黑体" w:cs="黑体"/>
           <w:sz w:val="30"/>
           <w:szCs w:val="30"/>
         </w:rPr>
@@ -4873,7 +3845,7 @@
       <w:bookmarkEnd w:id="9"/>
       <w:r>
         <w:rPr>
-          <w:rFonts w:ascii="SimHei" w:eastAsia="SimHei" w:hAnsi="SimHei" w:cs="SimHei"/>
+          <w:rFonts w:ascii="黑体" w:hAnsi="黑体" w:eastAsia="黑体" w:cs="黑体"/>
           <w:b/>
           <w:bCs/>
           <w:spacing w:val="-7"/>
@@ -4884,7 +3856,7 @@
       </w:r>
       <w:r>
         <w:rPr>
-          <w:rFonts w:ascii="SimHei" w:eastAsia="SimHei" w:hAnsi="SimHei" w:cs="SimHei"/>
+          <w:rFonts w:ascii="黑体" w:hAnsi="黑体" w:eastAsia="黑体" w:cs="黑体"/>
           <w:spacing w:val="35"/>
           <w:sz w:val="30"/>
           <w:szCs w:val="30"/>
@@ -4893,7 +3865,7 @@
       </w:r>
       <w:r>
         <w:rPr>
-          <w:rFonts w:ascii="SimHei" w:eastAsia="SimHei" w:hAnsi="SimHei" w:cs="SimHei"/>
+          <w:rFonts w:ascii="黑体" w:hAnsi="黑体" w:eastAsia="黑体" w:cs="黑体"/>
           <w:b/>
           <w:bCs/>
           <w:spacing w:val="-7"/>
@@ -4908,14 +3880,14 @@
         <w:spacing w:before="286" w:line="222" w:lineRule="auto"/>
         <w:ind w:left="18"/>
         <w:rPr>
-          <w:rFonts w:ascii="SimHei" w:eastAsia="SimHei" w:hAnsi="SimHei" w:cs="SimHei"/>
+          <w:rFonts w:ascii="黑体" w:hAnsi="黑体" w:eastAsia="黑体" w:cs="黑体"/>
           <w:sz w:val="28"/>
           <w:szCs w:val="28"/>
         </w:rPr>
       </w:pPr>
       <w:r>
         <w:rPr>
-          <w:rFonts w:ascii="Calibri" w:eastAsia="Calibri" w:hAnsi="Calibri" w:cs="Calibri"/>
+          <w:rFonts w:ascii="Calibri" w:hAnsi="Calibri" w:eastAsia="Calibri" w:cs="Calibri"/>
           <w:b/>
           <w:bCs/>
           <w:spacing w:val="-4"/>
@@ -4926,7 +3898,7 @@
       </w:r>
       <w:r>
         <w:rPr>
-          <w:rFonts w:ascii="Calibri" w:eastAsia="Calibri" w:hAnsi="Calibri" w:cs="Calibri"/>
+          <w:rFonts w:ascii="Calibri" w:hAnsi="Calibri" w:eastAsia="Calibri" w:cs="Calibri"/>
           <w:b/>
           <w:bCs/>
           <w:spacing w:val="16"/>
@@ -4937,7 +3909,7 @@
       </w:r>
       <w:r>
         <w:rPr>
-          <w:rFonts w:ascii="SimHei" w:eastAsia="SimHei" w:hAnsi="SimHei" w:cs="SimHei"/>
+          <w:rFonts w:ascii="黑体" w:hAnsi="黑体" w:eastAsia="黑体" w:cs="黑体"/>
           <w:b/>
           <w:bCs/>
           <w:spacing w:val="-4"/>
@@ -4953,14 +3925,14 @@
         <w:ind w:left="21" w:firstLine="480"/>
         <w:jc w:val="both"/>
         <w:rPr>
-          <w:rFonts w:ascii="SimSun" w:eastAsia="SimSun" w:hAnsi="SimSun" w:cs="SimSun"/>
-          <w:sz w:val="24"/>
-          <w:szCs w:val="24"/>
-        </w:rPr>
-      </w:pPr>
-      <w:r>
-        <w:rPr>
-          <w:rFonts w:ascii="SimSun" w:eastAsia="SimSun" w:hAnsi="SimSun" w:cs="SimSun"/>
+          <w:rFonts w:ascii="宋体" w:hAnsi="宋体" w:eastAsia="宋体" w:cs="宋体"/>
+          <w:sz w:val="24"/>
+          <w:szCs w:val="24"/>
+        </w:rPr>
+      </w:pPr>
+      <w:r>
+        <w:rPr>
+          <w:rFonts w:ascii="宋体" w:hAnsi="宋体" w:eastAsia="宋体" w:cs="宋体"/>
           <w:spacing w:val="-10"/>
           <w:sz w:val="24"/>
           <w:szCs w:val="24"/>
@@ -4969,7 +3941,7 @@
       </w:r>
       <w:r>
         <w:rPr>
-          <w:rFonts w:ascii="SimSun" w:eastAsia="SimSun" w:hAnsi="SimSun" w:cs="SimSun"/>
+          <w:rFonts w:ascii="宋体" w:hAnsi="宋体" w:eastAsia="宋体" w:cs="宋体"/>
           <w:spacing w:val="-11"/>
           <w:sz w:val="24"/>
           <w:szCs w:val="24"/>
@@ -4978,7 +3950,7 @@
       </w:r>
       <w:r>
         <w:rPr>
-          <w:rFonts w:ascii="SimSun" w:eastAsia="SimSun" w:hAnsi="SimSun" w:cs="SimSun"/>
+          <w:rFonts w:ascii="宋体" w:hAnsi="宋体" w:eastAsia="宋体" w:cs="宋体"/>
           <w:spacing w:val="-14"/>
           <w:sz w:val="24"/>
           <w:szCs w:val="24"/>
@@ -4987,7 +3959,7 @@
       </w:r>
       <w:r>
         <w:rPr>
-          <w:rFonts w:ascii="SimSun" w:eastAsia="SimSun" w:hAnsi="SimSun" w:cs="SimSun"/>
+          <w:rFonts w:ascii="宋体" w:hAnsi="宋体" w:eastAsia="宋体" w:cs="宋体"/>
           <w:spacing w:val="-13"/>
           <w:sz w:val="24"/>
           <w:szCs w:val="24"/>
@@ -4996,7 +3968,7 @@
       </w:r>
       <w:r>
         <w:rPr>
-          <w:rFonts w:ascii="SimSun" w:eastAsia="SimSun" w:hAnsi="SimSun" w:cs="SimSun"/>
+          <w:rFonts w:ascii="宋体" w:hAnsi="宋体" w:eastAsia="宋体" w:cs="宋体"/>
           <w:spacing w:val="-14"/>
           <w:sz w:val="24"/>
           <w:szCs w:val="24"/>
@@ -5005,7 +3977,7 @@
       </w:r>
       <w:r>
         <w:rPr>
-          <w:rFonts w:ascii="SimSun" w:eastAsia="SimSun" w:hAnsi="SimSun" w:cs="SimSun"/>
+          <w:rFonts w:ascii="宋体" w:hAnsi="宋体" w:eastAsia="宋体" w:cs="宋体"/>
           <w:spacing w:val="-1"/>
           <w:sz w:val="24"/>
           <w:szCs w:val="24"/>
@@ -5018,14 +3990,14 @@
         <w:spacing w:before="133" w:line="223" w:lineRule="auto"/>
         <w:ind w:left="18"/>
         <w:rPr>
-          <w:rFonts w:ascii="SimHei" w:eastAsia="SimHei" w:hAnsi="SimHei" w:cs="SimHei"/>
+          <w:rFonts w:ascii="黑体" w:hAnsi="黑体" w:eastAsia="黑体" w:cs="黑体"/>
           <w:sz w:val="28"/>
           <w:szCs w:val="28"/>
         </w:rPr>
       </w:pPr>
       <w:r>
         <w:rPr>
-          <w:rFonts w:ascii="Calibri" w:eastAsia="Calibri" w:hAnsi="Calibri" w:cs="Calibri"/>
+          <w:rFonts w:ascii="Calibri" w:hAnsi="Calibri" w:eastAsia="Calibri" w:cs="Calibri"/>
           <w:b/>
           <w:bCs/>
           <w:spacing w:val="-5"/>
@@ -5036,7 +4008,7 @@
       </w:r>
       <w:r>
         <w:rPr>
-          <w:rFonts w:ascii="Calibri" w:eastAsia="Calibri" w:hAnsi="Calibri" w:cs="Calibri"/>
+          <w:rFonts w:ascii="Calibri" w:hAnsi="Calibri" w:eastAsia="Calibri" w:cs="Calibri"/>
           <w:b/>
           <w:bCs/>
           <w:spacing w:val="24"/>
@@ -5048,7 +4020,7 @@
       </w:r>
       <w:r>
         <w:rPr>
-          <w:rFonts w:ascii="SimHei" w:eastAsia="SimHei" w:hAnsi="SimHei" w:cs="SimHei"/>
+          <w:rFonts w:ascii="黑体" w:hAnsi="黑体" w:eastAsia="黑体" w:cs="黑体"/>
           <w:b/>
           <w:bCs/>
           <w:spacing w:val="-5"/>
@@ -5063,14 +4035,14 @@
         <w:spacing w:before="211"/>
         <w:ind w:left="513"/>
         <w:rPr>
-          <w:rFonts w:ascii="SimSun" w:eastAsia="SimSun" w:hAnsi="SimSun" w:cs="SimSun"/>
-          <w:sz w:val="24"/>
-          <w:szCs w:val="24"/>
-        </w:rPr>
-      </w:pPr>
-      <w:r>
-        <w:rPr>
-          <w:rFonts w:ascii="Wingdings" w:eastAsia="Wingdings" w:hAnsi="Wingdings" w:cs="Wingdings"/>
+          <w:rFonts w:ascii="宋体" w:hAnsi="宋体" w:eastAsia="宋体" w:cs="宋体"/>
+          <w:sz w:val="24"/>
+          <w:szCs w:val="24"/>
+        </w:rPr>
+      </w:pPr>
+      <w:r>
+        <w:rPr>
+          <w:rFonts w:ascii="Wingdings" w:hAnsi="Wingdings" w:eastAsia="Wingdings" w:cs="Wingdings"/>
           <w:spacing w:val="-6"/>
           <w:sz w:val="24"/>
           <w:szCs w:val="24"/>
@@ -5079,7 +4051,7 @@
       </w:r>
       <w:r>
         <w:rPr>
-          <w:rFonts w:ascii="Wingdings" w:eastAsia="Wingdings" w:hAnsi="Wingdings" w:cs="Wingdings"/>
+          <w:rFonts w:ascii="Wingdings" w:hAnsi="Wingdings" w:eastAsia="Wingdings" w:cs="Wingdings"/>
           <w:spacing w:val="-38"/>
           <w:sz w:val="24"/>
           <w:szCs w:val="24"/>
@@ -5088,7 +4060,7 @@
       </w:r>
       <w:r>
         <w:rPr>
-          <w:rFonts w:ascii="SimSun" w:eastAsia="SimSun" w:hAnsi="SimSun" w:cs="SimSun"/>
+          <w:rFonts w:ascii="宋体" w:hAnsi="宋体" w:eastAsia="宋体" w:cs="宋体"/>
           <w:spacing w:val="-6"/>
           <w:sz w:val="24"/>
           <w:szCs w:val="24"/>
@@ -5101,14 +4073,14 @@
         <w:spacing w:before="161"/>
         <w:ind w:left="513"/>
         <w:rPr>
-          <w:rFonts w:ascii="SimSun" w:eastAsia="SimSun" w:hAnsi="SimSun" w:cs="SimSun"/>
-          <w:sz w:val="24"/>
-          <w:szCs w:val="24"/>
-        </w:rPr>
-      </w:pPr>
-      <w:r>
-        <w:rPr>
-          <w:rFonts w:ascii="Wingdings" w:eastAsia="Wingdings" w:hAnsi="Wingdings" w:cs="Wingdings"/>
+          <w:rFonts w:ascii="宋体" w:hAnsi="宋体" w:eastAsia="宋体" w:cs="宋体"/>
+          <w:sz w:val="24"/>
+          <w:szCs w:val="24"/>
+        </w:rPr>
+      </w:pPr>
+      <w:r>
+        <w:rPr>
+          <w:rFonts w:ascii="Wingdings" w:hAnsi="Wingdings" w:eastAsia="Wingdings" w:cs="Wingdings"/>
           <w:spacing w:val="-6"/>
           <w:sz w:val="24"/>
           <w:szCs w:val="24"/>
@@ -5117,7 +4089,7 @@
       </w:r>
       <w:r>
         <w:rPr>
-          <w:rFonts w:ascii="Wingdings" w:eastAsia="Wingdings" w:hAnsi="Wingdings" w:cs="Wingdings"/>
+          <w:rFonts w:ascii="Wingdings" w:hAnsi="Wingdings" w:eastAsia="Wingdings" w:cs="Wingdings"/>
           <w:spacing w:val="-38"/>
           <w:sz w:val="24"/>
           <w:szCs w:val="24"/>
@@ -5126,7 +4098,7 @@
       </w:r>
       <w:r>
         <w:rPr>
-          <w:rFonts w:ascii="SimSun" w:eastAsia="SimSun" w:hAnsi="SimSun" w:cs="SimSun"/>
+          <w:rFonts w:ascii="宋体" w:hAnsi="宋体" w:eastAsia="宋体" w:cs="宋体"/>
           <w:spacing w:val="-6"/>
           <w:sz w:val="24"/>
           <w:szCs w:val="24"/>
@@ -5139,14 +4111,14 @@
         <w:spacing w:before="158" w:line="239" w:lineRule="auto"/>
         <w:ind w:left="513"/>
         <w:rPr>
-          <w:rFonts w:ascii="SimSun" w:eastAsia="SimSun" w:hAnsi="SimSun" w:cs="SimSun"/>
-          <w:sz w:val="24"/>
-          <w:szCs w:val="24"/>
-        </w:rPr>
-      </w:pPr>
-      <w:r>
-        <w:rPr>
-          <w:rFonts w:ascii="Wingdings" w:eastAsia="Wingdings" w:hAnsi="Wingdings" w:cs="Wingdings"/>
+          <w:rFonts w:ascii="宋体" w:hAnsi="宋体" w:eastAsia="宋体" w:cs="宋体"/>
+          <w:sz w:val="24"/>
+          <w:szCs w:val="24"/>
+        </w:rPr>
+      </w:pPr>
+      <w:r>
+        <w:rPr>
+          <w:rFonts w:ascii="Wingdings" w:hAnsi="Wingdings" w:eastAsia="Wingdings" w:cs="Wingdings"/>
           <w:spacing w:val="-6"/>
           <w:sz w:val="24"/>
           <w:szCs w:val="24"/>
@@ -5155,7 +4127,7 @@
       </w:r>
       <w:r>
         <w:rPr>
-          <w:rFonts w:ascii="Wingdings" w:eastAsia="Wingdings" w:hAnsi="Wingdings" w:cs="Wingdings"/>
+          <w:rFonts w:ascii="Wingdings" w:hAnsi="Wingdings" w:eastAsia="Wingdings" w:cs="Wingdings"/>
           <w:spacing w:val="-38"/>
           <w:sz w:val="24"/>
           <w:szCs w:val="24"/>
@@ -5164,7 +4136,7 @@
       </w:r>
       <w:r>
         <w:rPr>
-          <w:rFonts w:ascii="SimSun" w:eastAsia="SimSun" w:hAnsi="SimSun" w:cs="SimSun"/>
+          <w:rFonts w:ascii="宋体" w:hAnsi="宋体" w:eastAsia="宋体" w:cs="宋体"/>
           <w:spacing w:val="-6"/>
           <w:sz w:val="24"/>
           <w:szCs w:val="24"/>
@@ -5177,14 +4149,14 @@
         <w:spacing w:before="162"/>
         <w:ind w:left="513"/>
         <w:rPr>
-          <w:rFonts w:ascii="SimSun" w:eastAsia="SimSun" w:hAnsi="SimSun" w:cs="SimSun"/>
-          <w:sz w:val="24"/>
-          <w:szCs w:val="24"/>
-        </w:rPr>
-      </w:pPr>
-      <w:r>
-        <w:rPr>
-          <w:rFonts w:ascii="Wingdings" w:eastAsia="Wingdings" w:hAnsi="Wingdings" w:cs="Wingdings"/>
+          <w:rFonts w:ascii="宋体" w:hAnsi="宋体" w:eastAsia="宋体" w:cs="宋体"/>
+          <w:sz w:val="24"/>
+          <w:szCs w:val="24"/>
+        </w:rPr>
+      </w:pPr>
+      <w:r>
+        <w:rPr>
+          <w:rFonts w:ascii="Wingdings" w:hAnsi="Wingdings" w:eastAsia="Wingdings" w:cs="Wingdings"/>
           <w:spacing w:val="-3"/>
           <w:sz w:val="24"/>
           <w:szCs w:val="24"/>
@@ -5193,7 +4165,7 @@
       </w:r>
       <w:r>
         <w:rPr>
-          <w:rFonts w:ascii="Wingdings" w:eastAsia="Wingdings" w:hAnsi="Wingdings" w:cs="Wingdings"/>
+          <w:rFonts w:ascii="Wingdings" w:hAnsi="Wingdings" w:eastAsia="Wingdings" w:cs="Wingdings"/>
           <w:spacing w:val="-33"/>
           <w:sz w:val="24"/>
           <w:szCs w:val="24"/>
@@ -5202,7 +4174,7 @@
       </w:r>
       <w:r>
         <w:rPr>
-          <w:rFonts w:ascii="SimSun" w:eastAsia="SimSun" w:hAnsi="SimSun" w:cs="SimSun"/>
+          <w:rFonts w:ascii="宋体" w:hAnsi="宋体" w:eastAsia="宋体" w:cs="宋体"/>
           <w:spacing w:val="-3"/>
           <w:sz w:val="24"/>
           <w:szCs w:val="24"/>
@@ -5215,14 +4187,14 @@
         <w:spacing w:before="159" w:line="239" w:lineRule="auto"/>
         <w:ind w:left="513"/>
         <w:rPr>
-          <w:rFonts w:ascii="SimSun" w:eastAsia="SimSun" w:hAnsi="SimSun" w:cs="SimSun"/>
-          <w:sz w:val="24"/>
-          <w:szCs w:val="24"/>
-        </w:rPr>
-      </w:pPr>
-      <w:r>
-        <w:rPr>
-          <w:rFonts w:ascii="Wingdings" w:eastAsia="Wingdings" w:hAnsi="Wingdings" w:cs="Wingdings"/>
+          <w:rFonts w:ascii="宋体" w:hAnsi="宋体" w:eastAsia="宋体" w:cs="宋体"/>
+          <w:sz w:val="24"/>
+          <w:szCs w:val="24"/>
+        </w:rPr>
+      </w:pPr>
+      <w:r>
+        <w:rPr>
+          <w:rFonts w:ascii="Wingdings" w:hAnsi="Wingdings" w:eastAsia="Wingdings" w:cs="Wingdings"/>
           <w:spacing w:val="-2"/>
           <w:sz w:val="24"/>
           <w:szCs w:val="24"/>
@@ -5231,7 +4203,7 @@
       </w:r>
       <w:r>
         <w:rPr>
-          <w:rFonts w:ascii="Wingdings" w:eastAsia="Wingdings" w:hAnsi="Wingdings" w:cs="Wingdings"/>
+          <w:rFonts w:ascii="Wingdings" w:hAnsi="Wingdings" w:eastAsia="Wingdings" w:cs="Wingdings"/>
           <w:spacing w:val="-43"/>
           <w:sz w:val="24"/>
           <w:szCs w:val="24"/>
@@ -5240,7 +4212,7 @@
       </w:r>
       <w:r>
         <w:rPr>
-          <w:rFonts w:ascii="SimSun" w:eastAsia="SimSun" w:hAnsi="SimSun" w:cs="SimSun"/>
+          <w:rFonts w:ascii="宋体" w:hAnsi="宋体" w:eastAsia="宋体" w:cs="宋体"/>
           <w:spacing w:val="-2"/>
           <w:sz w:val="24"/>
           <w:szCs w:val="24"/>
@@ -5253,14 +4225,14 @@
         <w:spacing w:before="162"/>
         <w:ind w:left="513"/>
         <w:rPr>
-          <w:rFonts w:ascii="SimSun" w:eastAsia="SimSun" w:hAnsi="SimSun" w:cs="SimSun"/>
-          <w:sz w:val="24"/>
-          <w:szCs w:val="24"/>
-        </w:rPr>
-      </w:pPr>
-      <w:r>
-        <w:rPr>
-          <w:rFonts w:ascii="Wingdings" w:eastAsia="Wingdings" w:hAnsi="Wingdings" w:cs="Wingdings"/>
+          <w:rFonts w:ascii="宋体" w:hAnsi="宋体" w:eastAsia="宋体" w:cs="宋体"/>
+          <w:sz w:val="24"/>
+          <w:szCs w:val="24"/>
+        </w:rPr>
+      </w:pPr>
+      <w:r>
+        <w:rPr>
+          <w:rFonts w:ascii="Wingdings" w:hAnsi="Wingdings" w:eastAsia="Wingdings" w:cs="Wingdings"/>
           <w:spacing w:val="-3"/>
           <w:sz w:val="24"/>
           <w:szCs w:val="24"/>
@@ -5269,7 +4241,7 @@
       </w:r>
       <w:r>
         <w:rPr>
-          <w:rFonts w:ascii="Wingdings" w:eastAsia="Wingdings" w:hAnsi="Wingdings" w:cs="Wingdings"/>
+          <w:rFonts w:ascii="Wingdings" w:hAnsi="Wingdings" w:eastAsia="Wingdings" w:cs="Wingdings"/>
           <w:spacing w:val="-36"/>
           <w:sz w:val="24"/>
           <w:szCs w:val="24"/>
@@ -5278,7 +4250,7 @@
       </w:r>
       <w:r>
         <w:rPr>
-          <w:rFonts w:ascii="SimSun" w:eastAsia="SimSun" w:hAnsi="SimSun" w:cs="SimSun"/>
+          <w:rFonts w:ascii="宋体" w:hAnsi="宋体" w:eastAsia="宋体" w:cs="宋体"/>
           <w:spacing w:val="-3"/>
           <w:sz w:val="24"/>
           <w:szCs w:val="24"/>
@@ -5291,14 +4263,14 @@
         <w:spacing w:before="160" w:line="238" w:lineRule="auto"/>
         <w:ind w:left="513"/>
         <w:rPr>
-          <w:rFonts w:ascii="SimSun" w:eastAsia="SimSun" w:hAnsi="SimSun" w:cs="SimSun"/>
-          <w:sz w:val="24"/>
-          <w:szCs w:val="24"/>
-        </w:rPr>
-      </w:pPr>
-      <w:r>
-        <w:rPr>
-          <w:rFonts w:ascii="Wingdings" w:eastAsia="Wingdings" w:hAnsi="Wingdings" w:cs="Wingdings"/>
+          <w:rFonts w:ascii="宋体" w:hAnsi="宋体" w:eastAsia="宋体" w:cs="宋体"/>
+          <w:sz w:val="24"/>
+          <w:szCs w:val="24"/>
+        </w:rPr>
+      </w:pPr>
+      <w:r>
+        <w:rPr>
+          <w:rFonts w:ascii="Wingdings" w:hAnsi="Wingdings" w:eastAsia="Wingdings" w:cs="Wingdings"/>
           <w:spacing w:val="-4"/>
           <w:sz w:val="24"/>
           <w:szCs w:val="24"/>
@@ -5307,7 +4279,7 @@
       </w:r>
       <w:r>
         <w:rPr>
-          <w:rFonts w:ascii="Wingdings" w:eastAsia="Wingdings" w:hAnsi="Wingdings" w:cs="Wingdings"/>
+          <w:rFonts w:ascii="Wingdings" w:hAnsi="Wingdings" w:eastAsia="Wingdings" w:cs="Wingdings"/>
           <w:spacing w:val="-37"/>
           <w:sz w:val="24"/>
           <w:szCs w:val="24"/>
@@ -5316,7 +4288,7 @@
       </w:r>
       <w:r>
         <w:rPr>
-          <w:rFonts w:ascii="SimSun" w:eastAsia="SimSun" w:hAnsi="SimSun" w:cs="SimSun"/>
+          <w:rFonts w:ascii="宋体" w:hAnsi="宋体" w:eastAsia="宋体" w:cs="宋体"/>
           <w:spacing w:val="-4"/>
           <w:sz w:val="24"/>
           <w:szCs w:val="24"/>
@@ -5329,14 +4301,14 @@
         <w:spacing w:before="312" w:line="222" w:lineRule="auto"/>
         <w:ind w:left="18"/>
         <w:rPr>
-          <w:rFonts w:ascii="SimHei" w:eastAsia="SimHei" w:hAnsi="SimHei" w:cs="SimHei"/>
+          <w:rFonts w:ascii="黑体" w:hAnsi="黑体" w:eastAsia="黑体" w:cs="黑体"/>
           <w:sz w:val="28"/>
           <w:szCs w:val="28"/>
         </w:rPr>
       </w:pPr>
       <w:r>
         <w:rPr>
-          <w:rFonts w:ascii="Calibri" w:eastAsia="Calibri" w:hAnsi="Calibri" w:cs="Calibri"/>
+          <w:rFonts w:ascii="Calibri" w:hAnsi="Calibri" w:eastAsia="Calibri" w:cs="Calibri"/>
           <w:b/>
           <w:bCs/>
           <w:spacing w:val="-5"/>
@@ -5347,7 +4319,7 @@
       </w:r>
       <w:r>
         <w:rPr>
-          <w:rFonts w:ascii="Calibri" w:eastAsia="Calibri" w:hAnsi="Calibri" w:cs="Calibri"/>
+          <w:rFonts w:ascii="Calibri" w:hAnsi="Calibri" w:eastAsia="Calibri" w:cs="Calibri"/>
           <w:b/>
           <w:bCs/>
           <w:spacing w:val="22"/>
@@ -5358,7 +4330,7 @@
       </w:r>
       <w:r>
         <w:rPr>
-          <w:rFonts w:ascii="SimHei" w:eastAsia="SimHei" w:hAnsi="SimHei" w:cs="SimHei"/>
+          <w:rFonts w:ascii="黑体" w:hAnsi="黑体" w:eastAsia="黑体" w:cs="黑体"/>
           <w:b/>
           <w:bCs/>
           <w:spacing w:val="-5"/>
@@ -5373,14 +4345,14 @@
         <w:spacing w:before="217" w:line="239" w:lineRule="auto"/>
         <w:ind w:left="513"/>
         <w:rPr>
-          <w:rFonts w:ascii="SimSun" w:eastAsia="SimSun" w:hAnsi="SimSun" w:cs="SimSun"/>
-          <w:sz w:val="24"/>
-          <w:szCs w:val="24"/>
-        </w:rPr>
-      </w:pPr>
-      <w:r>
-        <w:rPr>
-          <w:rFonts w:ascii="Wingdings" w:eastAsia="Wingdings" w:hAnsi="Wingdings" w:cs="Wingdings"/>
+          <w:rFonts w:ascii="宋体" w:hAnsi="宋体" w:eastAsia="宋体" w:cs="宋体"/>
+          <w:sz w:val="24"/>
+          <w:szCs w:val="24"/>
+        </w:rPr>
+      </w:pPr>
+      <w:r>
+        <w:rPr>
+          <w:rFonts w:ascii="Wingdings" w:hAnsi="Wingdings" w:eastAsia="Wingdings" w:cs="Wingdings"/>
           <w:spacing w:val="-3"/>
           <w:sz w:val="24"/>
           <w:szCs w:val="24"/>
@@ -5389,7 +4361,7 @@
       </w:r>
       <w:r>
         <w:rPr>
-          <w:rFonts w:ascii="SimSun" w:eastAsia="SimSun" w:hAnsi="SimSun" w:cs="SimSun"/>
+          <w:rFonts w:ascii="宋体" w:hAnsi="宋体" w:eastAsia="宋体" w:cs="宋体"/>
           <w:spacing w:val="-3"/>
           <w:sz w:val="24"/>
           <w:szCs w:val="24"/>
@@ -5402,14 +4374,14 @@
         <w:spacing w:before="159" w:line="239" w:lineRule="auto"/>
         <w:ind w:left="513"/>
         <w:rPr>
-          <w:rFonts w:ascii="SimSun" w:eastAsia="SimSun" w:hAnsi="SimSun" w:cs="SimSun"/>
-          <w:sz w:val="24"/>
-          <w:szCs w:val="24"/>
-        </w:rPr>
-      </w:pPr>
-      <w:r>
-        <w:rPr>
-          <w:rFonts w:ascii="Wingdings" w:eastAsia="Wingdings" w:hAnsi="Wingdings" w:cs="Wingdings"/>
+          <w:rFonts w:ascii="宋体" w:hAnsi="宋体" w:eastAsia="宋体" w:cs="宋体"/>
+          <w:sz w:val="24"/>
+          <w:szCs w:val="24"/>
+        </w:rPr>
+      </w:pPr>
+      <w:r>
+        <w:rPr>
+          <w:rFonts w:ascii="Wingdings" w:hAnsi="Wingdings" w:eastAsia="Wingdings" w:cs="Wingdings"/>
           <w:spacing w:val="-4"/>
           <w:sz w:val="24"/>
           <w:szCs w:val="24"/>
@@ -5418,7 +4390,7 @@
       </w:r>
       <w:r>
         <w:rPr>
-          <w:rFonts w:ascii="SimSun" w:eastAsia="SimSun" w:hAnsi="SimSun" w:cs="SimSun"/>
+          <w:rFonts w:ascii="宋体" w:hAnsi="宋体" w:eastAsia="宋体" w:cs="宋体"/>
           <w:spacing w:val="-4"/>
           <w:sz w:val="24"/>
           <w:szCs w:val="24"/>
@@ -5431,14 +4403,14 @@
         <w:spacing w:before="310" w:line="222" w:lineRule="auto"/>
         <w:ind w:left="18"/>
         <w:rPr>
-          <w:rFonts w:ascii="SimHei" w:eastAsia="SimHei" w:hAnsi="SimHei" w:cs="SimHei"/>
+          <w:rFonts w:ascii="黑体" w:hAnsi="黑体" w:eastAsia="黑体" w:cs="黑体"/>
           <w:sz w:val="28"/>
           <w:szCs w:val="28"/>
         </w:rPr>
       </w:pPr>
       <w:r>
         <w:rPr>
-          <w:rFonts w:ascii="Calibri" w:eastAsia="Calibri" w:hAnsi="Calibri" w:cs="Calibri"/>
+          <w:rFonts w:ascii="Calibri" w:hAnsi="Calibri" w:eastAsia="Calibri" w:cs="Calibri"/>
           <w:b/>
           <w:bCs/>
           <w:spacing w:val="-1"/>
@@ -5449,7 +4421,7 @@
       </w:r>
       <w:r>
         <w:rPr>
-          <w:rFonts w:ascii="SimHei" w:eastAsia="SimHei" w:hAnsi="SimHei" w:cs="SimHei"/>
+          <w:rFonts w:ascii="黑体" w:hAnsi="黑体" w:eastAsia="黑体" w:cs="黑体"/>
           <w:b/>
           <w:bCs/>
           <w:spacing w:val="-1"/>
@@ -5464,14 +4436,14 @@
         <w:spacing w:before="214" w:line="239" w:lineRule="auto"/>
         <w:ind w:left="513"/>
         <w:rPr>
-          <w:rFonts w:ascii="SimSun" w:eastAsia="SimSun" w:hAnsi="SimSun" w:cs="SimSun"/>
-          <w:sz w:val="24"/>
-          <w:szCs w:val="24"/>
-        </w:rPr>
-      </w:pPr>
-      <w:r>
-        <w:rPr>
-          <w:rFonts w:ascii="Wingdings" w:eastAsia="Wingdings" w:hAnsi="Wingdings" w:cs="Wingdings"/>
+          <w:rFonts w:ascii="宋体" w:hAnsi="宋体" w:eastAsia="宋体" w:cs="宋体"/>
+          <w:sz w:val="24"/>
+          <w:szCs w:val="24"/>
+        </w:rPr>
+      </w:pPr>
+      <w:r>
+        <w:rPr>
+          <w:rFonts w:ascii="Wingdings" w:hAnsi="Wingdings" w:eastAsia="Wingdings" w:cs="Wingdings"/>
           <w:spacing w:val="-2"/>
           <w:sz w:val="24"/>
           <w:szCs w:val="24"/>
@@ -5480,7 +4452,7 @@
       </w:r>
       <w:r>
         <w:rPr>
-          <w:rFonts w:ascii="Wingdings" w:eastAsia="Wingdings" w:hAnsi="Wingdings" w:cs="Wingdings"/>
+          <w:rFonts w:ascii="Wingdings" w:hAnsi="Wingdings" w:eastAsia="Wingdings" w:cs="Wingdings"/>
           <w:spacing w:val="-46"/>
           <w:sz w:val="24"/>
           <w:szCs w:val="24"/>
@@ -5489,7 +4461,7 @@
       </w:r>
       <w:r>
         <w:rPr>
-          <w:rFonts w:ascii="SimSun" w:eastAsia="SimSun" w:hAnsi="SimSun" w:cs="SimSun"/>
+          <w:rFonts w:ascii="宋体" w:hAnsi="宋体" w:eastAsia="宋体" w:cs="宋体"/>
           <w:spacing w:val="-2"/>
           <w:sz w:val="24"/>
           <w:szCs w:val="24"/>
@@ -5502,14 +4474,14 @@
         <w:spacing w:before="171" w:line="219" w:lineRule="auto"/>
         <w:ind w:left="942"/>
         <w:rPr>
-          <w:rFonts w:ascii="SimSun" w:eastAsia="SimSun" w:hAnsi="SimSun" w:cs="SimSun"/>
-          <w:sz w:val="24"/>
-          <w:szCs w:val="24"/>
-        </w:rPr>
-      </w:pPr>
-      <w:r>
-        <w:rPr>
-          <w:rFonts w:ascii="SimSun" w:eastAsia="SimSun" w:hAnsi="SimSun" w:cs="SimSun"/>
+          <w:rFonts w:ascii="宋体" w:hAnsi="宋体" w:eastAsia="宋体" w:cs="宋体"/>
+          <w:sz w:val="24"/>
+          <w:szCs w:val="24"/>
+        </w:rPr>
+      </w:pPr>
+      <w:r>
+        <w:rPr>
+          <w:rFonts w:ascii="宋体" w:hAnsi="宋体" w:eastAsia="宋体" w:cs="宋体"/>
           <w:spacing w:val="-1"/>
           <w:sz w:val="24"/>
           <w:szCs w:val="24"/>
@@ -5518,72 +4490,12 @@
       </w:r>
       <w:r>
         <w:rPr>
-          <w:rFonts w:ascii="SimSun" w:eastAsia="SimSun" w:hAnsi="SimSun" w:cs="SimSun"/>
+          <w:rFonts w:ascii="宋体" w:hAnsi="宋体" w:eastAsia="宋体" w:cs="宋体"/>
           <w:spacing w:val="-2"/>
           <w:sz w:val="24"/>
           <w:szCs w:val="24"/>
         </w:rPr>
         <w:t>作。</w:t>
-      </w:r>
-    </w:p>
-    <w:p>
-      <w:pPr>
-        <w:spacing w:line="219" w:lineRule="auto"/>
-        <w:rPr>
-          <w:rFonts w:ascii="SimSun" w:eastAsia="SimSun" w:hAnsi="SimSun" w:cs="SimSun"/>
-          <w:sz w:val="24"/>
-          <w:szCs w:val="24"/>
-        </w:rPr>
-        <w:sectPr>
-          <w:footerReference w:type="default" r:id="rId12"/>
-          <w:pgSz w:w="11910" w:h="16840"/>
-          <w:pgMar w:top="897" w:right="1710" w:bottom="1110" w:left="1786" w:header="0" w:footer="876" w:gutter="0"/>
-          <w:cols w:space="720"/>
-        </w:sectPr>
-      </w:pPr>
-    </w:p>
-    <w:p>
-      <w:pPr>
-        <w:spacing w:line="442" w:lineRule="exact"/>
-        <w:ind w:firstLine="12"/>
-      </w:pPr>
-      <w:r>
-        <w:rPr>
-          <w:position w:val="-8"/>
-        </w:rPr>
-        <w:drawing>
-          <wp:inline distT="0" distB="0" distL="0" distR="0">
-            <wp:extent cx="766952" cy="281020"/>
-            <wp:effectExtent l="0" t="0" r="0" b="0"/>
-            <wp:docPr id="16" name="IM 16"/>
-            <wp:cNvGraphicFramePr/>
-            <a:graphic xmlns:a="http://schemas.openxmlformats.org/drawingml/2006/main">
-              <a:graphicData uri="http://schemas.openxmlformats.org/drawingml/2006/picture">
-                <pic:pic xmlns:pic="http://schemas.openxmlformats.org/drawingml/2006/picture">
-                  <pic:nvPicPr>
-                    <pic:cNvPr id="16" name="IM 16"/>
-                    <pic:cNvPicPr/>
-                  </pic:nvPicPr>
-                  <pic:blipFill>
-                    <a:blip xmlns:r="http://schemas.openxmlformats.org/officeDocument/2006/relationships" r:embed="rId4"/>
-                    <a:stretch>
-                      <a:fillRect/>
-                    </a:stretch>
-                  </pic:blipFill>
-                  <pic:spPr>
-                    <a:xfrm rot="0">
-                      <a:off x="0" y="0"/>
-                      <a:ext cx="766952" cy="281020"/>
-                    </a:xfrm>
-                    <a:prstGeom prst="rect">
-                      <a:avLst/>
-                    </a:prstGeom>
-                  </pic:spPr>
-                </pic:pic>
-              </a:graphicData>
-            </a:graphic>
-          </wp:inline>
-        </w:drawing>
       </w:r>
     </w:p>
     <w:p>
@@ -5591,14 +4503,14 @@
         <w:spacing w:before="201" w:line="329" w:lineRule="auto"/>
         <w:ind w:left="922" w:right="182" w:hanging="409"/>
         <w:rPr>
-          <w:rFonts w:ascii="SimSun" w:eastAsia="SimSun" w:hAnsi="SimSun" w:cs="SimSun"/>
-          <w:sz w:val="24"/>
-          <w:szCs w:val="24"/>
-        </w:rPr>
-      </w:pPr>
-      <w:r>
-        <w:rPr>
-          <w:rFonts w:ascii="Wingdings" w:eastAsia="Wingdings" w:hAnsi="Wingdings" w:cs="Wingdings"/>
+          <w:rFonts w:ascii="宋体" w:hAnsi="宋体" w:eastAsia="宋体" w:cs="宋体"/>
+          <w:sz w:val="24"/>
+          <w:szCs w:val="24"/>
+        </w:rPr>
+      </w:pPr>
+      <w:r>
+        <w:rPr>
+          <w:rFonts w:ascii="Wingdings" w:hAnsi="Wingdings" w:eastAsia="Wingdings" w:cs="Wingdings"/>
           <w:spacing w:val="-3"/>
           <w:sz w:val="24"/>
           <w:szCs w:val="24"/>
@@ -5607,7 +4519,7 @@
       </w:r>
       <w:r>
         <w:rPr>
-          <w:rFonts w:ascii="SimSun" w:eastAsia="SimSun" w:hAnsi="SimSun" w:cs="SimSun"/>
+          <w:rFonts w:ascii="宋体" w:hAnsi="宋体" w:eastAsia="宋体" w:cs="宋体"/>
           <w:spacing w:val="-3"/>
           <w:sz w:val="24"/>
           <w:szCs w:val="24"/>
@@ -5616,7 +4528,7 @@
       </w:r>
       <w:r>
         <w:rPr>
-          <w:rFonts w:ascii="SimSun" w:eastAsia="SimSun" w:hAnsi="SimSun" w:cs="SimSun"/>
+          <w:rFonts w:ascii="宋体" w:hAnsi="宋体" w:eastAsia="宋体" w:cs="宋体"/>
           <w:spacing w:val="-7"/>
           <w:sz w:val="24"/>
           <w:szCs w:val="24"/>
@@ -5625,7 +4537,7 @@
       </w:r>
       <w:r>
         <w:rPr>
-          <w:rFonts w:ascii="SimSun" w:eastAsia="SimSun" w:hAnsi="SimSun" w:cs="SimSun"/>
+          <w:rFonts w:ascii="宋体" w:hAnsi="宋体" w:eastAsia="宋体" w:cs="宋体"/>
           <w:spacing w:val="-8"/>
           <w:sz w:val="24"/>
           <w:szCs w:val="24"/>
@@ -5634,7 +4546,7 @@
       </w:r>
       <w:r>
         <w:rPr>
-          <w:rFonts w:ascii="SimSun" w:eastAsia="SimSun" w:hAnsi="SimSun" w:cs="SimSun"/>
+          <w:rFonts w:ascii="宋体" w:hAnsi="宋体" w:eastAsia="宋体" w:cs="宋体"/>
           <w:spacing w:val="-6"/>
           <w:sz w:val="24"/>
           <w:szCs w:val="24"/>
@@ -5643,7 +4555,7 @@
       </w:r>
       <w:r>
         <w:rPr>
-          <w:rFonts w:ascii="SimSun" w:eastAsia="SimSun" w:hAnsi="SimSun" w:cs="SimSun"/>
+          <w:rFonts w:ascii="宋体" w:hAnsi="宋体" w:eastAsia="宋体" w:cs="宋体"/>
           <w:spacing w:val="-8"/>
           <w:sz w:val="24"/>
           <w:szCs w:val="24"/>
@@ -5656,14 +4568,14 @@
         <w:spacing w:before="180" w:line="295" w:lineRule="auto"/>
         <w:ind w:left="924" w:right="213" w:hanging="411"/>
         <w:rPr>
-          <w:rFonts w:ascii="SimSun" w:eastAsia="SimSun" w:hAnsi="SimSun" w:cs="SimSun"/>
-          <w:sz w:val="24"/>
-          <w:szCs w:val="24"/>
-        </w:rPr>
-      </w:pPr>
-      <w:r>
-        <w:rPr>
-          <w:rFonts w:ascii="Wingdings" w:eastAsia="Wingdings" w:hAnsi="Wingdings" w:cs="Wingdings"/>
+          <w:rFonts w:ascii="宋体" w:hAnsi="宋体" w:eastAsia="宋体" w:cs="宋体"/>
+          <w:sz w:val="24"/>
+          <w:szCs w:val="24"/>
+        </w:rPr>
+      </w:pPr>
+      <w:r>
+        <w:rPr>
+          <w:rFonts w:ascii="Wingdings" w:hAnsi="Wingdings" w:eastAsia="Wingdings" w:cs="Wingdings"/>
           <w:spacing w:val="-3"/>
           <w:sz w:val="24"/>
           <w:szCs w:val="24"/>
@@ -5672,7 +4584,7 @@
       </w:r>
       <w:r>
         <w:rPr>
-          <w:rFonts w:ascii="SimSun" w:eastAsia="SimSun" w:hAnsi="SimSun" w:cs="SimSun"/>
+          <w:rFonts w:ascii="宋体" w:hAnsi="宋体" w:eastAsia="宋体" w:cs="宋体"/>
           <w:spacing w:val="-3"/>
           <w:sz w:val="24"/>
           <w:szCs w:val="24"/>
@@ -5681,7 +4593,7 @@
       </w:r>
       <w:r>
         <w:rPr>
-          <w:rFonts w:ascii="SimSun" w:eastAsia="SimSun" w:hAnsi="SimSun" w:cs="SimSun"/>
+          <w:rFonts w:ascii="宋体" w:hAnsi="宋体" w:eastAsia="宋体" w:cs="宋体"/>
           <w:spacing w:val="-4"/>
           <w:sz w:val="24"/>
           <w:szCs w:val="24"/>
@@ -5690,7 +4602,7 @@
       </w:r>
       <w:r>
         <w:rPr>
-          <w:rFonts w:ascii="SimSun" w:eastAsia="SimSun" w:hAnsi="SimSun" w:cs="SimSun"/>
+          <w:rFonts w:ascii="宋体" w:hAnsi="宋体" w:eastAsia="宋体" w:cs="宋体"/>
           <w:spacing w:val="-1"/>
           <w:sz w:val="24"/>
           <w:szCs w:val="24"/>
@@ -5700,13 +4612,13 @@
     </w:p>
     <w:p>
       <w:pPr>
-        <w:pStyle w:val="BodyText"/>
+        <w:pStyle w:val="2"/>
         <w:spacing w:line="328" w:lineRule="auto"/>
       </w:pPr>
     </w:p>
     <w:p>
       <w:pPr>
-        <w:pStyle w:val="BodyText"/>
+        <w:pStyle w:val="2"/>
         <w:spacing w:line="329" w:lineRule="auto"/>
       </w:pPr>
     </w:p>
@@ -5716,7 +4628,7 @@
         <w:ind w:left="17"/>
         <w:outlineLvl w:val="1"/>
         <w:rPr>
-          <w:rFonts w:ascii="SimHei" w:eastAsia="SimHei" w:hAnsi="SimHei" w:cs="SimHei"/>
+          <w:rFonts w:ascii="黑体" w:hAnsi="黑体" w:eastAsia="黑体" w:cs="黑体"/>
           <w:sz w:val="30"/>
           <w:szCs w:val="30"/>
         </w:rPr>
@@ -5725,7 +4637,7 @@
       <w:bookmarkEnd w:id="10"/>
       <w:r>
         <w:rPr>
-          <w:rFonts w:ascii="SimHei" w:eastAsia="SimHei" w:hAnsi="SimHei" w:cs="SimHei"/>
+          <w:rFonts w:ascii="黑体" w:hAnsi="黑体" w:eastAsia="黑体" w:cs="黑体"/>
           <w:b/>
           <w:bCs/>
           <w:spacing w:val="-7"/>
@@ -5736,7 +4648,7 @@
       </w:r>
       <w:r>
         <w:rPr>
-          <w:rFonts w:ascii="SimHei" w:eastAsia="SimHei" w:hAnsi="SimHei" w:cs="SimHei"/>
+          <w:rFonts w:ascii="黑体" w:hAnsi="黑体" w:eastAsia="黑体" w:cs="黑体"/>
           <w:spacing w:val="35"/>
           <w:sz w:val="30"/>
           <w:szCs w:val="30"/>
@@ -5745,7 +4657,7 @@
       </w:r>
       <w:r>
         <w:rPr>
-          <w:rFonts w:ascii="SimHei" w:eastAsia="SimHei" w:hAnsi="SimHei" w:cs="SimHei"/>
+          <w:rFonts w:ascii="黑体" w:hAnsi="黑体" w:eastAsia="黑体" w:cs="黑体"/>
           <w:b/>
           <w:bCs/>
           <w:spacing w:val="-7"/>
@@ -5760,14 +4672,14 @@
         <w:spacing w:before="286" w:line="222" w:lineRule="auto"/>
         <w:ind w:left="18"/>
         <w:rPr>
-          <w:rFonts w:ascii="SimHei" w:eastAsia="SimHei" w:hAnsi="SimHei" w:cs="SimHei"/>
+          <w:rFonts w:ascii="黑体" w:hAnsi="黑体" w:eastAsia="黑体" w:cs="黑体"/>
           <w:sz w:val="28"/>
           <w:szCs w:val="28"/>
         </w:rPr>
       </w:pPr>
       <w:r>
         <w:rPr>
-          <w:rFonts w:ascii="Calibri" w:eastAsia="Calibri" w:hAnsi="Calibri" w:cs="Calibri"/>
+          <w:rFonts w:ascii="Calibri" w:hAnsi="Calibri" w:eastAsia="Calibri" w:cs="Calibri"/>
           <w:b/>
           <w:bCs/>
           <w:spacing w:val="-4"/>
@@ -5778,7 +4690,7 @@
       </w:r>
       <w:r>
         <w:rPr>
-          <w:rFonts w:ascii="Calibri" w:eastAsia="Calibri" w:hAnsi="Calibri" w:cs="Calibri"/>
+          <w:rFonts w:ascii="Calibri" w:hAnsi="Calibri" w:eastAsia="Calibri" w:cs="Calibri"/>
           <w:b/>
           <w:bCs/>
           <w:spacing w:val="16"/>
@@ -5789,7 +4701,7 @@
       </w:r>
       <w:r>
         <w:rPr>
-          <w:rFonts w:ascii="SimHei" w:eastAsia="SimHei" w:hAnsi="SimHei" w:cs="SimHei"/>
+          <w:rFonts w:ascii="黑体" w:hAnsi="黑体" w:eastAsia="黑体" w:cs="黑体"/>
           <w:b/>
           <w:bCs/>
           <w:spacing w:val="-4"/>
@@ -5804,14 +4716,14 @@
         <w:spacing w:before="212" w:line="317" w:lineRule="auto"/>
         <w:ind w:left="921" w:right="242" w:hanging="408"/>
         <w:rPr>
-          <w:rFonts w:ascii="SimSun" w:eastAsia="SimSun" w:hAnsi="SimSun" w:cs="SimSun"/>
-          <w:sz w:val="24"/>
-          <w:szCs w:val="24"/>
-        </w:rPr>
-      </w:pPr>
-      <w:r>
-        <w:rPr>
-          <w:rFonts w:ascii="Wingdings" w:eastAsia="Wingdings" w:hAnsi="Wingdings" w:cs="Wingdings"/>
+          <w:rFonts w:ascii="宋体" w:hAnsi="宋体" w:eastAsia="宋体" w:cs="宋体"/>
+          <w:sz w:val="24"/>
+          <w:szCs w:val="24"/>
+        </w:rPr>
+      </w:pPr>
+      <w:r>
+        <w:rPr>
+          <w:rFonts w:ascii="Wingdings" w:hAnsi="Wingdings" w:eastAsia="Wingdings" w:cs="Wingdings"/>
           <w:spacing w:val="-14"/>
           <w:sz w:val="24"/>
           <w:szCs w:val="24"/>
@@ -5820,7 +4732,7 @@
       </w:r>
       <w:r>
         <w:rPr>
-          <w:rFonts w:ascii="SimSun" w:eastAsia="SimSun" w:hAnsi="SimSun" w:cs="SimSun"/>
+          <w:rFonts w:ascii="宋体" w:hAnsi="宋体" w:eastAsia="宋体" w:cs="宋体"/>
           <w:spacing w:val="-14"/>
           <w:sz w:val="24"/>
           <w:szCs w:val="24"/>
@@ -5829,7 +4741,7 @@
       </w:r>
       <w:r>
         <w:rPr>
-          <w:rFonts w:ascii="SimSun" w:eastAsia="SimSun" w:hAnsi="SimSun" w:cs="SimSun"/>
+          <w:rFonts w:ascii="宋体" w:hAnsi="宋体" w:eastAsia="宋体" w:cs="宋体"/>
           <w:spacing w:val="-15"/>
           <w:sz w:val="24"/>
           <w:szCs w:val="24"/>
@@ -5838,7 +4750,7 @@
       </w:r>
       <w:r>
         <w:rPr>
-          <w:rFonts w:ascii="SimSun" w:eastAsia="SimSun" w:hAnsi="SimSun" w:cs="SimSun"/>
+          <w:rFonts w:ascii="宋体" w:hAnsi="宋体" w:eastAsia="宋体" w:cs="宋体"/>
           <w:sz w:val="24"/>
           <w:szCs w:val="24"/>
         </w:rPr>
@@ -5846,21 +4758,12 @@
       </w:r>
       <w:r>
         <w:rPr>
-          <w:rFonts w:ascii="SimSun" w:eastAsia="SimSun" w:hAnsi="SimSun" w:cs="SimSun"/>
+          <w:rFonts w:ascii="宋体" w:hAnsi="宋体" w:eastAsia="宋体" w:cs="宋体"/>
           <w:spacing w:val="-1"/>
           <w:sz w:val="24"/>
           <w:szCs w:val="24"/>
         </w:rPr>
-        <w:t>求公司相关管理人员以</w:t>
-      </w:r>
-      <w:r>
-        <w:rPr>
-          <w:rFonts w:ascii="SimSun" w:eastAsia="SimSun" w:hAnsi="SimSun" w:cs="SimSun"/>
-          <w:spacing w:val="-1"/>
-          <w:sz w:val="24"/>
-          <w:szCs w:val="24"/>
-        </w:rPr>
-        <w:t>及所有内审组成员参加，并按照会议要求签到。</w:t>
+        <w:t>求公司相关管理人员以及所有内审组成员参加，并按照会议要求签到。</w:t>
       </w:r>
     </w:p>
     <w:p>
@@ -5868,14 +4771,14 @@
         <w:spacing w:before="182" w:line="295" w:lineRule="auto"/>
         <w:ind w:left="949" w:right="213" w:hanging="436"/>
         <w:rPr>
-          <w:rFonts w:ascii="SimSun" w:eastAsia="SimSun" w:hAnsi="SimSun" w:cs="SimSun"/>
-          <w:sz w:val="24"/>
-          <w:szCs w:val="24"/>
-        </w:rPr>
-      </w:pPr>
-      <w:r>
-        <w:rPr>
-          <w:rFonts w:ascii="Wingdings" w:eastAsia="Wingdings" w:hAnsi="Wingdings" w:cs="Wingdings"/>
+          <w:rFonts w:ascii="宋体" w:hAnsi="宋体" w:eastAsia="宋体" w:cs="宋体"/>
+          <w:sz w:val="24"/>
+          <w:szCs w:val="24"/>
+        </w:rPr>
+      </w:pPr>
+      <w:r>
+        <w:rPr>
+          <w:rFonts w:ascii="Wingdings" w:hAnsi="Wingdings" w:eastAsia="Wingdings" w:cs="Wingdings"/>
           <w:spacing w:val="-2"/>
           <w:sz w:val="24"/>
           <w:szCs w:val="24"/>
@@ -5884,7 +4787,7 @@
       </w:r>
       <w:r>
         <w:rPr>
-          <w:rFonts w:ascii="Wingdings" w:eastAsia="Wingdings" w:hAnsi="Wingdings" w:cs="Wingdings"/>
+          <w:rFonts w:ascii="Wingdings" w:hAnsi="Wingdings" w:eastAsia="Wingdings" w:cs="Wingdings"/>
           <w:spacing w:val="-46"/>
           <w:sz w:val="24"/>
           <w:szCs w:val="24"/>
@@ -5893,7 +4796,7 @@
       </w:r>
       <w:r>
         <w:rPr>
-          <w:rFonts w:ascii="SimSun" w:eastAsia="SimSun" w:hAnsi="SimSun" w:cs="SimSun"/>
+          <w:rFonts w:ascii="宋体" w:hAnsi="宋体" w:eastAsia="宋体" w:cs="宋体"/>
           <w:spacing w:val="-2"/>
           <w:sz w:val="24"/>
           <w:szCs w:val="24"/>
@@ -5902,7 +4805,7 @@
       </w:r>
       <w:r>
         <w:rPr>
-          <w:rFonts w:ascii="SimSun" w:eastAsia="SimSun" w:hAnsi="SimSun" w:cs="SimSun"/>
+          <w:rFonts w:ascii="宋体" w:hAnsi="宋体" w:eastAsia="宋体" w:cs="宋体"/>
           <w:spacing w:val="-3"/>
           <w:sz w:val="24"/>
           <w:szCs w:val="24"/>
@@ -5911,7 +4814,7 @@
       </w:r>
       <w:r>
         <w:rPr>
-          <w:rFonts w:ascii="SimSun" w:eastAsia="SimSun" w:hAnsi="SimSun" w:cs="SimSun"/>
+          <w:rFonts w:ascii="宋体" w:hAnsi="宋体" w:eastAsia="宋体" w:cs="宋体"/>
           <w:spacing w:val="-2"/>
           <w:sz w:val="24"/>
           <w:szCs w:val="24"/>
@@ -5924,14 +4827,14 @@
         <w:spacing w:before="178" w:line="239" w:lineRule="auto"/>
         <w:ind w:left="513"/>
         <w:rPr>
-          <w:rFonts w:ascii="SimSun" w:eastAsia="SimSun" w:hAnsi="SimSun" w:cs="SimSun"/>
-          <w:sz w:val="24"/>
-          <w:szCs w:val="24"/>
-        </w:rPr>
-      </w:pPr>
-      <w:r>
-        <w:rPr>
-          <w:rFonts w:ascii="Wingdings" w:eastAsia="Wingdings" w:hAnsi="Wingdings" w:cs="Wingdings"/>
+          <w:rFonts w:ascii="宋体" w:hAnsi="宋体" w:eastAsia="宋体" w:cs="宋体"/>
+          <w:sz w:val="24"/>
+          <w:szCs w:val="24"/>
+        </w:rPr>
+      </w:pPr>
+      <w:r>
+        <w:rPr>
+          <w:rFonts w:ascii="Wingdings" w:hAnsi="Wingdings" w:eastAsia="Wingdings" w:cs="Wingdings"/>
           <w:spacing w:val="-2"/>
           <w:sz w:val="24"/>
           <w:szCs w:val="24"/>
@@ -5940,7 +4843,7 @@
       </w:r>
       <w:r>
         <w:rPr>
-          <w:rFonts w:ascii="Wingdings" w:eastAsia="Wingdings" w:hAnsi="Wingdings" w:cs="Wingdings"/>
+          <w:rFonts w:ascii="Wingdings" w:hAnsi="Wingdings" w:eastAsia="Wingdings" w:cs="Wingdings"/>
           <w:spacing w:val="-45"/>
           <w:sz w:val="24"/>
           <w:szCs w:val="24"/>
@@ -5949,7 +4852,7 @@
       </w:r>
       <w:r>
         <w:rPr>
-          <w:rFonts w:ascii="SimSun" w:eastAsia="SimSun" w:hAnsi="SimSun" w:cs="SimSun"/>
+          <w:rFonts w:ascii="宋体" w:hAnsi="宋体" w:eastAsia="宋体" w:cs="宋体"/>
           <w:spacing w:val="-2"/>
           <w:sz w:val="24"/>
           <w:szCs w:val="24"/>
@@ -5962,14 +4865,14 @@
         <w:spacing w:before="310" w:line="222" w:lineRule="auto"/>
         <w:ind w:left="18"/>
         <w:rPr>
-          <w:rFonts w:ascii="SimHei" w:eastAsia="SimHei" w:hAnsi="SimHei" w:cs="SimHei"/>
+          <w:rFonts w:ascii="黑体" w:hAnsi="黑体" w:eastAsia="黑体" w:cs="黑体"/>
           <w:sz w:val="28"/>
           <w:szCs w:val="28"/>
         </w:rPr>
       </w:pPr>
       <w:r>
         <w:rPr>
-          <w:rFonts w:ascii="Calibri" w:eastAsia="Calibri" w:hAnsi="Calibri" w:cs="Calibri"/>
+          <w:rFonts w:ascii="Calibri" w:hAnsi="Calibri" w:eastAsia="Calibri" w:cs="Calibri"/>
           <w:b/>
           <w:bCs/>
           <w:spacing w:val="-4"/>
@@ -5980,7 +4883,7 @@
       </w:r>
       <w:r>
         <w:rPr>
-          <w:rFonts w:ascii="Calibri" w:eastAsia="Calibri" w:hAnsi="Calibri" w:cs="Calibri"/>
+          <w:rFonts w:ascii="Calibri" w:hAnsi="Calibri" w:eastAsia="Calibri" w:cs="Calibri"/>
           <w:b/>
           <w:bCs/>
           <w:spacing w:val="19"/>
@@ -5991,7 +4894,7 @@
       </w:r>
       <w:r>
         <w:rPr>
-          <w:rFonts w:ascii="SimHei" w:eastAsia="SimHei" w:hAnsi="SimHei" w:cs="SimHei"/>
+          <w:rFonts w:ascii="黑体" w:hAnsi="黑体" w:eastAsia="黑体" w:cs="黑体"/>
           <w:b/>
           <w:bCs/>
           <w:spacing w:val="-4"/>
@@ -6006,14 +4909,14 @@
         <w:spacing w:before="212" w:line="295" w:lineRule="auto"/>
         <w:ind w:left="923" w:right="175" w:hanging="410"/>
         <w:rPr>
-          <w:rFonts w:ascii="SimSun" w:eastAsia="SimSun" w:hAnsi="SimSun" w:cs="SimSun"/>
-          <w:sz w:val="24"/>
-          <w:szCs w:val="24"/>
-        </w:rPr>
-      </w:pPr>
-      <w:r>
-        <w:rPr>
-          <w:rFonts w:ascii="Wingdings" w:eastAsia="Wingdings" w:hAnsi="Wingdings" w:cs="Wingdings"/>
+          <w:rFonts w:ascii="宋体" w:hAnsi="宋体" w:eastAsia="宋体" w:cs="宋体"/>
+          <w:sz w:val="24"/>
+          <w:szCs w:val="24"/>
+        </w:rPr>
+      </w:pPr>
+      <w:r>
+        <w:rPr>
+          <w:rFonts w:ascii="Wingdings" w:hAnsi="Wingdings" w:eastAsia="Wingdings" w:cs="Wingdings"/>
           <w:spacing w:val="-2"/>
           <w:sz w:val="24"/>
           <w:szCs w:val="24"/>
@@ -6022,7 +4925,7 @@
       </w:r>
       <w:r>
         <w:rPr>
-          <w:rFonts w:ascii="SimSun" w:eastAsia="SimSun" w:hAnsi="SimSun" w:cs="SimSun"/>
+          <w:rFonts w:ascii="宋体" w:hAnsi="宋体" w:eastAsia="宋体" w:cs="宋体"/>
           <w:spacing w:val="-2"/>
           <w:sz w:val="24"/>
           <w:szCs w:val="24"/>
@@ -6031,7 +4934,7 @@
       </w:r>
       <w:r>
         <w:rPr>
-          <w:rFonts w:ascii="SimSun" w:eastAsia="SimSun" w:hAnsi="SimSun" w:cs="SimSun"/>
+          <w:rFonts w:ascii="宋体" w:hAnsi="宋体" w:eastAsia="宋体" w:cs="宋体"/>
           <w:spacing w:val="-3"/>
           <w:sz w:val="24"/>
           <w:szCs w:val="24"/>
@@ -6040,7 +4943,7 @@
       </w:r>
       <w:r>
         <w:rPr>
-          <w:rFonts w:ascii="SimSun" w:eastAsia="SimSun" w:hAnsi="SimSun" w:cs="SimSun"/>
+          <w:rFonts w:ascii="宋体" w:hAnsi="宋体" w:eastAsia="宋体" w:cs="宋体"/>
           <w:spacing w:val="-1"/>
           <w:sz w:val="24"/>
           <w:szCs w:val="24"/>
@@ -6053,14 +4956,14 @@
         <w:spacing w:before="179" w:line="318" w:lineRule="auto"/>
         <w:ind w:left="922" w:hanging="409"/>
         <w:rPr>
-          <w:rFonts w:ascii="SimSun" w:eastAsia="SimSun" w:hAnsi="SimSun" w:cs="SimSun"/>
-          <w:sz w:val="24"/>
-          <w:szCs w:val="24"/>
-        </w:rPr>
-      </w:pPr>
-      <w:r>
-        <w:rPr>
-          <w:rFonts w:ascii="Wingdings" w:eastAsia="Wingdings" w:hAnsi="Wingdings" w:cs="Wingdings"/>
+          <w:rFonts w:ascii="宋体" w:hAnsi="宋体" w:eastAsia="宋体" w:cs="宋体"/>
+          <w:sz w:val="24"/>
+          <w:szCs w:val="24"/>
+        </w:rPr>
+      </w:pPr>
+      <w:r>
+        <w:rPr>
+          <w:rFonts w:ascii="Wingdings" w:hAnsi="Wingdings" w:eastAsia="Wingdings" w:cs="Wingdings"/>
           <w:spacing w:val="1"/>
           <w:sz w:val="24"/>
           <w:szCs w:val="24"/>
@@ -6069,7 +4972,7 @@
       </w:r>
       <w:r>
         <w:rPr>
-          <w:rFonts w:ascii="Wingdings" w:eastAsia="Wingdings" w:hAnsi="Wingdings" w:cs="Wingdings"/>
+          <w:rFonts w:ascii="Wingdings" w:hAnsi="Wingdings" w:eastAsia="Wingdings" w:cs="Wingdings"/>
           <w:spacing w:val="-48"/>
           <w:sz w:val="24"/>
           <w:szCs w:val="24"/>
@@ -6078,7 +4981,7 @@
       </w:r>
       <w:r>
         <w:rPr>
-          <w:rFonts w:ascii="SimSun" w:eastAsia="SimSun" w:hAnsi="SimSun" w:cs="SimSun"/>
+          <w:rFonts w:ascii="宋体" w:hAnsi="宋体" w:eastAsia="宋体" w:cs="宋体"/>
           <w:spacing w:val="1"/>
           <w:sz w:val="24"/>
           <w:szCs w:val="24"/>
@@ -6087,7 +4990,7 @@
       </w:r>
       <w:r>
         <w:rPr>
-          <w:rFonts w:ascii="SimSun" w:eastAsia="SimSun" w:hAnsi="SimSun" w:cs="SimSun"/>
+          <w:rFonts w:ascii="宋体" w:hAnsi="宋体" w:eastAsia="宋体" w:cs="宋体"/>
           <w:spacing w:val="2"/>
           <w:sz w:val="24"/>
           <w:szCs w:val="24"/>
@@ -6096,7 +4999,7 @@
       </w:r>
       <w:r>
         <w:rPr>
-          <w:rFonts w:ascii="SimSun" w:eastAsia="SimSun" w:hAnsi="SimSun" w:cs="SimSun"/>
+          <w:rFonts w:ascii="宋体" w:hAnsi="宋体" w:eastAsia="宋体" w:cs="宋体"/>
           <w:spacing w:val="-71"/>
           <w:sz w:val="24"/>
           <w:szCs w:val="24"/>
@@ -6105,7 +5008,7 @@
       </w:r>
       <w:r>
         <w:rPr>
-          <w:rFonts w:ascii="SimSun" w:eastAsia="SimSun" w:hAnsi="SimSun" w:cs="SimSun"/>
+          <w:rFonts w:ascii="宋体" w:hAnsi="宋体" w:eastAsia="宋体" w:cs="宋体"/>
           <w:spacing w:val="2"/>
           <w:sz w:val="24"/>
           <w:szCs w:val="24"/>
@@ -6114,7 +5017,7 @@
       </w:r>
       <w:r>
         <w:rPr>
-          <w:rFonts w:ascii="SimSun" w:eastAsia="SimSun" w:hAnsi="SimSun" w:cs="SimSun"/>
+          <w:rFonts w:ascii="宋体" w:hAnsi="宋体" w:eastAsia="宋体" w:cs="宋体"/>
           <w:spacing w:val="-4"/>
           <w:sz w:val="24"/>
           <w:szCs w:val="24"/>
@@ -6127,14 +5030,14 @@
         <w:spacing w:before="179" w:line="294" w:lineRule="auto"/>
         <w:ind w:left="920" w:right="175" w:hanging="407"/>
         <w:rPr>
-          <w:rFonts w:ascii="SimSun" w:eastAsia="SimSun" w:hAnsi="SimSun" w:cs="SimSun"/>
-          <w:sz w:val="24"/>
-          <w:szCs w:val="24"/>
-        </w:rPr>
-      </w:pPr>
-      <w:r>
-        <w:rPr>
-          <w:rFonts w:ascii="Wingdings" w:eastAsia="Wingdings" w:hAnsi="Wingdings" w:cs="Wingdings"/>
+          <w:rFonts w:ascii="宋体" w:hAnsi="宋体" w:eastAsia="宋体" w:cs="宋体"/>
+          <w:sz w:val="24"/>
+          <w:szCs w:val="24"/>
+        </w:rPr>
+      </w:pPr>
+      <w:r>
+        <w:rPr>
+          <w:rFonts w:ascii="Wingdings" w:hAnsi="Wingdings" w:eastAsia="Wingdings" w:cs="Wingdings"/>
           <w:spacing w:val="-2"/>
           <w:sz w:val="24"/>
           <w:szCs w:val="24"/>
@@ -6143,7 +5046,7 @@
       </w:r>
       <w:r>
         <w:rPr>
-          <w:rFonts w:ascii="SimSun" w:eastAsia="SimSun" w:hAnsi="SimSun" w:cs="SimSun"/>
+          <w:rFonts w:ascii="宋体" w:hAnsi="宋体" w:eastAsia="宋体" w:cs="宋体"/>
           <w:spacing w:val="-2"/>
           <w:sz w:val="24"/>
           <w:szCs w:val="24"/>
@@ -6152,7 +5055,7 @@
       </w:r>
       <w:r>
         <w:rPr>
-          <w:rFonts w:ascii="SimSun" w:eastAsia="SimSun" w:hAnsi="SimSun" w:cs="SimSun"/>
+          <w:rFonts w:ascii="宋体" w:hAnsi="宋体" w:eastAsia="宋体" w:cs="宋体"/>
           <w:spacing w:val="-3"/>
           <w:sz w:val="24"/>
           <w:szCs w:val="24"/>
@@ -6161,7 +5064,7 @@
       </w:r>
       <w:r>
         <w:rPr>
-          <w:rFonts w:ascii="SimSun" w:eastAsia="SimSun" w:hAnsi="SimSun" w:cs="SimSun"/>
+          <w:rFonts w:ascii="宋体" w:hAnsi="宋体" w:eastAsia="宋体" w:cs="宋体"/>
           <w:spacing w:val="-1"/>
           <w:sz w:val="24"/>
           <w:szCs w:val="24"/>
@@ -6174,14 +5077,14 @@
         <w:spacing w:before="180" w:line="238" w:lineRule="auto"/>
         <w:ind w:left="513"/>
         <w:rPr>
-          <w:rFonts w:ascii="SimSun" w:eastAsia="SimSun" w:hAnsi="SimSun" w:cs="SimSun"/>
-          <w:sz w:val="24"/>
-          <w:szCs w:val="24"/>
-        </w:rPr>
-      </w:pPr>
-      <w:r>
-        <w:rPr>
-          <w:rFonts w:ascii="Wingdings" w:eastAsia="Wingdings" w:hAnsi="Wingdings" w:cs="Wingdings"/>
+          <w:rFonts w:ascii="宋体" w:hAnsi="宋体" w:eastAsia="宋体" w:cs="宋体"/>
+          <w:sz w:val="24"/>
+          <w:szCs w:val="24"/>
+        </w:rPr>
+      </w:pPr>
+      <w:r>
+        <w:rPr>
+          <w:rFonts w:ascii="Wingdings" w:hAnsi="Wingdings" w:eastAsia="Wingdings" w:cs="Wingdings"/>
           <w:spacing w:val="-2"/>
           <w:sz w:val="24"/>
           <w:szCs w:val="24"/>
@@ -6190,7 +5093,7 @@
       </w:r>
       <w:r>
         <w:rPr>
-          <w:rFonts w:ascii="Wingdings" w:eastAsia="Wingdings" w:hAnsi="Wingdings" w:cs="Wingdings"/>
+          <w:rFonts w:ascii="Wingdings" w:hAnsi="Wingdings" w:eastAsia="Wingdings" w:cs="Wingdings"/>
           <w:spacing w:val="-35"/>
           <w:sz w:val="24"/>
           <w:szCs w:val="24"/>
@@ -6199,7 +5102,7 @@
       </w:r>
       <w:r>
         <w:rPr>
-          <w:rFonts w:ascii="SimSun" w:eastAsia="SimSun" w:hAnsi="SimSun" w:cs="SimSun"/>
+          <w:rFonts w:ascii="宋体" w:hAnsi="宋体" w:eastAsia="宋体" w:cs="宋体"/>
           <w:spacing w:val="-2"/>
           <w:sz w:val="24"/>
           <w:szCs w:val="24"/>
@@ -6212,21 +5115,21 @@
         <w:spacing w:before="161" w:line="227" w:lineRule="auto"/>
         <w:ind w:left="753"/>
         <w:rPr>
-          <w:rFonts w:ascii="SimSun" w:eastAsia="SimSun" w:hAnsi="SimSun" w:cs="SimSun"/>
-          <w:sz w:val="24"/>
-          <w:szCs w:val="24"/>
-        </w:rPr>
-      </w:pPr>
-      <w:r>
-        <w:rPr>
-          <w:rFonts w:ascii="SimSun" w:eastAsia="SimSun" w:hAnsi="SimSun" w:cs="SimSun"/>
+          <w:rFonts w:ascii="宋体" w:hAnsi="宋体" w:eastAsia="宋体" w:cs="宋体"/>
+          <w:sz w:val="24"/>
+          <w:szCs w:val="24"/>
+        </w:rPr>
+      </w:pPr>
+      <w:r>
+        <w:rPr>
+          <w:rFonts w:ascii="宋体" w:hAnsi="宋体" w:eastAsia="宋体" w:cs="宋体"/>
           <w:position w:val="-4"/>
           <w:sz w:val="24"/>
           <w:szCs w:val="24"/>
         </w:rPr>
         <w:drawing>
           <wp:inline distT="0" distB="0" distL="0" distR="0">
-            <wp:extent cx="122986" cy="168859"/>
+            <wp:extent cx="122555" cy="168275"/>
             <wp:effectExtent l="0" t="0" r="0" b="0"/>
             <wp:docPr id="18" name="IM 18"/>
             <wp:cNvGraphicFramePr/>
@@ -6238,13 +5141,13 @@
                     <pic:cNvPicPr/>
                   </pic:nvPicPr>
                   <pic:blipFill>
-                    <a:blip xmlns:r="http://schemas.openxmlformats.org/officeDocument/2006/relationships" r:embed="rId13"/>
+                    <a:blip r:embed="rId13"/>
                     <a:stretch>
                       <a:fillRect/>
                     </a:stretch>
                   </pic:blipFill>
                   <pic:spPr>
-                    <a:xfrm rot="0">
+                    <a:xfrm>
                       <a:off x="0" y="0"/>
                       <a:ext cx="122986" cy="168859"/>
                     </a:xfrm>
@@ -6260,7 +5163,7 @@
       </w:r>
       <w:r>
         <w:rPr>
-          <w:rFonts w:ascii="SimSun" w:eastAsia="SimSun" w:hAnsi="SimSun" w:cs="SimSun"/>
+          <w:rFonts w:ascii="宋体" w:hAnsi="宋体" w:eastAsia="宋体" w:cs="宋体"/>
           <w:spacing w:val="111"/>
           <w:sz w:val="24"/>
           <w:szCs w:val="24"/>
@@ -6269,40 +5172,34 @@
       </w:r>
       <w:r>
         <w:rPr>
-          <w:rFonts w:ascii="SimSun" w:eastAsia="SimSun" w:hAnsi="SimSun" w:cs="SimSun"/>
+          <w:rFonts w:ascii="宋体" w:hAnsi="宋体" w:eastAsia="宋体" w:cs="宋体"/>
           <w:spacing w:val="-1"/>
           <w:sz w:val="24"/>
           <w:szCs w:val="24"/>
         </w:rPr>
         <w:t>体系性不合格：内部服务管理体系文件不符合标准的要求；</w:t>
       </w:r>
-    </w:p>
-    <w:p>
-      <w:pPr>
-        <w:pStyle w:val="BodyText"/>
-        <w:spacing w:line="258" w:lineRule="auto"/>
-      </w:pPr>
     </w:p>
     <w:p>
       <w:pPr>
         <w:spacing w:before="78" w:line="220" w:lineRule="auto"/>
         <w:ind w:left="753"/>
         <w:rPr>
-          <w:rFonts w:ascii="SimSun" w:eastAsia="SimSun" w:hAnsi="SimSun" w:cs="SimSun"/>
-          <w:sz w:val="24"/>
-          <w:szCs w:val="24"/>
-        </w:rPr>
-      </w:pPr>
-      <w:r>
-        <w:rPr>
-          <w:rFonts w:ascii="SimSun" w:eastAsia="SimSun" w:hAnsi="SimSun" w:cs="SimSun"/>
+          <w:rFonts w:ascii="宋体" w:hAnsi="宋体" w:eastAsia="宋体" w:cs="宋体"/>
+          <w:sz w:val="24"/>
+          <w:szCs w:val="24"/>
+        </w:rPr>
+      </w:pPr>
+      <w:r>
+        <w:rPr>
+          <w:rFonts w:ascii="宋体" w:hAnsi="宋体" w:eastAsia="宋体" w:cs="宋体"/>
           <w:position w:val="-5"/>
           <w:sz w:val="24"/>
           <w:szCs w:val="24"/>
         </w:rPr>
         <w:drawing>
           <wp:inline distT="0" distB="0" distL="0" distR="0">
-            <wp:extent cx="122986" cy="168859"/>
+            <wp:extent cx="122555" cy="168275"/>
             <wp:effectExtent l="0" t="0" r="0" b="0"/>
             <wp:docPr id="20" name="IM 20"/>
             <wp:cNvGraphicFramePr/>
@@ -6314,13 +5211,13 @@
                     <pic:cNvPicPr/>
                   </pic:nvPicPr>
                   <pic:blipFill>
-                    <a:blip xmlns:r="http://schemas.openxmlformats.org/officeDocument/2006/relationships" r:embed="rId14"/>
+                    <a:blip r:embed="rId14"/>
                     <a:stretch>
                       <a:fillRect/>
                     </a:stretch>
                   </pic:blipFill>
                   <pic:spPr>
-                    <a:xfrm rot="0">
+                    <a:xfrm>
                       <a:off x="0" y="0"/>
                       <a:ext cx="122986" cy="168859"/>
                     </a:xfrm>
@@ -6336,7 +5233,7 @@
       </w:r>
       <w:r>
         <w:rPr>
-          <w:rFonts w:ascii="SimSun" w:eastAsia="SimSun" w:hAnsi="SimSun" w:cs="SimSun"/>
+          <w:rFonts w:ascii="宋体" w:hAnsi="宋体" w:eastAsia="宋体" w:cs="宋体"/>
           <w:spacing w:val="109"/>
           <w:sz w:val="24"/>
           <w:szCs w:val="24"/>
@@ -6345,40 +5242,34 @@
       </w:r>
       <w:r>
         <w:rPr>
-          <w:rFonts w:ascii="SimSun" w:eastAsia="SimSun" w:hAnsi="SimSun" w:cs="SimSun"/>
+          <w:rFonts w:ascii="宋体" w:hAnsi="宋体" w:eastAsia="宋体" w:cs="宋体"/>
           <w:spacing w:val="-1"/>
           <w:sz w:val="24"/>
           <w:szCs w:val="24"/>
         </w:rPr>
         <w:t>实施性不合格：实际操作没有按照程序文件要求执行；</w:t>
       </w:r>
-    </w:p>
-    <w:p>
-      <w:pPr>
-        <w:pStyle w:val="BodyText"/>
-        <w:spacing w:line="264" w:lineRule="auto"/>
-      </w:pPr>
     </w:p>
     <w:p>
       <w:pPr>
         <w:spacing w:before="79" w:line="227" w:lineRule="auto"/>
         <w:ind w:left="753"/>
         <w:rPr>
-          <w:rFonts w:ascii="SimSun" w:eastAsia="SimSun" w:hAnsi="SimSun" w:cs="SimSun"/>
-          <w:sz w:val="24"/>
-          <w:szCs w:val="24"/>
-        </w:rPr>
-      </w:pPr>
-      <w:r>
-        <w:rPr>
-          <w:rFonts w:ascii="SimSun" w:eastAsia="SimSun" w:hAnsi="SimSun" w:cs="SimSun"/>
+          <w:rFonts w:ascii="宋体" w:hAnsi="宋体" w:eastAsia="宋体" w:cs="宋体"/>
+          <w:sz w:val="24"/>
+          <w:szCs w:val="24"/>
+        </w:rPr>
+      </w:pPr>
+      <w:r>
+        <w:rPr>
+          <w:rFonts w:ascii="宋体" w:hAnsi="宋体" w:eastAsia="宋体" w:cs="宋体"/>
           <w:position w:val="-4"/>
           <w:sz w:val="24"/>
           <w:szCs w:val="24"/>
         </w:rPr>
         <w:drawing>
           <wp:inline distT="0" distB="0" distL="0" distR="0">
-            <wp:extent cx="122986" cy="168859"/>
+            <wp:extent cx="122555" cy="168275"/>
             <wp:effectExtent l="0" t="0" r="0" b="0"/>
             <wp:docPr id="22" name="IM 22"/>
             <wp:cNvGraphicFramePr/>
@@ -6390,13 +5281,13 @@
                     <pic:cNvPicPr/>
                   </pic:nvPicPr>
                   <pic:blipFill>
-                    <a:blip xmlns:r="http://schemas.openxmlformats.org/officeDocument/2006/relationships" r:embed="rId14"/>
+                    <a:blip r:embed="rId14"/>
                     <a:stretch>
                       <a:fillRect/>
                     </a:stretch>
                   </pic:blipFill>
                   <pic:spPr>
-                    <a:xfrm rot="0">
+                    <a:xfrm>
                       <a:off x="0" y="0"/>
                       <a:ext cx="122986" cy="168859"/>
                     </a:xfrm>
@@ -6412,7 +5303,7 @@
       </w:r>
       <w:r>
         <w:rPr>
-          <w:rFonts w:ascii="SimSun" w:eastAsia="SimSun" w:hAnsi="SimSun" w:cs="SimSun"/>
+          <w:rFonts w:ascii="宋体" w:hAnsi="宋体" w:eastAsia="宋体" w:cs="宋体"/>
           <w:spacing w:val="108"/>
           <w:sz w:val="24"/>
           <w:szCs w:val="24"/>
@@ -6421,72 +5312,12 @@
       </w:r>
       <w:r>
         <w:rPr>
-          <w:rFonts w:ascii="SimSun" w:eastAsia="SimSun" w:hAnsi="SimSun" w:cs="SimSun"/>
+          <w:rFonts w:ascii="宋体" w:hAnsi="宋体" w:eastAsia="宋体" w:cs="宋体"/>
           <w:spacing w:val="-1"/>
           <w:sz w:val="24"/>
           <w:szCs w:val="24"/>
         </w:rPr>
         <w:t>效果性不合格：实施效果没有达到预期目标的要求。</w:t>
-      </w:r>
-    </w:p>
-    <w:p>
-      <w:pPr>
-        <w:spacing w:line="227" w:lineRule="auto"/>
-        <w:rPr>
-          <w:rFonts w:ascii="SimSun" w:eastAsia="SimSun" w:hAnsi="SimSun" w:cs="SimSun"/>
-          <w:sz w:val="24"/>
-          <w:szCs w:val="24"/>
-        </w:rPr>
-        <w:sectPr>
-          <w:footerReference w:type="default" r:id="rId15"/>
-          <w:pgSz w:w="11910" w:h="16840"/>
-          <w:pgMar w:top="897" w:right="1647" w:bottom="1110" w:left="1786" w:header="0" w:footer="876" w:gutter="0"/>
-          <w:cols w:space="720"/>
-        </w:sectPr>
-      </w:pPr>
-    </w:p>
-    <w:p>
-      <w:pPr>
-        <w:spacing w:line="442" w:lineRule="exact"/>
-        <w:ind w:firstLine="12"/>
-      </w:pPr>
-      <w:r>
-        <w:rPr>
-          <w:position w:val="-8"/>
-        </w:rPr>
-        <w:drawing>
-          <wp:inline distT="0" distB="0" distL="0" distR="0">
-            <wp:extent cx="766952" cy="281020"/>
-            <wp:effectExtent l="0" t="0" r="0" b="0"/>
-            <wp:docPr id="24" name="IM 24"/>
-            <wp:cNvGraphicFramePr/>
-            <a:graphic xmlns:a="http://schemas.openxmlformats.org/drawingml/2006/main">
-              <a:graphicData uri="http://schemas.openxmlformats.org/drawingml/2006/picture">
-                <pic:pic xmlns:pic="http://schemas.openxmlformats.org/drawingml/2006/picture">
-                  <pic:nvPicPr>
-                    <pic:cNvPr id="24" name="IM 24"/>
-                    <pic:cNvPicPr/>
-                  </pic:nvPicPr>
-                  <pic:blipFill>
-                    <a:blip xmlns:r="http://schemas.openxmlformats.org/officeDocument/2006/relationships" r:embed="rId4"/>
-                    <a:stretch>
-                      <a:fillRect/>
-                    </a:stretch>
-                  </pic:blipFill>
-                  <pic:spPr>
-                    <a:xfrm rot="0">
-                      <a:off x="0" y="0"/>
-                      <a:ext cx="766952" cy="281020"/>
-                    </a:xfrm>
-                    <a:prstGeom prst="rect">
-                      <a:avLst/>
-                    </a:prstGeom>
-                  </pic:spPr>
-                </pic:pic>
-              </a:graphicData>
-            </a:graphic>
-          </wp:inline>
-        </w:drawing>
       </w:r>
     </w:p>
     <w:p>
@@ -6494,14 +5325,14 @@
         <w:spacing w:before="193" w:line="222" w:lineRule="auto"/>
         <w:ind w:left="18"/>
         <w:rPr>
-          <w:rFonts w:ascii="SimHei" w:eastAsia="SimHei" w:hAnsi="SimHei" w:cs="SimHei"/>
+          <w:rFonts w:ascii="黑体" w:hAnsi="黑体" w:eastAsia="黑体" w:cs="黑体"/>
           <w:sz w:val="28"/>
           <w:szCs w:val="28"/>
         </w:rPr>
       </w:pPr>
       <w:r>
         <w:rPr>
-          <w:rFonts w:ascii="Calibri" w:eastAsia="Calibri" w:hAnsi="Calibri" w:cs="Calibri"/>
+          <w:rFonts w:ascii="Calibri" w:hAnsi="Calibri" w:eastAsia="Calibri" w:cs="Calibri"/>
           <w:b/>
           <w:bCs/>
           <w:spacing w:val="-4"/>
@@ -6512,7 +5343,7 @@
       </w:r>
       <w:r>
         <w:rPr>
-          <w:rFonts w:ascii="Calibri" w:eastAsia="Calibri" w:hAnsi="Calibri" w:cs="Calibri"/>
+          <w:rFonts w:ascii="Calibri" w:hAnsi="Calibri" w:eastAsia="Calibri" w:cs="Calibri"/>
           <w:b/>
           <w:bCs/>
           <w:spacing w:val="16"/>
@@ -6523,7 +5354,7 @@
       </w:r>
       <w:r>
         <w:rPr>
-          <w:rFonts w:ascii="SimHei" w:eastAsia="SimHei" w:hAnsi="SimHei" w:cs="SimHei"/>
+          <w:rFonts w:ascii="黑体" w:hAnsi="黑体" w:eastAsia="黑体" w:cs="黑体"/>
           <w:b/>
           <w:bCs/>
           <w:spacing w:val="-4"/>
@@ -6538,14 +5369,14 @@
         <w:spacing w:before="210" w:line="329" w:lineRule="auto"/>
         <w:ind w:left="922" w:right="16" w:hanging="409"/>
         <w:rPr>
-          <w:rFonts w:ascii="SimSun" w:eastAsia="SimSun" w:hAnsi="SimSun" w:cs="SimSun"/>
-          <w:sz w:val="24"/>
-          <w:szCs w:val="24"/>
-        </w:rPr>
-      </w:pPr>
-      <w:r>
-        <w:rPr>
-          <w:rFonts w:ascii="Wingdings" w:eastAsia="Wingdings" w:hAnsi="Wingdings" w:cs="Wingdings"/>
+          <w:rFonts w:ascii="宋体" w:hAnsi="宋体" w:eastAsia="宋体" w:cs="宋体"/>
+          <w:sz w:val="24"/>
+          <w:szCs w:val="24"/>
+        </w:rPr>
+      </w:pPr>
+      <w:r>
+        <w:rPr>
+          <w:rFonts w:ascii="Wingdings" w:hAnsi="Wingdings" w:eastAsia="Wingdings" w:cs="Wingdings"/>
           <w:sz w:val="24"/>
           <w:szCs w:val="24"/>
         </w:rPr>
@@ -6553,7 +5384,7 @@
       </w:r>
       <w:r>
         <w:rPr>
-          <w:rFonts w:ascii="Wingdings" w:eastAsia="Wingdings" w:hAnsi="Wingdings" w:cs="Wingdings"/>
+          <w:rFonts w:ascii="Wingdings" w:hAnsi="Wingdings" w:eastAsia="Wingdings" w:cs="Wingdings"/>
           <w:spacing w:val="-48"/>
           <w:sz w:val="24"/>
           <w:szCs w:val="24"/>
@@ -6562,7 +5393,7 @@
       </w:r>
       <w:r>
         <w:rPr>
-          <w:rFonts w:ascii="SimSun" w:eastAsia="SimSun" w:hAnsi="SimSun" w:cs="SimSun"/>
+          <w:rFonts w:ascii="宋体" w:hAnsi="宋体" w:eastAsia="宋体" w:cs="宋体"/>
           <w:sz w:val="24"/>
           <w:szCs w:val="24"/>
         </w:rPr>
@@ -6570,43 +5401,34 @@
       </w:r>
       <w:r>
         <w:rPr>
-          <w:rFonts w:ascii="SimSun" w:eastAsia="SimSun" w:hAnsi="SimSun" w:cs="SimSun"/>
+          <w:rFonts w:ascii="宋体" w:hAnsi="宋体" w:eastAsia="宋体" w:cs="宋体"/>
           <w:spacing w:val="-1"/>
           <w:sz w:val="24"/>
           <w:szCs w:val="24"/>
         </w:rPr>
-        <w:t>是所</w:t>
-      </w:r>
-      <w:r>
-        <w:rPr>
-          <w:rFonts w:ascii="SimSun" w:eastAsia="SimSun" w:hAnsi="SimSun" w:cs="SimSun"/>
+        <w:t>是所有首次会议的参加人员。末次会议由内审组长主持召开，并指</w:t>
+      </w:r>
+      <w:r>
+        <w:rPr>
+          <w:rFonts w:ascii="宋体" w:hAnsi="宋体" w:eastAsia="宋体" w:cs="宋体"/>
+          <w:spacing w:val="-2"/>
+          <w:sz w:val="24"/>
+          <w:szCs w:val="24"/>
+        </w:rPr>
+        <w:t>派专人做</w:t>
+      </w:r>
+      <w:r>
+        <w:rPr>
+          <w:rFonts w:ascii="宋体" w:hAnsi="宋体" w:eastAsia="宋体" w:cs="宋体"/>
           <w:spacing w:val="-1"/>
           <w:sz w:val="24"/>
           <w:szCs w:val="24"/>
         </w:rPr>
-        <w:t>有首次会议的参加人员。末次会议由内审组长主持召开，并指</w:t>
-      </w:r>
-      <w:r>
-        <w:rPr>
-          <w:rFonts w:ascii="SimSun" w:eastAsia="SimSun" w:hAnsi="SimSun" w:cs="SimSun"/>
-          <w:spacing w:val="-2"/>
-          <w:sz w:val="24"/>
-          <w:szCs w:val="24"/>
-        </w:rPr>
-        <w:t>派专人做</w:t>
-      </w:r>
-      <w:r>
-        <w:rPr>
-          <w:rFonts w:ascii="SimSun" w:eastAsia="SimSun" w:hAnsi="SimSun" w:cs="SimSun"/>
-          <w:spacing w:val="-1"/>
-          <w:sz w:val="24"/>
-          <w:szCs w:val="24"/>
-        </w:rPr>
         <w:t>好《首/末次会议记录》，所有参会人员按照要求签到，并保存《首/末</w:t>
       </w:r>
       <w:r>
         <w:rPr>
-          <w:rFonts w:ascii="SimSun" w:eastAsia="SimSun" w:hAnsi="SimSun" w:cs="SimSun"/>
+          <w:rFonts w:ascii="宋体" w:hAnsi="宋体" w:eastAsia="宋体" w:cs="宋体"/>
           <w:spacing w:val="-2"/>
           <w:sz w:val="24"/>
           <w:szCs w:val="24"/>
@@ -6619,14 +5441,14 @@
         <w:spacing w:before="178" w:line="318" w:lineRule="auto"/>
         <w:ind w:left="922" w:right="24" w:hanging="409"/>
         <w:rPr>
-          <w:rFonts w:ascii="SimSun" w:eastAsia="SimSun" w:hAnsi="SimSun" w:cs="SimSun"/>
-          <w:sz w:val="24"/>
-          <w:szCs w:val="24"/>
-        </w:rPr>
-      </w:pPr>
-      <w:r>
-        <w:rPr>
-          <w:rFonts w:ascii="Wingdings" w:eastAsia="Wingdings" w:hAnsi="Wingdings" w:cs="Wingdings"/>
+          <w:rFonts w:ascii="宋体" w:hAnsi="宋体" w:eastAsia="宋体" w:cs="宋体"/>
+          <w:sz w:val="24"/>
+          <w:szCs w:val="24"/>
+        </w:rPr>
+      </w:pPr>
+      <w:r>
+        <w:rPr>
+          <w:rFonts w:ascii="Wingdings" w:hAnsi="Wingdings" w:eastAsia="Wingdings" w:cs="Wingdings"/>
           <w:sz w:val="24"/>
           <w:szCs w:val="24"/>
         </w:rPr>
@@ -6634,7 +5456,7 @@
       </w:r>
       <w:r>
         <w:rPr>
-          <w:rFonts w:ascii="Wingdings" w:eastAsia="Wingdings" w:hAnsi="Wingdings" w:cs="Wingdings"/>
+          <w:rFonts w:ascii="Wingdings" w:hAnsi="Wingdings" w:eastAsia="Wingdings" w:cs="Wingdings"/>
           <w:spacing w:val="-45"/>
           <w:sz w:val="24"/>
           <w:szCs w:val="24"/>
@@ -6643,7 +5465,7 @@
       </w:r>
       <w:r>
         <w:rPr>
-          <w:rFonts w:ascii="SimSun" w:eastAsia="SimSun" w:hAnsi="SimSun" w:cs="SimSun"/>
+          <w:rFonts w:ascii="宋体" w:hAnsi="宋体" w:eastAsia="宋体" w:cs="宋体"/>
           <w:sz w:val="24"/>
           <w:szCs w:val="24"/>
         </w:rPr>
@@ -6651,7 +5473,7 @@
       </w:r>
       <w:r>
         <w:rPr>
-          <w:rFonts w:ascii="SimSun" w:eastAsia="SimSun" w:hAnsi="SimSun" w:cs="SimSun"/>
+          <w:rFonts w:ascii="宋体" w:hAnsi="宋体" w:eastAsia="宋体" w:cs="宋体"/>
           <w:spacing w:val="-1"/>
           <w:sz w:val="24"/>
           <w:szCs w:val="24"/>
@@ -6660,7 +5482,7 @@
       </w:r>
       <w:r>
         <w:rPr>
-          <w:rFonts w:ascii="SimSun" w:eastAsia="SimSun" w:hAnsi="SimSun" w:cs="SimSun"/>
+          <w:rFonts w:ascii="宋体" w:hAnsi="宋体" w:eastAsia="宋体" w:cs="宋体"/>
           <w:spacing w:val="-2"/>
           <w:sz w:val="24"/>
           <w:szCs w:val="24"/>
@@ -6669,7 +5491,7 @@
       </w:r>
       <w:r>
         <w:rPr>
-          <w:rFonts w:ascii="SimSun" w:eastAsia="SimSun" w:hAnsi="SimSun" w:cs="SimSun"/>
+          <w:rFonts w:ascii="宋体" w:hAnsi="宋体" w:eastAsia="宋体" w:cs="宋体"/>
           <w:spacing w:val="-1"/>
           <w:sz w:val="24"/>
           <w:szCs w:val="24"/>
@@ -6682,14 +5504,14 @@
         <w:spacing w:before="180" w:line="295" w:lineRule="auto"/>
         <w:ind w:left="921" w:right="52" w:hanging="408"/>
         <w:rPr>
-          <w:rFonts w:ascii="SimSun" w:eastAsia="SimSun" w:hAnsi="SimSun" w:cs="SimSun"/>
-          <w:sz w:val="24"/>
-          <w:szCs w:val="24"/>
-        </w:rPr>
-      </w:pPr>
-      <w:r>
-        <w:rPr>
-          <w:rFonts w:ascii="Wingdings" w:eastAsia="Wingdings" w:hAnsi="Wingdings" w:cs="Wingdings"/>
+          <w:rFonts w:ascii="宋体" w:hAnsi="宋体" w:eastAsia="宋体" w:cs="宋体"/>
+          <w:sz w:val="24"/>
+          <w:szCs w:val="24"/>
+        </w:rPr>
+      </w:pPr>
+      <w:r>
+        <w:rPr>
+          <w:rFonts w:ascii="Wingdings" w:hAnsi="Wingdings" w:eastAsia="Wingdings" w:cs="Wingdings"/>
           <w:spacing w:val="-1"/>
           <w:sz w:val="24"/>
           <w:szCs w:val="24"/>
@@ -6698,7 +5520,7 @@
       </w:r>
       <w:r>
         <w:rPr>
-          <w:rFonts w:ascii="Wingdings" w:eastAsia="Wingdings" w:hAnsi="Wingdings" w:cs="Wingdings"/>
+          <w:rFonts w:ascii="Wingdings" w:hAnsi="Wingdings" w:eastAsia="Wingdings" w:cs="Wingdings"/>
           <w:spacing w:val="-42"/>
           <w:sz w:val="24"/>
           <w:szCs w:val="24"/>
@@ -6707,34 +5529,13 @@
       </w:r>
       <w:r>
         <w:rPr>
-          <w:rFonts w:ascii="SimSun" w:eastAsia="SimSun" w:hAnsi="SimSun" w:cs="SimSun"/>
+          <w:rFonts w:ascii="宋体" w:hAnsi="宋体" w:eastAsia="宋体" w:cs="宋体"/>
           <w:spacing w:val="-1"/>
           <w:sz w:val="24"/>
           <w:szCs w:val="24"/>
         </w:rPr>
-        <w:t>末次会议的时间根据内审发现问题的多少和严重程度可长可短，但通常</w:t>
-      </w:r>
-      <w:r>
-        <w:rPr>
-          <w:rFonts w:ascii="SimSun" w:eastAsia="SimSun" w:hAnsi="SimSun" w:cs="SimSun"/>
-          <w:spacing w:val="-1"/>
-          <w:sz w:val="24"/>
-          <w:szCs w:val="24"/>
-        </w:rPr>
-        <w:t>在半小时到一小时之间为宜。</w:t>
-      </w:r>
-    </w:p>
-    <w:p>
-      <w:pPr>
-        <w:pStyle w:val="BodyText"/>
-        <w:spacing w:line="329" w:lineRule="auto"/>
-      </w:pPr>
-    </w:p>
-    <w:p>
-      <w:pPr>
-        <w:pStyle w:val="BodyText"/>
-        <w:spacing w:line="330" w:lineRule="auto"/>
-      </w:pPr>
+        <w:t>末次会议的时间根据内审发现问题的多少和严重程度可长可短，但通常在半小时到一小时之间为宜。</w:t>
+      </w:r>
     </w:p>
     <w:p>
       <w:pPr>
@@ -6742,7 +5543,7 @@
         <w:ind w:left="17"/>
         <w:outlineLvl w:val="1"/>
         <w:rPr>
-          <w:rFonts w:ascii="SimHei" w:eastAsia="SimHei" w:hAnsi="SimHei" w:cs="SimHei"/>
+          <w:rFonts w:ascii="黑体" w:hAnsi="黑体" w:eastAsia="黑体" w:cs="黑体"/>
           <w:sz w:val="30"/>
           <w:szCs w:val="30"/>
         </w:rPr>
@@ -6751,7 +5552,7 @@
       <w:bookmarkEnd w:id="11"/>
       <w:r>
         <w:rPr>
-          <w:rFonts w:ascii="SimHei" w:eastAsia="SimHei" w:hAnsi="SimHei" w:cs="SimHei"/>
+          <w:rFonts w:ascii="黑体" w:hAnsi="黑体" w:eastAsia="黑体" w:cs="黑体"/>
           <w:b/>
           <w:bCs/>
           <w:spacing w:val="-6"/>
@@ -6762,7 +5563,7 @@
       </w:r>
       <w:r>
         <w:rPr>
-          <w:rFonts w:ascii="SimHei" w:eastAsia="SimHei" w:hAnsi="SimHei" w:cs="SimHei"/>
+          <w:rFonts w:ascii="黑体" w:hAnsi="黑体" w:eastAsia="黑体" w:cs="黑体"/>
           <w:spacing w:val="35"/>
           <w:sz w:val="30"/>
           <w:szCs w:val="30"/>
@@ -6771,7 +5572,7 @@
       </w:r>
       <w:r>
         <w:rPr>
-          <w:rFonts w:ascii="SimHei" w:eastAsia="SimHei" w:hAnsi="SimHei" w:cs="SimHei"/>
+          <w:rFonts w:ascii="黑体" w:hAnsi="黑体" w:eastAsia="黑体" w:cs="黑体"/>
           <w:b/>
           <w:bCs/>
           <w:spacing w:val="-6"/>
@@ -6786,14 +5587,14 @@
         <w:spacing w:before="284" w:line="222" w:lineRule="auto"/>
         <w:ind w:left="18"/>
         <w:rPr>
-          <w:rFonts w:ascii="SimHei" w:eastAsia="SimHei" w:hAnsi="SimHei" w:cs="SimHei"/>
+          <w:rFonts w:ascii="黑体" w:hAnsi="黑体" w:eastAsia="黑体" w:cs="黑体"/>
           <w:sz w:val="28"/>
           <w:szCs w:val="28"/>
         </w:rPr>
       </w:pPr>
       <w:r>
         <w:rPr>
-          <w:rFonts w:ascii="Calibri" w:eastAsia="Calibri" w:hAnsi="Calibri" w:cs="Calibri"/>
+          <w:rFonts w:ascii="Calibri" w:hAnsi="Calibri" w:eastAsia="Calibri" w:cs="Calibri"/>
           <w:b/>
           <w:bCs/>
           <w:spacing w:val="-3"/>
@@ -6804,7 +5605,7 @@
       </w:r>
       <w:r>
         <w:rPr>
-          <w:rFonts w:ascii="Calibri" w:eastAsia="Calibri" w:hAnsi="Calibri" w:cs="Calibri"/>
+          <w:rFonts w:ascii="Calibri" w:hAnsi="Calibri" w:eastAsia="Calibri" w:cs="Calibri"/>
           <w:b/>
           <w:bCs/>
           <w:spacing w:val="13"/>
@@ -6815,7 +5616,7 @@
       </w:r>
       <w:r>
         <w:rPr>
-          <w:rFonts w:ascii="SimHei" w:eastAsia="SimHei" w:hAnsi="SimHei" w:cs="SimHei"/>
+          <w:rFonts w:ascii="黑体" w:hAnsi="黑体" w:eastAsia="黑体" w:cs="黑体"/>
           <w:b/>
           <w:bCs/>
           <w:spacing w:val="-3"/>
@@ -6830,14 +5631,14 @@
         <w:spacing w:before="213" w:line="318" w:lineRule="auto"/>
         <w:ind w:left="925" w:hanging="412"/>
         <w:rPr>
-          <w:rFonts w:ascii="SimSun" w:eastAsia="SimSun" w:hAnsi="SimSun" w:cs="SimSun"/>
-          <w:sz w:val="24"/>
-          <w:szCs w:val="24"/>
-        </w:rPr>
-      </w:pPr>
-      <w:r>
-        <w:rPr>
-          <w:rFonts w:ascii="Wingdings" w:eastAsia="Wingdings" w:hAnsi="Wingdings" w:cs="Wingdings"/>
+          <w:rFonts w:ascii="宋体" w:hAnsi="宋体" w:eastAsia="宋体" w:cs="宋体"/>
+          <w:sz w:val="24"/>
+          <w:szCs w:val="24"/>
+        </w:rPr>
+      </w:pPr>
+      <w:r>
+        <w:rPr>
+          <w:rFonts w:ascii="Wingdings" w:hAnsi="Wingdings" w:eastAsia="Wingdings" w:cs="Wingdings"/>
           <w:spacing w:val="-1"/>
           <w:sz w:val="24"/>
           <w:szCs w:val="24"/>
@@ -6846,7 +5647,7 @@
       </w:r>
       <w:r>
         <w:rPr>
-          <w:rFonts w:ascii="Wingdings" w:eastAsia="Wingdings" w:hAnsi="Wingdings" w:cs="Wingdings"/>
+          <w:rFonts w:ascii="Wingdings" w:hAnsi="Wingdings" w:eastAsia="Wingdings" w:cs="Wingdings"/>
           <w:spacing w:val="-49"/>
           <w:sz w:val="24"/>
           <w:szCs w:val="24"/>
@@ -6855,7 +5656,7 @@
       </w:r>
       <w:r>
         <w:rPr>
-          <w:rFonts w:ascii="SimSun" w:eastAsia="SimSun" w:hAnsi="SimSun" w:cs="SimSun"/>
+          <w:rFonts w:ascii="宋体" w:hAnsi="宋体" w:eastAsia="宋体" w:cs="宋体"/>
           <w:spacing w:val="-1"/>
           <w:sz w:val="24"/>
           <w:szCs w:val="24"/>
@@ -6864,7 +5665,7 @@
       </w:r>
       <w:r>
         <w:rPr>
-          <w:rFonts w:ascii="SimSun" w:eastAsia="SimSun" w:hAnsi="SimSun" w:cs="SimSun"/>
+          <w:rFonts w:ascii="宋体" w:hAnsi="宋体" w:eastAsia="宋体" w:cs="宋体"/>
           <w:spacing w:val="-16"/>
           <w:sz w:val="24"/>
           <w:szCs w:val="24"/>
@@ -6873,7 +5674,7 @@
       </w:r>
       <w:r>
         <w:rPr>
-          <w:rFonts w:ascii="SimSun" w:eastAsia="SimSun" w:hAnsi="SimSun" w:cs="SimSun"/>
+          <w:rFonts w:ascii="宋体" w:hAnsi="宋体" w:eastAsia="宋体" w:cs="宋体"/>
           <w:spacing w:val="-15"/>
           <w:sz w:val="24"/>
           <w:szCs w:val="24"/>
@@ -6882,7 +5683,7 @@
       </w:r>
       <w:r>
         <w:rPr>
-          <w:rFonts w:ascii="SimSun" w:eastAsia="SimSun" w:hAnsi="SimSun" w:cs="SimSun"/>
+          <w:rFonts w:ascii="宋体" w:hAnsi="宋体" w:eastAsia="宋体" w:cs="宋体"/>
           <w:spacing w:val="-11"/>
           <w:sz w:val="24"/>
           <w:szCs w:val="24"/>
@@ -6891,7 +5692,7 @@
       </w:r>
       <w:r>
         <w:rPr>
-          <w:rFonts w:ascii="SimSun" w:eastAsia="SimSun" w:hAnsi="SimSun" w:cs="SimSun"/>
+          <w:rFonts w:ascii="宋体" w:hAnsi="宋体" w:eastAsia="宋体" w:cs="宋体"/>
           <w:spacing w:val="-1"/>
           <w:sz w:val="24"/>
           <w:szCs w:val="24"/>
@@ -6904,14 +5705,14 @@
         <w:spacing w:before="180" w:line="317" w:lineRule="auto"/>
         <w:ind w:left="921" w:right="24" w:hanging="408"/>
         <w:rPr>
-          <w:rFonts w:ascii="SimSun" w:eastAsia="SimSun" w:hAnsi="SimSun" w:cs="SimSun"/>
-          <w:sz w:val="24"/>
-          <w:szCs w:val="24"/>
-        </w:rPr>
-      </w:pPr>
-      <w:r>
-        <w:rPr>
-          <w:rFonts w:ascii="Wingdings" w:eastAsia="Wingdings" w:hAnsi="Wingdings" w:cs="Wingdings"/>
+          <w:rFonts w:ascii="宋体" w:hAnsi="宋体" w:eastAsia="宋体" w:cs="宋体"/>
+          <w:sz w:val="24"/>
+          <w:szCs w:val="24"/>
+        </w:rPr>
+      </w:pPr>
+      <w:r>
+        <w:rPr>
+          <w:rFonts w:ascii="Wingdings" w:hAnsi="Wingdings" w:eastAsia="Wingdings" w:cs="Wingdings"/>
           <w:sz w:val="24"/>
           <w:szCs w:val="24"/>
         </w:rPr>
@@ -6919,7 +5720,7 @@
       </w:r>
       <w:r>
         <w:rPr>
-          <w:rFonts w:ascii="Wingdings" w:eastAsia="Wingdings" w:hAnsi="Wingdings" w:cs="Wingdings"/>
+          <w:rFonts w:ascii="Wingdings" w:hAnsi="Wingdings" w:eastAsia="Wingdings" w:cs="Wingdings"/>
           <w:spacing w:val="-50"/>
           <w:sz w:val="24"/>
           <w:szCs w:val="24"/>
@@ -6928,7 +5729,7 @@
       </w:r>
       <w:r>
         <w:rPr>
-          <w:rFonts w:ascii="SimSun" w:eastAsia="SimSun" w:hAnsi="SimSun" w:cs="SimSun"/>
+          <w:rFonts w:ascii="宋体" w:hAnsi="宋体" w:eastAsia="宋体" w:cs="宋体"/>
           <w:sz w:val="24"/>
           <w:szCs w:val="24"/>
         </w:rPr>
@@ -6936,7 +5737,7 @@
       </w:r>
       <w:r>
         <w:rPr>
-          <w:rFonts w:ascii="SimSun" w:eastAsia="SimSun" w:hAnsi="SimSun" w:cs="SimSun"/>
+          <w:rFonts w:ascii="宋体" w:hAnsi="宋体" w:eastAsia="宋体" w:cs="宋体"/>
           <w:spacing w:val="-1"/>
           <w:sz w:val="24"/>
           <w:szCs w:val="24"/>
@@ -6945,7 +5746,7 @@
       </w:r>
       <w:r>
         <w:rPr>
-          <w:rFonts w:ascii="SimSun" w:eastAsia="SimSun" w:hAnsi="SimSun" w:cs="SimSun"/>
+          <w:rFonts w:ascii="宋体" w:hAnsi="宋体" w:eastAsia="宋体" w:cs="宋体"/>
           <w:spacing w:val="-2"/>
           <w:sz w:val="24"/>
           <w:szCs w:val="24"/>
@@ -6954,7 +5755,7 @@
       </w:r>
       <w:r>
         <w:rPr>
-          <w:rFonts w:ascii="SimSun" w:eastAsia="SimSun" w:hAnsi="SimSun" w:cs="SimSun"/>
+          <w:rFonts w:ascii="宋体" w:hAnsi="宋体" w:eastAsia="宋体" w:cs="宋体"/>
           <w:spacing w:val="-1"/>
           <w:sz w:val="24"/>
           <w:szCs w:val="24"/>
@@ -6967,14 +5768,14 @@
         <w:spacing w:before="325" w:line="224" w:lineRule="auto"/>
         <w:ind w:left="18"/>
         <w:rPr>
-          <w:rFonts w:ascii="SimHei" w:eastAsia="SimHei" w:hAnsi="SimHei" w:cs="SimHei"/>
+          <w:rFonts w:ascii="黑体" w:hAnsi="黑体" w:eastAsia="黑体" w:cs="黑体"/>
           <w:sz w:val="28"/>
           <w:szCs w:val="28"/>
         </w:rPr>
       </w:pPr>
       <w:r>
         <w:rPr>
-          <w:rFonts w:ascii="Calibri" w:eastAsia="Calibri" w:hAnsi="Calibri" w:cs="Calibri"/>
+          <w:rFonts w:ascii="Calibri" w:hAnsi="Calibri" w:eastAsia="Calibri" w:cs="Calibri"/>
           <w:b/>
           <w:bCs/>
           <w:spacing w:val="-3"/>
@@ -6985,7 +5786,7 @@
       </w:r>
       <w:r>
         <w:rPr>
-          <w:rFonts w:ascii="Calibri" w:eastAsia="Calibri" w:hAnsi="Calibri" w:cs="Calibri"/>
+          <w:rFonts w:ascii="Calibri" w:hAnsi="Calibri" w:eastAsia="Calibri" w:cs="Calibri"/>
           <w:b/>
           <w:bCs/>
           <w:spacing w:val="14"/>
@@ -6996,7 +5797,7 @@
       </w:r>
       <w:r>
         <w:rPr>
-          <w:rFonts w:ascii="SimHei" w:eastAsia="SimHei" w:hAnsi="SimHei" w:cs="SimHei"/>
+          <w:rFonts w:ascii="黑体" w:hAnsi="黑体" w:eastAsia="黑体" w:cs="黑体"/>
           <w:b/>
           <w:bCs/>
           <w:spacing w:val="-3"/>
@@ -7011,14 +5812,14 @@
         <w:spacing w:before="222" w:line="366" w:lineRule="auto"/>
         <w:ind w:left="42" w:right="132" w:firstLine="464"/>
         <w:rPr>
-          <w:rFonts w:ascii="SimSun" w:eastAsia="SimSun" w:hAnsi="SimSun" w:cs="SimSun"/>
-          <w:sz w:val="24"/>
-          <w:szCs w:val="24"/>
-        </w:rPr>
-      </w:pPr>
-      <w:r>
-        <w:rPr>
-          <w:rFonts w:ascii="SimSun" w:eastAsia="SimSun" w:hAnsi="SimSun" w:cs="SimSun"/>
+          <w:rFonts w:ascii="宋体" w:hAnsi="宋体" w:eastAsia="宋体" w:cs="宋体"/>
+          <w:sz w:val="24"/>
+          <w:szCs w:val="24"/>
+        </w:rPr>
+      </w:pPr>
+      <w:r>
+        <w:rPr>
+          <w:rFonts w:ascii="宋体" w:hAnsi="宋体" w:eastAsia="宋体" w:cs="宋体"/>
           <w:spacing w:val="-6"/>
           <w:sz w:val="24"/>
           <w:szCs w:val="24"/>
@@ -7027,7 +5828,7 @@
       </w:r>
       <w:r>
         <w:rPr>
-          <w:rFonts w:ascii="SimSun" w:eastAsia="SimSun" w:hAnsi="SimSun" w:cs="SimSun"/>
+          <w:rFonts w:ascii="宋体" w:hAnsi="宋体" w:eastAsia="宋体" w:cs="宋体"/>
           <w:spacing w:val="-7"/>
           <w:sz w:val="24"/>
           <w:szCs w:val="24"/>
@@ -7036,7 +5837,7 @@
       </w:r>
       <w:r>
         <w:rPr>
-          <w:rFonts w:ascii="SimSun" w:eastAsia="SimSun" w:hAnsi="SimSun" w:cs="SimSun"/>
+          <w:rFonts w:ascii="宋体" w:hAnsi="宋体" w:eastAsia="宋体" w:cs="宋体"/>
           <w:spacing w:val="-3"/>
           <w:sz w:val="24"/>
           <w:szCs w:val="24"/>
@@ -7049,14 +5850,14 @@
         <w:spacing w:before="140" w:line="239" w:lineRule="auto"/>
         <w:ind w:left="513"/>
         <w:rPr>
-          <w:rFonts w:ascii="SimSun" w:eastAsia="SimSun" w:hAnsi="SimSun" w:cs="SimSun"/>
-          <w:sz w:val="24"/>
-          <w:szCs w:val="24"/>
-        </w:rPr>
-      </w:pPr>
-      <w:r>
-        <w:rPr>
-          <w:rFonts w:ascii="Wingdings" w:eastAsia="Wingdings" w:hAnsi="Wingdings" w:cs="Wingdings"/>
+          <w:rFonts w:ascii="宋体" w:hAnsi="宋体" w:eastAsia="宋体" w:cs="宋体"/>
+          <w:sz w:val="24"/>
+          <w:szCs w:val="24"/>
+        </w:rPr>
+      </w:pPr>
+      <w:r>
+        <w:rPr>
+          <w:rFonts w:ascii="Wingdings" w:hAnsi="Wingdings" w:eastAsia="Wingdings" w:cs="Wingdings"/>
           <w:spacing w:val="-4"/>
           <w:sz w:val="24"/>
           <w:szCs w:val="24"/>
@@ -7065,7 +5866,7 @@
       </w:r>
       <w:r>
         <w:rPr>
-          <w:rFonts w:ascii="SimSun" w:eastAsia="SimSun" w:hAnsi="SimSun" w:cs="SimSun"/>
+          <w:rFonts w:ascii="宋体" w:hAnsi="宋体" w:eastAsia="宋体" w:cs="宋体"/>
           <w:spacing w:val="-4"/>
           <w:sz w:val="24"/>
           <w:szCs w:val="24"/>
@@ -7078,14 +5879,14 @@
         <w:spacing w:before="162" w:line="239" w:lineRule="auto"/>
         <w:ind w:left="513"/>
         <w:rPr>
-          <w:rFonts w:ascii="SimSun" w:eastAsia="SimSun" w:hAnsi="SimSun" w:cs="SimSun"/>
-          <w:sz w:val="24"/>
-          <w:szCs w:val="24"/>
-        </w:rPr>
-      </w:pPr>
-      <w:r>
-        <w:rPr>
-          <w:rFonts w:ascii="Wingdings" w:eastAsia="Wingdings" w:hAnsi="Wingdings" w:cs="Wingdings"/>
+          <w:rFonts w:ascii="宋体" w:hAnsi="宋体" w:eastAsia="宋体" w:cs="宋体"/>
+          <w:sz w:val="24"/>
+          <w:szCs w:val="24"/>
+        </w:rPr>
+      </w:pPr>
+      <w:r>
+        <w:rPr>
+          <w:rFonts w:ascii="Wingdings" w:hAnsi="Wingdings" w:eastAsia="Wingdings" w:cs="Wingdings"/>
           <w:spacing w:val="-2"/>
           <w:sz w:val="24"/>
           <w:szCs w:val="24"/>
@@ -7094,7 +5895,7 @@
       </w:r>
       <w:r>
         <w:rPr>
-          <w:rFonts w:ascii="Wingdings" w:eastAsia="Wingdings" w:hAnsi="Wingdings" w:cs="Wingdings"/>
+          <w:rFonts w:ascii="Wingdings" w:hAnsi="Wingdings" w:eastAsia="Wingdings" w:cs="Wingdings"/>
           <w:spacing w:val="-33"/>
           <w:sz w:val="24"/>
           <w:szCs w:val="24"/>
@@ -7103,25 +5904,13 @@
       </w:r>
       <w:r>
         <w:rPr>
-          <w:rFonts w:ascii="SimSun" w:eastAsia="SimSun" w:hAnsi="SimSun" w:cs="SimSun"/>
+          <w:rFonts w:ascii="宋体" w:hAnsi="宋体" w:eastAsia="宋体" w:cs="宋体"/>
           <w:spacing w:val="-2"/>
           <w:sz w:val="24"/>
           <w:szCs w:val="24"/>
         </w:rPr>
         <w:t>本次内审中发现的问题应在下一次内审时重新审核。</w:t>
       </w:r>
-    </w:p>
-    <w:p>
-      <w:pPr>
-        <w:pStyle w:val="BodyText"/>
-        <w:spacing w:line="322" w:lineRule="auto"/>
-      </w:pPr>
-    </w:p>
-    <w:p>
-      <w:pPr>
-        <w:pStyle w:val="BodyText"/>
-        <w:spacing w:line="323" w:lineRule="auto"/>
-      </w:pPr>
     </w:p>
     <w:p>
       <w:pPr>
@@ -7129,7 +5918,7 @@
         <w:ind w:left="17"/>
         <w:outlineLvl w:val="1"/>
         <w:rPr>
-          <w:rFonts w:ascii="SimHei" w:eastAsia="SimHei" w:hAnsi="SimHei" w:cs="SimHei"/>
+          <w:rFonts w:ascii="黑体" w:hAnsi="黑体" w:eastAsia="黑体" w:cs="黑体"/>
           <w:sz w:val="30"/>
           <w:szCs w:val="30"/>
         </w:rPr>
@@ -7138,7 +5927,7 @@
       <w:bookmarkEnd w:id="12"/>
       <w:r>
         <w:rPr>
-          <w:rFonts w:ascii="SimHei" w:eastAsia="SimHei" w:hAnsi="SimHei" w:cs="SimHei"/>
+          <w:rFonts w:ascii="黑体" w:hAnsi="黑体" w:eastAsia="黑体" w:cs="黑体"/>
           <w:b/>
           <w:bCs/>
           <w:spacing w:val="-7"/>
@@ -7149,7 +5938,7 @@
       </w:r>
       <w:r>
         <w:rPr>
-          <w:rFonts w:ascii="SimHei" w:eastAsia="SimHei" w:hAnsi="SimHei" w:cs="SimHei"/>
+          <w:rFonts w:ascii="黑体" w:hAnsi="黑体" w:eastAsia="黑体" w:cs="黑体"/>
           <w:spacing w:val="35"/>
           <w:sz w:val="30"/>
           <w:szCs w:val="30"/>
@@ -7158,7 +5947,7 @@
       </w:r>
       <w:r>
         <w:rPr>
-          <w:rFonts w:ascii="SimHei" w:eastAsia="SimHei" w:hAnsi="SimHei" w:cs="SimHei"/>
+          <w:rFonts w:ascii="黑体" w:hAnsi="黑体" w:eastAsia="黑体" w:cs="黑体"/>
           <w:b/>
           <w:bCs/>
           <w:spacing w:val="-7"/>
@@ -7173,14 +5962,14 @@
         <w:spacing w:before="279" w:line="219" w:lineRule="auto"/>
         <w:ind w:left="531"/>
         <w:rPr>
-          <w:rFonts w:ascii="SimSun" w:eastAsia="SimSun" w:hAnsi="SimSun" w:cs="SimSun"/>
-          <w:sz w:val="24"/>
-          <w:szCs w:val="24"/>
-        </w:rPr>
-      </w:pPr>
-      <w:r>
-        <w:rPr>
-          <w:rFonts w:ascii="SimSun" w:eastAsia="SimSun" w:hAnsi="SimSun" w:cs="SimSun"/>
+          <w:rFonts w:ascii="宋体" w:hAnsi="宋体" w:eastAsia="宋体" w:cs="宋体"/>
+          <w:sz w:val="24"/>
+          <w:szCs w:val="24"/>
+        </w:rPr>
+      </w:pPr>
+      <w:r>
+        <w:rPr>
+          <w:rFonts w:ascii="宋体" w:hAnsi="宋体" w:eastAsia="宋体" w:cs="宋体"/>
           <w:spacing w:val="-1"/>
           <w:sz w:val="24"/>
           <w:szCs w:val="24"/>
@@ -7189,7 +5978,7 @@
       </w:r>
       <w:r>
         <w:rPr>
-          <w:rFonts w:ascii="Calibri" w:eastAsia="Calibri" w:hAnsi="Calibri" w:cs="Calibri"/>
+          <w:rFonts w:ascii="Calibri" w:hAnsi="Calibri" w:eastAsia="Calibri" w:cs="Calibri"/>
           <w:spacing w:val="-1"/>
           <w:sz w:val="24"/>
           <w:szCs w:val="24"/>
@@ -7198,7 +5987,7 @@
       </w:r>
       <w:r>
         <w:rPr>
-          <w:rFonts w:ascii="SimSun" w:eastAsia="SimSun" w:hAnsi="SimSun" w:cs="SimSun"/>
+          <w:rFonts w:ascii="宋体" w:hAnsi="宋体" w:eastAsia="宋体" w:cs="宋体"/>
           <w:spacing w:val="-1"/>
           <w:sz w:val="24"/>
           <w:szCs w:val="24"/>
@@ -7207,72 +5996,12 @@
       </w:r>
       <w:r>
         <w:rPr>
-          <w:rFonts w:ascii="SimSun" w:eastAsia="SimSun" w:hAnsi="SimSun" w:cs="SimSun"/>
+          <w:rFonts w:ascii="宋体" w:hAnsi="宋体" w:eastAsia="宋体" w:cs="宋体"/>
           <w:spacing w:val="-2"/>
           <w:sz w:val="24"/>
           <w:szCs w:val="24"/>
         </w:rPr>
         <w:t>持续有效性。</w:t>
-      </w:r>
-    </w:p>
-    <w:p>
-      <w:pPr>
-        <w:spacing w:line="219" w:lineRule="auto"/>
-        <w:rPr>
-          <w:rFonts w:ascii="SimSun" w:eastAsia="SimSun" w:hAnsi="SimSun" w:cs="SimSun"/>
-          <w:sz w:val="24"/>
-          <w:szCs w:val="24"/>
-        </w:rPr>
-        <w:sectPr>
-          <w:footerReference w:type="default" r:id="rId16"/>
-          <w:pgSz w:w="11910" w:h="16840"/>
-          <w:pgMar w:top="897" w:right="1770" w:bottom="1110" w:left="1786" w:header="0" w:footer="876" w:gutter="0"/>
-          <w:cols w:space="720"/>
-        </w:sectPr>
-      </w:pPr>
-    </w:p>
-    <w:p>
-      <w:pPr>
-        <w:spacing w:line="442" w:lineRule="exact"/>
-        <w:ind w:firstLine="12"/>
-      </w:pPr>
-      <w:r>
-        <w:rPr>
-          <w:position w:val="-8"/>
-        </w:rPr>
-        <w:drawing>
-          <wp:inline distT="0" distB="0" distL="0" distR="0">
-            <wp:extent cx="766952" cy="281020"/>
-            <wp:effectExtent l="0" t="0" r="0" b="0"/>
-            <wp:docPr id="26" name="IM 26"/>
-            <wp:cNvGraphicFramePr/>
-            <a:graphic xmlns:a="http://schemas.openxmlformats.org/drawingml/2006/main">
-              <a:graphicData uri="http://schemas.openxmlformats.org/drawingml/2006/picture">
-                <pic:pic xmlns:pic="http://schemas.openxmlformats.org/drawingml/2006/picture">
-                  <pic:nvPicPr>
-                    <pic:cNvPr id="26" name="IM 26"/>
-                    <pic:cNvPicPr/>
-                  </pic:nvPicPr>
-                  <pic:blipFill>
-                    <a:blip xmlns:r="http://schemas.openxmlformats.org/officeDocument/2006/relationships" r:embed="rId4"/>
-                    <a:stretch>
-                      <a:fillRect/>
-                    </a:stretch>
-                  </pic:blipFill>
-                  <pic:spPr>
-                    <a:xfrm rot="0">
-                      <a:off x="0" y="0"/>
-                      <a:ext cx="766952" cy="281020"/>
-                    </a:xfrm>
-                    <a:prstGeom prst="rect">
-                      <a:avLst/>
-                    </a:prstGeom>
-                  </pic:spPr>
-                </pic:pic>
-              </a:graphicData>
-            </a:graphic>
-          </wp:inline>
-        </w:drawing>
       </w:r>
     </w:p>
     <w:p>
@@ -7281,7 +6010,7 @@
         <w:ind w:left="18"/>
         <w:outlineLvl w:val="0"/>
         <w:rPr>
-          <w:rFonts w:ascii="SimHei" w:eastAsia="SimHei" w:hAnsi="SimHei" w:cs="SimHei"/>
+          <w:rFonts w:ascii="黑体" w:hAnsi="黑体" w:eastAsia="黑体" w:cs="黑体"/>
           <w:sz w:val="31"/>
           <w:szCs w:val="31"/>
         </w:rPr>
@@ -7290,7 +6019,7 @@
       <w:bookmarkEnd w:id="13"/>
       <w:r>
         <w:rPr>
-          <w:rFonts w:ascii="SimHei" w:eastAsia="SimHei" w:hAnsi="SimHei" w:cs="SimHei"/>
+          <w:rFonts w:ascii="黑体" w:hAnsi="黑体" w:eastAsia="黑体" w:cs="黑体"/>
           <w:b/>
           <w:bCs/>
           <w:spacing w:val="2"/>
@@ -7301,7 +6030,7 @@
       </w:r>
       <w:r>
         <w:rPr>
-          <w:rFonts w:ascii="SimHei" w:eastAsia="SimHei" w:hAnsi="SimHei" w:cs="SimHei"/>
+          <w:rFonts w:ascii="黑体" w:hAnsi="黑体" w:eastAsia="黑体" w:cs="黑体"/>
           <w:spacing w:val="23"/>
           <w:sz w:val="31"/>
           <w:szCs w:val="31"/>
@@ -7310,7 +6039,7 @@
       </w:r>
       <w:r>
         <w:rPr>
-          <w:rFonts w:ascii="SimHei" w:eastAsia="SimHei" w:hAnsi="SimHei" w:cs="SimHei"/>
+          <w:rFonts w:ascii="黑体" w:hAnsi="黑体" w:eastAsia="黑体" w:cs="黑体"/>
           <w:b/>
           <w:bCs/>
           <w:spacing w:val="2"/>
@@ -7322,47 +6051,68 @@
     </w:p>
     <w:p>
       <w:pPr>
-        <w:pStyle w:val="BodyText"/>
-        <w:spacing w:line="265" w:lineRule="auto"/>
-      </w:pPr>
-    </w:p>
-    <w:p>
-      <w:pPr>
-        <w:pStyle w:val="BodyText"/>
-        <w:spacing w:line="265" w:lineRule="auto"/>
-      </w:pPr>
-    </w:p>
-    <w:p>
-      <w:pPr>
-        <w:spacing w:before="78" w:line="486" w:lineRule="auto"/>
-        <w:ind w:left="508" w:right="5937"/>
-        <w:rPr>
-          <w:rFonts w:ascii="SimSun" w:eastAsia="SimSun" w:hAnsi="SimSun" w:cs="SimSun"/>
-          <w:sz w:val="24"/>
-          <w:szCs w:val="24"/>
-        </w:rPr>
-      </w:pPr>
-      <w:r>
-        <w:rPr>
-          <w:rFonts w:ascii="SimSun" w:eastAsia="SimSun" w:hAnsi="SimSun" w:cs="SimSun"/>
+        <w:keepNext w:val="0"/>
+        <w:keepLines w:val="0"/>
+        <w:pageBreakBefore w:val="0"/>
+        <w:widowControl/>
+        <w:kinsoku w:val="0"/>
+        <w:wordWrap/>
+        <w:overflowPunct/>
+        <w:topLinePunct w:val="0"/>
+        <w:autoSpaceDE w:val="0"/>
+        <w:autoSpaceDN w:val="0"/>
+        <w:bidi w:val="0"/>
+        <w:adjustRightInd w:val="0"/>
+        <w:snapToGrid w:val="0"/>
+        <w:spacing w:line="360" w:lineRule="auto"/>
+        <w:ind w:left="0" w:right="0"/>
+        <w:jc w:val="left"/>
+        <w:textAlignment w:val="baseline"/>
+        <w:rPr>
+          <w:rFonts w:ascii="宋体" w:hAnsi="宋体" w:eastAsia="宋体" w:cs="宋体"/>
           <w:spacing w:val="-4"/>
           <w:sz w:val="24"/>
           <w:szCs w:val="24"/>
         </w:rPr>
+      </w:pPr>
+      <w:r>
+        <w:rPr>
+          <w:rFonts w:ascii="宋体" w:hAnsi="宋体" w:eastAsia="宋体" w:cs="宋体"/>
+          <w:spacing w:val="-4"/>
+          <w:sz w:val="24"/>
+          <w:szCs w:val="24"/>
+        </w:rPr>
         <w:t>《内审实施计划》</w:t>
       </w:r>
-      <w:r>
-        <w:rPr>
-          <w:rFonts w:ascii="SimSun" w:eastAsia="SimSun" w:hAnsi="SimSun" w:cs="SimSun"/>
-          <w:spacing w:val="1"/>
-          <w:sz w:val="24"/>
-          <w:szCs w:val="24"/>
-        </w:rPr>
-        <w:t xml:space="preserve"> </w:t>
-      </w:r>
-      <w:r>
-        <w:rPr>
-          <w:rFonts w:ascii="SimSun" w:eastAsia="SimSun" w:hAnsi="SimSun" w:cs="SimSun"/>
+    </w:p>
+    <w:p>
+      <w:pPr>
+        <w:keepNext w:val="0"/>
+        <w:keepLines w:val="0"/>
+        <w:pageBreakBefore w:val="0"/>
+        <w:widowControl/>
+        <w:kinsoku w:val="0"/>
+        <w:wordWrap/>
+        <w:overflowPunct/>
+        <w:topLinePunct w:val="0"/>
+        <w:autoSpaceDE w:val="0"/>
+        <w:autoSpaceDN w:val="0"/>
+        <w:bidi w:val="0"/>
+        <w:adjustRightInd w:val="0"/>
+        <w:snapToGrid w:val="0"/>
+        <w:spacing w:line="360" w:lineRule="auto"/>
+        <w:ind w:left="0" w:right="0"/>
+        <w:jc w:val="left"/>
+        <w:textAlignment w:val="baseline"/>
+        <w:rPr>
+          <w:rFonts w:ascii="宋体" w:hAnsi="宋体" w:eastAsia="宋体" w:cs="宋体"/>
+          <w:sz w:val="24"/>
+          <w:szCs w:val="24"/>
+        </w:rPr>
+      </w:pPr>
+      <w:r>
+        <w:rPr>
+          <w:rFonts w:ascii="宋体" w:hAnsi="宋体" w:eastAsia="宋体" w:cs="宋体"/>
           <w:spacing w:val="-3"/>
           <w:sz w:val="24"/>
           <w:szCs w:val="24"/>
@@ -7372,52 +6122,104 @@
     </w:p>
     <w:p>
       <w:pPr>
-        <w:spacing w:before="1" w:line="487" w:lineRule="auto"/>
-        <w:ind w:left="508" w:right="5577"/>
-        <w:jc w:val="both"/>
-        <w:rPr>
-          <w:rFonts w:ascii="SimSun" w:eastAsia="SimSun" w:hAnsi="SimSun" w:cs="SimSun"/>
-          <w:sz w:val="24"/>
-          <w:szCs w:val="24"/>
-        </w:rPr>
-      </w:pPr>
-      <w:r>
-        <w:rPr>
-          <w:rFonts w:ascii="SimSun" w:eastAsia="SimSun" w:hAnsi="SimSun" w:cs="SimSun"/>
+        <w:keepNext w:val="0"/>
+        <w:keepLines w:val="0"/>
+        <w:pageBreakBefore w:val="0"/>
+        <w:widowControl/>
+        <w:kinsoku w:val="0"/>
+        <w:wordWrap/>
+        <w:overflowPunct/>
+        <w:topLinePunct w:val="0"/>
+        <w:autoSpaceDE w:val="0"/>
+        <w:autoSpaceDN w:val="0"/>
+        <w:bidi w:val="0"/>
+        <w:adjustRightInd w:val="0"/>
+        <w:snapToGrid w:val="0"/>
+        <w:spacing w:line="360" w:lineRule="auto"/>
+        <w:ind w:left="0" w:right="0"/>
+        <w:jc w:val="left"/>
+        <w:textAlignment w:val="baseline"/>
+        <w:rPr>
+          <w:rFonts w:ascii="宋体" w:hAnsi="宋体" w:eastAsia="宋体" w:cs="宋体"/>
           <w:spacing w:val="-3"/>
           <w:sz w:val="24"/>
           <w:szCs w:val="24"/>
         </w:rPr>
+      </w:pPr>
+      <w:r>
+        <w:rPr>
+          <w:rFonts w:ascii="宋体" w:hAnsi="宋体" w:eastAsia="宋体" w:cs="宋体"/>
+          <w:spacing w:val="-3"/>
+          <w:sz w:val="24"/>
+          <w:szCs w:val="24"/>
+        </w:rPr>
         <w:t>《内审不合格报告》</w:t>
       </w:r>
-      <w:r>
-        <w:rPr>
-          <w:rFonts w:ascii="SimSun" w:eastAsia="SimSun" w:hAnsi="SimSun" w:cs="SimSun"/>
-          <w:sz w:val="24"/>
-          <w:szCs w:val="24"/>
-        </w:rPr>
-        <w:t xml:space="preserve"> </w:t>
-      </w:r>
-      <w:r>
-        <w:rPr>
-          <w:rFonts w:ascii="SimSun" w:eastAsia="SimSun" w:hAnsi="SimSun" w:cs="SimSun"/>
+    </w:p>
+    <w:p>
+      <w:pPr>
+        <w:keepNext w:val="0"/>
+        <w:keepLines w:val="0"/>
+        <w:pageBreakBefore w:val="0"/>
+        <w:widowControl/>
+        <w:kinsoku w:val="0"/>
+        <w:wordWrap/>
+        <w:overflowPunct/>
+        <w:topLinePunct w:val="0"/>
+        <w:autoSpaceDE w:val="0"/>
+        <w:autoSpaceDN w:val="0"/>
+        <w:bidi w:val="0"/>
+        <w:adjustRightInd w:val="0"/>
+        <w:snapToGrid w:val="0"/>
+        <w:spacing w:line="360" w:lineRule="auto"/>
+        <w:ind w:left="0" w:right="0"/>
+        <w:jc w:val="left"/>
+        <w:textAlignment w:val="baseline"/>
+        <w:rPr>
+          <w:rFonts w:ascii="宋体" w:hAnsi="宋体" w:eastAsia="宋体" w:cs="宋体"/>
           <w:spacing w:val="-3"/>
           <w:sz w:val="24"/>
           <w:szCs w:val="24"/>
         </w:rPr>
+      </w:pPr>
+      <w:r>
+        <w:rPr>
+          <w:rFonts w:ascii="宋体" w:hAnsi="宋体" w:eastAsia="宋体" w:cs="宋体"/>
+          <w:spacing w:val="-3"/>
+          <w:sz w:val="24"/>
+          <w:szCs w:val="24"/>
+        </w:rPr>
         <w:t>《首/末次会议记录》</w:t>
       </w:r>
-      <w:r>
-        <w:rPr>
-          <w:rFonts w:ascii="SimSun" w:eastAsia="SimSun" w:hAnsi="SimSun" w:cs="SimSun"/>
-          <w:sz w:val="24"/>
-          <w:szCs w:val="24"/>
-        </w:rPr>
-        <w:t xml:space="preserve"> </w:t>
-      </w:r>
-      <w:r>
-        <w:rPr>
-          <w:rFonts w:ascii="SimSun" w:eastAsia="SimSun" w:hAnsi="SimSun" w:cs="SimSun"/>
+    </w:p>
+    <w:p>
+      <w:pPr>
+        <w:keepNext w:val="0"/>
+        <w:keepLines w:val="0"/>
+        <w:pageBreakBefore w:val="0"/>
+        <w:widowControl/>
+        <w:kinsoku w:val="0"/>
+        <w:wordWrap/>
+        <w:overflowPunct/>
+        <w:topLinePunct w:val="0"/>
+        <w:autoSpaceDE w:val="0"/>
+        <w:autoSpaceDN w:val="0"/>
+        <w:bidi w:val="0"/>
+        <w:adjustRightInd w:val="0"/>
+        <w:snapToGrid w:val="0"/>
+        <w:spacing w:line="360" w:lineRule="auto"/>
+        <w:ind w:left="0" w:right="0"/>
+        <w:jc w:val="left"/>
+        <w:textAlignment w:val="baseline"/>
+        <w:rPr>
+          <w:rFonts w:ascii="宋体" w:hAnsi="宋体" w:eastAsia="宋体" w:cs="宋体"/>
+          <w:sz w:val="24"/>
+          <w:szCs w:val="24"/>
+        </w:rPr>
+      </w:pPr>
+      <w:r>
+        <w:rPr>
+          <w:rFonts w:ascii="宋体" w:hAnsi="宋体" w:eastAsia="宋体" w:cs="宋体"/>
           <w:spacing w:val="-3"/>
           <w:sz w:val="24"/>
           <w:szCs w:val="24"/>
@@ -7426,30 +6228,55 @@
       </w:r>
     </w:p>
     <w:sectPr>
-      <w:footerReference w:type="default" r:id="rId17"/>
+      <w:footerReference r:id="rId8" w:type="default"/>
       <w:pgSz w:w="11910" w:h="16840"/>
       <w:pgMar w:top="897" w:right="1786" w:bottom="1110" w:left="1786" w:header="0" w:footer="876" w:gutter="0"/>
-      <w:cols w:space="720"/>
+      <w:cols w:space="720" w:num="1"/>
     </w:sectPr>
   </w:body>
 </w:document>
 </file>
 
+<file path=word/endnotes.xml><?xml version="1.0" encoding="utf-8"?>
+<w:endnotes xmlns:wpc="http://schemas.microsoft.com/office/word/2010/wordprocessingCanvas" xmlns:mc="http://schemas.openxmlformats.org/markup-compatibility/2006" xmlns:o="urn:schemas-microsoft-com:office:office" xmlns:r="http://schemas.openxmlformats.org/officeDocument/2006/relationships" xmlns:m="http://schemas.openxmlformats.org/officeDocument/2006/math" xmlns:v="urn:schemas-microsoft-com:vml" xmlns:wp14="http://schemas.microsoft.com/office/word/2010/wordprocessingDrawing" xmlns:wp="http://schemas.openxmlformats.org/drawingml/2006/wordprocessingDrawing" xmlns:w="http://schemas.openxmlformats.org/wordprocessingml/2006/main" xmlns:w14="http://schemas.microsoft.com/office/word/2010/wordml" xmlns:w15="http://schemas.microsoft.com/office/word/2012/wordml" xmlns:w10="urn:schemas-microsoft-com:office:word" xmlns:wpg="http://schemas.microsoft.com/office/word/2010/wordprocessingGroup" xmlns:wpi="http://schemas.microsoft.com/office/word/2010/wordprocessingInk" xmlns:wne="http://schemas.microsoft.com/office/word/2006/wordml" xmlns:wps="http://schemas.microsoft.com/office/word/2010/wordprocessingShape" xmlns:wpsCustomData="http://www.wps.cn/officeDocument/2013/wpsCustomData" mc:Ignorable="w14 w15 wp14">
+  <w:endnote w:type="separator" w:id="0">
+    <w:p>
+      <w:pPr>
+        <w:spacing w:line="240" w:lineRule="auto"/>
+      </w:pPr>
+      <w:r>
+        <w:separator/>
+      </w:r>
+    </w:p>
+  </w:endnote>
+  <w:endnote w:type="continuationSeparator" w:id="1">
+    <w:p>
+      <w:pPr>
+        <w:spacing w:line="240" w:lineRule="auto"/>
+      </w:pPr>
+      <w:r>
+        <w:continuationSeparator/>
+      </w:r>
+    </w:p>
+  </w:endnote>
+</w:endnotes>
+</file>
+
 <file path=word/footer1.xml><?xml version="1.0" encoding="utf-8"?>
-<w:ftr xmlns:wpc="http://schemas.microsoft.com/office/word/2010/wordprocessingCanvas" xmlns:mc="http://schemas.openxmlformats.org/markup-compatibility/2006" xmlns:o="urn:schemas-microsoft-com:office:office" xmlns:r="http://schemas.openxmlformats.org/officeDocument/2006/relationships" xmlns:m="http://schemas.openxmlformats.org/officeDocument/2006/math" xmlns:v="urn:schemas-microsoft-com:vml" xmlns:wp14="http://schemas.microsoft.com/office/word/2010/wordprocessingDrawing" xmlns:wp="http://schemas.openxmlformats.org/drawingml/2006/wordprocessingDrawing" xmlns:w10="urn:schemas-microsoft-com:office:word" xmlns:w="http://schemas.openxmlformats.org/wordprocessingml/2006/main" xmlns:w14="http://schemas.microsoft.com/office/word/2010/wordml" xmlns:w15="http://schemas.microsoft.com/office/word/2012/wordml" xmlns:wne="http://schemas.microsoft.com/office/word/2006/wordml" xmlns:wpg="http://schemas.microsoft.com/office/word/2010/wordprocessingGroup" xmlns:wpi="http://schemas.microsoft.com/office/word/2010/wordprocessingInk" xmlns:wps="http://schemas.microsoft.com/office/word/2010/wordprocessingShape" mc:Ignorable="w14 w15 wp14">
+<w:ftr xmlns:wpc="http://schemas.microsoft.com/office/word/2010/wordprocessingCanvas" xmlns:mc="http://schemas.openxmlformats.org/markup-compatibility/2006" xmlns:o="urn:schemas-microsoft-com:office:office" xmlns:r="http://schemas.openxmlformats.org/officeDocument/2006/relationships" xmlns:m="http://schemas.openxmlformats.org/officeDocument/2006/math" xmlns:v="urn:schemas-microsoft-com:vml" xmlns:wp14="http://schemas.microsoft.com/office/word/2010/wordprocessingDrawing" xmlns:wp="http://schemas.openxmlformats.org/drawingml/2006/wordprocessingDrawing" xmlns:w10="urn:schemas-microsoft-com:office:word" xmlns:w="http://schemas.openxmlformats.org/wordprocessingml/2006/main" xmlns:w14="http://schemas.microsoft.com/office/word/2010/wordml" xmlns:w15="http://schemas.microsoft.com/office/word/2012/wordml" xmlns:wpg="http://schemas.microsoft.com/office/word/2010/wordprocessingGroup" xmlns:wpi="http://schemas.microsoft.com/office/word/2010/wordprocessingInk" xmlns:wne="http://schemas.microsoft.com/office/word/2006/wordml" xmlns:wps="http://schemas.microsoft.com/office/word/2010/wordprocessingShape" xmlns:wpsCustomData="http://www.wps.cn/officeDocument/2013/wpsCustomData" mc:Ignorable="w14 w15 wp14">
   <w:p>
     <w:pPr>
       <w:spacing w:line="230" w:lineRule="auto"/>
       <w:ind w:left="4202"/>
       <w:rPr>
-        <w:rFonts w:ascii="SimSun" w:eastAsia="SimSun" w:hAnsi="SimSun" w:cs="SimSun"/>
+        <w:rFonts w:ascii="宋体" w:hAnsi="宋体" w:eastAsia="宋体" w:cs="宋体"/>
         <w:sz w:val="18"/>
         <w:szCs w:val="18"/>
       </w:rPr>
     </w:pPr>
     <w:r>
       <w:rPr>
-        <w:rFonts w:ascii="SimSun" w:eastAsia="SimSun" w:hAnsi="SimSun" w:cs="SimSun"/>
+        <w:rFonts w:ascii="宋体" w:hAnsi="宋体" w:eastAsia="宋体" w:cs="宋体"/>
         <w:sz w:val="18"/>
         <w:szCs w:val="18"/>
       </w:rPr>
@@ -7460,20 +6287,20 @@
 </file>
 
 <file path=word/footer2.xml><?xml version="1.0" encoding="utf-8"?>
-<w:ftr xmlns:wpc="http://schemas.microsoft.com/office/word/2010/wordprocessingCanvas" xmlns:mc="http://schemas.openxmlformats.org/markup-compatibility/2006" xmlns:o="urn:schemas-microsoft-com:office:office" xmlns:r="http://schemas.openxmlformats.org/officeDocument/2006/relationships" xmlns:m="http://schemas.openxmlformats.org/officeDocument/2006/math" xmlns:v="urn:schemas-microsoft-com:vml" xmlns:wp14="http://schemas.microsoft.com/office/word/2010/wordprocessingDrawing" xmlns:wp="http://schemas.openxmlformats.org/drawingml/2006/wordprocessingDrawing" xmlns:w10="urn:schemas-microsoft-com:office:word" xmlns:w="http://schemas.openxmlformats.org/wordprocessingml/2006/main" xmlns:w14="http://schemas.microsoft.com/office/word/2010/wordml" xmlns:w15="http://schemas.microsoft.com/office/word/2012/wordml" xmlns:wne="http://schemas.microsoft.com/office/word/2006/wordml" xmlns:wpg="http://schemas.microsoft.com/office/word/2010/wordprocessingGroup" xmlns:wpi="http://schemas.microsoft.com/office/word/2010/wordprocessingInk" xmlns:wps="http://schemas.microsoft.com/office/word/2010/wordprocessingShape" mc:Ignorable="w14 w15 wp14">
+<w:ftr xmlns:wpc="http://schemas.microsoft.com/office/word/2010/wordprocessingCanvas" xmlns:mc="http://schemas.openxmlformats.org/markup-compatibility/2006" xmlns:o="urn:schemas-microsoft-com:office:office" xmlns:r="http://schemas.openxmlformats.org/officeDocument/2006/relationships" xmlns:m="http://schemas.openxmlformats.org/officeDocument/2006/math" xmlns:v="urn:schemas-microsoft-com:vml" xmlns:wp14="http://schemas.microsoft.com/office/word/2010/wordprocessingDrawing" xmlns:wp="http://schemas.openxmlformats.org/drawingml/2006/wordprocessingDrawing" xmlns:w10="urn:schemas-microsoft-com:office:word" xmlns:w="http://schemas.openxmlformats.org/wordprocessingml/2006/main" xmlns:w14="http://schemas.microsoft.com/office/word/2010/wordml" xmlns:w15="http://schemas.microsoft.com/office/word/2012/wordml" xmlns:wpg="http://schemas.microsoft.com/office/word/2010/wordprocessingGroup" xmlns:wpi="http://schemas.microsoft.com/office/word/2010/wordprocessingInk" xmlns:wne="http://schemas.microsoft.com/office/word/2006/wordml" xmlns:wps="http://schemas.microsoft.com/office/word/2010/wordprocessingShape" xmlns:wpsCustomData="http://www.wps.cn/officeDocument/2013/wpsCustomData" mc:Ignorable="w14 w15 wp14">
   <w:p>
     <w:pPr>
       <w:spacing w:line="230" w:lineRule="auto"/>
       <w:ind w:left="4191"/>
       <w:rPr>
-        <w:rFonts w:ascii="SimSun" w:eastAsia="SimSun" w:hAnsi="SimSun" w:cs="SimSun"/>
+        <w:rFonts w:ascii="宋体" w:hAnsi="宋体" w:eastAsia="宋体" w:cs="宋体"/>
         <w:sz w:val="18"/>
         <w:szCs w:val="18"/>
       </w:rPr>
     </w:pPr>
     <w:r>
       <w:rPr>
-        <w:rFonts w:ascii="SimSun" w:eastAsia="SimSun" w:hAnsi="SimSun" w:cs="SimSun"/>
+        <w:rFonts w:ascii="宋体" w:hAnsi="宋体" w:eastAsia="宋体" w:cs="宋体"/>
         <w:sz w:val="18"/>
         <w:szCs w:val="18"/>
       </w:rPr>
@@ -7484,20 +6311,20 @@
 </file>
 
 <file path=word/footer3.xml><?xml version="1.0" encoding="utf-8"?>
-<w:ftr xmlns:wpc="http://schemas.microsoft.com/office/word/2010/wordprocessingCanvas" xmlns:mc="http://schemas.openxmlformats.org/markup-compatibility/2006" xmlns:o="urn:schemas-microsoft-com:office:office" xmlns:r="http://schemas.openxmlformats.org/officeDocument/2006/relationships" xmlns:m="http://schemas.openxmlformats.org/officeDocument/2006/math" xmlns:v="urn:schemas-microsoft-com:vml" xmlns:wp14="http://schemas.microsoft.com/office/word/2010/wordprocessingDrawing" xmlns:wp="http://schemas.openxmlformats.org/drawingml/2006/wordprocessingDrawing" xmlns:w10="urn:schemas-microsoft-com:office:word" xmlns:w="http://schemas.openxmlformats.org/wordprocessingml/2006/main" xmlns:w14="http://schemas.microsoft.com/office/word/2010/wordml" xmlns:w15="http://schemas.microsoft.com/office/word/2012/wordml" xmlns:wne="http://schemas.microsoft.com/office/word/2006/wordml" xmlns:wpg="http://schemas.microsoft.com/office/word/2010/wordprocessingGroup" xmlns:wpi="http://schemas.microsoft.com/office/word/2010/wordprocessingInk" xmlns:wps="http://schemas.microsoft.com/office/word/2010/wordprocessingShape" mc:Ignorable="w14 w15 wp14">
+<w:ftr xmlns:wpc="http://schemas.microsoft.com/office/word/2010/wordprocessingCanvas" xmlns:mc="http://schemas.openxmlformats.org/markup-compatibility/2006" xmlns:o="urn:schemas-microsoft-com:office:office" xmlns:r="http://schemas.openxmlformats.org/officeDocument/2006/relationships" xmlns:m="http://schemas.openxmlformats.org/officeDocument/2006/math" xmlns:v="urn:schemas-microsoft-com:vml" xmlns:wp14="http://schemas.microsoft.com/office/word/2010/wordprocessingDrawing" xmlns:wp="http://schemas.openxmlformats.org/drawingml/2006/wordprocessingDrawing" xmlns:w10="urn:schemas-microsoft-com:office:word" xmlns:w="http://schemas.openxmlformats.org/wordprocessingml/2006/main" xmlns:w14="http://schemas.microsoft.com/office/word/2010/wordml" xmlns:w15="http://schemas.microsoft.com/office/word/2012/wordml" xmlns:wpg="http://schemas.microsoft.com/office/word/2010/wordprocessingGroup" xmlns:wpi="http://schemas.microsoft.com/office/word/2010/wordprocessingInk" xmlns:wne="http://schemas.microsoft.com/office/word/2006/wordml" xmlns:wps="http://schemas.microsoft.com/office/word/2010/wordprocessingShape" xmlns:wpsCustomData="http://www.wps.cn/officeDocument/2013/wpsCustomData" mc:Ignorable="w14 w15 wp14">
   <w:p>
     <w:pPr>
       <w:spacing w:line="229" w:lineRule="auto"/>
       <w:ind w:left="4192"/>
       <w:rPr>
-        <w:rFonts w:ascii="SimSun" w:eastAsia="SimSun" w:hAnsi="SimSun" w:cs="SimSun"/>
+        <w:rFonts w:ascii="宋体" w:hAnsi="宋体" w:eastAsia="宋体" w:cs="宋体"/>
         <w:sz w:val="18"/>
         <w:szCs w:val="18"/>
       </w:rPr>
     </w:pPr>
     <w:r>
       <w:rPr>
-        <w:rFonts w:ascii="SimSun" w:eastAsia="SimSun" w:hAnsi="SimSun" w:cs="SimSun"/>
+        <w:rFonts w:ascii="宋体" w:hAnsi="宋体" w:eastAsia="宋体" w:cs="宋体"/>
         <w:sz w:val="18"/>
         <w:szCs w:val="18"/>
       </w:rPr>
@@ -7508,140 +6335,20 @@
 </file>
 
 <file path=word/footer4.xml><?xml version="1.0" encoding="utf-8"?>
-<w:ftr xmlns:wpc="http://schemas.microsoft.com/office/word/2010/wordprocessingCanvas" xmlns:mc="http://schemas.openxmlformats.org/markup-compatibility/2006" xmlns:o="urn:schemas-microsoft-com:office:office" xmlns:r="http://schemas.openxmlformats.org/officeDocument/2006/relationships" xmlns:m="http://schemas.openxmlformats.org/officeDocument/2006/math" xmlns:v="urn:schemas-microsoft-com:vml" xmlns:wp14="http://schemas.microsoft.com/office/word/2010/wordprocessingDrawing" xmlns:wp="http://schemas.openxmlformats.org/drawingml/2006/wordprocessingDrawing" xmlns:w10="urn:schemas-microsoft-com:office:word" xmlns:w="http://schemas.openxmlformats.org/wordprocessingml/2006/main" xmlns:w14="http://schemas.microsoft.com/office/word/2010/wordml" xmlns:w15="http://schemas.microsoft.com/office/word/2012/wordml" xmlns:wne="http://schemas.microsoft.com/office/word/2006/wordml" xmlns:wpg="http://schemas.microsoft.com/office/word/2010/wordprocessingGroup" xmlns:wpi="http://schemas.microsoft.com/office/word/2010/wordprocessingInk" xmlns:wps="http://schemas.microsoft.com/office/word/2010/wordprocessingShape" mc:Ignorable="w14 w15 wp14">
+<w:ftr xmlns:wpc="http://schemas.microsoft.com/office/word/2010/wordprocessingCanvas" xmlns:mc="http://schemas.openxmlformats.org/markup-compatibility/2006" xmlns:o="urn:schemas-microsoft-com:office:office" xmlns:r="http://schemas.openxmlformats.org/officeDocument/2006/relationships" xmlns:m="http://schemas.openxmlformats.org/officeDocument/2006/math" xmlns:v="urn:schemas-microsoft-com:vml" xmlns:wp14="http://schemas.microsoft.com/office/word/2010/wordprocessingDrawing" xmlns:wp="http://schemas.openxmlformats.org/drawingml/2006/wordprocessingDrawing" xmlns:w10="urn:schemas-microsoft-com:office:word" xmlns:w="http://schemas.openxmlformats.org/wordprocessingml/2006/main" xmlns:w14="http://schemas.microsoft.com/office/word/2010/wordml" xmlns:w15="http://schemas.microsoft.com/office/word/2012/wordml" xmlns:wpg="http://schemas.microsoft.com/office/word/2010/wordprocessingGroup" xmlns:wpi="http://schemas.microsoft.com/office/word/2010/wordprocessingInk" xmlns:wne="http://schemas.microsoft.com/office/word/2006/wordml" xmlns:wps="http://schemas.microsoft.com/office/word/2010/wordprocessingShape" xmlns:wpsCustomData="http://www.wps.cn/officeDocument/2013/wpsCustomData" mc:Ignorable="w14 w15 wp14">
   <w:p>
     <w:pPr>
-      <w:spacing w:line="230" w:lineRule="auto"/>
-      <w:ind w:left="4188"/>
+      <w:spacing w:line="229" w:lineRule="auto"/>
+      <w:ind w:left="4190"/>
       <w:rPr>
-        <w:rFonts w:ascii="SimSun" w:eastAsia="SimSun" w:hAnsi="SimSun" w:cs="SimSun"/>
+        <w:rFonts w:ascii="宋体" w:hAnsi="宋体" w:eastAsia="宋体" w:cs="宋体"/>
         <w:sz w:val="18"/>
         <w:szCs w:val="18"/>
       </w:rPr>
     </w:pPr>
     <w:r>
       <w:rPr>
-        <w:rFonts w:ascii="SimSun" w:eastAsia="SimSun" w:hAnsi="SimSun" w:cs="SimSun"/>
-        <w:sz w:val="18"/>
-        <w:szCs w:val="18"/>
-      </w:rPr>
-      <w:t>4</w:t>
-    </w:r>
-  </w:p>
-</w:ftr>
-</file>
-
-<file path=word/footer5.xml><?xml version="1.0" encoding="utf-8"?>
-<w:ftr xmlns:wpc="http://schemas.microsoft.com/office/word/2010/wordprocessingCanvas" xmlns:mc="http://schemas.openxmlformats.org/markup-compatibility/2006" xmlns:o="urn:schemas-microsoft-com:office:office" xmlns:r="http://schemas.openxmlformats.org/officeDocument/2006/relationships" xmlns:m="http://schemas.openxmlformats.org/officeDocument/2006/math" xmlns:v="urn:schemas-microsoft-com:vml" xmlns:wp14="http://schemas.microsoft.com/office/word/2010/wordprocessingDrawing" xmlns:wp="http://schemas.openxmlformats.org/drawingml/2006/wordprocessingDrawing" xmlns:w10="urn:schemas-microsoft-com:office:word" xmlns:w="http://schemas.openxmlformats.org/wordprocessingml/2006/main" xmlns:w14="http://schemas.microsoft.com/office/word/2010/wordml" xmlns:w15="http://schemas.microsoft.com/office/word/2012/wordml" xmlns:wne="http://schemas.microsoft.com/office/word/2006/wordml" xmlns:wpg="http://schemas.microsoft.com/office/word/2010/wordprocessingGroup" xmlns:wpi="http://schemas.microsoft.com/office/word/2010/wordprocessingInk" xmlns:wps="http://schemas.microsoft.com/office/word/2010/wordprocessingShape" mc:Ignorable="w14 w15 wp14">
-  <w:p>
-    <w:pPr>
-      <w:spacing w:line="229" w:lineRule="auto"/>
-      <w:ind w:left="4192"/>
-      <w:rPr>
-        <w:rFonts w:ascii="SimSun" w:eastAsia="SimSun" w:hAnsi="SimSun" w:cs="SimSun"/>
-        <w:sz w:val="18"/>
-        <w:szCs w:val="18"/>
-      </w:rPr>
-    </w:pPr>
-    <w:r>
-      <w:rPr>
-        <w:rFonts w:ascii="SimSun" w:eastAsia="SimSun" w:hAnsi="SimSun" w:cs="SimSun"/>
-        <w:sz w:val="18"/>
-        <w:szCs w:val="18"/>
-      </w:rPr>
-      <w:t>5</w:t>
-    </w:r>
-  </w:p>
-</w:ftr>
-</file>
-
-<file path=word/footer6.xml><?xml version="1.0" encoding="utf-8"?>
-<w:ftr xmlns:wpc="http://schemas.microsoft.com/office/word/2010/wordprocessingCanvas" xmlns:mc="http://schemas.openxmlformats.org/markup-compatibility/2006" xmlns:o="urn:schemas-microsoft-com:office:office" xmlns:r="http://schemas.openxmlformats.org/officeDocument/2006/relationships" xmlns:m="http://schemas.openxmlformats.org/officeDocument/2006/math" xmlns:v="urn:schemas-microsoft-com:vml" xmlns:wp14="http://schemas.microsoft.com/office/word/2010/wordprocessingDrawing" xmlns:wp="http://schemas.openxmlformats.org/drawingml/2006/wordprocessingDrawing" xmlns:w10="urn:schemas-microsoft-com:office:word" xmlns:w="http://schemas.openxmlformats.org/wordprocessingml/2006/main" xmlns:w14="http://schemas.microsoft.com/office/word/2010/wordml" xmlns:w15="http://schemas.microsoft.com/office/word/2012/wordml" xmlns:wne="http://schemas.microsoft.com/office/word/2006/wordml" xmlns:wpg="http://schemas.microsoft.com/office/word/2010/wordprocessingGroup" xmlns:wpi="http://schemas.microsoft.com/office/word/2010/wordprocessingInk" xmlns:wps="http://schemas.microsoft.com/office/word/2010/wordprocessingShape" mc:Ignorable="w14 w15 wp14">
-  <w:p>
-    <w:pPr>
-      <w:spacing w:line="229" w:lineRule="auto"/>
-      <w:ind w:left="4190"/>
-      <w:rPr>
-        <w:rFonts w:ascii="SimSun" w:eastAsia="SimSun" w:hAnsi="SimSun" w:cs="SimSun"/>
-        <w:sz w:val="18"/>
-        <w:szCs w:val="18"/>
-      </w:rPr>
-    </w:pPr>
-    <w:r>
-      <w:rPr>
-        <w:rFonts w:ascii="SimSun" w:eastAsia="SimSun" w:hAnsi="SimSun" w:cs="SimSun"/>
-        <w:sz w:val="18"/>
-        <w:szCs w:val="18"/>
-      </w:rPr>
-      <w:t>6</w:t>
-    </w:r>
-  </w:p>
-</w:ftr>
-</file>
-
-<file path=word/footer7.xml><?xml version="1.0" encoding="utf-8"?>
-<w:ftr xmlns:wpc="http://schemas.microsoft.com/office/word/2010/wordprocessingCanvas" xmlns:mc="http://schemas.openxmlformats.org/markup-compatibility/2006" xmlns:o="urn:schemas-microsoft-com:office:office" xmlns:r="http://schemas.openxmlformats.org/officeDocument/2006/relationships" xmlns:m="http://schemas.openxmlformats.org/officeDocument/2006/math" xmlns:v="urn:schemas-microsoft-com:vml" xmlns:wp14="http://schemas.microsoft.com/office/word/2010/wordprocessingDrawing" xmlns:wp="http://schemas.openxmlformats.org/drawingml/2006/wordprocessingDrawing" xmlns:w10="urn:schemas-microsoft-com:office:word" xmlns:w="http://schemas.openxmlformats.org/wordprocessingml/2006/main" xmlns:w14="http://schemas.microsoft.com/office/word/2010/wordml" xmlns:w15="http://schemas.microsoft.com/office/word/2012/wordml" xmlns:wne="http://schemas.microsoft.com/office/word/2006/wordml" xmlns:wpg="http://schemas.microsoft.com/office/word/2010/wordprocessingGroup" xmlns:wpi="http://schemas.microsoft.com/office/word/2010/wordprocessingInk" xmlns:wps="http://schemas.microsoft.com/office/word/2010/wordprocessingShape" mc:Ignorable="w14 w15 wp14">
-  <w:p>
-    <w:pPr>
-      <w:spacing w:line="229" w:lineRule="auto"/>
-      <w:ind w:left="4193"/>
-      <w:rPr>
-        <w:rFonts w:ascii="SimSun" w:eastAsia="SimSun" w:hAnsi="SimSun" w:cs="SimSun"/>
-        <w:sz w:val="18"/>
-        <w:szCs w:val="18"/>
-      </w:rPr>
-    </w:pPr>
-    <w:r>
-      <w:rPr>
-        <w:rFonts w:ascii="SimSun" w:eastAsia="SimSun" w:hAnsi="SimSun" w:cs="SimSun"/>
-        <w:sz w:val="18"/>
-        <w:szCs w:val="18"/>
-      </w:rPr>
-      <w:t>7</w:t>
-    </w:r>
-  </w:p>
-</w:ftr>
-</file>
-
-<file path=word/footer8.xml><?xml version="1.0" encoding="utf-8"?>
-<w:ftr xmlns:wpc="http://schemas.microsoft.com/office/word/2010/wordprocessingCanvas" xmlns:mc="http://schemas.openxmlformats.org/markup-compatibility/2006" xmlns:o="urn:schemas-microsoft-com:office:office" xmlns:r="http://schemas.openxmlformats.org/officeDocument/2006/relationships" xmlns:m="http://schemas.openxmlformats.org/officeDocument/2006/math" xmlns:v="urn:schemas-microsoft-com:vml" xmlns:wp14="http://schemas.microsoft.com/office/word/2010/wordprocessingDrawing" xmlns:wp="http://schemas.openxmlformats.org/drawingml/2006/wordprocessingDrawing" xmlns:w10="urn:schemas-microsoft-com:office:word" xmlns:w="http://schemas.openxmlformats.org/wordprocessingml/2006/main" xmlns:w14="http://schemas.microsoft.com/office/word/2010/wordml" xmlns:w15="http://schemas.microsoft.com/office/word/2012/wordml" xmlns:wne="http://schemas.microsoft.com/office/word/2006/wordml" xmlns:wpg="http://schemas.microsoft.com/office/word/2010/wordprocessingGroup" xmlns:wpi="http://schemas.microsoft.com/office/word/2010/wordprocessingInk" xmlns:wps="http://schemas.microsoft.com/office/word/2010/wordprocessingShape" mc:Ignorable="w14 w15 wp14">
-  <w:p>
-    <w:pPr>
-      <w:spacing w:line="229" w:lineRule="auto"/>
-      <w:ind w:left="4190"/>
-      <w:rPr>
-        <w:rFonts w:ascii="SimSun" w:eastAsia="SimSun" w:hAnsi="SimSun" w:cs="SimSun"/>
-        <w:sz w:val="18"/>
-        <w:szCs w:val="18"/>
-      </w:rPr>
-    </w:pPr>
-    <w:r>
-      <w:rPr>
-        <w:rFonts w:ascii="SimSun" w:eastAsia="SimSun" w:hAnsi="SimSun" w:cs="SimSun"/>
-        <w:sz w:val="18"/>
-        <w:szCs w:val="18"/>
-      </w:rPr>
-      <w:t>8</w:t>
-    </w:r>
-  </w:p>
-</w:ftr>
-</file>
-
-<file path=word/footer9.xml><?xml version="1.0" encoding="utf-8"?>
-<w:ftr xmlns:wpc="http://schemas.microsoft.com/office/word/2010/wordprocessingCanvas" xmlns:mc="http://schemas.openxmlformats.org/markup-compatibility/2006" xmlns:o="urn:schemas-microsoft-com:office:office" xmlns:r="http://schemas.openxmlformats.org/officeDocument/2006/relationships" xmlns:m="http://schemas.openxmlformats.org/officeDocument/2006/math" xmlns:v="urn:schemas-microsoft-com:vml" xmlns:wp14="http://schemas.microsoft.com/office/word/2010/wordprocessingDrawing" xmlns:wp="http://schemas.openxmlformats.org/drawingml/2006/wordprocessingDrawing" xmlns:w10="urn:schemas-microsoft-com:office:word" xmlns:w="http://schemas.openxmlformats.org/wordprocessingml/2006/main" xmlns:w14="http://schemas.microsoft.com/office/word/2010/wordml" xmlns:w15="http://schemas.microsoft.com/office/word/2012/wordml" xmlns:wne="http://schemas.microsoft.com/office/word/2006/wordml" xmlns:wpg="http://schemas.microsoft.com/office/word/2010/wordprocessingGroup" xmlns:wpi="http://schemas.microsoft.com/office/word/2010/wordprocessingInk" xmlns:wps="http://schemas.microsoft.com/office/word/2010/wordprocessingShape" mc:Ignorable="w14 w15 wp14">
-  <w:p>
-    <w:pPr>
-      <w:spacing w:line="229" w:lineRule="auto"/>
-      <w:ind w:left="4190"/>
-      <w:rPr>
-        <w:rFonts w:ascii="SimSun" w:eastAsia="SimSun" w:hAnsi="SimSun" w:cs="SimSun"/>
-        <w:sz w:val="18"/>
-        <w:szCs w:val="18"/>
-      </w:rPr>
-    </w:pPr>
-    <w:r>
-      <w:rPr>
-        <w:rFonts w:ascii="SimSun" w:eastAsia="SimSun" w:hAnsi="SimSun" w:cs="SimSun"/>
+        <w:rFonts w:ascii="宋体" w:hAnsi="宋体" w:eastAsia="宋体" w:cs="宋体"/>
         <w:sz w:val="18"/>
         <w:szCs w:val="18"/>
       </w:rPr>
@@ -7651,197 +6358,355 @@
 </w:ftr>
 </file>
 
+<file path=word/footnotes.xml><?xml version="1.0" encoding="utf-8"?>
+<w:footnotes xmlns:wpc="http://schemas.microsoft.com/office/word/2010/wordprocessingCanvas" xmlns:mc="http://schemas.openxmlformats.org/markup-compatibility/2006" xmlns:o="urn:schemas-microsoft-com:office:office" xmlns:r="http://schemas.openxmlformats.org/officeDocument/2006/relationships" xmlns:m="http://schemas.openxmlformats.org/officeDocument/2006/math" xmlns:v="urn:schemas-microsoft-com:vml" xmlns:wp14="http://schemas.microsoft.com/office/word/2010/wordprocessingDrawing" xmlns:wp="http://schemas.openxmlformats.org/drawingml/2006/wordprocessingDrawing" xmlns:w="http://schemas.openxmlformats.org/wordprocessingml/2006/main" xmlns:w14="http://schemas.microsoft.com/office/word/2010/wordml" xmlns:w15="http://schemas.microsoft.com/office/word/2012/wordml" xmlns:w10="urn:schemas-microsoft-com:office:word" xmlns:wpg="http://schemas.microsoft.com/office/word/2010/wordprocessingGroup" xmlns:wpi="http://schemas.microsoft.com/office/word/2010/wordprocessingInk" xmlns:wne="http://schemas.microsoft.com/office/word/2006/wordml" xmlns:wps="http://schemas.microsoft.com/office/word/2010/wordprocessingShape" xmlns:wpsCustomData="http://www.wps.cn/officeDocument/2013/wpsCustomData" mc:Ignorable="w14 w15 wp14">
+  <w:footnote w:type="separator" w:id="0">
+    <w:p>
+      <w:pPr>
+        <w:spacing w:before="0" w:after="0" w:line="240" w:lineRule="auto"/>
+      </w:pPr>
+      <w:r>
+        <w:separator/>
+      </w:r>
+    </w:p>
+  </w:footnote>
+  <w:footnote w:type="continuationSeparator" w:id="1">
+    <w:p>
+      <w:pPr>
+        <w:spacing w:before="0" w:after="0" w:line="240" w:lineRule="auto"/>
+      </w:pPr>
+      <w:r>
+        <w:continuationSeparator/>
+      </w:r>
+    </w:p>
+  </w:footnote>
+</w:footnotes>
+</file>
+
 <file path=word/styles.xml><?xml version="1.0" encoding="utf-8"?>
-<w:styles xmlns:mc="http://schemas.openxmlformats.org/markup-compatibility/2006" xmlns:r="http://schemas.openxmlformats.org/officeDocument/2006/relationships" xmlns:w="http://schemas.openxmlformats.org/wordprocessingml/2006/main" xmlns:w14="http://schemas.microsoft.com/office/word/2010/wordml" xmlns:w15="http://schemas.microsoft.com/office/word/2012/wordml" mc:Ignorable="w14 w15">
+<w:styles xmlns:mc="http://schemas.openxmlformats.org/markup-compatibility/2006" xmlns:o="urn:schemas-microsoft-com:office:office" xmlns:r="http://schemas.openxmlformats.org/officeDocument/2006/relationships" xmlns:m="http://schemas.openxmlformats.org/officeDocument/2006/math" xmlns:v="urn:schemas-microsoft-com:vml" xmlns:w="http://schemas.openxmlformats.org/wordprocessingml/2006/main" xmlns:w14="http://schemas.microsoft.com/office/word/2010/wordml" xmlns:w10="urn:schemas-microsoft-com:office:word" xmlns:sl="http://schemas.openxmlformats.org/schemaLibrary/2006/main" xmlns:wpsCustomData="http://www.wps.cn/officeDocument/2013/wpsCustomData" mc:Ignorable="w14">
   <w:docDefaults>
     <w:rPrDefault>
       <w:rPr>
-        <w:rFonts w:ascii="Arial" w:eastAsia="Arial" w:hAnsi="Arial" w:cs="Arial"/>
-        <w:snapToGrid w:val="0"/>
-        <w:color w:val="000000"/>
-        <w:kern w:val="0"/>
-        <w:sz w:val="21"/>
-        <w:szCs w:val="21"/>
-        <w:lang w:val="en-US" w:eastAsia="en-US" w:bidi="ar-SA"/>
+        <w:rFonts w:ascii="Arial" w:hAnsi="Arial" w:eastAsia="Arial" w:cs="Arial"/>
       </w:rPr>
     </w:rPrDefault>
-    <w:pPrDefault>
-      <w:pPr>
-        <w:spacing w:after="200" w:line="276" w:lineRule="auto"/>
-      </w:pPr>
-    </w:pPrDefault>
+    <w:pPrDefault/>
   </w:docDefaults>
-  <w:latentStyles w:defLockedState="0" w:defUIPriority="99" w:defSemiHidden="1" w:defUnhideWhenUsed="1" w:defQFormat="0" w:count="267">
-    <w:lsdException w:name="Normal" w:semiHidden="0" w:uiPriority="0" w:unhideWhenUsed="0" w:qFormat="1"/>
-    <w:lsdException w:name="heading 1" w:semiHidden="0" w:uiPriority="9" w:unhideWhenUsed="0" w:qFormat="1"/>
-    <w:lsdException w:name="heading 2" w:uiPriority="9" w:qFormat="1"/>
-    <w:lsdException w:name="heading 3" w:uiPriority="9" w:qFormat="1"/>
-    <w:lsdException w:name="heading 4" w:uiPriority="9" w:qFormat="1"/>
-    <w:lsdException w:name="heading 5" w:uiPriority="9" w:qFormat="1"/>
-    <w:lsdException w:name="heading 6" w:uiPriority="9" w:qFormat="1"/>
-    <w:lsdException w:name="heading 7" w:uiPriority="9" w:qFormat="1"/>
-    <w:lsdException w:name="heading 8" w:uiPriority="9" w:qFormat="1"/>
-    <w:lsdException w:name="heading 9" w:uiPriority="9" w:qFormat="1"/>
-    <w:lsdException w:name="toc 1" w:uiPriority="39"/>
-    <w:lsdException w:name="toc 2" w:uiPriority="39"/>
-    <w:lsdException w:name="toc 3" w:uiPriority="39"/>
-    <w:lsdException w:name="toc 4" w:uiPriority="39"/>
-    <w:lsdException w:name="toc 5" w:uiPriority="39"/>
-    <w:lsdException w:name="toc 6" w:uiPriority="39"/>
-    <w:lsdException w:name="toc 7" w:uiPriority="39"/>
-    <w:lsdException w:name="toc 8" w:uiPriority="39"/>
-    <w:lsdException w:name="toc 9" w:uiPriority="39"/>
-    <w:lsdException w:name="caption" w:uiPriority="35" w:qFormat="1"/>
-    <w:lsdException w:name="Title" w:semiHidden="0" w:uiPriority="10" w:unhideWhenUsed="0" w:qFormat="1"/>
-    <w:lsdException w:name="Default Paragraph Font" w:uiPriority="1"/>
-    <w:lsdException w:name="Subtitle" w:semiHidden="0" w:uiPriority="11" w:unhideWhenUsed="0" w:qFormat="1"/>
-    <w:lsdException w:name="Strong" w:semiHidden="0" w:uiPriority="22" w:unhideWhenUsed="0" w:qFormat="1"/>
-    <w:lsdException w:name="Emphasis" w:semiHidden="0" w:uiPriority="20" w:unhideWhenUsed="0" w:qFormat="1"/>
-    <w:lsdException w:name="Table Grid" w:semiHidden="0" w:uiPriority="59" w:unhideWhenUsed="0"/>
-    <w:lsdException w:name="Placeholder Text" w:unhideWhenUsed="0"/>
-    <w:lsdException w:name="No Spacing" w:semiHidden="0" w:uiPriority="1" w:unhideWhenUsed="0" w:qFormat="1"/>
-    <w:lsdException w:name="Light Shading" w:semiHidden="0" w:uiPriority="60" w:unhideWhenUsed="0"/>
-    <w:lsdException w:name="Light List" w:semiHidden="0" w:uiPriority="61" w:unhideWhenUsed="0"/>
-    <w:lsdException w:name="Light Grid" w:semiHidden="0" w:uiPriority="62" w:unhideWhenUsed="0"/>
-    <w:lsdException w:name="Medium Shading 1" w:semiHidden="0" w:uiPriority="63" w:unhideWhenUsed="0"/>
-    <w:lsdException w:name="Medium Shading 2" w:semiHidden="0" w:uiPriority="64" w:unhideWhenUsed="0"/>
-    <w:lsdException w:name="Medium List 1" w:semiHidden="0" w:uiPriority="65" w:unhideWhenUsed="0"/>
-    <w:lsdException w:name="Medium List 2" w:semiHidden="0" w:uiPriority="66" w:unhideWhenUsed="0"/>
-    <w:lsdException w:name="Medium Grid 1" w:semiHidden="0" w:uiPriority="67" w:unhideWhenUsed="0"/>
-    <w:lsdException w:name="Medium Grid 2" w:semiHidden="0" w:uiPriority="68" w:unhideWhenUsed="0"/>
-    <w:lsdException w:name="Medium Grid 3" w:semiHidden="0" w:uiPriority="69" w:unhideWhenUsed="0"/>
-    <w:lsdException w:name="Dark List" w:semiHidden="0" w:uiPriority="70" w:unhideWhenUsed="0"/>
-    <w:lsdException w:name="Colorful Shading" w:semiHidden="0" w:uiPriority="71" w:unhideWhenUsed="0"/>
-    <w:lsdException w:name="Colorful List" w:semiHidden="0" w:uiPriority="72" w:unhideWhenUsed="0"/>
-    <w:lsdException w:name="Colorful Grid" w:semiHidden="0" w:uiPriority="73" w:unhideWhenUsed="0"/>
-    <w:lsdException w:name="Light Shading Accent 1" w:semiHidden="0" w:uiPriority="60" w:unhideWhenUsed="0"/>
-    <w:lsdException w:name="Light List Accent 1" w:semiHidden="0" w:uiPriority="61" w:unhideWhenUsed="0"/>
-    <w:lsdException w:name="Light Grid Accent 1" w:semiHidden="0" w:uiPriority="62" w:unhideWhenUsed="0"/>
-    <w:lsdException w:name="Medium Shading 1 Accent 1" w:semiHidden="0" w:uiPriority="63" w:unhideWhenUsed="0"/>
-    <w:lsdException w:name="Medium Shading 2 Accent 1" w:semiHidden="0" w:uiPriority="64" w:unhideWhenUsed="0"/>
-    <w:lsdException w:name="Medium List 1 Accent 1" w:semiHidden="0" w:uiPriority="65" w:unhideWhenUsed="0"/>
-    <w:lsdException w:name="Revision" w:unhideWhenUsed="0"/>
-    <w:lsdException w:name="List Paragraph" w:semiHidden="0" w:uiPriority="34" w:unhideWhenUsed="0" w:qFormat="1"/>
-    <w:lsdException w:name="Quote" w:semiHidden="0" w:uiPriority="29" w:unhideWhenUsed="0" w:qFormat="1"/>
-    <w:lsdException w:name="Intense Quote" w:semiHidden="0" w:uiPriority="30" w:unhideWhenUsed="0" w:qFormat="1"/>
-    <w:lsdException w:name="Medium List 2 Accent 1" w:semiHidden="0" w:uiPriority="66" w:unhideWhenUsed="0"/>
-    <w:lsdException w:name="Medium Grid 1 Accent 1" w:semiHidden="0" w:uiPriority="67" w:unhideWhenUsed="0"/>
-    <w:lsdException w:name="Medium Grid 2 Accent 1" w:semiHidden="0" w:uiPriority="68" w:unhideWhenUsed="0"/>
-    <w:lsdException w:name="Medium Grid 3 Accent 1" w:semiHidden="0" w:uiPriority="69" w:unhideWhenUsed="0"/>
-    <w:lsdException w:name="Dark List Accent 1" w:semiHidden="0" w:uiPriority="70" w:unhideWhenUsed="0"/>
-    <w:lsdException w:name="Colorful Shading Accent 1" w:semiHidden="0" w:uiPriority="71" w:unhideWhenUsed="0"/>
-    <w:lsdException w:name="Colorful List Accent 1" w:semiHidden="0" w:uiPriority="72" w:unhideWhenUsed="0"/>
-    <w:lsdException w:name="Colorful Grid Accent 1" w:semiHidden="0" w:uiPriority="73" w:unhideWhenUsed="0"/>
-    <w:lsdException w:name="Light Shading Accent 2" w:semiHidden="0" w:uiPriority="60" w:unhideWhenUsed="0"/>
-    <w:lsdException w:name="Light List Accent 2" w:semiHidden="0" w:uiPriority="61" w:unhideWhenUsed="0"/>
-    <w:lsdException w:name="Light Grid Accent 2" w:semiHidden="0" w:uiPriority="62" w:unhideWhenUsed="0"/>
-    <w:lsdException w:name="Medium Shading 1 Accent 2" w:semiHidden="0" w:uiPriority="63" w:unhideWhenUsed="0"/>
-    <w:lsdException w:name="Medium Shading 2 Accent 2" w:semiHidden="0" w:uiPriority="64" w:unhideWhenUsed="0"/>
-    <w:lsdException w:name="Medium List 1 Accent 2" w:semiHidden="0" w:uiPriority="65" w:unhideWhenUsed="0"/>
-    <w:lsdException w:name="Medium List 2 Accent 2" w:semiHidden="0" w:uiPriority="66" w:unhideWhenUsed="0"/>
-    <w:lsdException w:name="Medium Grid 1 Accent 2" w:semiHidden="0" w:uiPriority="67" w:unhideWhenUsed="0"/>
-    <w:lsdException w:name="Medium Grid 2 Accent 2" w:semiHidden="0" w:uiPriority="68" w:unhideWhenUsed="0"/>
-    <w:lsdException w:name="Medium Grid 3 Accent 2" w:semiHidden="0" w:uiPriority="69" w:unhideWhenUsed="0"/>
-    <w:lsdException w:name="Dark List Accent 2" w:semiHidden="0" w:uiPriority="70" w:unhideWhenUsed="0"/>
-    <w:lsdException w:name="Colorful Shading Accent 2" w:semiHidden="0" w:uiPriority="71" w:unhideWhenUsed="0"/>
-    <w:lsdException w:name="Colorful List Accent 2" w:semiHidden="0" w:uiPriority="72" w:unhideWhenUsed="0"/>
-    <w:lsdException w:name="Colorful Grid Accent 2" w:semiHidden="0" w:uiPriority="73" w:unhideWhenUsed="0"/>
-    <w:lsdException w:name="Light Shading Accent 3" w:semiHidden="0" w:uiPriority="60" w:unhideWhenUsed="0"/>
-    <w:lsdException w:name="Light List Accent 3" w:semiHidden="0" w:uiPriority="61" w:unhideWhenUsed="0"/>
-    <w:lsdException w:name="Light Grid Accent 3" w:semiHidden="0" w:uiPriority="62" w:unhideWhenUsed="0"/>
-    <w:lsdException w:name="Medium Shading 1 Accent 3" w:semiHidden="0" w:uiPriority="63" w:unhideWhenUsed="0"/>
-    <w:lsdException w:name="Medium Shading 2 Accent 3" w:semiHidden="0" w:uiPriority="64" w:unhideWhenUsed="0"/>
-    <w:lsdException w:name="Medium List 1 Accent 3" w:semiHidden="0" w:uiPriority="65" w:unhideWhenUsed="0"/>
-    <w:lsdException w:name="Medium List 2 Accent 3" w:semiHidden="0" w:uiPriority="66" w:unhideWhenUsed="0"/>
-    <w:lsdException w:name="Medium Grid 1 Accent 3" w:semiHidden="0" w:uiPriority="67" w:unhideWhenUsed="0"/>
-    <w:lsdException w:name="Medium Grid 2 Accent 3" w:semiHidden="0" w:uiPriority="68" w:unhideWhenUsed="0"/>
-    <w:lsdException w:name="Medium Grid 3 Accent 3" w:semiHidden="0" w:uiPriority="69" w:unhideWhenUsed="0"/>
-    <w:lsdException w:name="Dark List Accent 3" w:semiHidden="0" w:uiPriority="70" w:unhideWhenUsed="0"/>
-    <w:lsdException w:name="Colorful Shading Accent 3" w:semiHidden="0" w:uiPriority="71" w:unhideWhenUsed="0"/>
-    <w:lsdException w:name="Colorful List Accent 3" w:semiHidden="0" w:uiPriority="72" w:unhideWhenUsed="0"/>
-    <w:lsdException w:name="Colorful Grid Accent 3" w:semiHidden="0" w:uiPriority="73" w:unhideWhenUsed="0"/>
-    <w:lsdException w:name="Light Shading Accent 4" w:semiHidden="0" w:uiPriority="60" w:unhideWhenUsed="0"/>
-    <w:lsdException w:name="Light List Accent 4" w:semiHidden="0" w:uiPriority="61" w:unhideWhenUsed="0"/>
-    <w:lsdException w:name="Light Grid Accent 4" w:semiHidden="0" w:uiPriority="62" w:unhideWhenUsed="0"/>
-    <w:lsdException w:name="Medium Shading 1 Accent 4" w:semiHidden="0" w:uiPriority="63" w:unhideWhenUsed="0"/>
-    <w:lsdException w:name="Medium Shading 2 Accent 4" w:semiHidden="0" w:uiPriority="64" w:unhideWhenUsed="0"/>
-    <w:lsdException w:name="Medium List 1 Accent 4" w:semiHidden="0" w:uiPriority="65" w:unhideWhenUsed="0"/>
-    <w:lsdException w:name="Medium List 2 Accent 4" w:semiHidden="0" w:uiPriority="66" w:unhideWhenUsed="0"/>
-    <w:lsdException w:name="Medium Grid 1 Accent 4" w:semiHidden="0" w:uiPriority="67" w:unhideWhenUsed="0"/>
-    <w:lsdException w:name="Medium Grid 2 Accent 4" w:semiHidden="0" w:uiPriority="68" w:unhideWhenUsed="0"/>
-    <w:lsdException w:name="Medium Grid 3 Accent 4" w:semiHidden="0" w:uiPriority="69" w:unhideWhenUsed="0"/>
-    <w:lsdException w:name="Dark List Accent 4" w:semiHidden="0" w:uiPriority="70" w:unhideWhenUsed="0"/>
-    <w:lsdException w:name="Colorful Shading Accent 4" w:semiHidden="0" w:uiPriority="71" w:unhideWhenUsed="0"/>
-    <w:lsdException w:name="Colorful List Accent 4" w:semiHidden="0" w:uiPriority="72" w:unhideWhenUsed="0"/>
-    <w:lsdException w:name="Colorful Grid Accent 4" w:semiHidden="0" w:uiPriority="73" w:unhideWhenUsed="0"/>
-    <w:lsdException w:name="Light Shading Accent 5" w:semiHidden="0" w:uiPriority="60" w:unhideWhenUsed="0"/>
-    <w:lsdException w:name="Light List Accent 5" w:semiHidden="0" w:uiPriority="61" w:unhideWhenUsed="0"/>
-    <w:lsdException w:name="Light Grid Accent 5" w:semiHidden="0" w:uiPriority="62" w:unhideWhenUsed="0"/>
-    <w:lsdException w:name="Medium Shading 1 Accent 5" w:semiHidden="0" w:uiPriority="63" w:unhideWhenUsed="0"/>
-    <w:lsdException w:name="Medium Shading 2 Accent 5" w:semiHidden="0" w:uiPriority="64" w:unhideWhenUsed="0"/>
-    <w:lsdException w:name="Medium List 1 Accent 5" w:semiHidden="0" w:uiPriority="65" w:unhideWhenUsed="0"/>
-    <w:lsdException w:name="Medium List 2 Accent 5" w:semiHidden="0" w:uiPriority="66" w:unhideWhenUsed="0"/>
-    <w:lsdException w:name="Medium Grid 1 Accent 5" w:semiHidden="0" w:uiPriority="67" w:unhideWhenUsed="0"/>
-    <w:lsdException w:name="Medium Grid 2 Accent 5" w:semiHidden="0" w:uiPriority="68" w:unhideWhenUsed="0"/>
-    <w:lsdException w:name="Medium Grid 3 Accent 5" w:semiHidden="0" w:uiPriority="69" w:unhideWhenUsed="0"/>
-    <w:lsdException w:name="Dark List Accent 5" w:semiHidden="0" w:uiPriority="70" w:unhideWhenUsed="0"/>
-    <w:lsdException w:name="Colorful Shading Accent 5" w:semiHidden="0" w:uiPriority="71" w:unhideWhenUsed="0"/>
-    <w:lsdException w:name="Colorful List Accent 5" w:semiHidden="0" w:uiPriority="72" w:unhideWhenUsed="0"/>
-    <w:lsdException w:name="Colorful Grid Accent 5" w:semiHidden="0" w:uiPriority="73" w:unhideWhenUsed="0"/>
-    <w:lsdException w:name="Light Shading Accent 6" w:semiHidden="0" w:uiPriority="60" w:unhideWhenUsed="0"/>
-    <w:lsdException w:name="Light List Accent 6" w:semiHidden="0" w:uiPriority="61" w:unhideWhenUsed="0"/>
-    <w:lsdException w:name="Light Grid Accent 6" w:semiHidden="0" w:uiPriority="62" w:unhideWhenUsed="0"/>
-    <w:lsdException w:name="Medium Shading 1 Accent 6" w:semiHidden="0" w:uiPriority="63" w:unhideWhenUsed="0"/>
-    <w:lsdException w:name="Medium Shading 2 Accent 6" w:semiHidden="0" w:uiPriority="64" w:unhideWhenUsed="0"/>
-    <w:lsdException w:name="Medium List 1 Accent 6" w:semiHidden="0" w:uiPriority="65" w:unhideWhenUsed="0"/>
-    <w:lsdException w:name="Medium List 2 Accent 6" w:semiHidden="0" w:uiPriority="66" w:unhideWhenUsed="0"/>
-    <w:lsdException w:name="Medium Grid 1 Accent 6" w:semiHidden="0" w:uiPriority="67" w:unhideWhenUsed="0"/>
-    <w:lsdException w:name="Medium Grid 2 Accent 6" w:semiHidden="0" w:uiPriority="68" w:unhideWhenUsed="0"/>
-    <w:lsdException w:name="Medium Grid 3 Accent 6" w:semiHidden="0" w:uiPriority="69" w:unhideWhenUsed="0"/>
-    <w:lsdException w:name="Dark List Accent 6" w:semiHidden="0" w:uiPriority="70" w:unhideWhenUsed="0"/>
-    <w:lsdException w:name="Colorful Shading Accent 6" w:semiHidden="0" w:uiPriority="71" w:unhideWhenUsed="0"/>
-    <w:lsdException w:name="Colorful List Accent 6" w:semiHidden="0" w:uiPriority="72" w:unhideWhenUsed="0"/>
-    <w:lsdException w:name="Colorful Grid Accent 6" w:semiHidden="0" w:uiPriority="73" w:unhideWhenUsed="0"/>
-    <w:lsdException w:name="Subtle Emphasis" w:semiHidden="0" w:uiPriority="19" w:unhideWhenUsed="0" w:qFormat="1"/>
-    <w:lsdException w:name="Intense Emphasis" w:semiHidden="0" w:uiPriority="21" w:unhideWhenUsed="0" w:qFormat="1"/>
-    <w:lsdException w:name="Subtle Reference" w:semiHidden="0" w:uiPriority="31" w:unhideWhenUsed="0" w:qFormat="1"/>
-    <w:lsdException w:name="Intense Reference" w:semiHidden="0" w:uiPriority="32" w:unhideWhenUsed="0" w:qFormat="1"/>
-    <w:lsdException w:name="Book Title" w:semiHidden="0" w:uiPriority="33" w:unhideWhenUsed="0" w:qFormat="1"/>
-    <w:lsdException w:name="Bibliography" w:uiPriority="37"/>
-    <w:lsdException w:name="TOC Heading" w:uiPriority="39" w:qFormat="1"/>
+  <w:latentStyles w:count="260" w:defQFormat="0" w:defUnhideWhenUsed="1" w:defSemiHidden="1" w:defUIPriority="99" w:defLockedState="0">
+    <w:lsdException w:qFormat="1" w:unhideWhenUsed="0" w:uiPriority="0" w:name="Normal"/>
+    <w:lsdException w:qFormat="1" w:unhideWhenUsed="0" w:uiPriority="9" w:semiHidden="0" w:name="heading 1"/>
+    <w:lsdException w:qFormat="1" w:uiPriority="9" w:name="heading 2"/>
+    <w:lsdException w:qFormat="1" w:uiPriority="9" w:name="heading 3"/>
+    <w:lsdException w:qFormat="1" w:uiPriority="9" w:name="heading 4"/>
+    <w:lsdException w:qFormat="1" w:uiPriority="9" w:name="heading 5"/>
+    <w:lsdException w:qFormat="1" w:uiPriority="9" w:name="heading 6"/>
+    <w:lsdException w:qFormat="1" w:uiPriority="9" w:name="heading 7"/>
+    <w:lsdException w:qFormat="1" w:uiPriority="9" w:name="heading 8"/>
+    <w:lsdException w:qFormat="1" w:uiPriority="9" w:name="heading 9"/>
+    <w:lsdException w:uiPriority="99" w:name="index 1"/>
+    <w:lsdException w:uiPriority="99" w:name="index 2"/>
+    <w:lsdException w:uiPriority="99" w:name="index 3"/>
+    <w:lsdException w:uiPriority="99" w:name="index 4"/>
+    <w:lsdException w:uiPriority="99" w:name="index 5"/>
+    <w:lsdException w:uiPriority="99" w:name="index 6"/>
+    <w:lsdException w:uiPriority="99" w:name="index 7"/>
+    <w:lsdException w:uiPriority="99" w:name="index 8"/>
+    <w:lsdException w:uiPriority="99" w:name="index 9"/>
+    <w:lsdException w:uiPriority="39" w:name="toc 1"/>
+    <w:lsdException w:uiPriority="39" w:name="toc 2"/>
+    <w:lsdException w:uiPriority="39" w:name="toc 3"/>
+    <w:lsdException w:uiPriority="39" w:name="toc 4"/>
+    <w:lsdException w:uiPriority="39" w:name="toc 5"/>
+    <w:lsdException w:uiPriority="39" w:name="toc 6"/>
+    <w:lsdException w:uiPriority="39" w:name="toc 7"/>
+    <w:lsdException w:uiPriority="39" w:name="toc 8"/>
+    <w:lsdException w:uiPriority="39" w:name="toc 9"/>
+    <w:lsdException w:uiPriority="99" w:name="Normal Indent"/>
+    <w:lsdException w:uiPriority="99" w:name="footnote text"/>
+    <w:lsdException w:uiPriority="99" w:name="annotation text"/>
+    <w:lsdException w:uiPriority="99" w:name="header"/>
+    <w:lsdException w:uiPriority="99" w:name="footer"/>
+    <w:lsdException w:uiPriority="99" w:name="index heading"/>
+    <w:lsdException w:qFormat="1" w:uiPriority="35" w:name="caption"/>
+    <w:lsdException w:uiPriority="99" w:name="table of figures"/>
+    <w:lsdException w:uiPriority="99" w:name="envelope address"/>
+    <w:lsdException w:uiPriority="99" w:name="envelope return"/>
+    <w:lsdException w:uiPriority="99" w:name="footnote reference"/>
+    <w:lsdException w:uiPriority="99" w:name="annotation reference"/>
+    <w:lsdException w:uiPriority="99" w:name="line number"/>
+    <w:lsdException w:uiPriority="99" w:name="page number"/>
+    <w:lsdException w:uiPriority="99" w:name="endnote reference"/>
+    <w:lsdException w:uiPriority="99" w:name="endnote text"/>
+    <w:lsdException w:uiPriority="99" w:name="table of authorities"/>
+    <w:lsdException w:uiPriority="99" w:name="macro"/>
+    <w:lsdException w:uiPriority="99" w:name="toa heading"/>
+    <w:lsdException w:uiPriority="99" w:name="List"/>
+    <w:lsdException w:uiPriority="99" w:name="List Bullet"/>
+    <w:lsdException w:uiPriority="99" w:name="List Number"/>
+    <w:lsdException w:uiPriority="99" w:name="List 2"/>
+    <w:lsdException w:uiPriority="99" w:name="List 3"/>
+    <w:lsdException w:uiPriority="99" w:name="List 4"/>
+    <w:lsdException w:uiPriority="99" w:name="List 5"/>
+    <w:lsdException w:uiPriority="99" w:name="List Bullet 2"/>
+    <w:lsdException w:uiPriority="99" w:name="List Bullet 3"/>
+    <w:lsdException w:uiPriority="99" w:name="List Bullet 4"/>
+    <w:lsdException w:uiPriority="99" w:name="List Bullet 5"/>
+    <w:lsdException w:uiPriority="99" w:name="List Number 2"/>
+    <w:lsdException w:uiPriority="99" w:name="List Number 3"/>
+    <w:lsdException w:uiPriority="99" w:name="List Number 4"/>
+    <w:lsdException w:uiPriority="99" w:name="List Number 5"/>
+    <w:lsdException w:qFormat="1" w:unhideWhenUsed="0" w:uiPriority="10" w:semiHidden="0" w:name="Title"/>
+    <w:lsdException w:uiPriority="99" w:name="Closing"/>
+    <w:lsdException w:uiPriority="99" w:name="Signature"/>
+    <w:lsdException w:uiPriority="1" w:name="Default Paragraph Font"/>
+    <w:lsdException w:qFormat="1" w:unhideWhenUsed="0" w:uiPriority="0" w:name="Body Text"/>
+    <w:lsdException w:uiPriority="99" w:name="Body Text Indent"/>
+    <w:lsdException w:uiPriority="99" w:name="List Continue"/>
+    <w:lsdException w:uiPriority="99" w:name="List Continue 2"/>
+    <w:lsdException w:uiPriority="99" w:name="List Continue 3"/>
+    <w:lsdException w:uiPriority="99" w:name="List Continue 4"/>
+    <w:lsdException w:uiPriority="99" w:name="List Continue 5"/>
+    <w:lsdException w:uiPriority="99" w:name="Message Header"/>
+    <w:lsdException w:qFormat="1" w:unhideWhenUsed="0" w:uiPriority="11" w:semiHidden="0" w:name="Subtitle"/>
+    <w:lsdException w:uiPriority="99" w:name="Salutation"/>
+    <w:lsdException w:uiPriority="99" w:name="Date"/>
+    <w:lsdException w:uiPriority="99" w:name="Body Text First Indent"/>
+    <w:lsdException w:uiPriority="99" w:name="Body Text First Indent 2"/>
+    <w:lsdException w:uiPriority="99" w:name="Note Heading"/>
+    <w:lsdException w:uiPriority="99" w:name="Body Text 2"/>
+    <w:lsdException w:uiPriority="99" w:name="Body Text 3"/>
+    <w:lsdException w:uiPriority="99" w:name="Body Text Indent 2"/>
+    <w:lsdException w:uiPriority="99" w:name="Body Text Indent 3"/>
+    <w:lsdException w:uiPriority="99" w:name="Block Text"/>
+    <w:lsdException w:uiPriority="99" w:name="Hyperlink"/>
+    <w:lsdException w:uiPriority="99" w:name="FollowedHyperlink"/>
+    <w:lsdException w:qFormat="1" w:unhideWhenUsed="0" w:uiPriority="22" w:semiHidden="0" w:name="Strong"/>
+    <w:lsdException w:qFormat="1" w:unhideWhenUsed="0" w:uiPriority="20" w:semiHidden="0" w:name="Emphasis"/>
+    <w:lsdException w:uiPriority="99" w:name="Document Map"/>
+    <w:lsdException w:uiPriority="99" w:name="Plain Text"/>
+    <w:lsdException w:uiPriority="99" w:name="E-mail Signature"/>
+    <w:lsdException w:uiPriority="99" w:name="Normal (Web)"/>
+    <w:lsdException w:uiPriority="99" w:name="HTML Acronym"/>
+    <w:lsdException w:uiPriority="99" w:name="HTML Address"/>
+    <w:lsdException w:uiPriority="99" w:name="HTML Cite"/>
+    <w:lsdException w:uiPriority="99" w:name="HTML Code"/>
+    <w:lsdException w:uiPriority="99" w:name="HTML Definition"/>
+    <w:lsdException w:uiPriority="99" w:name="HTML Keyboard"/>
+    <w:lsdException w:uiPriority="99" w:name="HTML Preformatted"/>
+    <w:lsdException w:uiPriority="99" w:name="HTML Sample"/>
+    <w:lsdException w:uiPriority="99" w:name="HTML Typewriter"/>
+    <w:lsdException w:uiPriority="99" w:name="HTML Variable"/>
+    <w:lsdException w:uiPriority="99" w:name="Normal Table"/>
+    <w:lsdException w:uiPriority="99" w:name="annotation subject"/>
+    <w:lsdException w:uiPriority="99" w:name="Table Simple 1"/>
+    <w:lsdException w:uiPriority="99" w:name="Table Simple 2"/>
+    <w:lsdException w:uiPriority="99" w:name="Table Simple 3"/>
+    <w:lsdException w:uiPriority="99" w:name="Table Classic 1"/>
+    <w:lsdException w:uiPriority="99" w:name="Table Classic 2"/>
+    <w:lsdException w:uiPriority="99" w:name="Table Classic 3"/>
+    <w:lsdException w:uiPriority="99" w:name="Table Classic 4"/>
+    <w:lsdException w:uiPriority="99" w:name="Table Colorful 1"/>
+    <w:lsdException w:uiPriority="99" w:name="Table Colorful 2"/>
+    <w:lsdException w:uiPriority="99" w:name="Table Colorful 3"/>
+    <w:lsdException w:uiPriority="99" w:name="Table Columns 1"/>
+    <w:lsdException w:uiPriority="99" w:name="Table Columns 2"/>
+    <w:lsdException w:uiPriority="99" w:name="Table Columns 3"/>
+    <w:lsdException w:uiPriority="99" w:name="Table Columns 4"/>
+    <w:lsdException w:uiPriority="99" w:name="Table Columns 5"/>
+    <w:lsdException w:uiPriority="99" w:name="Table Grid 1"/>
+    <w:lsdException w:uiPriority="99" w:name="Table Grid 2"/>
+    <w:lsdException w:uiPriority="99" w:name="Table Grid 3"/>
+    <w:lsdException w:uiPriority="99" w:name="Table Grid 4"/>
+    <w:lsdException w:uiPriority="99" w:name="Table Grid 5"/>
+    <w:lsdException w:uiPriority="99" w:name="Table Grid 6"/>
+    <w:lsdException w:uiPriority="99" w:name="Table Grid 7"/>
+    <w:lsdException w:uiPriority="99" w:name="Table Grid 8"/>
+    <w:lsdException w:uiPriority="99" w:name="Table List 1"/>
+    <w:lsdException w:uiPriority="99" w:name="Table List 2"/>
+    <w:lsdException w:uiPriority="99" w:name="Table List 3"/>
+    <w:lsdException w:uiPriority="99" w:name="Table List 4"/>
+    <w:lsdException w:uiPriority="99" w:name="Table List 5"/>
+    <w:lsdException w:uiPriority="99" w:name="Table List 6"/>
+    <w:lsdException w:uiPriority="99" w:name="Table List 7"/>
+    <w:lsdException w:uiPriority="99" w:name="Table List 8"/>
+    <w:lsdException w:uiPriority="99" w:name="Table 3D effects 1"/>
+    <w:lsdException w:uiPriority="99" w:name="Table 3D effects 2"/>
+    <w:lsdException w:uiPriority="99" w:name="Table 3D effects 3"/>
+    <w:lsdException w:uiPriority="99" w:name="Table Contemporary"/>
+    <w:lsdException w:uiPriority="99" w:name="Table Elegant"/>
+    <w:lsdException w:uiPriority="99" w:name="Table Professional"/>
+    <w:lsdException w:uiPriority="99" w:name="Table Subtle 1"/>
+    <w:lsdException w:uiPriority="99" w:name="Table Subtle 2"/>
+    <w:lsdException w:uiPriority="99" w:name="Table Web 1"/>
+    <w:lsdException w:uiPriority="99" w:name="Table Web 2"/>
+    <w:lsdException w:uiPriority="99" w:name="Table Web 3"/>
+    <w:lsdException w:uiPriority="99" w:name="Balloon Text"/>
+    <w:lsdException w:unhideWhenUsed="0" w:uiPriority="59" w:semiHidden="0" w:name="Table Grid"/>
+    <w:lsdException w:uiPriority="99" w:name="Table Theme"/>
+    <w:lsdException w:unhideWhenUsed="0" w:uiPriority="60" w:semiHidden="0" w:name="Light Shading"/>
+    <w:lsdException w:unhideWhenUsed="0" w:uiPriority="61" w:semiHidden="0" w:name="Light List"/>
+    <w:lsdException w:unhideWhenUsed="0" w:uiPriority="62" w:semiHidden="0" w:name="Light Grid"/>
+    <w:lsdException w:unhideWhenUsed="0" w:uiPriority="63" w:semiHidden="0" w:name="Medium Shading 1"/>
+    <w:lsdException w:unhideWhenUsed="0" w:uiPriority="64" w:semiHidden="0" w:name="Medium Shading 2"/>
+    <w:lsdException w:unhideWhenUsed="0" w:uiPriority="65" w:semiHidden="0" w:name="Medium List 1"/>
+    <w:lsdException w:unhideWhenUsed="0" w:uiPriority="66" w:semiHidden="0" w:name="Medium List 2"/>
+    <w:lsdException w:unhideWhenUsed="0" w:uiPriority="67" w:semiHidden="0" w:name="Medium Grid 1"/>
+    <w:lsdException w:unhideWhenUsed="0" w:uiPriority="68" w:semiHidden="0" w:name="Medium Grid 2"/>
+    <w:lsdException w:unhideWhenUsed="0" w:uiPriority="69" w:semiHidden="0" w:name="Medium Grid 3"/>
+    <w:lsdException w:unhideWhenUsed="0" w:uiPriority="70" w:semiHidden="0" w:name="Dark List"/>
+    <w:lsdException w:unhideWhenUsed="0" w:uiPriority="71" w:semiHidden="0" w:name="Colorful Shading"/>
+    <w:lsdException w:unhideWhenUsed="0" w:uiPriority="72" w:semiHidden="0" w:name="Colorful List"/>
+    <w:lsdException w:unhideWhenUsed="0" w:uiPriority="73" w:semiHidden="0" w:name="Colorful Grid"/>
+    <w:lsdException w:unhideWhenUsed="0" w:uiPriority="60" w:semiHidden="0" w:name="Light Shading Accent 1"/>
+    <w:lsdException w:unhideWhenUsed="0" w:uiPriority="61" w:semiHidden="0" w:name="Light List Accent 1"/>
+    <w:lsdException w:unhideWhenUsed="0" w:uiPriority="62" w:semiHidden="0" w:name="Light Grid Accent 1"/>
+    <w:lsdException w:unhideWhenUsed="0" w:uiPriority="63" w:semiHidden="0" w:name="Medium Shading 1 Accent 1"/>
+    <w:lsdException w:unhideWhenUsed="0" w:uiPriority="64" w:semiHidden="0" w:name="Medium Shading 2 Accent 1"/>
+    <w:lsdException w:unhideWhenUsed="0" w:uiPriority="65" w:semiHidden="0" w:name="Medium List 1 Accent 1"/>
+    <w:lsdException w:unhideWhenUsed="0" w:uiPriority="66" w:semiHidden="0" w:name="Medium List 2 Accent 1"/>
+    <w:lsdException w:unhideWhenUsed="0" w:uiPriority="67" w:semiHidden="0" w:name="Medium Grid 1 Accent 1"/>
+    <w:lsdException w:unhideWhenUsed="0" w:uiPriority="68" w:semiHidden="0" w:name="Medium Grid 2 Accent 1"/>
+    <w:lsdException w:unhideWhenUsed="0" w:uiPriority="69" w:semiHidden="0" w:name="Medium Grid 3 Accent 1"/>
+    <w:lsdException w:unhideWhenUsed="0" w:uiPriority="70" w:semiHidden="0" w:name="Dark List Accent 1"/>
+    <w:lsdException w:unhideWhenUsed="0" w:uiPriority="71" w:semiHidden="0" w:name="Colorful Shading Accent 1"/>
+    <w:lsdException w:unhideWhenUsed="0" w:uiPriority="72" w:semiHidden="0" w:name="Colorful List Accent 1"/>
+    <w:lsdException w:unhideWhenUsed="0" w:uiPriority="73" w:semiHidden="0" w:name="Colorful Grid Accent 1"/>
+    <w:lsdException w:unhideWhenUsed="0" w:uiPriority="60" w:semiHidden="0" w:name="Light Shading Accent 2"/>
+    <w:lsdException w:unhideWhenUsed="0" w:uiPriority="61" w:semiHidden="0" w:name="Light List Accent 2"/>
+    <w:lsdException w:unhideWhenUsed="0" w:uiPriority="62" w:semiHidden="0" w:name="Light Grid Accent 2"/>
+    <w:lsdException w:unhideWhenUsed="0" w:uiPriority="63" w:semiHidden="0" w:name="Medium Shading 1 Accent 2"/>
+    <w:lsdException w:unhideWhenUsed="0" w:uiPriority="64" w:semiHidden="0" w:name="Medium Shading 2 Accent 2"/>
+    <w:lsdException w:unhideWhenUsed="0" w:uiPriority="65" w:semiHidden="0" w:name="Medium List 1 Accent 2"/>
+    <w:lsdException w:unhideWhenUsed="0" w:uiPriority="66" w:semiHidden="0" w:name="Medium List 2 Accent 2"/>
+    <w:lsdException w:unhideWhenUsed="0" w:uiPriority="67" w:semiHidden="0" w:name="Medium Grid 1 Accent 2"/>
+    <w:lsdException w:unhideWhenUsed="0" w:uiPriority="68" w:semiHidden="0" w:name="Medium Grid 2 Accent 2"/>
+    <w:lsdException w:unhideWhenUsed="0" w:uiPriority="69" w:semiHidden="0" w:name="Medium Grid 3 Accent 2"/>
+    <w:lsdException w:unhideWhenUsed="0" w:uiPriority="70" w:semiHidden="0" w:name="Dark List Accent 2"/>
+    <w:lsdException w:unhideWhenUsed="0" w:uiPriority="71" w:semiHidden="0" w:name="Colorful Shading Accent 2"/>
+    <w:lsdException w:unhideWhenUsed="0" w:uiPriority="72" w:semiHidden="0" w:name="Colorful List Accent 2"/>
+    <w:lsdException w:unhideWhenUsed="0" w:uiPriority="73" w:semiHidden="0" w:name="Colorful Grid Accent 2"/>
+    <w:lsdException w:unhideWhenUsed="0" w:uiPriority="60" w:semiHidden="0" w:name="Light Shading Accent 3"/>
+    <w:lsdException w:unhideWhenUsed="0" w:uiPriority="61" w:semiHidden="0" w:name="Light List Accent 3"/>
+    <w:lsdException w:unhideWhenUsed="0" w:uiPriority="62" w:semiHidden="0" w:name="Light Grid Accent 3"/>
+    <w:lsdException w:unhideWhenUsed="0" w:uiPriority="63" w:semiHidden="0" w:name="Medium Shading 1 Accent 3"/>
+    <w:lsdException w:unhideWhenUsed="0" w:uiPriority="64" w:semiHidden="0" w:name="Medium Shading 2 Accent 3"/>
+    <w:lsdException w:unhideWhenUsed="0" w:uiPriority="65" w:semiHidden="0" w:name="Medium List 1 Accent 3"/>
+    <w:lsdException w:unhideWhenUsed="0" w:uiPriority="66" w:semiHidden="0" w:name="Medium List 2 Accent 3"/>
+    <w:lsdException w:unhideWhenUsed="0" w:uiPriority="67" w:semiHidden="0" w:name="Medium Grid 1 Accent 3"/>
+    <w:lsdException w:unhideWhenUsed="0" w:uiPriority="68" w:semiHidden="0" w:name="Medium Grid 2 Accent 3"/>
+    <w:lsdException w:unhideWhenUsed="0" w:uiPriority="69" w:semiHidden="0" w:name="Medium Grid 3 Accent 3"/>
+    <w:lsdException w:unhideWhenUsed="0" w:uiPriority="70" w:semiHidden="0" w:name="Dark List Accent 3"/>
+    <w:lsdException w:unhideWhenUsed="0" w:uiPriority="71" w:semiHidden="0" w:name="Colorful Shading Accent 3"/>
+    <w:lsdException w:unhideWhenUsed="0" w:uiPriority="72" w:semiHidden="0" w:name="Colorful List Accent 3"/>
+    <w:lsdException w:unhideWhenUsed="0" w:uiPriority="73" w:semiHidden="0" w:name="Colorful Grid Accent 3"/>
+    <w:lsdException w:unhideWhenUsed="0" w:uiPriority="60" w:semiHidden="0" w:name="Light Shading Accent 4"/>
+    <w:lsdException w:unhideWhenUsed="0" w:uiPriority="61" w:semiHidden="0" w:name="Light List Accent 4"/>
+    <w:lsdException w:unhideWhenUsed="0" w:uiPriority="62" w:semiHidden="0" w:name="Light Grid Accent 4"/>
+    <w:lsdException w:unhideWhenUsed="0" w:uiPriority="63" w:semiHidden="0" w:name="Medium Shading 1 Accent 4"/>
+    <w:lsdException w:unhideWhenUsed="0" w:uiPriority="64" w:semiHidden="0" w:name="Medium Shading 2 Accent 4"/>
+    <w:lsdException w:unhideWhenUsed="0" w:uiPriority="65" w:semiHidden="0" w:name="Medium List 1 Accent 4"/>
+    <w:lsdException w:unhideWhenUsed="0" w:uiPriority="66" w:semiHidden="0" w:name="Medium List 2 Accent 4"/>
+    <w:lsdException w:unhideWhenUsed="0" w:uiPriority="67" w:semiHidden="0" w:name="Medium Grid 1 Accent 4"/>
+    <w:lsdException w:unhideWhenUsed="0" w:uiPriority="68" w:semiHidden="0" w:name="Medium Grid 2 Accent 4"/>
+    <w:lsdException w:unhideWhenUsed="0" w:uiPriority="69" w:semiHidden="0" w:name="Medium Grid 3 Accent 4"/>
+    <w:lsdException w:unhideWhenUsed="0" w:uiPriority="70" w:semiHidden="0" w:name="Dark List Accent 4"/>
+    <w:lsdException w:unhideWhenUsed="0" w:uiPriority="71" w:semiHidden="0" w:name="Colorful Shading Accent 4"/>
+    <w:lsdException w:unhideWhenUsed="0" w:uiPriority="72" w:semiHidden="0" w:name="Colorful List Accent 4"/>
+    <w:lsdException w:unhideWhenUsed="0" w:uiPriority="73" w:semiHidden="0" w:name="Colorful Grid Accent 4"/>
+    <w:lsdException w:unhideWhenUsed="0" w:uiPriority="60" w:semiHidden="0" w:name="Light Shading Accent 5"/>
+    <w:lsdException w:unhideWhenUsed="0" w:uiPriority="61" w:semiHidden="0" w:name="Light List Accent 5"/>
+    <w:lsdException w:unhideWhenUsed="0" w:uiPriority="62" w:semiHidden="0" w:name="Light Grid Accent 5"/>
+    <w:lsdException w:unhideWhenUsed="0" w:uiPriority="63" w:semiHidden="0" w:name="Medium Shading 1 Accent 5"/>
+    <w:lsdException w:unhideWhenUsed="0" w:uiPriority="64" w:semiHidden="0" w:name="Medium Shading 2 Accent 5"/>
+    <w:lsdException w:unhideWhenUsed="0" w:uiPriority="65" w:semiHidden="0" w:name="Medium List 1 Accent 5"/>
+    <w:lsdException w:unhideWhenUsed="0" w:uiPriority="66" w:semiHidden="0" w:name="Medium List 2 Accent 5"/>
+    <w:lsdException w:unhideWhenUsed="0" w:uiPriority="67" w:semiHidden="0" w:name="Medium Grid 1 Accent 5"/>
+    <w:lsdException w:unhideWhenUsed="0" w:uiPriority="68" w:semiHidden="0" w:name="Medium Grid 2 Accent 5"/>
+    <w:lsdException w:unhideWhenUsed="0" w:uiPriority="69" w:semiHidden="0" w:name="Medium Grid 3 Accent 5"/>
+    <w:lsdException w:unhideWhenUsed="0" w:uiPriority="70" w:semiHidden="0" w:name="Dark List Accent 5"/>
+    <w:lsdException w:unhideWhenUsed="0" w:uiPriority="71" w:semiHidden="0" w:name="Colorful Shading Accent 5"/>
+    <w:lsdException w:unhideWhenUsed="0" w:uiPriority="72" w:semiHidden="0" w:name="Colorful List Accent 5"/>
+    <w:lsdException w:unhideWhenUsed="0" w:uiPriority="73" w:semiHidden="0" w:name="Colorful Grid Accent 5"/>
+    <w:lsdException w:unhideWhenUsed="0" w:uiPriority="60" w:semiHidden="0" w:name="Light Shading Accent 6"/>
+    <w:lsdException w:unhideWhenUsed="0" w:uiPriority="61" w:semiHidden="0" w:name="Light List Accent 6"/>
+    <w:lsdException w:unhideWhenUsed="0" w:uiPriority="62" w:semiHidden="0" w:name="Light Grid Accent 6"/>
+    <w:lsdException w:unhideWhenUsed="0" w:uiPriority="63" w:semiHidden="0" w:name="Medium Shading 1 Accent 6"/>
+    <w:lsdException w:unhideWhenUsed="0" w:uiPriority="64" w:semiHidden="0" w:name="Medium Shading 2 Accent 6"/>
+    <w:lsdException w:unhideWhenUsed="0" w:uiPriority="65" w:semiHidden="0" w:name="Medium List 1 Accent 6"/>
+    <w:lsdException w:unhideWhenUsed="0" w:uiPriority="66" w:semiHidden="0" w:name="Medium List 2 Accent 6"/>
+    <w:lsdException w:unhideWhenUsed="0" w:uiPriority="67" w:semiHidden="0" w:name="Medium Grid 1 Accent 6"/>
+    <w:lsdException w:unhideWhenUsed="0" w:uiPriority="68" w:semiHidden="0" w:name="Medium Grid 2 Accent 6"/>
+    <w:lsdException w:unhideWhenUsed="0" w:uiPriority="69" w:semiHidden="0" w:name="Medium Grid 3 Accent 6"/>
+    <w:lsdException w:unhideWhenUsed="0" w:uiPriority="70" w:semiHidden="0" w:name="Dark List Accent 6"/>
+    <w:lsdException w:unhideWhenUsed="0" w:uiPriority="71" w:semiHidden="0" w:name="Colorful Shading Accent 6"/>
+    <w:lsdException w:unhideWhenUsed="0" w:uiPriority="72" w:semiHidden="0" w:name="Colorful List Accent 6"/>
+    <w:lsdException w:unhideWhenUsed="0" w:uiPriority="73" w:semiHidden="0" w:name="Colorful Grid Accent 6"/>
   </w:latentStyles>
-  <w:style w:type="paragraph" w:default="1" w:styleId="Normal">
+  <w:style w:type="paragraph" w:default="1" w:styleId="1">
     <w:name w:val="Normal"/>
     <w:semiHidden/>
     <w:qFormat/>
+    <w:uiPriority w:val="0"/>
     <w:pPr>
       <w:kinsoku w:val="0"/>
       <w:autoSpaceDE w:val="0"/>
       <w:autoSpaceDN w:val="0"/>
       <w:adjustRightInd w:val="0"/>
       <w:snapToGrid w:val="0"/>
-      <w:spacing w:line="240" w:lineRule="auto"/>
+      <w:spacing w:after="200" w:line="240" w:lineRule="auto"/>
       <w:jc w:val="left"/>
       <w:textAlignment w:val="baseline"/>
     </w:pPr>
     <w:rPr>
-      <w:noProof/>
+      <w:rFonts w:ascii="Arial" w:hAnsi="Arial" w:eastAsia="Arial" w:cs="Arial"/>
       <w:snapToGrid w:val="0"/>
       <w:color w:val="000000"/>
       <w:kern w:val="0"/>
+      <w:sz w:val="21"/>
+      <w:szCs w:val="21"/>
+      <w:lang w:val="en-US" w:eastAsia="en-US" w:bidi="ar-SA"/>
     </w:rPr>
   </w:style>
-  <w:style w:type="character" w:default="1" w:styleId="DefaultParagraphFont">
+  <w:style w:type="character" w:default="1" w:styleId="4">
     <w:name w:val="Default Paragraph Font"/>
-    <w:uiPriority w:val="1"/>
     <w:semiHidden/>
     <w:unhideWhenUsed/>
+    <w:uiPriority w:val="1"/>
   </w:style>
-  <w:style w:type="table" w:customStyle="1" w:styleId="TableNormal">
+  <w:style w:type="table" w:default="1" w:styleId="3">
+    <w:name w:val="Normal Table"/>
+    <w:semiHidden/>
+    <w:unhideWhenUsed/>
+    <w:uiPriority w:val="99"/>
+    <w:tblPr>
+      <w:tblCellMar>
+        <w:top w:w="0" w:type="dxa"/>
+        <w:left w:w="108" w:type="dxa"/>
+        <w:bottom w:w="0" w:type="dxa"/>
+        <w:right w:w="108" w:type="dxa"/>
+      </w:tblCellMar>
+    </w:tblPr>
+  </w:style>
+  <w:style w:type="paragraph" w:styleId="2">
+    <w:name w:val="Body Text"/>
+    <w:basedOn w:val="1"/>
+    <w:semiHidden/>
+    <w:qFormat/>
+    <w:uiPriority w:val="0"/>
+    <w:rPr>
+      <w:rFonts w:ascii="Arial" w:hAnsi="Arial" w:eastAsia="Arial" w:cs="Arial"/>
+      <w:sz w:val="21"/>
+      <w:szCs w:val="21"/>
+      <w:lang w:val="en-US" w:eastAsia="en-US" w:bidi="ar-SA"/>
+    </w:rPr>
+  </w:style>
+  <w:style w:type="table" w:customStyle="1" w:styleId="5">
     <w:name w:val="Table Normal"/>
     <w:semiHidden/>
     <w:unhideWhenUsed/>
     <w:qFormat/>
+    <w:uiPriority w:val="0"/>
     <w:tblPr>
       <w:tblCellMar>
         <w:top w:w="0" w:type="dxa"/>
@@ -7851,29 +6716,302 @@
       </w:tblCellMar>
     </w:tblPr>
   </w:style>
-  <w:style w:type="paragraph" w:styleId="BodyText">
-    <w:name w:val="Body Text"/>
-    <w:basedOn w:val="Normal"/>
+  <w:style w:type="paragraph" w:customStyle="1" w:styleId="6">
+    <w:name w:val="Table Text"/>
+    <w:basedOn w:val="1"/>
     <w:semiHidden/>
     <w:qFormat/>
+    <w:uiPriority w:val="0"/>
     <w:rPr>
-      <w:rFonts w:ascii="Arial" w:eastAsia="Arial" w:hAnsi="Arial" w:cs="Arial"/>
-      <w:sz w:val="21"/>
-      <w:szCs w:val="21"/>
-      <w:lang w:val="en-US" w:eastAsia="en-US" w:bidi="ar-SA"/>
-    </w:rPr>
-  </w:style>
-  <w:style w:type="paragraph" w:customStyle="1" w:styleId="TableText">
-    <w:name w:val="Table Text"/>
-    <w:basedOn w:val="Normal"/>
-    <w:semiHidden/>
-    <w:qFormat/>
-    <w:rPr>
-      <w:rFonts w:ascii="Arial" w:eastAsia="Arial" w:hAnsi="Arial" w:cs="Arial"/>
+      <w:rFonts w:ascii="Arial" w:hAnsi="Arial" w:eastAsia="Arial" w:cs="Arial"/>
       <w:sz w:val="21"/>
       <w:szCs w:val="21"/>
       <w:lang w:val="en-US" w:eastAsia="en-US" w:bidi="ar-SA"/>
     </w:rPr>
   </w:style>
 </w:styles>
+</file>
+
+<file path=word/theme/theme1.xml><?xml version="1.0" encoding="utf-8"?>
+<a:theme xmlns:a="http://schemas.openxmlformats.org/drawingml/2006/main" name="Office">
+  <a:themeElements>
+    <a:clrScheme name="Office">
+      <a:dk1>
+        <a:sysClr val="windowText" lastClr="000000"/>
+      </a:dk1>
+      <a:lt1>
+        <a:sysClr val="window" lastClr="FFFFFF"/>
+      </a:lt1>
+      <a:dk2>
+        <a:srgbClr val="1F497D"/>
+      </a:dk2>
+      <a:lt2>
+        <a:srgbClr val="EEECE1"/>
+      </a:lt2>
+      <a:accent1>
+        <a:srgbClr val="4F81BD"/>
+      </a:accent1>
+      <a:accent2>
+        <a:srgbClr val="C0504D"/>
+      </a:accent2>
+      <a:accent3>
+        <a:srgbClr val="9BBB59"/>
+      </a:accent3>
+      <a:accent4>
+        <a:srgbClr val="8064A2"/>
+      </a:accent4>
+      <a:accent5>
+        <a:srgbClr val="4BACC6"/>
+      </a:accent5>
+      <a:accent6>
+        <a:srgbClr val="F79646"/>
+      </a:accent6>
+      <a:hlink>
+        <a:srgbClr val="0000FF"/>
+      </a:hlink>
+      <a:folHlink>
+        <a:srgbClr val="800080"/>
+      </a:folHlink>
+    </a:clrScheme>
+    <a:fontScheme name="Office">
+      <a:majorFont>
+        <a:latin typeface="Cambria"/>
+        <a:ea typeface=""/>
+        <a:cs typeface=""/>
+        <a:font script="Jpan" typeface="ＭＳ ゴシック"/>
+        <a:font script="Hang" typeface="맑은 고딕"/>
+        <a:font script="Hans" typeface="宋体"/>
+        <a:font script="Hant" typeface="新細明體"/>
+        <a:font script="Arab" typeface="Times New Roman"/>
+        <a:font script="Hebr" typeface="Times New Roman"/>
+        <a:font script="Thai" typeface="Angsana New"/>
+        <a:font script="Ethi" typeface="Nyala"/>
+        <a:font script="Beng" typeface="Vrinda"/>
+        <a:font script="Gujr" typeface="Shruti"/>
+        <a:font script="Khmr" typeface="MoolBoran"/>
+        <a:font script="Knda" typeface="Tunga"/>
+        <a:font script="Guru" typeface="Raavi"/>
+        <a:font script="Cans" typeface="Euphemia"/>
+        <a:font script="Cher" typeface="Plantagenet Cherokee"/>
+        <a:font script="Yiii" typeface="Microsoft Yi Baiti"/>
+        <a:font script="Tibt" typeface="Microsoft Himalaya"/>
+        <a:font script="Thaa" typeface="MV Boli"/>
+        <a:font script="Deva" typeface="Mangal"/>
+        <a:font script="Telu" typeface="Gautami"/>
+        <a:font script="Taml" typeface="Latha"/>
+        <a:font script="Syrc" typeface="Estrangelo Edessa"/>
+        <a:font script="Orya" typeface="Kalinga"/>
+        <a:font script="Mlym" typeface="Kartika"/>
+        <a:font script="Laoo" typeface="DokChampa"/>
+        <a:font script="Sinh" typeface="Iskoola Pota"/>
+        <a:font script="Mong" typeface="Mongolian Baiti"/>
+        <a:font script="Viet" typeface="Times New Roman"/>
+        <a:font script="Uigh" typeface="Microsoft Uighur"/>
+        <a:font script="Geor" typeface="Sylfaen"/>
+      </a:majorFont>
+      <a:minorFont>
+        <a:latin typeface="Calibri"/>
+        <a:ea typeface=""/>
+        <a:cs typeface=""/>
+        <a:font script="Jpan" typeface="ＭＳ 明朝"/>
+        <a:font script="Hang" typeface="맑은 고딕"/>
+        <a:font script="Hans" typeface="宋体"/>
+        <a:font script="Hant" typeface="新細明體"/>
+        <a:font script="Arab" typeface="Arial"/>
+        <a:font script="Hebr" typeface="Arial"/>
+        <a:font script="Thai" typeface="Cordia New"/>
+        <a:font script="Ethi" typeface="Nyala"/>
+        <a:font script="Beng" typeface="Vrinda"/>
+        <a:font script="Gujr" typeface="Shruti"/>
+        <a:font script="Khmr" typeface="DaunPenh"/>
+        <a:font script="Knda" typeface="Tunga"/>
+        <a:font script="Guru" typeface="Raavi"/>
+        <a:font script="Cans" typeface="Euphemia"/>
+        <a:font script="Cher" typeface="Plantagenet Cherokee"/>
+        <a:font script="Yiii" typeface="Microsoft Yi Baiti"/>
+        <a:font script="Tibt" typeface="Microsoft Himalaya"/>
+        <a:font script="Thaa" typeface="MV Boli"/>
+        <a:font script="Deva" typeface="Mangal"/>
+        <a:font script="Telu" typeface="Gautami"/>
+        <a:font script="Taml" typeface="Latha"/>
+        <a:font script="Syrc" typeface="Estrangelo Edessa"/>
+        <a:font script="Orya" typeface="Kalinga"/>
+        <a:font script="Mlym" typeface="Kartika"/>
+        <a:font script="Laoo" typeface="DokChampa"/>
+        <a:font script="Sinh" typeface="Iskoola Pota"/>
+        <a:font script="Mong" typeface="Mongolian Baiti"/>
+        <a:font script="Viet" typeface="Arial"/>
+        <a:font script="Uigh" typeface="Microsoft Uighur"/>
+        <a:font script="Geor" typeface="Sylfaen"/>
+      </a:minorFont>
+    </a:fontScheme>
+    <a:fmtScheme name="Office">
+      <a:fillStyleLst>
+        <a:solidFill>
+          <a:schemeClr val="phClr"/>
+        </a:solidFill>
+        <a:gradFill rotWithShape="1">
+          <a:gsLst>
+            <a:gs pos="0">
+              <a:schemeClr val="phClr">
+                <a:tint val="50000"/>
+                <a:satMod val="300000"/>
+              </a:schemeClr>
+            </a:gs>
+            <a:gs pos="35000">
+              <a:schemeClr val="phClr">
+                <a:tint val="37000"/>
+                <a:satMod val="300000"/>
+              </a:schemeClr>
+            </a:gs>
+            <a:gs pos="100000">
+              <a:schemeClr val="phClr">
+                <a:tint val="15000"/>
+                <a:satMod val="350000"/>
+              </a:schemeClr>
+            </a:gs>
+          </a:gsLst>
+          <a:lin ang="16200000" scaled="1"/>
+        </a:gradFill>
+        <a:gradFill rotWithShape="1">
+          <a:gsLst>
+            <a:gs pos="0">
+              <a:schemeClr val="phClr">
+                <a:shade val="51000"/>
+                <a:satMod val="130000"/>
+              </a:schemeClr>
+            </a:gs>
+            <a:gs pos="80000">
+              <a:schemeClr val="phClr">
+                <a:shade val="93000"/>
+                <a:satMod val="130000"/>
+              </a:schemeClr>
+            </a:gs>
+            <a:gs pos="100000">
+              <a:schemeClr val="phClr">
+                <a:shade val="94000"/>
+                <a:satMod val="135000"/>
+              </a:schemeClr>
+            </a:gs>
+          </a:gsLst>
+          <a:lin ang="16200000" scaled="0"/>
+        </a:gradFill>
+      </a:fillStyleLst>
+      <a:lnStyleLst>
+        <a:ln w="9525" cap="flat" cmpd="sng" algn="ctr">
+          <a:solidFill>
+            <a:schemeClr val="phClr">
+              <a:shade val="95000"/>
+              <a:satMod val="105000"/>
+            </a:schemeClr>
+          </a:solidFill>
+          <a:prstDash val="solid"/>
+        </a:ln>
+        <a:ln w="25400" cap="flat" cmpd="sng" algn="ctr">
+          <a:solidFill>
+            <a:schemeClr val="phClr"/>
+          </a:solidFill>
+          <a:prstDash val="solid"/>
+        </a:ln>
+        <a:ln w="38100" cap="flat" cmpd="sng" algn="ctr">
+          <a:solidFill>
+            <a:schemeClr val="phClr"/>
+          </a:solidFill>
+          <a:prstDash val="solid"/>
+        </a:ln>
+      </a:lnStyleLst>
+      <a:effectStyleLst>
+        <a:effectStyle>
+          <a:effectLst>
+            <a:outerShdw blurRad="40000" dist="20000" dir="5400000" rotWithShape="0">
+              <a:srgbClr val="000000">
+                <a:alpha val="38000"/>
+              </a:srgbClr>
+            </a:outerShdw>
+          </a:effectLst>
+        </a:effectStyle>
+        <a:effectStyle>
+          <a:effectLst>
+            <a:outerShdw blurRad="40000" dist="23000" dir="5400000" rotWithShape="0">
+              <a:srgbClr val="000000">
+                <a:alpha val="35000"/>
+              </a:srgbClr>
+            </a:outerShdw>
+          </a:effectLst>
+        </a:effectStyle>
+        <a:effectStyle>
+          <a:effectLst>
+            <a:outerShdw blurRad="40000" dist="23000" dir="5400000" rotWithShape="0">
+              <a:srgbClr val="000000">
+                <a:alpha val="35000"/>
+              </a:srgbClr>
+            </a:outerShdw>
+          </a:effectLst>
+          <a:scene3d>
+            <a:camera prst="orthographicFront">
+              <a:rot lat="0" lon="0" rev="0"/>
+            </a:camera>
+            <a:lightRig rig="threePt" dir="t">
+              <a:rot lat="0" lon="0" rev="1200000"/>
+            </a:lightRig>
+          </a:scene3d>
+          <a:sp3d>
+            <a:bevelT w="63500" h="25400"/>
+          </a:sp3d>
+        </a:effectStyle>
+      </a:effectStyleLst>
+      <a:bgFillStyleLst>
+        <a:solidFill>
+          <a:schemeClr val="phClr"/>
+        </a:solidFill>
+        <a:gradFill rotWithShape="1">
+          <a:gsLst>
+            <a:gs pos="0">
+              <a:schemeClr val="phClr">
+                <a:tint val="40000"/>
+                <a:satMod val="350000"/>
+              </a:schemeClr>
+            </a:gs>
+            <a:gs pos="40000">
+              <a:schemeClr val="phClr">
+                <a:tint val="45000"/>
+                <a:satMod val="350000"/>
+                <a:shade val="99000"/>
+              </a:schemeClr>
+            </a:gs>
+            <a:gs pos="100000">
+              <a:schemeClr val="phClr">
+                <a:shade val="20000"/>
+                <a:satMod val="255000"/>
+              </a:schemeClr>
+            </a:gs>
+          </a:gsLst>
+          <a:path path="circle">
+            <a:fillToRect l="50000" t="-80000" r="50000" b="180000"/>
+          </a:path>
+        </a:gradFill>
+        <a:gradFill rotWithShape="1">
+          <a:gsLst>
+            <a:gs pos="0">
+              <a:schemeClr val="phClr">
+                <a:tint val="80000"/>
+                <a:satMod val="300000"/>
+              </a:schemeClr>
+            </a:gs>
+            <a:gs pos="100000">
+              <a:schemeClr val="phClr">
+                <a:shade val="30000"/>
+                <a:satMod val="200000"/>
+              </a:schemeClr>
+            </a:gs>
+          </a:gsLst>
+          <a:path path="circle">
+            <a:fillToRect l="50000" t="50000" r="50000" b="50000"/>
+          </a:path>
+        </a:gradFill>
+      </a:bgFillStyleLst>
+    </a:fmtScheme>
+  </a:themeElements>
+  <a:objectDefaults/>
+</a:theme>
 </file>